--- a/docs/PIM_IV_documento.docx
+++ b/docs/PIM_IV_documento.docx
@@ -4,6 +4,7 @@
   <w:body>
     <w:p>
       <w:pPr>
+        <w:spacing w:line="240" w:lineRule="auto"/>
         <w:jc w:val="center"/>
         <w:rPr>
           <w:b/>
@@ -11,91 +12,324 @@
       </w:pPr>
       <w:r>
         <w:rPr>
-          <w:b/>
-        </w:rPr>
-        <w:t>UNIVERSIDADE PAULISTA — UNIP</w:t>
+          <w:noProof/>
+        </w:rPr>
+        <w:drawing>
+          <wp:inline distT="0" distB="0" distL="0" distR="0" wp14:anchorId="697222E5" wp14:editId="325A3D01">
+            <wp:extent cx="1980000" cy="699722"/>
+            <wp:effectExtent l="0" t="0" r="1270" b="5715"/>
+            <wp:docPr id="1" name="Imagem 1"/>
+            <wp:cNvGraphicFramePr>
+              <a:graphicFrameLocks xmlns:a="http://schemas.openxmlformats.org/drawingml/2006/main" noChangeAspect="1"/>
+            </wp:cNvGraphicFramePr>
+            <a:graphic xmlns:a="http://schemas.openxmlformats.org/drawingml/2006/main">
+              <a:graphicData uri="http://schemas.openxmlformats.org/drawingml/2006/picture">
+                <pic:pic xmlns:pic="http://schemas.openxmlformats.org/drawingml/2006/picture">
+                  <pic:nvPicPr>
+                    <pic:cNvPr id="1" name=""/>
+                    <pic:cNvPicPr/>
+                  </pic:nvPicPr>
+                  <pic:blipFill>
+                    <a:blip r:embed="rId6" cstate="print">
+                      <a:extLst>
+                        <a:ext uri="{28A0092B-C50C-407E-A947-70E740481C1C}">
+                          <a14:useLocalDpi xmlns:a14="http://schemas.microsoft.com/office/drawing/2010/main" val="0"/>
+                        </a:ext>
+                      </a:extLst>
+                    </a:blip>
+                    <a:stretch>
+                      <a:fillRect/>
+                    </a:stretch>
+                  </pic:blipFill>
+                  <pic:spPr>
+                    <a:xfrm>
+                      <a:off x="0" y="0"/>
+                      <a:ext cx="1980000" cy="699722"/>
+                    </a:xfrm>
+                    <a:prstGeom prst="rect">
+                      <a:avLst/>
+                    </a:prstGeom>
+                  </pic:spPr>
+                </pic:pic>
+              </a:graphicData>
+            </a:graphic>
+          </wp:inline>
+        </w:drawing>
+      </w:r>
+      <w:r>
+        <w:br/>
+      </w:r>
+      <w:r>
+        <w:br/>
+      </w:r>
+      <w:r>
+        <w:rPr>
+          <w:b/>
+        </w:rPr>
+        <w:t>UNIVERSIDADE PAULISTA – UNIP</w:t>
+      </w:r>
+      <w:r>
+        <w:rPr>
+          <w:b/>
+        </w:rPr>
+        <w:br/>
+        <w:t>Projeto Integrado Multidisciplinar</w:t>
+      </w:r>
+      <w:r>
+        <w:rPr>
+          <w:b/>
+        </w:rPr>
+        <w:br/>
+        <w:t>Curso Superior de Tecnologia em Análise e Desenvolvimento de Sistemas</w:t>
+      </w:r>
+    </w:p>
+    <w:p>
+      <w:pPr>
+        <w:jc w:val="center"/>
+        <w:rPr>
+          <w:b/>
+        </w:rPr>
+      </w:pPr>
+      <w:r>
+        <w:rPr>
+          <w:b/>
+        </w:rPr>
+        <w:t>JARBAS MOISES CAMPOS CAMARGO DO PRADO – T235FD4</w:t>
+      </w:r>
+      <w:r>
+        <w:rPr>
+          <w:b/>
+        </w:rPr>
+        <w:br/>
+        <w:t>LEANDRO DA SILVA CARVALHO JUNIOR – R4614B0</w:t>
+      </w:r>
+      <w:r>
+        <w:rPr>
+          <w:b/>
+        </w:rPr>
+        <w:br/>
+        <w:t>MARIA EDUARDA NAVA – R1932G1</w:t>
+      </w:r>
+      <w:r>
+        <w:rPr>
+          <w:b/>
+        </w:rPr>
+        <w:br/>
+        <w:t>RAFAELA AMBROSIO DE OLIVEIRA – R6620H5</w:t>
+      </w:r>
+      <w:r>
+        <w:rPr>
+          <w:b/>
+        </w:rPr>
+        <w:br/>
+        <w:t>SAFIRA ALVES BARROS – F360FE8</w:t>
+      </w:r>
+      <w:r>
+        <w:rPr>
+          <w:b/>
+        </w:rPr>
+        <w:br/>
+        <w:t>VITORIA DOS SANTOS AMORIM – H66150</w:t>
+      </w:r>
+    </w:p>
+    <w:p>
+      <w:pPr>
+        <w:jc w:val="center"/>
+        <w:rPr>
+          <w:b/>
+        </w:rPr>
+      </w:pPr>
+      <w:r>
+        <w:rPr>
+          <w:b/>
+        </w:rPr>
+        <w:t>PROJETO INTEGRADO MULTIDISCIPLINAR IV:</w:t>
+      </w:r>
+      <w:r>
+        <w:rPr>
+          <w:b/>
+        </w:rPr>
+        <w:br/>
+        <w:t>SOLUÇÃO TECNOLÓGICA CORPORATIVA INTEGRADA PARA A TRANSFORMAÇÃO DIGITAL DA INSTITUIÇÃO LUMINA</w:t>
+      </w:r>
+    </w:p>
+    <w:p>
+      <w:pPr>
+        <w:jc w:val="center"/>
+      </w:pPr>
+      <w:r>
+        <w:t>Santana de Parnaíba</w:t>
+      </w:r>
+      <w:r>
+        <w:br/>
+        <w:t>2026</w:t>
       </w:r>
     </w:p>
     <w:p>
       <w:pPr>
         <w:ind w:firstLine="850"/>
-      </w:pPr>
-      <w:r>
-        <w:rPr>
-          <w:b/>
-        </w:rPr>
-        <w:t>Projeto Integrado Multidisciplinar</w:t>
+        <w:sectPr>
+          <w:headerReference w:type="even" r:id="rId7"/>
+          <w:headerReference w:type="default" r:id="rId8"/>
+          <w:footerReference w:type="even" r:id="rId9"/>
+          <w:footerReference w:type="default" r:id="rId10"/>
+          <w:headerReference w:type="first" r:id="rId11"/>
+          <w:footerReference w:type="first" r:id="rId12"/>
+          <w:pgSz w:w="11907" w:h="16839"/>
+          <w:pgMar w:top="1701" w:right="1134" w:bottom="1134" w:left="1701" w:header="708" w:footer="708" w:gutter="0"/>
+          <w:cols w:space="708"/>
+          <w:vAlign w:val="both"/>
+          <w:docGrid w:linePitch="360"/>
+        </w:sectPr>
+      </w:pPr>
+    </w:p>
+    <w:p>
+      <w:pPr>
+        <w:jc w:val="center"/>
+        <w:rPr>
+          <w:b/>
+        </w:rPr>
+      </w:pPr>
+      <w:r>
+        <w:rPr>
+          <w:b/>
+        </w:rPr>
+        <w:lastRenderedPageBreak/>
+        <w:t>JARBAS MOISES CAMPOS CAMARGO DO PRADO</w:t>
+      </w:r>
+      <w:r>
+        <w:rPr>
+          <w:b/>
+        </w:rPr>
+        <w:br/>
+        <w:t>LEANDRO DA SILVA CARVALHO JUNIOR</w:t>
+      </w:r>
+      <w:r>
+        <w:rPr>
+          <w:b/>
+        </w:rPr>
+        <w:br/>
+        <w:t>MARIA EDUARDA NAVA</w:t>
+      </w:r>
+      <w:r>
+        <w:rPr>
+          <w:b/>
+        </w:rPr>
+        <w:br/>
+        <w:t>RAFAELA AMBROSIO DE OLIVEIRA</w:t>
+      </w:r>
+      <w:r>
+        <w:rPr>
+          <w:b/>
+        </w:rPr>
+        <w:br/>
+        <w:t>SAFIRA ALVES BARROS</w:t>
+      </w:r>
+      <w:r>
+        <w:rPr>
+          <w:b/>
+        </w:rPr>
+        <w:br/>
+        <w:t>VITORIA DOS SANTOS AMORIM</w:t>
+      </w:r>
+    </w:p>
+    <w:p>
+      <w:pPr>
+        <w:jc w:val="center"/>
+        <w:rPr>
+          <w:b/>
+        </w:rPr>
+      </w:pPr>
+      <w:r>
+        <w:rPr>
+          <w:b/>
+        </w:rPr>
+        <w:t>PROJETO INTEGRADO MULTIDISCIPLINAR IV:</w:t>
+      </w:r>
+      <w:r>
+        <w:rPr>
+          <w:b/>
+        </w:rPr>
+        <w:br/>
+        <w:t>SOLUÇÃO TECNOLÓGICA CORPORATIVA INTEGRADA PARA A TRANSFORMAÇÃO DIGITAL DA INSTITUIÇÃO LUMINA</w:t>
+      </w:r>
+    </w:p>
+    <w:p>
+      <w:pPr>
+        <w:spacing w:line="240" w:lineRule="auto"/>
+        <w:ind w:left="4535"/>
+        <w:rPr>
+          <w:sz w:val="22"/>
+        </w:rPr>
+      </w:pPr>
+      <w:r>
+        <w:rPr>
+          <w:sz w:val="22"/>
+        </w:rPr>
+        <w:t>Projeto Integrado Multidisciplinar para obtenção do título de tecnólogo em Análise e Desenvolvimento de Sistemas, apresentado à Universidade Paulista — UNIP.</w:t>
+      </w:r>
+      <w:r>
+        <w:rPr>
+          <w:sz w:val="22"/>
+        </w:rPr>
+        <w:br/>
+      </w:r>
+      <w:r>
+        <w:rPr>
+          <w:sz w:val="22"/>
+        </w:rPr>
+        <w:br/>
+        <w:t>Orientador: Tarcisio de Souza Peres</w:t>
+      </w:r>
+    </w:p>
+    <w:p>
+      <w:pPr>
+        <w:jc w:val="center"/>
+      </w:pPr>
+      <w:r>
+        <w:t>Santana de Parnaíba</w:t>
+      </w:r>
+      <w:r>
+        <w:br/>
+        <w:t>2026</w:t>
       </w:r>
     </w:p>
     <w:p>
       <w:pPr>
         <w:ind w:firstLine="850"/>
-      </w:pPr>
-      <w:r>
-        <w:rPr>
-          <w:b/>
-        </w:rPr>
-        <w:t>Curso Superior de Tecnologia em Análise e Desenvolvimento de Sistemas</w:t>
-      </w:r>
-    </w:p>
-    <w:p/>
+        <w:sectPr>
+          <w:headerReference w:type="default" r:id="rId13"/>
+          <w:pgSz w:w="11907" w:h="16839"/>
+          <w:pgMar w:top="1701" w:right="1134" w:bottom="1134" w:left="1701" w:header="708" w:footer="708" w:gutter="0"/>
+          <w:cols w:space="708"/>
+          <w:vAlign w:val="both"/>
+          <w:docGrid w:linePitch="360"/>
+        </w:sectPr>
+      </w:pPr>
+    </w:p>
+    <w:p>
+      <w:pPr>
+        <w:jc w:val="center"/>
+        <w:rPr>
+          <w:b/>
+        </w:rPr>
+      </w:pPr>
+      <w:r>
+        <w:rPr>
+          <w:b/>
+        </w:rPr>
+        <w:lastRenderedPageBreak/>
+        <w:t>RESUMO</w:t>
+      </w:r>
+    </w:p>
     <w:p>
       <w:pPr>
         <w:ind w:firstLine="850"/>
       </w:pPr>
       <w:r>
-        <w:rPr>
-          <w:b/>
-        </w:rPr>
-        <w:t>JARBAS MOISES CAMPOS CAMARGO DO PRADO — T235FD4</w:t>
-      </w:r>
-      <w:r>
-        <w:t xml:space="preserve"> </w:t>
-      </w:r>
-      <w:r>
-        <w:rPr>
-          <w:b/>
-        </w:rPr>
-        <w:t>LEANDRO DA SILVA CARVALHO JUNIOR — R4614B0</w:t>
-      </w:r>
-      <w:r>
-        <w:t xml:space="preserve"> </w:t>
-      </w:r>
-      <w:r>
-        <w:rPr>
-          <w:b/>
-        </w:rPr>
-        <w:t>MARIA EDUARDA NAVA — R1932G1</w:t>
-      </w:r>
-      <w:r>
-        <w:t xml:space="preserve"> </w:t>
-      </w:r>
-      <w:r>
-        <w:rPr>
-          <w:b/>
-        </w:rPr>
-        <w:t>RAFAELA AMBROSIO DE OLIVEIRA — R6620H5</w:t>
-      </w:r>
-      <w:r>
-        <w:t xml:space="preserve"> </w:t>
-      </w:r>
-      <w:r>
-        <w:rPr>
-          <w:b/>
-        </w:rPr>
-        <w:t>SAFIRA ALVES BARROS — F360FE8</w:t>
-      </w:r>
-      <w:r>
-        <w:t xml:space="preserve"> </w:t>
-      </w:r>
-      <w:r>
-        <w:rPr>
-          <w:b/>
-        </w:rPr>
-        <w:t>VITORIA DOS SANTOS AMORIM — H66150</w:t>
-      </w:r>
-    </w:p>
-    <w:p/>
+        <w:t>O presente trabalho apresenta o desenvolvimento e a implantação de uma solução tecnológica corporativa integrada para a instituição de ensino Lumina, organização simulada estudada no Projeto Integrado Multidisciplinar anterior. Dando continuidade ao levantamento então realizado, o projeto avançou da fase de análise para a construção efetiva do sistema, contemplando aplicação web, aplicativo móvel, banco de dados corporativo, arquitetura de software em camadas e plano de infraestrutura em nuvem. A aplicação web foi desenvolvida em C# sobre a plataforma .NET, expondo uma interface de programação de aplicações no padrão REST protegida por autenticação baseada em JSON Web Token e controle de acesso por perfis. O aplicativo móvel foi construído em React Native com o ecossistema Expo, consumindo a mesma interface de programação e compartilhando a base de usuários, o que assegura consistência entre as plataformas. A arquitetura foi reorganizada em quatro camadas — Domínio, Infraestrutura, Aplicação e Apresentação — com dependências explícitas entre os projetos, atendendo aos princípios de orientação a objetos e modularização. O banco de dados relacional, implementado em Microsoft SQL Server, foi normalizado até a terceira forma normal e teve as regras de negócio transpostas para procedimentos armazenados e gatilhos, de modo que as restrições passassem a valer independentemente do cliente que acessa os dados. A solução foi conteinerizada com Docker e implantada em nuvem, com a aplicação no Render e o banco no Azure SQL Database, sob integração contínua por GitHub Actions e entrega contínua a cada envio de código. Como diferencial, desenvolveu-se o Farol de Evasão, que cruza desempenho, frequência de acesso, leitura de conteúdos e atividades pendentes para sinalizar estudantes em risco de abandono, com justificativa escrita para cada alerta. O gerenciamento seguiu a metodologia ágil Scrum, com quadro Kanban na plataforma Trello e ciclos quinzenais. Em atendimento aos princípios de responsabilidade social, o sistema incorpora recursos de acessibilidade nas duas plataformas, incluindo alto contraste, escalas de texto e glossário em Língua Brasileira de Sinais, além de um assistente virtual que reduz barreiras de uso. Os resultados demonstram que a integração entre aplicações web e móveis, apoiada por arquitetura modular e banco de dados consistente, constitui caminho viável para a modernização tecnológica de instituições de ensino, promovendo eficiência operacional, inclusão e sustentabilidade pela redução do uso de papel.</w:t>
+      </w:r>
+    </w:p>
     <w:p>
       <w:pPr>
         <w:ind w:firstLine="850"/>
@@ -104,25 +338,10 @@
         <w:rPr>
           <w:b/>
         </w:rPr>
-        <w:t>PROJETO INTEGRADO MULTIDISCIPLINAR IV:</w:t>
-      </w:r>
-      <w:r>
-        <w:t xml:space="preserve"> </w:t>
-      </w:r>
-      <w:r>
-        <w:rPr>
-          <w:b/>
-        </w:rPr>
-        <w:t>SOLUÇÃO TECNOLÓGICA CORPORATIVA INTEGRADA PARA A TRANSFORMAÇÃO DIGITAL DA INSTITUIÇÃO LUMINA</w:t>
-      </w:r>
-    </w:p>
-    <w:p/>
-    <w:p>
-      <w:pPr>
-        <w:ind w:firstLine="850"/>
-      </w:pPr>
-      <w:r>
-        <w:t>Santana de Parnaíba 2026</w:t>
+        <w:t>Palavras-chave:</w:t>
+      </w:r>
+      <w:r>
+        <w:t xml:space="preserve"> Transformação Digital. Desenvolvimento Web. Desenvolvimento Mobile. Arquitetura de Software. Banco de Dados. Acessibilidade.</w:t>
       </w:r>
     </w:p>
     <w:p>
@@ -136,205 +355,6 @@
     </w:p>
     <w:p>
       <w:pPr>
-        <w:ind w:firstLine="850"/>
-      </w:pPr>
-      <w:r>
-        <w:rPr>
-          <w:b/>
-        </w:rPr>
-        <w:lastRenderedPageBreak/>
-        <w:t>JARBAS MOISES CAMPOS CAMARGO DO PRADO</w:t>
-      </w:r>
-      <w:r>
-        <w:t xml:space="preserve"> </w:t>
-      </w:r>
-      <w:r>
-        <w:rPr>
-          <w:b/>
-        </w:rPr>
-        <w:t>LEANDRO DA SILVA CARVALHO JUNIOR</w:t>
-      </w:r>
-      <w:r>
-        <w:t xml:space="preserve"> </w:t>
-      </w:r>
-      <w:r>
-        <w:rPr>
-          <w:b/>
-        </w:rPr>
-        <w:t>MARIA EDUARDA NAVA</w:t>
-      </w:r>
-      <w:r>
-        <w:t xml:space="preserve"> </w:t>
-      </w:r>
-      <w:r>
-        <w:rPr>
-          <w:b/>
-        </w:rPr>
-        <w:t>RAFAELA AMBROSIO DE OLIVEIRA</w:t>
-      </w:r>
-      <w:r>
-        <w:t xml:space="preserve"> </w:t>
-      </w:r>
-      <w:r>
-        <w:rPr>
-          <w:b/>
-        </w:rPr>
-        <w:t>SAFIRA ALVES BARROS</w:t>
-      </w:r>
-      <w:r>
-        <w:t xml:space="preserve"> </w:t>
-      </w:r>
-      <w:r>
-        <w:rPr>
-          <w:b/>
-        </w:rPr>
-        <w:t>VITORIA DOS SANTOS AMORIM</w:t>
-      </w:r>
-    </w:p>
-    <w:p/>
-    <w:p>
-      <w:pPr>
-        <w:ind w:firstLine="850"/>
-      </w:pPr>
-      <w:r>
-        <w:rPr>
-          <w:b/>
-        </w:rPr>
-        <w:t>PROJETO INTEGRADO MULTIDISCIPLINAR IV:</w:t>
-      </w:r>
-      <w:r>
-        <w:t xml:space="preserve"> </w:t>
-      </w:r>
-      <w:r>
-        <w:rPr>
-          <w:b/>
-        </w:rPr>
-        <w:t>SOLUÇÃO TECNOLÓGICA CORPORATIVA INTEGRADA PARA A TRANSFORMAÇÃO DIGITAL DA INSTITUIÇÃO LUMINA</w:t>
-      </w:r>
-    </w:p>
-    <w:p/>
-    <w:p>
-      <w:pPr>
-        <w:ind w:left="4535"/>
-        <w:rPr>
-          <w:sz w:val="20"/>
-        </w:rPr>
-      </w:pPr>
-      <w:r>
-        <w:rPr>
-          <w:sz w:val="20"/>
-        </w:rPr>
-        <w:t>Projeto Integrado Multidisciplinar para obtenção do título de tecnólogo em</w:t>
-      </w:r>
-    </w:p>
-    <w:p>
-      <w:pPr>
-        <w:ind w:left="4535"/>
-        <w:rPr>
-          <w:sz w:val="20"/>
-        </w:rPr>
-      </w:pPr>
-      <w:r>
-        <w:rPr>
-          <w:sz w:val="20"/>
-        </w:rPr>
-        <w:t>Análise e Desenvolvimento de Sistemas, apresentado à Universidade Paulista</w:t>
-      </w:r>
-    </w:p>
-    <w:p>
-      <w:pPr>
-        <w:ind w:left="4535"/>
-        <w:rPr>
-          <w:sz w:val="20"/>
-        </w:rPr>
-      </w:pPr>
-      <w:r>
-        <w:rPr>
-          <w:sz w:val="20"/>
-        </w:rPr>
-        <w:t>— UNIP.</w:t>
-      </w:r>
-    </w:p>
-    <w:p>
-      <w:pPr>
-        <w:ind w:left="4535"/>
-        <w:rPr>
-          <w:sz w:val="20"/>
-        </w:rPr>
-      </w:pPr>
-      <w:r>
-        <w:rPr>
-          <w:sz w:val="20"/>
-        </w:rPr>
-        <w:t>Orientador: Tarcisio de Souza Peres</w:t>
-      </w:r>
-    </w:p>
-    <w:p/>
-    <w:p>
-      <w:pPr>
-        <w:ind w:firstLine="850"/>
-      </w:pPr>
-      <w:r>
-        <w:t>Santana de Parnaíba 2026</w:t>
-      </w:r>
-    </w:p>
-    <w:p>
-      <w:pPr>
-        <w:spacing w:after="160" w:line="259" w:lineRule="auto"/>
-        <w:jc w:val="left"/>
-      </w:pPr>
-      <w:r>
-        <w:br w:type="page"/>
-      </w:r>
-    </w:p>
-    <w:p>
-      <w:pPr>
-        <w:jc w:val="center"/>
-        <w:rPr>
-          <w:b/>
-        </w:rPr>
-      </w:pPr>
-      <w:r>
-        <w:rPr>
-          <w:b/>
-        </w:rPr>
-        <w:lastRenderedPageBreak/>
-        <w:t>RESUMO</w:t>
-      </w:r>
-    </w:p>
-    <w:p>
-      <w:pPr>
-        <w:ind w:firstLine="850"/>
-      </w:pPr>
-      <w:r>
-        <w:t>O presente trabalho apresenta o desenvolvimento e a implantação de uma solução tecnológica corporativa integrada para a instituição de ensino Lumina, organização simulada estudada no Projeto Integrado Multidisciplinar anterior. Dando continuidade ao levantamento então realizado, o projeto avançou da fase de análise para a construção efetiva do sistema, contemplando aplicação web, aplicativo móvel, banco de dados corporativo, arquitetura de software em camadas e plano de infraestrutura em nuvem. A aplicação web foi desenvolvida em C# sobre a plataforma .NET, expondo uma interface de programação de aplicações no padrão REST protegida por autenticação baseada em JSON Web Token e controle de acesso por perfis. O aplicativo móvel foi construído em React Native com o ecossistema Expo, consumindo a mesma interface de programação e compartilhando a base de usuários, o que assegura consistência entre as plataformas. A arquitetura foi reorganizada em quatro camadas — Domínio, Infraestrutura, Aplicação e Apresentação — com dependências explícitas entre os projetos, atendendo aos princípios de orientação a objetos e modularização. O banco de dados relacional, implementado em Microsoft SQL Server, foi normalizado até a terceira forma normal e teve as regras de negócio transpostas para procedimentos armazenados e gatilhos, de modo que as restrições passassem a valer independentemente do cliente que acessa os dados. Para a infraestrutura, elaborou-se um plano baseado em conteinerização com Docker e integração contínua por meio de GitHub Actions. O gerenciamento seguiu a metodologia ágil Scrum, com quadro Kanban na plataforma Trello e ciclos quinzenais. Em atendimento aos princípios de responsabilidade social, o sistema incorpora recursos de acessibilidade nas duas plataformas, incluindo alto contraste, escalas de texto e glossário em Língua Brasileira de Sinais, além de um assistente virtual que reduz barreiras de uso. Os resultados demonstram que a integração entre aplicações web e móveis, apoiada por arquitetura modular e banco de dados consistente, constitui caminho viável para a modernização tecnológica de instituições de ensino, promovendo eficiência operacional, inclusão e sustentabilidade pela redução do uso de papel.</w:t>
-      </w:r>
-    </w:p>
-    <w:p>
-      <w:pPr>
-        <w:ind w:firstLine="850"/>
-      </w:pPr>
-      <w:r>
-        <w:rPr>
-          <w:b/>
-        </w:rPr>
-        <w:t>Palavras-chave:</w:t>
-      </w:r>
-      <w:r>
-        <w:t xml:space="preserve"> Transformação Digital. Desenvolvimento Web. Desenvolvimento Mobile. Arquitetura de Software. Banco de Dados. Acessibilidade.</w:t>
-      </w:r>
-    </w:p>
-    <w:p>
-      <w:pPr>
-        <w:spacing w:after="160" w:line="259" w:lineRule="auto"/>
-        <w:jc w:val="left"/>
-      </w:pPr>
-      <w:r>
-        <w:br w:type="page"/>
-      </w:r>
-    </w:p>
-    <w:p>
-      <w:pPr>
         <w:jc w:val="center"/>
         <w:rPr>
           <w:b/>
@@ -353,7 +373,7 @@
         <w:ind w:firstLine="850"/>
       </w:pPr>
       <w:r>
-        <w:t>This paper presents the development and deployment of an integrated corporate technological solution for Lumina, a simulated educational institution studied in the previous Multidisciplinary Integrated Project. Building upon the analysis carried out at that stage, the project moved from assessment to the effective construction of the system, comprising a web application, a mobile application, a corporate database, a layered software architecture and a cloud infrastructure plan. The web application was developed in C# on the .NET platform, exposing a REST application programming interface protected by JSON Web Token authentication and role-based access control. The mobile application was built with React Native and the Expo ecosystem, consuming the same interface and sharing the user base, which ensures consistency across platforms. The architecture was reorganised into four layers — Domain, Infrastructure, Application and Presentation — with explicit dependencies between projects, meeting object-oriented and modularisation principles. The relational database, implemented in Microsoft SQL Server, was normalised to the third normal form and had its business rules transposed into stored procedures and triggers, so that constraints apply regardless of the client accessing the data. For infrastructure, a plan based on Docker containerisation and continuous integration through GitHub Actions was designed. Project management followed the Scrum agile methodology, using a Kanban board on the Trello platform with fortnightly cycles. In accordance with social responsibility principles, the system incorporates accessibility resources on both platforms, including high contrast, text scaling and a Brazilian Sign Language glossary, as well as a virtual assistant that lowers usage barriers. The results show that integrating web and mobile applications, supported by a modular architecture and a consistent database, is a viable path for the technological modernisation of educational institutions, promoting operational efficiency, inclusion and sustainability through reduced paper consumption.</w:t>
+        <w:t>This paper presents the development and deployment of an integrated corporate technological solution for Lumina, a simulated educational institution studied in the previous Multidisciplinary Integrated Project. Building upon the analysis carried out at that stage, the project moved from assessment to the effective construction of the system, comprising a web application, a mobile application, a corporate database, a layered software architecture and a cloud infrastructure plan. The web application was developed in C# on the .NET platform, exposing a REST application programming interface protected by JSON Web Token authentication and role-based access control. The mobile application was built with React Native and the Expo ecosystem, consuming the same interface and sharing the user base, which ensures consistency across platforms. The architecture was reorganised into four layers — Domain, Infrastructure, Application and Presentation — with explicit dependencies between projects, meeting object-oriented and modularisation principles. The relational database, implemented in Microsoft SQL Server, was normalised to the third normal form and had its business rules transposed into stored procedures and triggers, so that constraints apply regardless of the client accessing the data. The solution was containerised with Docker and deployed to the cloud, with the application on Render and the database on Azure SQL Database, under continuous integration through GitHub Actions and continuous delivery on every code push. As a distinguishing feature, a Dropout Early-Warning module was developed, combining performance, access frequency, content reading and pending assignments to flag students at risk of dropping out, with a written justification for each alert. Project management followed the Scrum agile methodology, using a Kanban board on the Trello platform with fortnightly cycles. In accordance with social responsibility principles, the system incorporates accessibility resources on both platforms, including high contrast, text scaling and a Brazilian Sign Language glossary, as well as a virtual assistant that lowers usage barriers. The results show that integrating web and mobile applications, supported by a modular architecture and a consistent database, is a viable path for the technological modernisation of educational institutions, promoting operational efficiency, inclusion and sustainability through reduced paper consumption.</w:t>
       </w:r>
     </w:p>
     <w:p>
@@ -438,7 +458,7 @@
         <w:rPr>
           <w:noProof/>
         </w:rPr>
-        <w:instrText xml:space="preserve"> PAGEREF _Toc239681711 \h </w:instrText>
+        <w:instrText xml:space="preserve"> PAGEREF _Toc241225191 \h </w:instrText>
       </w:r>
       <w:r>
         <w:rPr>
@@ -455,7 +475,7 @@
         <w:rPr>
           <w:noProof/>
         </w:rPr>
-        <w:t>8</w:t>
+        <w:t>7</w:t>
       </w:r>
       <w:r>
         <w:rPr>
@@ -499,7 +519,7 @@
         <w:rPr>
           <w:noProof/>
         </w:rPr>
-        <w:instrText xml:space="preserve"> PAGEREF _Toc239681712 \h </w:instrText>
+        <w:instrText xml:space="preserve"> PAGEREF _Toc241225192 \h </w:instrText>
       </w:r>
       <w:r>
         <w:rPr>
@@ -516,7 +536,7 @@
         <w:rPr>
           <w:noProof/>
         </w:rPr>
-        <w:t>10</w:t>
+        <w:t>9</w:t>
       </w:r>
       <w:r>
         <w:rPr>
@@ -560,7 +580,7 @@
         <w:rPr>
           <w:noProof/>
         </w:rPr>
-        <w:instrText xml:space="preserve"> PAGEREF _Toc239681713 \h </w:instrText>
+        <w:instrText xml:space="preserve"> PAGEREF _Toc241225193 \h </w:instrText>
       </w:r>
       <w:r>
         <w:rPr>
@@ -577,7 +597,7 @@
         <w:rPr>
           <w:noProof/>
         </w:rPr>
-        <w:t>10</w:t>
+        <w:t>9</w:t>
       </w:r>
       <w:r>
         <w:rPr>
@@ -621,7 +641,7 @@
         <w:rPr>
           <w:noProof/>
         </w:rPr>
-        <w:instrText xml:space="preserve"> PAGEREF _Toc239681714 \h </w:instrText>
+        <w:instrText xml:space="preserve"> PAGEREF _Toc241225194 \h </w:instrText>
       </w:r>
       <w:r>
         <w:rPr>
@@ -638,7 +658,7 @@
         <w:rPr>
           <w:noProof/>
         </w:rPr>
-        <w:t>10</w:t>
+        <w:t>9</w:t>
       </w:r>
       <w:r>
         <w:rPr>
@@ -682,7 +702,7 @@
         <w:rPr>
           <w:noProof/>
         </w:rPr>
-        <w:instrText xml:space="preserve"> PAGEREF _Toc239681715 \h </w:instrText>
+        <w:instrText xml:space="preserve"> PAGEREF _Toc241225195 \h </w:instrText>
       </w:r>
       <w:r>
         <w:rPr>
@@ -699,7 +719,7 @@
         <w:rPr>
           <w:noProof/>
         </w:rPr>
-        <w:t>10</w:t>
+        <w:t>9</w:t>
       </w:r>
       <w:r>
         <w:rPr>
@@ -743,7 +763,7 @@
         <w:rPr>
           <w:noProof/>
         </w:rPr>
-        <w:instrText xml:space="preserve"> PAGEREF _Toc239681716 \h </w:instrText>
+        <w:instrText xml:space="preserve"> PAGEREF _Toc241225196 \h </w:instrText>
       </w:r>
       <w:r>
         <w:rPr>
@@ -760,7 +780,7 @@
         <w:rPr>
           <w:noProof/>
         </w:rPr>
-        <w:t>10</w:t>
+        <w:t>9</w:t>
       </w:r>
       <w:r>
         <w:rPr>
@@ -804,7 +824,7 @@
         <w:rPr>
           <w:noProof/>
         </w:rPr>
-        <w:instrText xml:space="preserve"> PAGEREF _Toc239681717 \h </w:instrText>
+        <w:instrText xml:space="preserve"> PAGEREF _Toc241225197 \h </w:instrText>
       </w:r>
       <w:r>
         <w:rPr>
@@ -821,7 +841,7 @@
         <w:rPr>
           <w:noProof/>
         </w:rPr>
-        <w:t>11</w:t>
+        <w:t>10</w:t>
       </w:r>
       <w:r>
         <w:rPr>
@@ -865,7 +885,7 @@
         <w:rPr>
           <w:noProof/>
         </w:rPr>
-        <w:instrText xml:space="preserve"> PAGEREF _Toc239681718 \h </w:instrText>
+        <w:instrText xml:space="preserve"> PAGEREF _Toc241225198 \h </w:instrText>
       </w:r>
       <w:r>
         <w:rPr>
@@ -882,7 +902,7 @@
         <w:rPr>
           <w:noProof/>
         </w:rPr>
-        <w:t>11</w:t>
+        <w:t>10</w:t>
       </w:r>
       <w:r>
         <w:rPr>
@@ -926,7 +946,7 @@
         <w:rPr>
           <w:noProof/>
         </w:rPr>
-        <w:instrText xml:space="preserve"> PAGEREF _Toc239681719 \h </w:instrText>
+        <w:instrText xml:space="preserve"> PAGEREF _Toc241225199 \h </w:instrText>
       </w:r>
       <w:r>
         <w:rPr>
@@ -943,7 +963,7 @@
         <w:rPr>
           <w:noProof/>
         </w:rPr>
-        <w:t>12</w:t>
+        <w:t>11</w:t>
       </w:r>
       <w:r>
         <w:rPr>
@@ -987,7 +1007,7 @@
         <w:rPr>
           <w:noProof/>
         </w:rPr>
-        <w:instrText xml:space="preserve"> PAGEREF _Toc239681720 \h </w:instrText>
+        <w:instrText xml:space="preserve"> PAGEREF _Toc241225200 \h </w:instrText>
       </w:r>
       <w:r>
         <w:rPr>
@@ -1004,7 +1024,7 @@
         <w:rPr>
           <w:noProof/>
         </w:rPr>
-        <w:t>12</w:t>
+        <w:t>11</w:t>
       </w:r>
       <w:r>
         <w:rPr>
@@ -1048,7 +1068,7 @@
         <w:rPr>
           <w:noProof/>
         </w:rPr>
-        <w:instrText xml:space="preserve"> PAGEREF _Toc239681721 \h </w:instrText>
+        <w:instrText xml:space="preserve"> PAGEREF _Toc241225201 \h </w:instrText>
       </w:r>
       <w:r>
         <w:rPr>
@@ -1065,7 +1085,7 @@
         <w:rPr>
           <w:noProof/>
         </w:rPr>
-        <w:t>12</w:t>
+        <w:t>11</w:t>
       </w:r>
       <w:r>
         <w:rPr>
@@ -1109,7 +1129,7 @@
         <w:rPr>
           <w:noProof/>
         </w:rPr>
-        <w:instrText xml:space="preserve"> PAGEREF _Toc239681722 \h </w:instrText>
+        <w:instrText xml:space="preserve"> PAGEREF _Toc241225202 \h </w:instrText>
       </w:r>
       <w:r>
         <w:rPr>
@@ -1126,7 +1146,7 @@
         <w:rPr>
           <w:noProof/>
         </w:rPr>
-        <w:t>12</w:t>
+        <w:t>11</w:t>
       </w:r>
       <w:r>
         <w:rPr>
@@ -1170,7 +1190,7 @@
         <w:rPr>
           <w:noProof/>
         </w:rPr>
-        <w:instrText xml:space="preserve"> PAGEREF _Toc239681723 \h </w:instrText>
+        <w:instrText xml:space="preserve"> PAGEREF _Toc241225203 \h </w:instrText>
       </w:r>
       <w:r>
         <w:rPr>
@@ -1187,7 +1207,7 @@
         <w:rPr>
           <w:noProof/>
         </w:rPr>
-        <w:t>13</w:t>
+        <w:t>11</w:t>
       </w:r>
       <w:r>
         <w:rPr>
@@ -1231,7 +1251,7 @@
         <w:rPr>
           <w:noProof/>
         </w:rPr>
-        <w:instrText xml:space="preserve"> PAGEREF _Toc239681724 \h </w:instrText>
+        <w:instrText xml:space="preserve"> PAGEREF _Toc241225204 \h </w:instrText>
       </w:r>
       <w:r>
         <w:rPr>
@@ -1248,7 +1268,7 @@
         <w:rPr>
           <w:noProof/>
         </w:rPr>
-        <w:t>13</w:t>
+        <w:t>12</w:t>
       </w:r>
       <w:r>
         <w:rPr>
@@ -1292,7 +1312,7 @@
         <w:rPr>
           <w:noProof/>
         </w:rPr>
-        <w:instrText xml:space="preserve"> PAGEREF _Toc239681725 \h </w:instrText>
+        <w:instrText xml:space="preserve"> PAGEREF _Toc241225205 \h </w:instrText>
       </w:r>
       <w:r>
         <w:rPr>
@@ -1309,7 +1329,68 @@
         <w:rPr>
           <w:noProof/>
         </w:rPr>
-        <w:t>13</w:t>
+        <w:t>12</w:t>
+      </w:r>
+      <w:r>
+        <w:rPr>
+          <w:noProof/>
+        </w:rPr>
+        <w:fldChar w:fldCharType="end"/>
+      </w:r>
+    </w:p>
+    <w:p>
+      <w:pPr>
+        <w:pStyle w:val="Sumrio2"/>
+        <w:tabs>
+          <w:tab w:val="right" w:leader="dot" w:pos="9062"/>
+        </w:tabs>
+        <w:rPr>
+          <w:rFonts w:asciiTheme="minorHAnsi" w:eastAsiaTheme="minorEastAsia" w:hAnsiTheme="minorHAnsi" w:cstheme="minorBidi"/>
+          <w:noProof/>
+          <w:sz w:val="22"/>
+          <w:lang w:eastAsia="pt-BR"/>
+        </w:rPr>
+      </w:pPr>
+      <w:r>
+        <w:rPr>
+          <w:noProof/>
+        </w:rPr>
+        <w:t>3.7 Modelo de negócio e viabilidade</w:t>
+      </w:r>
+      <w:r>
+        <w:rPr>
+          <w:noProof/>
+        </w:rPr>
+        <w:tab/>
+      </w:r>
+      <w:r>
+        <w:rPr>
+          <w:noProof/>
+        </w:rPr>
+        <w:fldChar w:fldCharType="begin"/>
+      </w:r>
+      <w:r>
+        <w:rPr>
+          <w:noProof/>
+        </w:rPr>
+        <w:instrText xml:space="preserve"> PAGEREF _Toc241225206 \h </w:instrText>
+      </w:r>
+      <w:r>
+        <w:rPr>
+          <w:noProof/>
+        </w:rPr>
+      </w:r>
+      <w:r>
+        <w:rPr>
+          <w:noProof/>
+        </w:rPr>
+        <w:fldChar w:fldCharType="separate"/>
+      </w:r>
+      <w:r>
+        <w:rPr>
+          <w:noProof/>
+        </w:rPr>
+        <w:t>12</w:t>
       </w:r>
       <w:r>
         <w:rPr>
@@ -1353,7 +1434,7 @@
         <w:rPr>
           <w:noProof/>
         </w:rPr>
-        <w:instrText xml:space="preserve"> PAGEREF _Toc239681726 \h </w:instrText>
+        <w:instrText xml:space="preserve"> PAGEREF _Toc241225207 \h </w:instrText>
       </w:r>
       <w:r>
         <w:rPr>
@@ -1370,7 +1451,7 @@
         <w:rPr>
           <w:noProof/>
         </w:rPr>
-        <w:t>14</w:t>
+        <w:t>13</w:t>
       </w:r>
       <w:r>
         <w:rPr>
@@ -1414,7 +1495,7 @@
         <w:rPr>
           <w:noProof/>
         </w:rPr>
-        <w:instrText xml:space="preserve"> PAGEREF _Toc239681727 \h </w:instrText>
+        <w:instrText xml:space="preserve"> PAGEREF _Toc241225208 \h </w:instrText>
       </w:r>
       <w:r>
         <w:rPr>
@@ -1431,7 +1512,7 @@
         <w:rPr>
           <w:noProof/>
         </w:rPr>
-        <w:t>14</w:t>
+        <w:t>13</w:t>
       </w:r>
       <w:r>
         <w:rPr>
@@ -1475,7 +1556,7 @@
         <w:rPr>
           <w:noProof/>
         </w:rPr>
-        <w:instrText xml:space="preserve"> PAGEREF _Toc239681728 \h </w:instrText>
+        <w:instrText xml:space="preserve"> PAGEREF _Toc241225209 \h </w:instrText>
       </w:r>
       <w:r>
         <w:rPr>
@@ -1492,7 +1573,7 @@
         <w:rPr>
           <w:noProof/>
         </w:rPr>
-        <w:t>14</w:t>
+        <w:t>13</w:t>
       </w:r>
       <w:r>
         <w:rPr>
@@ -1536,7 +1617,7 @@
         <w:rPr>
           <w:noProof/>
         </w:rPr>
-        <w:instrText xml:space="preserve"> PAGEREF _Toc239681729 \h </w:instrText>
+        <w:instrText xml:space="preserve"> PAGEREF _Toc241225210 \h </w:instrText>
       </w:r>
       <w:r>
         <w:rPr>
@@ -1553,7 +1634,7 @@
         <w:rPr>
           <w:noProof/>
         </w:rPr>
-        <w:t>14</w:t>
+        <w:t>13</w:t>
       </w:r>
       <w:r>
         <w:rPr>
@@ -1597,7 +1678,7 @@
         <w:rPr>
           <w:noProof/>
         </w:rPr>
-        <w:instrText xml:space="preserve"> PAGEREF _Toc239681730 \h </w:instrText>
+        <w:instrText xml:space="preserve"> PAGEREF _Toc241225211 \h </w:instrText>
       </w:r>
       <w:r>
         <w:rPr>
@@ -1614,7 +1695,7 @@
         <w:rPr>
           <w:noProof/>
         </w:rPr>
-        <w:t>15</w:t>
+        <w:t>14</w:t>
       </w:r>
       <w:r>
         <w:rPr>
@@ -1658,7 +1739,7 @@
         <w:rPr>
           <w:noProof/>
         </w:rPr>
-        <w:instrText xml:space="preserve"> PAGEREF _Toc239681731 \h </w:instrText>
+        <w:instrText xml:space="preserve"> PAGEREF _Toc241225212 \h </w:instrText>
       </w:r>
       <w:r>
         <w:rPr>
@@ -1675,7 +1756,68 @@
         <w:rPr>
           <w:noProof/>
         </w:rPr>
-        <w:t>15</w:t>
+        <w:t>14</w:t>
+      </w:r>
+      <w:r>
+        <w:rPr>
+          <w:noProof/>
+        </w:rPr>
+        <w:fldChar w:fldCharType="end"/>
+      </w:r>
+    </w:p>
+    <w:p>
+      <w:pPr>
+        <w:pStyle w:val="Sumrio2"/>
+        <w:tabs>
+          <w:tab w:val="right" w:leader="dot" w:pos="9062"/>
+        </w:tabs>
+        <w:rPr>
+          <w:rFonts w:asciiTheme="minorHAnsi" w:eastAsiaTheme="minorEastAsia" w:hAnsiTheme="minorHAnsi" w:cstheme="minorBidi"/>
+          <w:noProof/>
+          <w:sz w:val="22"/>
+          <w:lang w:eastAsia="pt-BR"/>
+        </w:rPr>
+      </w:pPr>
+      <w:r>
+        <w:rPr>
+          <w:noProof/>
+        </w:rPr>
+        <w:t>4.6 Farol de Evasão</w:t>
+      </w:r>
+      <w:r>
+        <w:rPr>
+          <w:noProof/>
+        </w:rPr>
+        <w:tab/>
+      </w:r>
+      <w:r>
+        <w:rPr>
+          <w:noProof/>
+        </w:rPr>
+        <w:fldChar w:fldCharType="begin"/>
+      </w:r>
+      <w:r>
+        <w:rPr>
+          <w:noProof/>
+        </w:rPr>
+        <w:instrText xml:space="preserve"> PAGEREF _Toc241225213 \h </w:instrText>
+      </w:r>
+      <w:r>
+        <w:rPr>
+          <w:noProof/>
+        </w:rPr>
+      </w:r>
+      <w:r>
+        <w:rPr>
+          <w:noProof/>
+        </w:rPr>
+        <w:fldChar w:fldCharType="separate"/>
+      </w:r>
+      <w:r>
+        <w:rPr>
+          <w:noProof/>
+        </w:rPr>
+        <w:t>14</w:t>
       </w:r>
       <w:r>
         <w:rPr>
@@ -1719,7 +1861,7 @@
         <w:rPr>
           <w:noProof/>
         </w:rPr>
-        <w:instrText xml:space="preserve"> PAGEREF _Toc239681732 \h </w:instrText>
+        <w:instrText xml:space="preserve"> PAGEREF _Toc241225214 \h </w:instrText>
       </w:r>
       <w:r>
         <w:rPr>
@@ -1780,7 +1922,7 @@
         <w:rPr>
           <w:noProof/>
         </w:rPr>
-        <w:instrText xml:space="preserve"> PAGEREF _Toc239681733 \h </w:instrText>
+        <w:instrText xml:space="preserve"> PAGEREF _Toc241225215 \h </w:instrText>
       </w:r>
       <w:r>
         <w:rPr>
@@ -1841,7 +1983,7 @@
         <w:rPr>
           <w:noProof/>
         </w:rPr>
-        <w:instrText xml:space="preserve"> PAGEREF _Toc239681734 \h </w:instrText>
+        <w:instrText xml:space="preserve"> PAGEREF _Toc241225216 \h </w:instrText>
       </w:r>
       <w:r>
         <w:rPr>
@@ -1884,6 +2026,7 @@
         <w:rPr>
           <w:noProof/>
         </w:rPr>
+        <w:lastRenderedPageBreak/>
         <w:t>5.3 Autenticação</w:t>
       </w:r>
       <w:r>
@@ -1902,7 +2045,7 @@
         <w:rPr>
           <w:noProof/>
         </w:rPr>
-        <w:instrText xml:space="preserve"> PAGEREF _Toc239681735 \h </w:instrText>
+        <w:instrText xml:space="preserve"> PAGEREF _Toc241225217 \h </w:instrText>
       </w:r>
       <w:r>
         <w:rPr>
@@ -1963,7 +2106,7 @@
         <w:rPr>
           <w:noProof/>
         </w:rPr>
-        <w:instrText xml:space="preserve"> PAGEREF _Toc239681736 \h </w:instrText>
+        <w:instrText xml:space="preserve"> PAGEREF _Toc241225218 \h </w:instrText>
       </w:r>
       <w:r>
         <w:rPr>
@@ -2006,7 +2149,6 @@
         <w:rPr>
           <w:noProof/>
         </w:rPr>
-        <w:lastRenderedPageBreak/>
         <w:t>5.5 Estrutura administrativa</w:t>
       </w:r>
       <w:r>
@@ -2025,7 +2167,7 @@
         <w:rPr>
           <w:noProof/>
         </w:rPr>
-        <w:instrText xml:space="preserve"> PAGEREF _Toc239681737 \h </w:instrText>
+        <w:instrText xml:space="preserve"> PAGEREF _Toc241225219 \h </w:instrText>
       </w:r>
       <w:r>
         <w:rPr>
@@ -2086,7 +2228,7 @@
         <w:rPr>
           <w:noProof/>
         </w:rPr>
-        <w:instrText xml:space="preserve"> PAGEREF _Toc239681738 \h </w:instrText>
+        <w:instrText xml:space="preserve"> PAGEREF _Toc241225220 \h </w:instrText>
       </w:r>
       <w:r>
         <w:rPr>
@@ -2147,7 +2289,7 @@
         <w:rPr>
           <w:noProof/>
         </w:rPr>
-        <w:instrText xml:space="preserve"> PAGEREF _Toc239681739 \h </w:instrText>
+        <w:instrText xml:space="preserve"> PAGEREF _Toc241225221 \h </w:instrText>
       </w:r>
       <w:r>
         <w:rPr>
@@ -2208,7 +2350,7 @@
         <w:rPr>
           <w:noProof/>
         </w:rPr>
-        <w:instrText xml:space="preserve"> PAGEREF _Toc239681740 \h </w:instrText>
+        <w:instrText xml:space="preserve"> PAGEREF _Toc241225222 \h </w:instrText>
       </w:r>
       <w:r>
         <w:rPr>
@@ -2269,7 +2411,7 @@
         <w:rPr>
           <w:noProof/>
         </w:rPr>
-        <w:instrText xml:space="preserve"> PAGEREF _Toc239681741 \h </w:instrText>
+        <w:instrText xml:space="preserve"> PAGEREF _Toc241225223 \h </w:instrText>
       </w:r>
       <w:r>
         <w:rPr>
@@ -2330,7 +2472,7 @@
         <w:rPr>
           <w:noProof/>
         </w:rPr>
-        <w:instrText xml:space="preserve"> PAGEREF _Toc239681742 \h </w:instrText>
+        <w:instrText xml:space="preserve"> PAGEREF _Toc241225224 \h </w:instrText>
       </w:r>
       <w:r>
         <w:rPr>
@@ -2391,7 +2533,7 @@
         <w:rPr>
           <w:noProof/>
         </w:rPr>
-        <w:instrText xml:space="preserve"> PAGEREF _Toc239681743 \h </w:instrText>
+        <w:instrText xml:space="preserve"> PAGEREF _Toc241225225 \h </w:instrText>
       </w:r>
       <w:r>
         <w:rPr>
@@ -2452,7 +2594,7 @@
         <w:rPr>
           <w:noProof/>
         </w:rPr>
-        <w:instrText xml:space="preserve"> PAGEREF _Toc239681744 \h </w:instrText>
+        <w:instrText xml:space="preserve"> PAGEREF _Toc241225226 \h </w:instrText>
       </w:r>
       <w:r>
         <w:rPr>
@@ -2513,7 +2655,7 @@
         <w:rPr>
           <w:noProof/>
         </w:rPr>
-        <w:instrText xml:space="preserve"> PAGEREF _Toc239681745 \h </w:instrText>
+        <w:instrText xml:space="preserve"> PAGEREF _Toc241225227 \h </w:instrText>
       </w:r>
       <w:r>
         <w:rPr>
@@ -2574,7 +2716,7 @@
         <w:rPr>
           <w:noProof/>
         </w:rPr>
-        <w:instrText xml:space="preserve"> PAGEREF _Toc239681746 \h </w:instrText>
+        <w:instrText xml:space="preserve"> PAGEREF _Toc241225228 \h </w:instrText>
       </w:r>
       <w:r>
         <w:rPr>
@@ -2635,7 +2777,7 @@
         <w:rPr>
           <w:noProof/>
         </w:rPr>
-        <w:instrText xml:space="preserve"> PAGEREF _Toc239681747 \h </w:instrText>
+        <w:instrText xml:space="preserve"> PAGEREF _Toc241225229 \h </w:instrText>
       </w:r>
       <w:r>
         <w:rPr>
@@ -2696,7 +2838,7 @@
         <w:rPr>
           <w:noProof/>
         </w:rPr>
-        <w:instrText xml:space="preserve"> PAGEREF _Toc239681748 \h </w:instrText>
+        <w:instrText xml:space="preserve"> PAGEREF _Toc241225230 \h </w:instrText>
       </w:r>
       <w:r>
         <w:rPr>
@@ -2757,7 +2899,7 @@
         <w:rPr>
           <w:noProof/>
         </w:rPr>
-        <w:instrText xml:space="preserve"> PAGEREF _Toc239681749 \h </w:instrText>
+        <w:instrText xml:space="preserve"> PAGEREF _Toc241225231 \h </w:instrText>
       </w:r>
       <w:r>
         <w:rPr>
@@ -2818,7 +2960,7 @@
         <w:rPr>
           <w:noProof/>
         </w:rPr>
-        <w:instrText xml:space="preserve"> PAGEREF _Toc239681750 \h </w:instrText>
+        <w:instrText xml:space="preserve"> PAGEREF _Toc241225232 \h </w:instrText>
       </w:r>
       <w:r>
         <w:rPr>
@@ -2879,7 +3021,7 @@
         <w:rPr>
           <w:noProof/>
         </w:rPr>
-        <w:instrText xml:space="preserve"> PAGEREF _Toc239681751 \h </w:instrText>
+        <w:instrText xml:space="preserve"> PAGEREF _Toc241225233 \h </w:instrText>
       </w:r>
       <w:r>
         <w:rPr>
@@ -2940,7 +3082,7 @@
         <w:rPr>
           <w:noProof/>
         </w:rPr>
-        <w:instrText xml:space="preserve"> PAGEREF _Toc239681752 \h </w:instrText>
+        <w:instrText xml:space="preserve"> PAGEREF _Toc241225234 \h </w:instrText>
       </w:r>
       <w:r>
         <w:rPr>
@@ -3001,7 +3143,7 @@
         <w:rPr>
           <w:noProof/>
         </w:rPr>
-        <w:instrText xml:space="preserve"> PAGEREF _Toc239681753 \h </w:instrText>
+        <w:instrText xml:space="preserve"> PAGEREF _Toc241225235 \h </w:instrText>
       </w:r>
       <w:r>
         <w:rPr>
@@ -3062,7 +3204,7 @@
         <w:rPr>
           <w:noProof/>
         </w:rPr>
-        <w:instrText xml:space="preserve"> PAGEREF _Toc239681754 \h </w:instrText>
+        <w:instrText xml:space="preserve"> PAGEREF _Toc241225236 \h </w:instrText>
       </w:r>
       <w:r>
         <w:rPr>
@@ -3123,7 +3265,7 @@
         <w:rPr>
           <w:noProof/>
         </w:rPr>
-        <w:instrText xml:space="preserve"> PAGEREF _Toc239681755 \h </w:instrText>
+        <w:instrText xml:space="preserve"> PAGEREF _Toc241225237 \h </w:instrText>
       </w:r>
       <w:r>
         <w:rPr>
@@ -3184,7 +3326,7 @@
         <w:rPr>
           <w:noProof/>
         </w:rPr>
-        <w:instrText xml:space="preserve"> PAGEREF _Toc239681756 \h </w:instrText>
+        <w:instrText xml:space="preserve"> PAGEREF _Toc241225238 \h </w:instrText>
       </w:r>
       <w:r>
         <w:rPr>
@@ -3245,7 +3387,7 @@
         <w:rPr>
           <w:noProof/>
         </w:rPr>
-        <w:instrText xml:space="preserve"> PAGEREF _Toc239681757 \h </w:instrText>
+        <w:instrText xml:space="preserve"> PAGEREF _Toc241225239 \h </w:instrText>
       </w:r>
       <w:r>
         <w:rPr>
@@ -3306,7 +3448,7 @@
         <w:rPr>
           <w:noProof/>
         </w:rPr>
-        <w:instrText xml:space="preserve"> PAGEREF _Toc239681758 \h </w:instrText>
+        <w:instrText xml:space="preserve"> PAGEREF _Toc241225240 \h </w:instrText>
       </w:r>
       <w:r>
         <w:rPr>
@@ -3367,7 +3509,7 @@
         <w:rPr>
           <w:noProof/>
         </w:rPr>
-        <w:instrText xml:space="preserve"> PAGEREF _Toc239681759 \h </w:instrText>
+        <w:instrText xml:space="preserve"> PAGEREF _Toc241225241 \h </w:instrText>
       </w:r>
       <w:r>
         <w:rPr>
@@ -3428,7 +3570,7 @@
         <w:rPr>
           <w:noProof/>
         </w:rPr>
-        <w:instrText xml:space="preserve"> PAGEREF _Toc239681760 \h </w:instrText>
+        <w:instrText xml:space="preserve"> PAGEREF _Toc241225242 \h </w:instrText>
       </w:r>
       <w:r>
         <w:rPr>
@@ -3445,7 +3587,7 @@
         <w:rPr>
           <w:noProof/>
         </w:rPr>
-        <w:t>31</w:t>
+        <w:t>30</w:t>
       </w:r>
       <w:r>
         <w:rPr>
@@ -3489,7 +3631,7 @@
         <w:rPr>
           <w:noProof/>
         </w:rPr>
-        <w:instrText xml:space="preserve"> PAGEREF _Toc239681761 \h </w:instrText>
+        <w:instrText xml:space="preserve"> PAGEREF _Toc241225243 \h </w:instrText>
       </w:r>
       <w:r>
         <w:rPr>
@@ -3506,7 +3648,7 @@
         <w:rPr>
           <w:noProof/>
         </w:rPr>
-        <w:t>32</w:t>
+        <w:t>31</w:t>
       </w:r>
       <w:r>
         <w:rPr>
@@ -3532,6 +3674,7 @@
         <w:rPr>
           <w:noProof/>
         </w:rPr>
+        <w:lastRenderedPageBreak/>
         <w:t>8.6 Gatilhos</w:t>
       </w:r>
       <w:r>
@@ -3550,7 +3693,7 @@
         <w:rPr>
           <w:noProof/>
         </w:rPr>
-        <w:instrText xml:space="preserve"> PAGEREF _Toc239681762 \h </w:instrText>
+        <w:instrText xml:space="preserve"> PAGEREF _Toc241225244 \h </w:instrText>
       </w:r>
       <w:r>
         <w:rPr>
@@ -3611,7 +3754,7 @@
         <w:rPr>
           <w:noProof/>
         </w:rPr>
-        <w:instrText xml:space="preserve"> PAGEREF _Toc239681763 \h </w:instrText>
+        <w:instrText xml:space="preserve"> PAGEREF _Toc241225245 \h </w:instrText>
       </w:r>
       <w:r>
         <w:rPr>
@@ -3654,7 +3797,6 @@
         <w:rPr>
           <w:noProof/>
         </w:rPr>
-        <w:lastRenderedPageBreak/>
         <w:t>8.8 Script completo</w:t>
       </w:r>
       <w:r>
@@ -3673,7 +3815,7 @@
         <w:rPr>
           <w:noProof/>
         </w:rPr>
-        <w:instrText xml:space="preserve"> PAGEREF _Toc239681764 \h </w:instrText>
+        <w:instrText xml:space="preserve"> PAGEREF _Toc241225246 \h </w:instrText>
       </w:r>
       <w:r>
         <w:rPr>
@@ -3690,7 +3832,7 @@
         <w:rPr>
           <w:noProof/>
         </w:rPr>
-        <w:t>33</w:t>
+        <w:t>32</w:t>
       </w:r>
       <w:r>
         <w:rPr>
@@ -3734,7 +3876,7 @@
         <w:rPr>
           <w:noProof/>
         </w:rPr>
-        <w:instrText xml:space="preserve"> PAGEREF _Toc239681765 \h </w:instrText>
+        <w:instrText xml:space="preserve"> PAGEREF _Toc241225247 \h </w:instrText>
       </w:r>
       <w:r>
         <w:rPr>
@@ -3751,7 +3893,7 @@
         <w:rPr>
           <w:noProof/>
         </w:rPr>
-        <w:t>34</w:t>
+        <w:t>33</w:t>
       </w:r>
       <w:r>
         <w:rPr>
@@ -3777,7 +3919,7 @@
         <w:rPr>
           <w:noProof/>
         </w:rPr>
-        <w:t>9.1 Arquitetura proposta</w:t>
+        <w:t>9.1 Arquitetura em nuvem</w:t>
       </w:r>
       <w:r>
         <w:rPr>
@@ -3795,7 +3937,7 @@
         <w:rPr>
           <w:noProof/>
         </w:rPr>
-        <w:instrText xml:space="preserve"> PAGEREF _Toc239681766 \h </w:instrText>
+        <w:instrText xml:space="preserve"> PAGEREF _Toc241225248 \h </w:instrText>
       </w:r>
       <w:r>
         <w:rPr>
@@ -3812,7 +3954,7 @@
         <w:rPr>
           <w:noProof/>
         </w:rPr>
-        <w:t>34</w:t>
+        <w:t>33</w:t>
       </w:r>
       <w:r>
         <w:rPr>
@@ -3856,7 +3998,7 @@
         <w:rPr>
           <w:noProof/>
         </w:rPr>
-        <w:instrText xml:space="preserve"> PAGEREF _Toc239681767 \h </w:instrText>
+        <w:instrText xml:space="preserve"> PAGEREF _Toc241225249 \h </w:instrText>
       </w:r>
       <w:r>
         <w:rPr>
@@ -3873,7 +4015,7 @@
         <w:rPr>
           <w:noProof/>
         </w:rPr>
-        <w:t>34</w:t>
+        <w:t>33</w:t>
       </w:r>
       <w:r>
         <w:rPr>
@@ -3917,7 +4059,7 @@
         <w:rPr>
           <w:noProof/>
         </w:rPr>
-        <w:instrText xml:space="preserve"> PAGEREF _Toc239681768 \h </w:instrText>
+        <w:instrText xml:space="preserve"> PAGEREF _Toc241225250 \h </w:instrText>
       </w:r>
       <w:r>
         <w:rPr>
@@ -3934,7 +4076,7 @@
         <w:rPr>
           <w:noProof/>
         </w:rPr>
-        <w:t>34</w:t>
+        <w:t>33</w:t>
       </w:r>
       <w:r>
         <w:rPr>
@@ -3960,7 +4102,7 @@
         <w:rPr>
           <w:noProof/>
         </w:rPr>
-        <w:t>9.4 Pipeline de integração contínua</w:t>
+        <w:t>9.4 Pipeline de integração e entrega contínuas</w:t>
       </w:r>
       <w:r>
         <w:rPr>
@@ -3978,7 +4120,7 @@
         <w:rPr>
           <w:noProof/>
         </w:rPr>
-        <w:instrText xml:space="preserve"> PAGEREF _Toc239681769 \h </w:instrText>
+        <w:instrText xml:space="preserve"> PAGEREF _Toc241225251 \h </w:instrText>
       </w:r>
       <w:r>
         <w:rPr>
@@ -3995,7 +4137,7 @@
         <w:rPr>
           <w:noProof/>
         </w:rPr>
-        <w:t>35</w:t>
+        <w:t>34</w:t>
       </w:r>
       <w:r>
         <w:rPr>
@@ -4039,7 +4181,7 @@
         <w:rPr>
           <w:noProof/>
         </w:rPr>
-        <w:instrText xml:space="preserve"> PAGEREF _Toc239681770 \h </w:instrText>
+        <w:instrText xml:space="preserve"> PAGEREF _Toc241225252 \h </w:instrText>
       </w:r>
       <w:r>
         <w:rPr>
@@ -4056,7 +4198,7 @@
         <w:rPr>
           <w:noProof/>
         </w:rPr>
-        <w:t>35</w:t>
+        <w:t>34</w:t>
       </w:r>
       <w:r>
         <w:rPr>
@@ -4100,7 +4242,7 @@
         <w:rPr>
           <w:noProof/>
         </w:rPr>
-        <w:instrText xml:space="preserve"> PAGEREF _Toc239681771 \h </w:instrText>
+        <w:instrText xml:space="preserve"> PAGEREF _Toc241225253 \h </w:instrText>
       </w:r>
       <w:r>
         <w:rPr>
@@ -4117,7 +4259,7 @@
         <w:rPr>
           <w:noProof/>
         </w:rPr>
-        <w:t>36</w:t>
+        <w:t>35</w:t>
       </w:r>
       <w:r>
         <w:rPr>
@@ -4161,7 +4303,7 @@
         <w:rPr>
           <w:noProof/>
         </w:rPr>
-        <w:instrText xml:space="preserve"> PAGEREF _Toc239681772 \h </w:instrText>
+        <w:instrText xml:space="preserve"> PAGEREF _Toc241225254 \h </w:instrText>
       </w:r>
       <w:r>
         <w:rPr>
@@ -4178,7 +4320,7 @@
         <w:rPr>
           <w:noProof/>
         </w:rPr>
-        <w:t>36</w:t>
+        <w:t>35</w:t>
       </w:r>
       <w:r>
         <w:rPr>
@@ -4222,7 +4364,7 @@
         <w:rPr>
           <w:noProof/>
         </w:rPr>
-        <w:instrText xml:space="preserve"> PAGEREF _Toc239681773 \h </w:instrText>
+        <w:instrText xml:space="preserve"> PAGEREF _Toc241225255 \h </w:instrText>
       </w:r>
       <w:r>
         <w:rPr>
@@ -4239,7 +4381,7 @@
         <w:rPr>
           <w:noProof/>
         </w:rPr>
-        <w:t>36</w:t>
+        <w:t>35</w:t>
       </w:r>
       <w:r>
         <w:rPr>
@@ -4283,7 +4425,7 @@
         <w:rPr>
           <w:noProof/>
         </w:rPr>
-        <w:instrText xml:space="preserve"> PAGEREF _Toc239681774 \h </w:instrText>
+        <w:instrText xml:space="preserve"> PAGEREF _Toc241225256 \h </w:instrText>
       </w:r>
       <w:r>
         <w:rPr>
@@ -4300,7 +4442,7 @@
         <w:rPr>
           <w:noProof/>
         </w:rPr>
-        <w:t>37</w:t>
+        <w:t>36</w:t>
       </w:r>
       <w:r>
         <w:rPr>
@@ -4344,7 +4486,7 @@
         <w:rPr>
           <w:noProof/>
         </w:rPr>
-        <w:instrText xml:space="preserve"> PAGEREF _Toc239681775 \h </w:instrText>
+        <w:instrText xml:space="preserve"> PAGEREF _Toc241225257 \h </w:instrText>
       </w:r>
       <w:r>
         <w:rPr>
@@ -4361,7 +4503,7 @@
         <w:rPr>
           <w:noProof/>
         </w:rPr>
-        <w:t>37</w:t>
+        <w:t>36</w:t>
       </w:r>
       <w:r>
         <w:rPr>
@@ -4405,7 +4547,7 @@
         <w:rPr>
           <w:noProof/>
         </w:rPr>
-        <w:instrText xml:space="preserve"> PAGEREF _Toc239681776 \h </w:instrText>
+        <w:instrText xml:space="preserve"> PAGEREF _Toc241225258 \h </w:instrText>
       </w:r>
       <w:r>
         <w:rPr>
@@ -4422,7 +4564,7 @@
         <w:rPr>
           <w:noProof/>
         </w:rPr>
-        <w:t>37</w:t>
+        <w:t>36</w:t>
       </w:r>
       <w:r>
         <w:rPr>
@@ -4466,7 +4608,7 @@
         <w:rPr>
           <w:noProof/>
         </w:rPr>
-        <w:instrText xml:space="preserve"> PAGEREF _Toc239681777 \h </w:instrText>
+        <w:instrText xml:space="preserve"> PAGEREF _Toc241225259 \h </w:instrText>
       </w:r>
       <w:r>
         <w:rPr>
@@ -4483,7 +4625,7 @@
         <w:rPr>
           <w:noProof/>
         </w:rPr>
-        <w:t>37</w:t>
+        <w:t>36</w:t>
       </w:r>
       <w:r>
         <w:rPr>
@@ -4527,7 +4669,7 @@
         <w:rPr>
           <w:noProof/>
         </w:rPr>
-        <w:instrText xml:space="preserve"> PAGEREF _Toc239681778 \h </w:instrText>
+        <w:instrText xml:space="preserve"> PAGEREF _Toc241225260 \h </w:instrText>
       </w:r>
       <w:r>
         <w:rPr>
@@ -4544,7 +4686,7 @@
         <w:rPr>
           <w:noProof/>
         </w:rPr>
-        <w:t>38</w:t>
+        <w:t>37</w:t>
       </w:r>
       <w:r>
         <w:rPr>
@@ -4588,7 +4730,7 @@
         <w:rPr>
           <w:noProof/>
         </w:rPr>
-        <w:instrText xml:space="preserve"> PAGEREF _Toc239681779 \h </w:instrText>
+        <w:instrText xml:space="preserve"> PAGEREF _Toc241225261 \h </w:instrText>
       </w:r>
       <w:r>
         <w:rPr>
@@ -4605,7 +4747,7 @@
         <w:rPr>
           <w:noProof/>
         </w:rPr>
-        <w:t>38</w:t>
+        <w:t>37</w:t>
       </w:r>
       <w:r>
         <w:rPr>
@@ -4649,7 +4791,7 @@
         <w:rPr>
           <w:noProof/>
         </w:rPr>
-        <w:instrText xml:space="preserve"> PAGEREF _Toc239681780 \h </w:instrText>
+        <w:instrText xml:space="preserve"> PAGEREF _Toc241225262 \h </w:instrText>
       </w:r>
       <w:r>
         <w:rPr>
@@ -4666,7 +4808,7 @@
         <w:rPr>
           <w:noProof/>
         </w:rPr>
-        <w:t>39</w:t>
+        <w:t>38</w:t>
       </w:r>
       <w:r>
         <w:rPr>
@@ -4710,7 +4852,7 @@
         <w:rPr>
           <w:noProof/>
         </w:rPr>
-        <w:instrText xml:space="preserve"> PAGEREF _Toc239681781 \h </w:instrText>
+        <w:instrText xml:space="preserve"> PAGEREF _Toc241225263 \h </w:instrText>
       </w:r>
       <w:r>
         <w:rPr>
@@ -4727,7 +4869,7 @@
         <w:rPr>
           <w:noProof/>
         </w:rPr>
-        <w:t>40</w:t>
+        <w:t>39</w:t>
       </w:r>
       <w:r>
         <w:rPr>
@@ -4771,7 +4913,7 @@
         <w:rPr>
           <w:noProof/>
         </w:rPr>
-        <w:instrText xml:space="preserve"> PAGEREF _Toc239681782 \h </w:instrText>
+        <w:instrText xml:space="preserve"> PAGEREF _Toc241225264 \h </w:instrText>
       </w:r>
       <w:r>
         <w:rPr>
@@ -4788,7 +4930,7 @@
         <w:rPr>
           <w:noProof/>
         </w:rPr>
-        <w:t>42</w:t>
+        <w:t>41</w:t>
       </w:r>
       <w:r>
         <w:rPr>
@@ -4843,12 +4985,7 @@
       <w:pPr>
         <w:jc w:val="left"/>
         <w:sectPr>
-          <w:headerReference w:type="even" r:id="rId6"/>
-          <w:headerReference w:type="default" r:id="rId7"/>
-          <w:footerReference w:type="even" r:id="rId8"/>
-          <w:footerReference w:type="default" r:id="rId9"/>
-          <w:headerReference w:type="first" r:id="rId10"/>
-          <w:footerReference w:type="first" r:id="rId11"/>
+          <w:headerReference w:type="default" r:id="rId14"/>
           <w:pgSz w:w="11907" w:h="16839"/>
           <w:pgMar w:top="1701" w:right="1134" w:bottom="1134" w:left="1701" w:header="708" w:footer="708" w:gutter="0"/>
           <w:cols w:space="708"/>
@@ -4860,7 +4997,7 @@
       <w:pPr>
         <w:pStyle w:val="Ttulo1"/>
       </w:pPr>
-      <w:bookmarkStart w:id="0" w:name="_Toc239681711"/>
+      <w:bookmarkStart w:id="0" w:name="_Toc241225191"/>
       <w:r>
         <w:lastRenderedPageBreak/>
         <w:t>1 INTRODUÇÃO</w:t>
@@ -4932,7 +5069,7 @@
       <w:pPr>
         <w:pStyle w:val="Ttulo1"/>
       </w:pPr>
-      <w:bookmarkStart w:id="1" w:name="_Toc239681712"/>
+      <w:bookmarkStart w:id="1" w:name="_Toc241225192"/>
       <w:r>
         <w:lastRenderedPageBreak/>
         <w:t>2 CARACTERIZAÇÃO DA ORGANIZAÇÃO</w:t>
@@ -4943,7 +5080,7 @@
       <w:pPr>
         <w:pStyle w:val="Ttulo2"/>
       </w:pPr>
-      <w:bookmarkStart w:id="2" w:name="_Toc239681713"/>
+      <w:bookmarkStart w:id="2" w:name="_Toc241225193"/>
       <w:r>
         <w:t>2.1 Segmento de atuação</w:t>
       </w:r>
@@ -4969,7 +5106,7 @@
       <w:pPr>
         <w:pStyle w:val="Ttulo2"/>
       </w:pPr>
-      <w:bookmarkStart w:id="3" w:name="_Toc239681714"/>
+      <w:bookmarkStart w:id="3" w:name="_Toc241225194"/>
       <w:r>
         <w:t>2.2 Produtos e serviços</w:t>
       </w:r>
@@ -4987,7 +5124,7 @@
       <w:pPr>
         <w:pStyle w:val="Ttulo2"/>
       </w:pPr>
-      <w:bookmarkStart w:id="4" w:name="_Toc239681715"/>
+      <w:bookmarkStart w:id="4" w:name="_Toc241225195"/>
       <w:r>
         <w:t>2.3 Estrutura organizacional</w:t>
       </w:r>
@@ -5040,7 +5177,7 @@
       <w:pPr>
         <w:pStyle w:val="Ttulo2"/>
       </w:pPr>
-      <w:bookmarkStart w:id="5" w:name="_Toc239681716"/>
+      <w:bookmarkStart w:id="5" w:name="_Toc241225196"/>
       <w:r>
         <w:t>2.4 Principais processos</w:t>
       </w:r>
@@ -5098,7 +5235,7 @@
       <w:pPr>
         <w:pStyle w:val="Ttulo2"/>
       </w:pPr>
-      <w:bookmarkStart w:id="6" w:name="_Toc239681717"/>
+      <w:bookmarkStart w:id="6" w:name="_Toc241225197"/>
       <w:r>
         <w:t>2.5 Problemas identificados</w:t>
       </w:r>
@@ -5170,7 +5307,7 @@
       <w:pPr>
         <w:pStyle w:val="Ttulo2"/>
       </w:pPr>
-      <w:bookmarkStart w:id="7" w:name="_Toc239681718"/>
+      <w:bookmarkStart w:id="7" w:name="_Toc241225198"/>
       <w:r>
         <w:t>2.6 Oportunidades de melhoria por meio da tecnologia</w:t>
       </w:r>
@@ -5740,7 +5877,7 @@
       <w:pPr>
         <w:pStyle w:val="Ttulo1"/>
       </w:pPr>
-      <w:bookmarkStart w:id="8" w:name="_Toc239681719"/>
+      <w:bookmarkStart w:id="8" w:name="_Toc241225199"/>
       <w:r>
         <w:lastRenderedPageBreak/>
         <w:t>3 PLANEJAMENTO DA SOLUÇÃO TECNOLÓGICA</w:t>
@@ -5762,7 +5899,7 @@
       <w:pPr>
         <w:pStyle w:val="Ttulo2"/>
       </w:pPr>
-      <w:bookmarkStart w:id="9" w:name="_Toc239681720"/>
+      <w:bookmarkStart w:id="9" w:name="_Toc241225200"/>
       <w:r>
         <w:t>3.1 Problema a ser resolvido</w:t>
       </w:r>
@@ -5782,14 +5919,14 @@
         <w:t>a instituição Lumina não dispõe de ambiente digital unificado que integre os processos acadêmicos e administrativos, o que provoca dispersão de informações, retrabalho e ausência de indicadores para a decisão pedagógica.</w:t>
       </w:r>
       <w:r>
-        <w:t xml:space="preserve"> Trata-se de problema de integração, e não de falta de ferramentas: planilhas, mensageiros e correio eletrônico resolvem bem tarefas isoladas, mas o conjunto não constitui um sistema, pois os dados não circulam entre eles e exigem transcrição manual a cada etapa.</w:t>
+        <w:t xml:space="preserve"> Trata-se de problema de integração, e não de falta de ferramentas: planilhas e mensageiros resolvem tarefas isoladas, mas os dados não circulam entre eles.</w:t>
       </w:r>
     </w:p>
     <w:p>
       <w:pPr>
         <w:pStyle w:val="Ttulo2"/>
       </w:pPr>
-      <w:bookmarkStart w:id="10" w:name="_Toc239681721"/>
+      <w:bookmarkStart w:id="10" w:name="_Toc241225201"/>
       <w:r>
         <w:t>3.2 Objetivos da solução</w:t>
       </w:r>
@@ -5820,14 +5957,14 @@
         <w:t>Objetivos específicos:</w:t>
       </w:r>
       <w:r>
-        <w:t xml:space="preserve"> centralizar em base única os dados de estudantes, docentes, turmas, disciplinas e avaliações; reduzir, por correção automática, o tempo entre a aplicação de uma avaliação e a divulgação do resultado; disponibilizar indicadores consolidados que permitam identificar antecipadamente estudantes em risco acadêmico; diminuir a demanda de atendimentos operacionais sobre a secretaria mediante autoatendimento; assegurar o uso autônomo da plataforma por pessoas com deficiência; e reduzir o consumo de papel pela digitalização de avaliações e materiais.</w:t>
+        <w:t xml:space="preserve"> centralizar os dados acadêmicos em base única; divulgar resultados de avaliações imediatamente, por correção automática; identificar antecipadamente estudantes em risco; reduzir atendimentos da secretaria por autoatendimento; assegurar o uso autônomo por pessoas com deficiência; e reduzir o consumo de papel.</w:t>
       </w:r>
     </w:p>
     <w:p>
       <w:pPr>
         <w:pStyle w:val="Ttulo2"/>
       </w:pPr>
-      <w:bookmarkStart w:id="11" w:name="_Toc239681722"/>
+      <w:bookmarkStart w:id="11" w:name="_Toc241225202"/>
       <w:r>
         <w:t>3.3 Público-alvo</w:t>
       </w:r>
@@ -5838,7 +5975,7 @@
         <w:ind w:firstLine="850"/>
       </w:pPr>
       <w:r>
-        <w:t xml:space="preserve">A solução destina-se a três públicos internos, cujos perfis foram definidos no PIM III pela técnica de personas e aqui retomados por terem orientado as decisões de projeto. Os </w:t>
+        <w:t xml:space="preserve">A solução destina-se a três públicos internos, representados pelas personas definidas no PIM III: os </w:t>
       </w:r>
       <w:r>
         <w:rPr>
@@ -5847,7 +5984,7 @@
         <w:t>estudantes</w:t>
       </w:r>
       <w:r>
-        <w:t xml:space="preserve"> (cerca de 800) são representados pela persona Lucas, 16 anos, com alta familiaridade tecnológica e acesso predominante por telefone celular; necessita consultar materiais, acompanhar prazos e verificar desempenho. Os </w:t>
+        <w:t xml:space="preserve"> (cerca de 800), pela persona Lucas, que acessa predominantemente pelo celular — o que justificou o aplicativo da seção 6 —; os </w:t>
       </w:r>
       <w:r>
         <w:rPr>
@@ -5856,7 +5993,7 @@
         <w:t>docentes</w:t>
       </w:r>
       <w:r>
-        <w:t xml:space="preserve"> (cerca de 45) são representados por Mariana, 34 anos, professora de Matemática, cuja rotina se divide entre planejamento, correção e aulas; necessita publicar materiais com agilidade e identificar estudantes com dificuldade. A </w:t>
+        <w:t xml:space="preserve"> (cerca de 45), por Mariana, que precisa publicar materiais com agilidade e identificar estudantes com dificuldade; e a </w:t>
       </w:r>
       <w:r>
         <w:rPr>
@@ -5865,78 +6002,70 @@
         <w:t>equipe administrativa</w:t>
       </w:r>
       <w:r>
-        <w:t xml:space="preserve"> (cerca de 12) é representada por Carla, 45 anos, da secretaria, que cadastra usuários, efetiva matrículas, emite relatórios e resolve problemas de acesso.</w:t>
-      </w:r>
+        <w:t xml:space="preserve"> (cerca de 12), por Carla, que cadastra usuários, efetiva matrículas e emite relatórios.</w:t>
+      </w:r>
+    </w:p>
+    <w:p>
+      <w:pPr>
+        <w:pStyle w:val="Ttulo2"/>
+      </w:pPr>
+      <w:bookmarkStart w:id="12" w:name="_Toc241225203"/>
+      <w:r>
+        <w:t>3.4 Proposta de valor</w:t>
+      </w:r>
+      <w:bookmarkEnd w:id="12"/>
     </w:p>
     <w:p>
       <w:pPr>
         <w:ind w:firstLine="850"/>
       </w:pPr>
       <w:r>
+        <w:t xml:space="preserve">A proposta articula-se em quatro elementos: </w:t>
+      </w:r>
+      <w:r>
+        <w:rPr>
+          <w:b/>
+        </w:rPr>
+        <w:t>unificação</w:t>
+      </w:r>
+      <w:r>
+        <w:t xml:space="preserve">, pois uma única base alimenta a aplicação web e o aplicativo; </w:t>
+      </w:r>
+      <w:r>
+        <w:rPr>
+          <w:b/>
+        </w:rPr>
+        <w:t>imediatismo</w:t>
+      </w:r>
+      <w:r>
+        <w:t xml:space="preserve">, pois a correção automática converte um processo de até duas semanas em resultado instantâneo; </w:t>
+      </w:r>
+      <w:r>
+        <w:rPr>
+          <w:b/>
+        </w:rPr>
+        <w:t>visibilidade</w:t>
+      </w:r>
+      <w:r>
+        <w:t xml:space="preserve">, pois indicadores e o Farol de Evasão deslocam a atuação da coordenação do corretivo para o preventivo; e </w:t>
+      </w:r>
+      <w:r>
+        <w:rPr>
+          <w:b/>
+        </w:rPr>
+        <w:t>inclusão</w:t>
+      </w:r>
+      <w:r>
+        <w:t>, que estende a modernização aos usuários habitualmente preteridos.</w:t>
+      </w:r>
+    </w:p>
+    <w:p>
+      <w:pPr>
+        <w:pStyle w:val="Ttulo2"/>
+      </w:pPr>
+      <w:bookmarkStart w:id="13" w:name="_Toc241225204"/>
+      <w:r>
         <w:lastRenderedPageBreak/>
-        <w:t>A predominância do acesso móvel entre estudantes justificou o aplicativo descrito na seção 6 e a revisão da responsividade da aplicação web.</w:t>
-      </w:r>
-    </w:p>
-    <w:p>
-      <w:pPr>
-        <w:pStyle w:val="Ttulo2"/>
-      </w:pPr>
-      <w:bookmarkStart w:id="12" w:name="_Toc239681723"/>
-      <w:r>
-        <w:t>3.4 Proposta de valor</w:t>
-      </w:r>
-      <w:bookmarkEnd w:id="12"/>
-    </w:p>
-    <w:p>
-      <w:pPr>
-        <w:ind w:firstLine="850"/>
-      </w:pPr>
-      <w:r>
-        <w:t xml:space="preserve">A proposta articula-se em quatro elementos. A </w:t>
-      </w:r>
-      <w:r>
-        <w:rPr>
-          <w:b/>
-        </w:rPr>
-        <w:t>unificação</w:t>
-      </w:r>
-      <w:r>
-        <w:t xml:space="preserve"> faz com que uma única base alimente a aplicação web e o aplicativo, tornando imediatamente disponível em uma plataforma o que se registra na outra. O </w:t>
-      </w:r>
-      <w:r>
-        <w:rPr>
-          <w:b/>
-        </w:rPr>
-        <w:t>imediatismo</w:t>
-      </w:r>
-      <w:r>
-        <w:t xml:space="preserve"> da correção automática converte um processo de até duas semanas em resultado instantâneo, permitindo intervenção pedagógica enquanto o conteúdo ainda está sendo trabalhado. A </w:t>
-      </w:r>
-      <w:r>
-        <w:rPr>
-          <w:b/>
-        </w:rPr>
-        <w:t>visibilidade</w:t>
-      </w:r>
-      <w:r>
-        <w:t xml:space="preserve"> dada por indicadores consolidados e pela classificação automática por faixa de rendimento desloca a atuação da coordenação do caráter corretivo para o preventivo. A </w:t>
-      </w:r>
-      <w:r>
-        <w:rPr>
-          <w:b/>
-        </w:rPr>
-        <w:t>inclusão</w:t>
-      </w:r>
-      <w:r>
-        <w:t>, por fim, assegura que a modernização alcance também os usuários habitualmente preteridos por soluções convencionais.</w:t>
-      </w:r>
-    </w:p>
-    <w:p>
-      <w:pPr>
-        <w:pStyle w:val="Ttulo2"/>
-      </w:pPr>
-      <w:bookmarkStart w:id="13" w:name="_Toc239681724"/>
-      <w:r>
         <w:t>3.5 Benefícios esperados</w:t>
       </w:r>
       <w:bookmarkEnd w:id="13"/>
@@ -6231,7 +6360,7 @@
               <w:rPr>
                 <w:sz w:val="18"/>
               </w:rPr>
-              <w:t>Risco acadêmico detectado cedo</w:t>
+              <w:t>Risco de evasão detectado cedo</w:t>
             </w:r>
           </w:p>
         </w:tc>
@@ -6252,7 +6381,7 @@
               <w:rPr>
                 <w:sz w:val="18"/>
               </w:rPr>
-              <w:t>Estudantes na faixa "Em Risco"</w:t>
+              <w:t>Estudantes sinalizados pelo Farol de Evasão</w:t>
             </w:r>
           </w:p>
         </w:tc>
@@ -6488,7 +6617,7 @@
       <w:pPr>
         <w:pStyle w:val="Ttulo2"/>
       </w:pPr>
-      <w:bookmarkStart w:id="14" w:name="_Toc239681725"/>
+      <w:bookmarkStart w:id="14" w:name="_Toc241225205"/>
       <w:r>
         <w:t>3.6 Diferenciais competitivos</w:t>
       </w:r>
@@ -6499,7 +6628,16 @@
         <w:ind w:firstLine="850"/>
       </w:pPr>
       <w:r>
-        <w:t xml:space="preserve">Quatro diferenciais distinguem a solução das alternativas de mercado. Não há </w:t>
+        <w:t xml:space="preserve">Cinco diferenciais distinguem a solução das alternativas de mercado. O principal é o </w:t>
+      </w:r>
+      <w:r>
+        <w:rPr>
+          <w:b/>
+        </w:rPr>
+        <w:t>Farol de Evasão</w:t>
+      </w:r>
+      <w:r>
+        <w:t xml:space="preserve">, descrito na seção 4.6, que sinaliza estudantes em risco de abandono a partir de dados que o próprio sistema já registra — inclusive o tempo dedicado à leitura de conteúdos —, com justificativa escrita para cada alerta. Não há </w:t>
       </w:r>
       <w:r>
         <w:rPr>
@@ -6508,7 +6646,7 @@
         <w:t>licenciamento por usuário</w:t>
       </w:r>
       <w:r>
-        <w:t xml:space="preserve">: sistemas acadêmicos comerciais cobram mensalidade proporcional ao número de matriculados, ao passo que a solução emprega apenas tecnologias sem custo de licença, tornando o custo de operação independente do porte da instituição. Há </w:t>
+        <w:t xml:space="preserve">: a solução usa apenas tecnologias sem custo de licença, e o custo de operação independe do porte (seção 3.7). Há </w:t>
       </w:r>
       <w:r>
         <w:rPr>
@@ -6517,7 +6655,7 @@
         <w:t>autonomia em relação a serviços externos</w:t>
       </w:r>
       <w:r>
-        <w:t xml:space="preserve">, pois o assistente virtual opera sobre base de conhecimento própria — o que elimina custo por requisição e, diante da Lei Geral de Proteção de Dados, evita que dados de estudantes trafeguem para fora da instituição. A </w:t>
+        <w:t xml:space="preserve">: o assistente virtual opera sobre base própria, sem custo por requisição e sem enviar dados de estudantes para fora da instituição. A </w:t>
       </w:r>
       <w:r>
         <w:rPr>
@@ -6526,7 +6664,7 @@
         <w:t>acessibilidade é nativa</w:t>
       </w:r>
       <w:r>
-        <w:t xml:space="preserve">, incorporada desde a concepção e presente igualmente nas duas plataformas. E a </w:t>
+        <w:t xml:space="preserve">, presente nas duas plataformas. E a </w:t>
       </w:r>
       <w:r>
         <w:rPr>
@@ -6535,8 +6673,466 @@
         <w:t>portabilidade</w:t>
       </w:r>
       <w:r>
-        <w:t xml:space="preserve"> conferida pela conteinerização descrita na seção 9 permite implantar a solução em servidor próprio ou em provedor de nuvem, sem dependência de fornecedor específico.</w:t>
-      </w:r>
+        <w:t xml:space="preserve"> da conteinerização permite implantar em servidor próprio ou em qualquer provedor de nuvem.</w:t>
+      </w:r>
+    </w:p>
+    <w:p>
+      <w:pPr>
+        <w:pStyle w:val="Ttulo2"/>
+      </w:pPr>
+      <w:bookmarkStart w:id="15" w:name="_Toc241225206"/>
+      <w:r>
+        <w:t>3.7 Modelo de negócio e viabilidade</w:t>
+      </w:r>
+      <w:bookmarkEnd w:id="15"/>
+    </w:p>
+    <w:p>
+      <w:pPr>
+        <w:ind w:firstLine="850"/>
+      </w:pPr>
+      <w:r>
+        <w:t xml:space="preserve">Para a Lumina, a solução é </w:t>
+      </w:r>
+      <w:r>
+        <w:rPr>
+          <w:b/>
+        </w:rPr>
+        <w:t>ativo próprio</w:t>
+      </w:r>
+      <w:r>
+        <w:t xml:space="preserve">, cujo retorno se mede pela redução de trabalho manual e pelos indicadores da seção 3.5. Como desdobramento, poderia ser ofertada a outras instituições por </w:t>
+      </w:r>
+      <w:r>
+        <w:rPr>
+          <w:b/>
+        </w:rPr>
+        <w:t>assinatura de valor fixo por instituição</w:t>
+      </w:r>
+      <w:r>
+        <w:t>, e não por estudante.</w:t>
+      </w:r>
+    </w:p>
+    <w:p>
+      <w:pPr>
+        <w:ind w:firstLine="850"/>
+      </w:pPr>
+      <w:r>
+        <w:t xml:space="preserve">A viabilidade foi analisada em três dimensões. A </w:t>
+      </w:r>
+      <w:r>
+        <w:rPr>
+          <w:b/>
+        </w:rPr>
+        <w:t>técnica</w:t>
+      </w:r>
+      <w:r>
+        <w:t xml:space="preserve"> está demonstrada pela própria entrega: o sistema encontra-se implantado e em operação, conforme a seção 9. A </w:t>
+      </w:r>
+      <w:r>
+        <w:rPr>
+          <w:b/>
+        </w:rPr>
+        <w:t>operacional</w:t>
+      </w:r>
+      <w:r>
+        <w:t xml:space="preserve"> decorre do modelo de Plataforma como Serviço, que transfere ao provedor a manutenção de servidores, dispensando equipe dedicada. A </w:t>
+      </w:r>
+      <w:r>
+        <w:rPr>
+          <w:b/>
+        </w:rPr>
+        <w:t>econômica</w:t>
+      </w:r>
+      <w:r>
+        <w:t xml:space="preserve"> apoia-se no custo efetivamente contratado na implantação, que não cresce com o número de matrículas:</w:t>
+      </w:r>
+    </w:p>
+    <w:tbl>
+      <w:tblPr>
+        <w:tblW w:w="0" w:type="auto"/>
+        <w:tblBorders>
+          <w:top w:val="single" w:sz="4" w:space="0" w:color="auto"/>
+          <w:left w:val="single" w:sz="4" w:space="0" w:color="auto"/>
+          <w:bottom w:val="single" w:sz="4" w:space="0" w:color="auto"/>
+          <w:right w:val="single" w:sz="4" w:space="0" w:color="auto"/>
+          <w:insideH w:val="single" w:sz="4" w:space="0" w:color="auto"/>
+          <w:insideV w:val="single" w:sz="4" w:space="0" w:color="auto"/>
+        </w:tblBorders>
+        <w:tblLayout w:type="fixed"/>
+        <w:tblCellMar>
+          <w:left w:w="70" w:type="dxa"/>
+          <w:right w:w="70" w:type="dxa"/>
+        </w:tblCellMar>
+        <w:tblLook w:val="0000" w:firstRow="0" w:lastRow="0" w:firstColumn="0" w:lastColumn="0" w:noHBand="0" w:noVBand="0"/>
+      </w:tblPr>
+      <w:tblGrid>
+        <w:gridCol w:w="3024"/>
+        <w:gridCol w:w="3024"/>
+        <w:gridCol w:w="3024"/>
+      </w:tblGrid>
+      <w:tr>
+        <w:tblPrEx>
+          <w:tblCellMar>
+            <w:top w:w="0" w:type="dxa"/>
+            <w:bottom w:w="0" w:type="dxa"/>
+          </w:tblCellMar>
+        </w:tblPrEx>
+        <w:trPr>
+          <w:tblHeader/>
+        </w:trPr>
+        <w:tc>
+          <w:tcPr>
+            <w:tcW w:w="3024" w:type="dxa"/>
+            <w:shd w:val="clear" w:color="auto" w:fill="auto"/>
+          </w:tcPr>
+          <w:p>
+            <w:pPr>
+              <w:spacing w:line="240" w:lineRule="auto"/>
+              <w:jc w:val="left"/>
+              <w:rPr>
+                <w:b/>
+                <w:sz w:val="18"/>
+              </w:rPr>
+            </w:pPr>
+            <w:r>
+              <w:rPr>
+                <w:b/>
+                <w:sz w:val="18"/>
+              </w:rPr>
+              <w:t>Componente</w:t>
+            </w:r>
+          </w:p>
+        </w:tc>
+        <w:tc>
+          <w:tcPr>
+            <w:tcW w:w="3024" w:type="dxa"/>
+            <w:shd w:val="clear" w:color="auto" w:fill="auto"/>
+          </w:tcPr>
+          <w:p>
+            <w:pPr>
+              <w:spacing w:line="240" w:lineRule="auto"/>
+              <w:jc w:val="left"/>
+              <w:rPr>
+                <w:b/>
+                <w:sz w:val="18"/>
+              </w:rPr>
+            </w:pPr>
+            <w:r>
+              <w:rPr>
+                <w:b/>
+                <w:sz w:val="18"/>
+              </w:rPr>
+              <w:t>Serviço</w:t>
+            </w:r>
+          </w:p>
+        </w:tc>
+        <w:tc>
+          <w:tcPr>
+            <w:tcW w:w="3024" w:type="dxa"/>
+            <w:shd w:val="clear" w:color="auto" w:fill="auto"/>
+          </w:tcPr>
+          <w:p>
+            <w:pPr>
+              <w:spacing w:line="240" w:lineRule="auto"/>
+              <w:jc w:val="left"/>
+              <w:rPr>
+                <w:b/>
+                <w:sz w:val="18"/>
+              </w:rPr>
+            </w:pPr>
+            <w:r>
+              <w:rPr>
+                <w:b/>
+                <w:sz w:val="18"/>
+              </w:rPr>
+              <w:t>Custo mensal</w:t>
+            </w:r>
+          </w:p>
+        </w:tc>
+      </w:tr>
+      <w:tr>
+        <w:tblPrEx>
+          <w:tblCellMar>
+            <w:top w:w="0" w:type="dxa"/>
+            <w:bottom w:w="0" w:type="dxa"/>
+          </w:tblCellMar>
+        </w:tblPrEx>
+        <w:tc>
+          <w:tcPr>
+            <w:tcW w:w="3024" w:type="dxa"/>
+            <w:shd w:val="clear" w:color="auto" w:fill="auto"/>
+          </w:tcPr>
+          <w:p>
+            <w:pPr>
+              <w:spacing w:line="240" w:lineRule="auto"/>
+              <w:jc w:val="left"/>
+              <w:rPr>
+                <w:sz w:val="18"/>
+              </w:rPr>
+            </w:pPr>
+            <w:r>
+              <w:rPr>
+                <w:sz w:val="18"/>
+              </w:rPr>
+              <w:t>Aplicação, sem hibernação</w:t>
+            </w:r>
+          </w:p>
+        </w:tc>
+        <w:tc>
+          <w:tcPr>
+            <w:tcW w:w="3024" w:type="dxa"/>
+            <w:shd w:val="clear" w:color="auto" w:fill="auto"/>
+          </w:tcPr>
+          <w:p>
+            <w:pPr>
+              <w:spacing w:line="240" w:lineRule="auto"/>
+              <w:jc w:val="left"/>
+              <w:rPr>
+                <w:sz w:val="18"/>
+              </w:rPr>
+            </w:pPr>
+            <w:r>
+              <w:rPr>
+                <w:sz w:val="18"/>
+              </w:rPr>
+              <w:t>Render, plano Starter</w:t>
+            </w:r>
+          </w:p>
+        </w:tc>
+        <w:tc>
+          <w:tcPr>
+            <w:tcW w:w="3024" w:type="dxa"/>
+            <w:shd w:val="clear" w:color="auto" w:fill="auto"/>
+          </w:tcPr>
+          <w:p>
+            <w:pPr>
+              <w:spacing w:line="240" w:lineRule="auto"/>
+              <w:jc w:val="left"/>
+              <w:rPr>
+                <w:sz w:val="18"/>
+              </w:rPr>
+            </w:pPr>
+            <w:r>
+              <w:rPr>
+                <w:sz w:val="18"/>
+              </w:rPr>
+              <w:t>US$ 7,00</w:t>
+            </w:r>
+          </w:p>
+        </w:tc>
+      </w:tr>
+      <w:tr>
+        <w:tblPrEx>
+          <w:tblCellMar>
+            <w:top w:w="0" w:type="dxa"/>
+            <w:bottom w:w="0" w:type="dxa"/>
+          </w:tblCellMar>
+        </w:tblPrEx>
+        <w:tc>
+          <w:tcPr>
+            <w:tcW w:w="3024" w:type="dxa"/>
+            <w:shd w:val="clear" w:color="auto" w:fill="auto"/>
+          </w:tcPr>
+          <w:p>
+            <w:pPr>
+              <w:spacing w:line="240" w:lineRule="auto"/>
+              <w:jc w:val="left"/>
+              <w:rPr>
+                <w:sz w:val="18"/>
+              </w:rPr>
+            </w:pPr>
+            <w:r>
+              <w:rPr>
+                <w:sz w:val="18"/>
+              </w:rPr>
+              <w:t>Banco de dados</w:t>
+            </w:r>
+          </w:p>
+        </w:tc>
+        <w:tc>
+          <w:tcPr>
+            <w:tcW w:w="3024" w:type="dxa"/>
+            <w:shd w:val="clear" w:color="auto" w:fill="auto"/>
+          </w:tcPr>
+          <w:p>
+            <w:pPr>
+              <w:spacing w:line="240" w:lineRule="auto"/>
+              <w:jc w:val="left"/>
+              <w:rPr>
+                <w:sz w:val="18"/>
+              </w:rPr>
+            </w:pPr>
+            <w:r>
+              <w:rPr>
+                <w:sz w:val="18"/>
+              </w:rPr>
+              <w:t>Azure SQL Database, camada Básica</w:t>
+            </w:r>
+          </w:p>
+        </w:tc>
+        <w:tc>
+          <w:tcPr>
+            <w:tcW w:w="3024" w:type="dxa"/>
+            <w:shd w:val="clear" w:color="auto" w:fill="auto"/>
+          </w:tcPr>
+          <w:p>
+            <w:pPr>
+              <w:spacing w:line="240" w:lineRule="auto"/>
+              <w:jc w:val="left"/>
+              <w:rPr>
+                <w:sz w:val="18"/>
+              </w:rPr>
+            </w:pPr>
+            <w:r>
+              <w:rPr>
+                <w:sz w:val="18"/>
+              </w:rPr>
+              <w:t>US$ 4,90</w:t>
+            </w:r>
+          </w:p>
+        </w:tc>
+      </w:tr>
+      <w:tr>
+        <w:tblPrEx>
+          <w:tblCellMar>
+            <w:top w:w="0" w:type="dxa"/>
+            <w:bottom w:w="0" w:type="dxa"/>
+          </w:tblCellMar>
+        </w:tblPrEx>
+        <w:tc>
+          <w:tcPr>
+            <w:tcW w:w="3024" w:type="dxa"/>
+            <w:shd w:val="clear" w:color="auto" w:fill="auto"/>
+          </w:tcPr>
+          <w:p>
+            <w:pPr>
+              <w:spacing w:line="240" w:lineRule="auto"/>
+              <w:jc w:val="left"/>
+              <w:rPr>
+                <w:sz w:val="18"/>
+              </w:rPr>
+            </w:pPr>
+            <w:r>
+              <w:rPr>
+                <w:sz w:val="18"/>
+              </w:rPr>
+              <w:t>Código-fonte e integração contínua</w:t>
+            </w:r>
+          </w:p>
+        </w:tc>
+        <w:tc>
+          <w:tcPr>
+            <w:tcW w:w="3024" w:type="dxa"/>
+            <w:shd w:val="clear" w:color="auto" w:fill="auto"/>
+          </w:tcPr>
+          <w:p>
+            <w:pPr>
+              <w:spacing w:line="240" w:lineRule="auto"/>
+              <w:jc w:val="left"/>
+              <w:rPr>
+                <w:sz w:val="18"/>
+              </w:rPr>
+            </w:pPr>
+            <w:r>
+              <w:rPr>
+                <w:sz w:val="18"/>
+              </w:rPr>
+              <w:t>GitHub</w:t>
+            </w:r>
+          </w:p>
+        </w:tc>
+        <w:tc>
+          <w:tcPr>
+            <w:tcW w:w="3024" w:type="dxa"/>
+            <w:shd w:val="clear" w:color="auto" w:fill="auto"/>
+          </w:tcPr>
+          <w:p>
+            <w:pPr>
+              <w:spacing w:line="240" w:lineRule="auto"/>
+              <w:jc w:val="left"/>
+              <w:rPr>
+                <w:sz w:val="18"/>
+              </w:rPr>
+            </w:pPr>
+            <w:r>
+              <w:rPr>
+                <w:sz w:val="18"/>
+              </w:rPr>
+              <w:t>sem custo</w:t>
+            </w:r>
+          </w:p>
+        </w:tc>
+      </w:tr>
+      <w:tr>
+        <w:tblPrEx>
+          <w:tblCellMar>
+            <w:top w:w="0" w:type="dxa"/>
+            <w:bottom w:w="0" w:type="dxa"/>
+          </w:tblCellMar>
+        </w:tblPrEx>
+        <w:tc>
+          <w:tcPr>
+            <w:tcW w:w="3024" w:type="dxa"/>
+            <w:shd w:val="clear" w:color="auto" w:fill="auto"/>
+          </w:tcPr>
+          <w:p>
+            <w:pPr>
+              <w:spacing w:line="240" w:lineRule="auto"/>
+              <w:jc w:val="left"/>
+              <w:rPr>
+                <w:sz w:val="18"/>
+              </w:rPr>
+            </w:pPr>
+            <w:r>
+              <w:rPr>
+                <w:sz w:val="18"/>
+              </w:rPr>
+              <w:t>Total</w:t>
+            </w:r>
+          </w:p>
+        </w:tc>
+        <w:tc>
+          <w:tcPr>
+            <w:tcW w:w="3024" w:type="dxa"/>
+            <w:shd w:val="clear" w:color="auto" w:fill="auto"/>
+          </w:tcPr>
+          <w:p>
+            <w:pPr>
+              <w:spacing w:line="240" w:lineRule="auto"/>
+              <w:jc w:val="left"/>
+              <w:rPr>
+                <w:sz w:val="18"/>
+              </w:rPr>
+            </w:pPr>
+          </w:p>
+        </w:tc>
+        <w:tc>
+          <w:tcPr>
+            <w:tcW w:w="3024" w:type="dxa"/>
+            <w:shd w:val="clear" w:color="auto" w:fill="auto"/>
+          </w:tcPr>
+          <w:p>
+            <w:pPr>
+              <w:spacing w:line="240" w:lineRule="auto"/>
+              <w:jc w:val="left"/>
+              <w:rPr>
+                <w:sz w:val="18"/>
+              </w:rPr>
+            </w:pPr>
+            <w:r>
+              <w:rPr>
+                <w:sz w:val="18"/>
+              </w:rPr>
+              <w:t>US$ 11,90</w:t>
+            </w:r>
+          </w:p>
+        </w:tc>
+      </w:tr>
+    </w:tbl>
+    <w:p>
+      <w:pPr>
+        <w:ind w:firstLine="850"/>
+      </w:pPr>
     </w:p>
     <w:p>
       <w:pPr>
@@ -6551,12 +7147,12 @@
       <w:pPr>
         <w:pStyle w:val="Ttulo1"/>
       </w:pPr>
-      <w:bookmarkStart w:id="15" w:name="_Toc239681726"/>
+      <w:bookmarkStart w:id="16" w:name="_Toc241225207"/>
       <w:r>
         <w:lastRenderedPageBreak/>
         <w:t>4 RESPONSABILIDADE SOCIAL E DIVERSIDADE</w:t>
       </w:r>
-      <w:bookmarkEnd w:id="15"/>
+      <w:bookmarkEnd w:id="16"/>
     </w:p>
     <w:p>
       <w:pPr>
@@ -6573,193 +7169,174 @@
       <w:pPr>
         <w:pStyle w:val="Ttulo2"/>
       </w:pPr>
-      <w:bookmarkStart w:id="16" w:name="_Toc239681727"/>
+      <w:bookmarkStart w:id="17" w:name="_Toc241225208"/>
       <w:r>
         <w:t>4.1 Combate à discriminação</w:t>
       </w:r>
-      <w:bookmarkEnd w:id="16"/>
+      <w:bookmarkEnd w:id="17"/>
     </w:p>
     <w:p>
       <w:pPr>
         <w:ind w:firstLine="850"/>
       </w:pPr>
       <w:r>
-        <w:t>O combate à discriminação foi tratado como conjunto de decisões técnicas verificáveis, e não como declaração de princípios.</w:t>
-      </w:r>
+        <w:t xml:space="preserve">O combate à discriminação foi tratado como conjunto de decisões técnicas verificáveis, e não como declaração de princípios. A </w:t>
+      </w:r>
+      <w:r>
+        <w:rPr>
+          <w:b/>
+        </w:rPr>
+        <w:t>identificação emprega dado objetivo</w:t>
+      </w:r>
+      <w:r>
+        <w:t xml:space="preserve">: o sistema não coleta raça, religião, orientação sexual ou origem, o que impede seu uso, ainda que involuntário, como critério de diferenciação. Os </w:t>
+      </w:r>
+      <w:r>
+        <w:rPr>
+          <w:b/>
+        </w:rPr>
+        <w:t>critérios de avaliação são uniformes</w:t>
+      </w:r>
+      <w:r>
+        <w:t xml:space="preserve">: a correção compara a resposta ao gabarito, sem julgamento humano sujeito a vieses. A </w:t>
+      </w:r>
+      <w:r>
+        <w:rPr>
+          <w:b/>
+        </w:rPr>
+        <w:t>segregação de privilégios</w:t>
+      </w:r>
+      <w:r>
+        <w:t xml:space="preserve"> faz o escopo de visualização decorrer apenas da função exercida, com a regra aplicada no servidor. E a </w:t>
+      </w:r>
+      <w:r>
+        <w:rPr>
+          <w:b/>
+        </w:rPr>
+        <w:t>rastreabilidade</w:t>
+      </w:r>
+      <w:r>
+        <w:t xml:space="preserve"> do gatilho de auditoria da seção 8 registra toda alteração de perfil ou situação cadastral, tornando auditável eventual tratamento diferenciado.</w:t>
+      </w:r>
+    </w:p>
+    <w:p>
+      <w:pPr>
+        <w:pStyle w:val="Ttulo2"/>
+      </w:pPr>
+      <w:bookmarkStart w:id="18" w:name="_Toc241225209"/>
+      <w:r>
+        <w:t>4.2 Valorização da diversidade</w:t>
+      </w:r>
+      <w:bookmarkEnd w:id="18"/>
     </w:p>
     <w:p>
       <w:pPr>
         <w:ind w:firstLine="850"/>
       </w:pPr>
       <w:r>
-        <w:t xml:space="preserve">A </w:t>
-      </w:r>
-      <w:r>
-        <w:rPr>
-          <w:b/>
-        </w:rPr>
-        <w:t>identificação emprega dado objetivo</w:t>
-      </w:r>
-      <w:r>
-        <w:t xml:space="preserve">: a autenticação usa o Cadastro de Pessoa Física, e o sistema não coleta informações de raça, religião, orientação sexual ou origem — ao não registrá-las, elimina-se a possibilidade de que sejam empregadas, ainda que involuntariamente, como critério de diferenciação. Os </w:t>
-      </w:r>
-      <w:r>
-        <w:rPr>
-          <w:b/>
-        </w:rPr>
-        <w:t>critérios de avaliação são uniformes</w:t>
-      </w:r>
-      <w:r>
-        <w:t xml:space="preserve">, pois a correção compara a resposta assinalada com o gabarito armazenado, procedimento idêntico para todos e independente de julgamento humano, o que afasta vieses inconscientes. A </w:t>
-      </w:r>
-      <w:r>
-        <w:rPr>
-          <w:b/>
-        </w:rPr>
-        <w:t>segregação de privilégios</w:t>
-      </w:r>
-      <w:r>
-        <w:t xml:space="preserve"> faz o escopo de visualização decorrer apenas da função exercida — um docente vê somente suas turmas; um estudante, apenas seu desempenho — e a regra é aplicada no servidor, não podendo ser contornada pela manipulação da interface. Por fim, a </w:t>
-      </w:r>
-      <w:r>
-        <w:rPr>
-          <w:b/>
-        </w:rPr>
-        <w:t>rastreabilidade</w:t>
-      </w:r>
-      <w:r>
-        <w:t xml:space="preserve"> garantida pelo gatilho de auditoria da seção 8 registra toda alteração de perfil ou situação cadastral com valor anterior, valor novo e momento, tornando auditável eventual tratamento diferenciado.</w:t>
+        <w:t xml:space="preserve">A valorização da diversidade parte do reconhecimento de que os usuários acessam o sistema em condições materiais desiguais. Quanto aos </w:t>
+      </w:r>
+      <w:r>
+        <w:rPr>
+          <w:b/>
+        </w:rPr>
+        <w:t>dispositivos</w:t>
+      </w:r>
+      <w:r>
+        <w:t xml:space="preserve">, o acesso predominante pelo celular — realidade de parcela expressiva dos estudantes brasileiros — motivou o aplicativo e a correção da responsividade da aplicação web. Quanto à </w:t>
+      </w:r>
+      <w:r>
+        <w:rPr>
+          <w:b/>
+        </w:rPr>
+        <w:t>conexão</w:t>
+      </w:r>
+      <w:r>
+        <w:t xml:space="preserve">, o aplicativo mantém cópia local dos dados já carregados, consultáveis sem internet, com aviso de que podem estar desatualizados. Quanto ao </w:t>
+      </w:r>
+      <w:r>
+        <w:rPr>
+          <w:b/>
+        </w:rPr>
+        <w:t>repertório tecnológico</w:t>
+      </w:r>
+      <w:r>
+        <w:t>, o assistente virtual aceita linguagem corrente e variações de escrita, sem distinguir acentos nem maiúsculas.</w:t>
       </w:r>
     </w:p>
     <w:p>
       <w:pPr>
         <w:pStyle w:val="Ttulo2"/>
       </w:pPr>
-      <w:bookmarkStart w:id="17" w:name="_Toc239681728"/>
-      <w:r>
-        <w:t>4.2 Valorização da diversidade</w:t>
-      </w:r>
-      <w:bookmarkEnd w:id="17"/>
+      <w:bookmarkStart w:id="19" w:name="_Toc241225210"/>
+      <w:r>
+        <w:t>4.3 Recursos tecnológicos inclusivos</w:t>
+      </w:r>
+      <w:bookmarkEnd w:id="19"/>
     </w:p>
     <w:p>
       <w:pPr>
         <w:ind w:firstLine="850"/>
       </w:pPr>
       <w:r>
-        <w:t>A valorização da diversidade parte do reconhecimento de que os usuários acessam o sistema em condições materiais desiguais.</w:t>
-      </w:r>
-    </w:p>
-    <w:p>
-      <w:pPr>
-        <w:ind w:firstLine="850"/>
-      </w:pPr>
-      <w:r>
-        <w:t xml:space="preserve">Quanto aos </w:t>
-      </w:r>
-      <w:r>
-        <w:rPr>
-          <w:b/>
-        </w:rPr>
-        <w:t>dispositivos</w:t>
-      </w:r>
-      <w:r>
-        <w:t xml:space="preserve">, a persona Lucas acessa a internet predominantemente por telefone celular — realidade de parcela expressiva dos estudantes brasileiros —, o que motivou tanto o aplicativo quanto a correção da responsividade da aplicação web. Quanto às </w:t>
-      </w:r>
-      <w:r>
-        <w:rPr>
-          <w:b/>
-        </w:rPr>
-        <w:t>condições de conexão</w:t>
-      </w:r>
-      <w:r>
-        <w:t xml:space="preserve">, o aplicativo mantém cópia local dos dados consultados, permitindo consultar matérias, conteúdos e resultados já carregados mesmo sem conexão, com aviso explícito de que podem estar desatualizados; a funcionalidade reconhece que o acesso contínuo à internet não é condição universal. Quanto ao </w:t>
-      </w:r>
-      <w:r>
-        <w:rPr>
-          <w:b/>
-        </w:rPr>
-        <w:t>repertório tecnológico</w:t>
-      </w:r>
-      <w:r>
-        <w:t>, o assistente virtual responde em linguagem corrente e admite variações de escrita, desconsiderando acentos e diferenças entre maiúsculas e minúsculas, o que beneficia usuários com menor familiaridade tecnológica.</w:t>
+        <w:t xml:space="preserve">Cinco recursos foram implementados, disponíveis nas duas plataformas. O </w:t>
+      </w:r>
+      <w:r>
+        <w:rPr>
+          <w:b/>
+        </w:rPr>
+        <w:t>modo de alto contraste</w:t>
+      </w:r>
+      <w:r>
+        <w:t xml:space="preserve"> substitui a paleta por combinação de maior razão de contraste, com a preferência persistida entre sessões. As </w:t>
+      </w:r>
+      <w:r>
+        <w:rPr>
+          <w:b/>
+        </w:rPr>
+        <w:t>escalas tipográficas</w:t>
+      </w:r>
+      <w:r>
+        <w:t xml:space="preserve"> oferecem três níveis progressivos de ampliação, aplicados sem quebra do alinhamento. O </w:t>
+      </w:r>
+      <w:r>
+        <w:rPr>
+          <w:b/>
+        </w:rPr>
+        <w:t>glossário em Língua Brasileira de Sinais</w:t>
+      </w:r>
+      <w:r>
+        <w:t xml:space="preserve"> relaciona termos acadêmicos recorrentes à descrição do respectivo sinal, tendo sido ampliado dos três termos do PIM III para doze. A </w:t>
+      </w:r>
+      <w:r>
+        <w:rPr>
+          <w:b/>
+        </w:rPr>
+        <w:t>rotulação para leitores de tela</w:t>
+      </w:r>
+      <w:r>
+        <w:t xml:space="preserve"> atribuiu a todos os elementos interativos do aplicativo rótulos e papéis semânticos, permitindo navegação por tecnologia assistiva. E o </w:t>
+      </w:r>
+      <w:r>
+        <w:rPr>
+          <w:b/>
+        </w:rPr>
+        <w:t>dimensionamento dos alvos de toque</w:t>
+      </w:r>
+      <w:r>
+        <w:t xml:space="preserve"> observa o mínimo de 48 pontos, beneficiando usuários com limitação de coordenação motora.</w:t>
       </w:r>
     </w:p>
     <w:p>
       <w:pPr>
         <w:pStyle w:val="Ttulo2"/>
       </w:pPr>
-      <w:bookmarkStart w:id="18" w:name="_Toc239681729"/>
-      <w:r>
-        <w:t>4.3 Recursos tecnológicos inclusivos</w:t>
-      </w:r>
-      <w:bookmarkEnd w:id="18"/>
-    </w:p>
-    <w:p>
-      <w:pPr>
-        <w:ind w:firstLine="850"/>
-      </w:pPr>
-      <w:r>
-        <w:t xml:space="preserve">Cinco recursos foram implementados, disponíveis nas duas plataformas. O </w:t>
-      </w:r>
-      <w:r>
-        <w:rPr>
-          <w:b/>
-        </w:rPr>
-        <w:t>modo de alto contraste</w:t>
-      </w:r>
-      <w:r>
-        <w:t xml:space="preserve"> substitui a paleta por combinação de maior razão de contraste, com a preferência </w:t>
-      </w:r>
+      <w:bookmarkStart w:id="20" w:name="_Toc241225211"/>
       <w:r>
         <w:lastRenderedPageBreak/>
-        <w:t xml:space="preserve">persistida entre sessões. As </w:t>
-      </w:r>
-      <w:r>
-        <w:rPr>
-          <w:b/>
-        </w:rPr>
-        <w:t>escalas tipográficas</w:t>
-      </w:r>
-      <w:r>
-        <w:t xml:space="preserve"> oferecem três níveis progressivos de ampliação, aplicados sem quebra do alinhamento. O </w:t>
-      </w:r>
-      <w:r>
-        <w:rPr>
-          <w:b/>
-        </w:rPr>
-        <w:t>glossário em Língua Brasileira de Sinais</w:t>
-      </w:r>
-      <w:r>
-        <w:t xml:space="preserve"> relaciona termos acadêmicos recorrentes à descrição do respectivo sinal, tendo sido ampliado dos três termos do PIM III para doze. A </w:t>
-      </w:r>
-      <w:r>
-        <w:rPr>
-          <w:b/>
-        </w:rPr>
-        <w:t>rotulação para leitores de tela</w:t>
-      </w:r>
-      <w:r>
-        <w:t xml:space="preserve"> atribuiu a todos os elementos interativos do aplicativo rótulos e papéis semânticos, permitindo navegação por tecnologia assistiva. E o </w:t>
-      </w:r>
-      <w:r>
-        <w:rPr>
-          <w:b/>
-        </w:rPr>
-        <w:t>dimensionamento dos alvos de toque</w:t>
-      </w:r>
-      <w:r>
-        <w:t xml:space="preserve"> observa o mínimo de 48 pontos, beneficiando usuários com limitação de coordenação motora.</w:t>
-      </w:r>
-    </w:p>
-    <w:p>
-      <w:pPr>
-        <w:pStyle w:val="Ttulo2"/>
-      </w:pPr>
-      <w:bookmarkStart w:id="19" w:name="_Toc239681730"/>
-      <w:r>
         <w:t>4.4 Ações voltadas à acessibilidade</w:t>
       </w:r>
-      <w:bookmarkEnd w:id="19"/>
+      <w:bookmarkEnd w:id="20"/>
     </w:p>
     <w:p>
       <w:pPr>
@@ -7056,113 +7633,582 @@
     </w:p>
     <w:p>
       <w:pPr>
+        <w:pStyle w:val="Ttulo2"/>
+      </w:pPr>
+      <w:bookmarkStart w:id="21" w:name="_Toc241225212"/>
+      <w:r>
+        <w:t>4.5 Tecnologia para a promoção da cidadania</w:t>
+      </w:r>
+      <w:bookmarkEnd w:id="21"/>
+    </w:p>
+    <w:p>
+      <w:pPr>
         <w:ind w:firstLine="850"/>
       </w:pPr>
       <w:r>
-        <w:t>Registra-se, por honestidade metodológica, que não foram realizados testes com usuários com deficiência, procedimento que constituiria etapa necessária em implantação real e que se recomenda como desdobramento futuro do trabalho.</w:t>
+        <w:t xml:space="preserve">A dimensão cidadã expressa-se em três frentes. A </w:t>
+      </w:r>
+      <w:r>
+        <w:rPr>
+          <w:b/>
+        </w:rPr>
+        <w:t>transparência do desempenho</w:t>
+      </w:r>
+      <w:r>
+        <w:t xml:space="preserve"> dá ao estudante acesso direto ao histórico de avaliações, com acertos e percentual de cada uma; a informação deixa de ser mediada exclusivamente pela instituição, condição para que o estudante acompanhe e questione a própria trajetória. A </w:t>
+      </w:r>
+      <w:r>
+        <w:rPr>
+          <w:b/>
+        </w:rPr>
+        <w:t>autonomia no acesso</w:t>
+      </w:r>
+      <w:r>
+        <w:t xml:space="preserve">, viabilizada pela recuperação de senha por palavra-chave e pelo assistente virtual, reduz a dependência de intermediação administrativa em tarefas rotineiras — especialmente relevante para famílias com menor disponibilidade de deslocamento. E a </w:t>
+      </w:r>
+      <w:r>
+        <w:rPr>
+          <w:b/>
+        </w:rPr>
+        <w:t>sustentabilidade ambiental</w:t>
+      </w:r>
+      <w:r>
+        <w:t xml:space="preserve"> decorre da digitalização de avaliações e materiais: para 800 estudantes submetidos a avaliações periódicas, a economia projetada é da ordem de milhares de folhas por período letivo.</w:t>
       </w:r>
     </w:p>
     <w:p>
       <w:pPr>
         <w:pStyle w:val="Ttulo2"/>
       </w:pPr>
-      <w:bookmarkStart w:id="20" w:name="_Toc239681731"/>
-      <w:r>
-        <w:t>4.5 Tecnologia para a promoção da cidadania</w:t>
-      </w:r>
-      <w:bookmarkEnd w:id="20"/>
+      <w:bookmarkStart w:id="22" w:name="_Toc241225213"/>
+      <w:r>
+        <w:t>4.6 Farol de Evasão</w:t>
+      </w:r>
+      <w:bookmarkEnd w:id="22"/>
     </w:p>
     <w:p>
       <w:pPr>
         <w:ind w:firstLine="850"/>
       </w:pPr>
       <w:r>
-        <w:t xml:space="preserve">A dimensão cidadã expressa-se em três frentes. A </w:t>
-      </w:r>
-      <w:r>
-        <w:rPr>
-          <w:b/>
-        </w:rPr>
-        <w:t>transparência do desempenho</w:t>
-      </w:r>
-      <w:r>
-        <w:t xml:space="preserve"> dá ao estudante acesso direto ao histórico de avaliações, com acertos e percentual de cada uma; a informação deixa de ser mediada exclusivamente pela instituição, condição para que o estudante acompanhe e questione a própria trajetória. A </w:t>
-      </w:r>
-      <w:r>
-        <w:rPr>
-          <w:b/>
-        </w:rPr>
-        <w:t>autonomia no acesso</w:t>
-      </w:r>
-      <w:r>
-        <w:t xml:space="preserve">, viabilizada pela recuperação de senha por palavra-chave e pelo assistente virtual, reduz a dependência de intermediação administrativa em tarefas rotineiras — especialmente relevante para famílias com menor disponibilidade de deslocamento. E a </w:t>
-      </w:r>
-      <w:r>
-        <w:rPr>
-          <w:b/>
-        </w:rPr>
-        <w:t>sustentabilidade ambiental</w:t>
-      </w:r>
-      <w:r>
-        <w:t xml:space="preserve"> decorre da digitalização de avaliações e materiais: para 800 estudantes submetidos a avaliações periódicas, a economia projetada é da ordem de milhares de folhas por período letivo.</w:t>
-      </w:r>
-    </w:p>
-    <w:p>
-      <w:pPr>
-        <w:spacing w:after="160" w:line="259" w:lineRule="auto"/>
-        <w:jc w:val="left"/>
-      </w:pPr>
-      <w:r>
-        <w:br w:type="page"/>
-      </w:r>
-    </w:p>
-    <w:p>
-      <w:pPr>
-        <w:pStyle w:val="Ttulo1"/>
-      </w:pPr>
-      <w:bookmarkStart w:id="21" w:name="_Toc239681732"/>
-      <w:r>
-        <w:lastRenderedPageBreak/>
-        <w:t>5 DESENVOLVIMENTO DA SOLUÇÃO WEB</w:t>
-      </w:r>
-      <w:bookmarkEnd w:id="21"/>
-    </w:p>
+        <w:t xml:space="preserve">A evasão é um dos problemas mais persistentes da educação brasileira e, em regra, só é percebida quando o estudante já deixou de frequentar. O PIM III previu, em caráter conceitual, a identificação de riscos de baixo rendimento a partir dos dados do sistema; o </w:t>
+      </w:r>
+      <w:r>
+        <w:rPr>
+          <w:b/>
+        </w:rPr>
+        <w:t>Farol de Evasão</w:t>
+      </w:r>
+      <w:r>
+        <w:t xml:space="preserve"> materializa essa proposta. Ele cruza cinco sinais já registrados pela plataforma e atribui a cada estudante uma pontuação de 0 a 100:</w:t>
+      </w:r>
+    </w:p>
+    <w:tbl>
+      <w:tblPr>
+        <w:tblW w:w="0" w:type="auto"/>
+        <w:tblBorders>
+          <w:top w:val="single" w:sz="4" w:space="0" w:color="auto"/>
+          <w:left w:val="single" w:sz="4" w:space="0" w:color="auto"/>
+          <w:bottom w:val="single" w:sz="4" w:space="0" w:color="auto"/>
+          <w:right w:val="single" w:sz="4" w:space="0" w:color="auto"/>
+          <w:insideH w:val="single" w:sz="4" w:space="0" w:color="auto"/>
+          <w:insideV w:val="single" w:sz="4" w:space="0" w:color="auto"/>
+        </w:tblBorders>
+        <w:tblLayout w:type="fixed"/>
+        <w:tblCellMar>
+          <w:left w:w="70" w:type="dxa"/>
+          <w:right w:w="70" w:type="dxa"/>
+        </w:tblCellMar>
+        <w:tblLook w:val="0000" w:firstRow="0" w:lastRow="0" w:firstColumn="0" w:lastColumn="0" w:noHBand="0" w:noVBand="0"/>
+      </w:tblPr>
+      <w:tblGrid>
+        <w:gridCol w:w="3024"/>
+        <w:gridCol w:w="3024"/>
+        <w:gridCol w:w="3024"/>
+      </w:tblGrid>
+      <w:tr>
+        <w:tblPrEx>
+          <w:tblCellMar>
+            <w:top w:w="0" w:type="dxa"/>
+            <w:bottom w:w="0" w:type="dxa"/>
+          </w:tblCellMar>
+        </w:tblPrEx>
+        <w:trPr>
+          <w:tblHeader/>
+        </w:trPr>
+        <w:tc>
+          <w:tcPr>
+            <w:tcW w:w="3024" w:type="dxa"/>
+            <w:shd w:val="clear" w:color="auto" w:fill="auto"/>
+          </w:tcPr>
+          <w:p>
+            <w:pPr>
+              <w:spacing w:line="240" w:lineRule="auto"/>
+              <w:jc w:val="left"/>
+              <w:rPr>
+                <w:b/>
+                <w:sz w:val="18"/>
+              </w:rPr>
+            </w:pPr>
+            <w:r>
+              <w:rPr>
+                <w:b/>
+                <w:sz w:val="18"/>
+              </w:rPr>
+              <w:t>Sinal</w:t>
+            </w:r>
+          </w:p>
+        </w:tc>
+        <w:tc>
+          <w:tcPr>
+            <w:tcW w:w="3024" w:type="dxa"/>
+            <w:shd w:val="clear" w:color="auto" w:fill="auto"/>
+          </w:tcPr>
+          <w:p>
+            <w:pPr>
+              <w:spacing w:line="240" w:lineRule="auto"/>
+              <w:jc w:val="left"/>
+              <w:rPr>
+                <w:b/>
+                <w:sz w:val="18"/>
+              </w:rPr>
+            </w:pPr>
+            <w:r>
+              <w:rPr>
+                <w:b/>
+                <w:sz w:val="18"/>
+              </w:rPr>
+              <w:t>Regra</w:t>
+            </w:r>
+          </w:p>
+        </w:tc>
+        <w:tc>
+          <w:tcPr>
+            <w:tcW w:w="3024" w:type="dxa"/>
+            <w:shd w:val="clear" w:color="auto" w:fill="auto"/>
+          </w:tcPr>
+          <w:p>
+            <w:pPr>
+              <w:spacing w:line="240" w:lineRule="auto"/>
+              <w:jc w:val="left"/>
+              <w:rPr>
+                <w:b/>
+                <w:sz w:val="18"/>
+              </w:rPr>
+            </w:pPr>
+            <w:r>
+              <w:rPr>
+                <w:b/>
+                <w:sz w:val="18"/>
+              </w:rPr>
+              <w:t>Pontos</w:t>
+            </w:r>
+          </w:p>
+        </w:tc>
+      </w:tr>
+      <w:tr>
+        <w:tblPrEx>
+          <w:tblCellMar>
+            <w:top w:w="0" w:type="dxa"/>
+            <w:bottom w:w="0" w:type="dxa"/>
+          </w:tblCellMar>
+        </w:tblPrEx>
+        <w:tc>
+          <w:tcPr>
+            <w:tcW w:w="3024" w:type="dxa"/>
+            <w:shd w:val="clear" w:color="auto" w:fill="auto"/>
+          </w:tcPr>
+          <w:p>
+            <w:pPr>
+              <w:spacing w:line="240" w:lineRule="auto"/>
+              <w:jc w:val="left"/>
+              <w:rPr>
+                <w:sz w:val="18"/>
+              </w:rPr>
+            </w:pPr>
+            <w:r>
+              <w:rPr>
+                <w:sz w:val="18"/>
+              </w:rPr>
+              <w:t>Desempenho</w:t>
+            </w:r>
+          </w:p>
+        </w:tc>
+        <w:tc>
+          <w:tcPr>
+            <w:tcW w:w="3024" w:type="dxa"/>
+            <w:shd w:val="clear" w:color="auto" w:fill="auto"/>
+          </w:tcPr>
+          <w:p>
+            <w:pPr>
+              <w:spacing w:line="240" w:lineRule="auto"/>
+              <w:jc w:val="left"/>
+              <w:rPr>
+                <w:sz w:val="18"/>
+              </w:rPr>
+            </w:pPr>
+            <w:r>
+              <w:rPr>
+                <w:sz w:val="18"/>
+              </w:rPr>
+              <w:t>Aproveitamento médio inferior a 40% / a 60%</w:t>
+            </w:r>
+          </w:p>
+        </w:tc>
+        <w:tc>
+          <w:tcPr>
+            <w:tcW w:w="3024" w:type="dxa"/>
+            <w:shd w:val="clear" w:color="auto" w:fill="auto"/>
+          </w:tcPr>
+          <w:p>
+            <w:pPr>
+              <w:spacing w:line="240" w:lineRule="auto"/>
+              <w:jc w:val="left"/>
+              <w:rPr>
+                <w:sz w:val="18"/>
+              </w:rPr>
+            </w:pPr>
+            <w:r>
+              <w:rPr>
+                <w:sz w:val="18"/>
+              </w:rPr>
+              <w:t>35 / 25</w:t>
+            </w:r>
+          </w:p>
+        </w:tc>
+      </w:tr>
+      <w:tr>
+        <w:tblPrEx>
+          <w:tblCellMar>
+            <w:top w:w="0" w:type="dxa"/>
+            <w:bottom w:w="0" w:type="dxa"/>
+          </w:tblCellMar>
+        </w:tblPrEx>
+        <w:tc>
+          <w:tcPr>
+            <w:tcW w:w="3024" w:type="dxa"/>
+            <w:shd w:val="clear" w:color="auto" w:fill="auto"/>
+          </w:tcPr>
+          <w:p>
+            <w:pPr>
+              <w:spacing w:line="240" w:lineRule="auto"/>
+              <w:jc w:val="left"/>
+              <w:rPr>
+                <w:sz w:val="18"/>
+              </w:rPr>
+            </w:pPr>
+            <w:r>
+              <w:rPr>
+                <w:sz w:val="18"/>
+              </w:rPr>
+              <w:t>Inatividade</w:t>
+            </w:r>
+          </w:p>
+        </w:tc>
+        <w:tc>
+          <w:tcPr>
+            <w:tcW w:w="3024" w:type="dxa"/>
+            <w:shd w:val="clear" w:color="auto" w:fill="auto"/>
+          </w:tcPr>
+          <w:p>
+            <w:pPr>
+              <w:spacing w:line="240" w:lineRule="auto"/>
+              <w:jc w:val="left"/>
+              <w:rPr>
+                <w:sz w:val="18"/>
+              </w:rPr>
+            </w:pPr>
+            <w:r>
+              <w:rPr>
+                <w:sz w:val="18"/>
+              </w:rPr>
+              <w:t>Sem acesso há 14 dias ou nunca acessou / há 7 dias</w:t>
+            </w:r>
+          </w:p>
+        </w:tc>
+        <w:tc>
+          <w:tcPr>
+            <w:tcW w:w="3024" w:type="dxa"/>
+            <w:shd w:val="clear" w:color="auto" w:fill="auto"/>
+          </w:tcPr>
+          <w:p>
+            <w:pPr>
+              <w:spacing w:line="240" w:lineRule="auto"/>
+              <w:jc w:val="left"/>
+              <w:rPr>
+                <w:sz w:val="18"/>
+              </w:rPr>
+            </w:pPr>
+            <w:r>
+              <w:rPr>
+                <w:sz w:val="18"/>
+              </w:rPr>
+              <w:t>25 / 12</w:t>
+            </w:r>
+          </w:p>
+        </w:tc>
+      </w:tr>
+      <w:tr>
+        <w:tblPrEx>
+          <w:tblCellMar>
+            <w:top w:w="0" w:type="dxa"/>
+            <w:bottom w:w="0" w:type="dxa"/>
+          </w:tblCellMar>
+        </w:tblPrEx>
+        <w:tc>
+          <w:tcPr>
+            <w:tcW w:w="3024" w:type="dxa"/>
+            <w:shd w:val="clear" w:color="auto" w:fill="auto"/>
+          </w:tcPr>
+          <w:p>
+            <w:pPr>
+              <w:spacing w:line="240" w:lineRule="auto"/>
+              <w:jc w:val="left"/>
+              <w:rPr>
+                <w:sz w:val="18"/>
+              </w:rPr>
+            </w:pPr>
+            <w:r>
+              <w:rPr>
+                <w:sz w:val="18"/>
+              </w:rPr>
+              <w:t>Leitura</w:t>
+            </w:r>
+          </w:p>
+        </w:tc>
+        <w:tc>
+          <w:tcPr>
+            <w:tcW w:w="3024" w:type="dxa"/>
+            <w:shd w:val="clear" w:color="auto" w:fill="auto"/>
+          </w:tcPr>
+          <w:p>
+            <w:pPr>
+              <w:spacing w:line="240" w:lineRule="auto"/>
+              <w:jc w:val="left"/>
+              <w:rPr>
+                <w:sz w:val="18"/>
+              </w:rPr>
+            </w:pPr>
+            <w:r>
+              <w:rPr>
+                <w:sz w:val="18"/>
+              </w:rPr>
+              <w:t>Nenhum conteúdo lido nos últimos 14 dias</w:t>
+            </w:r>
+          </w:p>
+        </w:tc>
+        <w:tc>
+          <w:tcPr>
+            <w:tcW w:w="3024" w:type="dxa"/>
+            <w:shd w:val="clear" w:color="auto" w:fill="auto"/>
+          </w:tcPr>
+          <w:p>
+            <w:pPr>
+              <w:spacing w:line="240" w:lineRule="auto"/>
+              <w:jc w:val="left"/>
+              <w:rPr>
+                <w:sz w:val="18"/>
+              </w:rPr>
+            </w:pPr>
+            <w:r>
+              <w:rPr>
+                <w:sz w:val="18"/>
+              </w:rPr>
+              <w:t>15</w:t>
+            </w:r>
+          </w:p>
+        </w:tc>
+      </w:tr>
+      <w:tr>
+        <w:tblPrEx>
+          <w:tblCellMar>
+            <w:top w:w="0" w:type="dxa"/>
+            <w:bottom w:w="0" w:type="dxa"/>
+          </w:tblCellMar>
+        </w:tblPrEx>
+        <w:tc>
+          <w:tcPr>
+            <w:tcW w:w="3024" w:type="dxa"/>
+            <w:shd w:val="clear" w:color="auto" w:fill="auto"/>
+          </w:tcPr>
+          <w:p>
+            <w:pPr>
+              <w:spacing w:line="240" w:lineRule="auto"/>
+              <w:jc w:val="left"/>
+              <w:rPr>
+                <w:sz w:val="18"/>
+              </w:rPr>
+            </w:pPr>
+            <w:r>
+              <w:rPr>
+                <w:sz w:val="18"/>
+              </w:rPr>
+              <w:t>Pendências</w:t>
+            </w:r>
+          </w:p>
+        </w:tc>
+        <w:tc>
+          <w:tcPr>
+            <w:tcW w:w="3024" w:type="dxa"/>
+            <w:shd w:val="clear" w:color="auto" w:fill="auto"/>
+          </w:tcPr>
+          <w:p>
+            <w:pPr>
+              <w:spacing w:line="240" w:lineRule="auto"/>
+              <w:jc w:val="left"/>
+              <w:rPr>
+                <w:sz w:val="18"/>
+              </w:rPr>
+            </w:pPr>
+            <w:r>
+              <w:rPr>
+                <w:sz w:val="18"/>
+              </w:rPr>
+              <w:t>Metade ou mais / ao menos uma atividade sem entrega</w:t>
+            </w:r>
+          </w:p>
+        </w:tc>
+        <w:tc>
+          <w:tcPr>
+            <w:tcW w:w="3024" w:type="dxa"/>
+            <w:shd w:val="clear" w:color="auto" w:fill="auto"/>
+          </w:tcPr>
+          <w:p>
+            <w:pPr>
+              <w:spacing w:line="240" w:lineRule="auto"/>
+              <w:jc w:val="left"/>
+              <w:rPr>
+                <w:sz w:val="18"/>
+              </w:rPr>
+            </w:pPr>
+            <w:r>
+              <w:rPr>
+                <w:sz w:val="18"/>
+              </w:rPr>
+              <w:t>20 / 10</w:t>
+            </w:r>
+          </w:p>
+        </w:tc>
+      </w:tr>
+      <w:tr>
+        <w:tblPrEx>
+          <w:tblCellMar>
+            <w:top w:w="0" w:type="dxa"/>
+            <w:bottom w:w="0" w:type="dxa"/>
+          </w:tblCellMar>
+        </w:tblPrEx>
+        <w:tc>
+          <w:tcPr>
+            <w:tcW w:w="3024" w:type="dxa"/>
+            <w:shd w:val="clear" w:color="auto" w:fill="auto"/>
+          </w:tcPr>
+          <w:p>
+            <w:pPr>
+              <w:spacing w:line="240" w:lineRule="auto"/>
+              <w:jc w:val="left"/>
+              <w:rPr>
+                <w:sz w:val="18"/>
+              </w:rPr>
+            </w:pPr>
+            <w:r>
+              <w:rPr>
+                <w:sz w:val="18"/>
+              </w:rPr>
+              <w:t>Queda</w:t>
+            </w:r>
+          </w:p>
+        </w:tc>
+        <w:tc>
+          <w:tcPr>
+            <w:tcW w:w="3024" w:type="dxa"/>
+            <w:shd w:val="clear" w:color="auto" w:fill="auto"/>
+          </w:tcPr>
+          <w:p>
+            <w:pPr>
+              <w:spacing w:line="240" w:lineRule="auto"/>
+              <w:jc w:val="left"/>
+              <w:rPr>
+                <w:sz w:val="18"/>
+              </w:rPr>
+            </w:pPr>
+            <w:r>
+              <w:rPr>
+                <w:sz w:val="18"/>
+              </w:rPr>
+              <w:t>Últimas três atividades 20 pontos abaixo das anteriores</w:t>
+            </w:r>
+          </w:p>
+        </w:tc>
+        <w:tc>
+          <w:tcPr>
+            <w:tcW w:w="3024" w:type="dxa"/>
+            <w:shd w:val="clear" w:color="auto" w:fill="auto"/>
+          </w:tcPr>
+          <w:p>
+            <w:pPr>
+              <w:spacing w:line="240" w:lineRule="auto"/>
+              <w:jc w:val="left"/>
+              <w:rPr>
+                <w:sz w:val="18"/>
+              </w:rPr>
+            </w:pPr>
+            <w:r>
+              <w:rPr>
+                <w:sz w:val="18"/>
+              </w:rPr>
+              <w:t>15</w:t>
+            </w:r>
+          </w:p>
+        </w:tc>
+      </w:tr>
+    </w:tbl>
     <w:p>
       <w:pPr>
         <w:ind w:firstLine="850"/>
       </w:pPr>
-      <w:r>
-        <w:rPr>
-          <w:i/>
-        </w:rPr>
-        <w:t>(Disciplina: Desenvolvimento Web com .NET)</w:t>
-      </w:r>
-    </w:p>
-    <w:p>
-      <w:pPr>
-        <w:pStyle w:val="Ttulo2"/>
-      </w:pPr>
-      <w:bookmarkStart w:id="22" w:name="_Toc239681733"/>
-      <w:r>
-        <w:t>5.1 Arquitetura da aplicação</w:t>
-      </w:r>
-      <w:bookmarkEnd w:id="22"/>
     </w:p>
     <w:p>
       <w:pPr>
         <w:ind w:firstLine="850"/>
       </w:pPr>
       <w:r>
-        <w:t xml:space="preserve">A aplicação web foi construída sobre a plataforma </w:t>
-      </w:r>
-      <w:r>
-        <w:rPr>
-          <w:b/>
-        </w:rPr>
-        <w:t>ASP.NET Core 10</w:t>
-      </w:r>
-      <w:r>
-        <w:t>, com a linguagem C#. A escolha decorreu de três fatores: a continuidade em relação ao PIM III, no qual o sistema já havia sido iniciado nessa tecnologia; a disponibilidade de um mapeador objeto-relacional maduro, o Entity Framework Core, que reduz o código repetitivo de acesso a dados; e o alinhamento com a disciplina de Programação Aplicada em .NET, cursada no mesmo semestre.</w:t>
+        <w:t xml:space="preserve">A soma define o nível — </w:t>
+      </w:r>
+      <w:r>
+        <w:rPr>
+          <w:b/>
+        </w:rPr>
+        <w:t>risco alto</w:t>
+      </w:r>
+      <w:r>
+        <w:t xml:space="preserve"> a partir de 60, </w:t>
+      </w:r>
+      <w:r>
+        <w:rPr>
+          <w:b/>
+        </w:rPr>
+        <w:t>atenção</w:t>
+      </w:r>
+      <w:r>
+        <w:t xml:space="preserve"> entre 30 e 59, </w:t>
+      </w:r>
+      <w:r>
+        <w:rPr>
+          <w:b/>
+        </w:rPr>
+        <w:t>regular</w:t>
+      </w:r>
+      <w:r>
+        <w:t xml:space="preserve"> abaixo de 30 —, e cada sinal disparado vem acompanhado de frase que o justifica, como "Rendimento caiu de 100% para 22,2% nas últimas 3 atividades". Optou-se deliberadamente por </w:t>
+      </w:r>
+      <w:r>
+        <w:rPr>
+          <w:b/>
+        </w:rPr>
+        <w:t>regra transparente</w:t>
+      </w:r>
+      <w:r>
+        <w:t xml:space="preserve"> em lugar de modelo estatístico: o docente precisa saber por que o estudante foi sinalizado para poder agir, e um classificador treinado exigiria histórico real de evasões, inexistente em instituição simulada.</w:t>
       </w:r>
     </w:p>
     <w:p>
@@ -7170,16 +8216,43 @@
         <w:ind w:firstLine="850"/>
       </w:pPr>
       <w:r>
-        <w:t xml:space="preserve">O modelo adotado é o de </w:t>
-      </w:r>
-      <w:r>
-        <w:rPr>
-          <w:b/>
-        </w:rPr>
-        <w:t>aplicação monolítica com interface de programação REST</w:t>
-      </w:r>
-      <w:r>
-        <w:t>, no qual um único processo atende as requisições da interface e do aplicativo móvel. A opção pelo monólito foi deliberada: Newman (2019) adverte que a decomposição prematura em serviços introduz complexidade de rede, de implantação e de observabilidade que raramente se justifica em domínio único e equipe pequena. Para cerca de 800 usuários e seis desenvolvedores, o monólito bem estruturado em camadas oferece simplicidade operacional sem comprometer a organização interna do código, tema da seção 7.</w:t>
+        <w:t xml:space="preserve">Quatro decisões de projeto tratam a ferramenta com o cuidado que o tema exige. O farol </w:t>
+      </w:r>
+      <w:r>
+        <w:rPr>
+          <w:b/>
+        </w:rPr>
+        <w:t>não é rótulo</w:t>
+      </w:r>
+      <w:r>
+        <w:t xml:space="preserve">: o estudante não tem acesso a ele, e a tela o apresenta como convite à conversa, não como diagnóstico. Há </w:t>
+      </w:r>
+      <w:r>
+        <w:rPr>
+          <w:b/>
+        </w:rPr>
+        <w:t>minimização de dados</w:t>
+      </w:r>
+      <w:r>
+        <w:t xml:space="preserve"> (Lei nº 13.709/2018, art. 6º, III): a secretaria vê a instituição, mas o docente vê apenas os estudantes das próprias turmas, e somente com dados das matérias dessas turmas. O nível </w:t>
+      </w:r>
+      <w:r>
+        <w:rPr>
+          <w:b/>
+        </w:rPr>
+        <w:t>não é comunicado apenas pela cor</w:t>
+      </w:r>
+      <w:r>
+        <w:t xml:space="preserve">, em atendimento ao critério 1.4.1 das WCAG 2.1: cada nível tem também símbolo de formato distinto e rótulo escrito, distinguíveis por pessoas com daltonismo. E o cenário de demonstração usa </w:t>
+      </w:r>
+      <w:r>
+        <w:rPr>
+          <w:b/>
+        </w:rPr>
+        <w:t>datas relativas</w:t>
+      </w:r>
+      <w:r>
+        <w:t xml:space="preserve"> ao momento da carga, para que não envelheça até a apresentação.</w:t>
       </w:r>
     </w:p>
     <w:p>
@@ -7187,7 +8260,7 @@
         <w:ind w:firstLine="850"/>
       </w:pPr>
       <w:r>
-        <w:t>O servidor embutido, Kestrel, atende as requisições e serve os arquivos estáticos da interface. Servir o front-end pela mesma aplicação eliminou uma classe inteira de problemas: como página e interface de programação compartilham origem, as chamadas usam caminho relativo e a aplicação funciona sem alteração em qualquer endereço.</w:t>
+        <w:t>A verificação partiu de seis perfis de estudante com trajetórias distintas, cuja pontuação foi calculada antes da execução; os seis resultados coincidiram com o previsto. O controle de acesso foi confirmado em produção: secretaria e docente recebem o farol, estudante recebe recusa 403 e requisição sem autenticação, recusa 401.</w:t>
       </w:r>
     </w:p>
     <w:p>
@@ -7195,7 +8268,7 @@
         <w:pStyle w:val="Ttulodendiceremissivo"/>
       </w:pPr>
       <w:r>
-        <w:t>Figura 1 - Tela de login da aplicação web</w:t>
+        <w:t>Figura 1 - Farol de Evasão no painel da secretaria</w:t>
       </w:r>
     </w:p>
     <w:p>
@@ -7207,10 +8280,10 @@
           <w:noProof/>
         </w:rPr>
         <w:drawing>
-          <wp:inline distT="0" distB="0" distL="0" distR="0" wp14:anchorId="0D792209" wp14:editId="2AC751E7">
-            <wp:extent cx="5400000" cy="2633929"/>
+          <wp:inline distT="0" distB="0" distL="0" distR="0" wp14:anchorId="4F5BBEB8" wp14:editId="2259275D">
+            <wp:extent cx="5400000" cy="2256548"/>
             <wp:effectExtent l="0" t="0" r="0" b="0"/>
-            <wp:docPr id="1" name="Imagem 1"/>
+            <wp:docPr id="2" name="Imagem 2"/>
             <wp:cNvGraphicFramePr>
               <a:graphicFrameLocks xmlns:a="http://schemas.openxmlformats.org/drawingml/2006/main" noChangeAspect="1"/>
             </wp:cNvGraphicFramePr>
@@ -7218,11 +8291,161 @@
               <a:graphicData uri="http://schemas.openxmlformats.org/drawingml/2006/picture">
                 <pic:pic xmlns:pic="http://schemas.openxmlformats.org/drawingml/2006/picture">
                   <pic:nvPicPr>
-                    <pic:cNvPr id="1" name=""/>
+                    <pic:cNvPr id="2" name=""/>
                     <pic:cNvPicPr/>
                   </pic:nvPicPr>
                   <pic:blipFill>
-                    <a:blip r:embed="rId12" cstate="print">
+                    <a:blip r:embed="rId15" cstate="print">
+                      <a:extLst>
+                        <a:ext uri="{28A0092B-C50C-407E-A947-70E740481C1C}">
+                          <a14:useLocalDpi xmlns:a14="http://schemas.microsoft.com/office/drawing/2010/main" val="0"/>
+                        </a:ext>
+                      </a:extLst>
+                    </a:blip>
+                    <a:stretch>
+                      <a:fillRect/>
+                    </a:stretch>
+                  </pic:blipFill>
+                  <pic:spPr>
+                    <a:xfrm>
+                      <a:off x="0" y="0"/>
+                      <a:ext cx="5400000" cy="2256548"/>
+                    </a:xfrm>
+                    <a:prstGeom prst="rect">
+                      <a:avLst/>
+                    </a:prstGeom>
+                  </pic:spPr>
+                </pic:pic>
+              </a:graphicData>
+            </a:graphic>
+          </wp:inline>
+        </w:drawing>
+      </w:r>
+    </w:p>
+    <w:p>
+      <w:pPr>
+        <w:pStyle w:val="Ttulodendiceremissivo"/>
+      </w:pPr>
+      <w:r>
+        <w:t>Fonte: Elaborado pelos Autores (2026)</w:t>
+      </w:r>
+    </w:p>
+    <w:p>
+      <w:pPr>
+        <w:spacing w:after="160" w:line="259" w:lineRule="auto"/>
+        <w:jc w:val="left"/>
+      </w:pPr>
+      <w:r>
+        <w:br w:type="page"/>
+      </w:r>
+    </w:p>
+    <w:p>
+      <w:pPr>
+        <w:pStyle w:val="Ttulo1"/>
+      </w:pPr>
+      <w:bookmarkStart w:id="23" w:name="_Toc241225214"/>
+      <w:r>
+        <w:lastRenderedPageBreak/>
+        <w:t>5 DESENVOLVIMENTO DA SOLUÇÃO WEB</w:t>
+      </w:r>
+      <w:bookmarkEnd w:id="23"/>
+    </w:p>
+    <w:p>
+      <w:pPr>
+        <w:ind w:firstLine="850"/>
+      </w:pPr>
+      <w:r>
+        <w:rPr>
+          <w:i/>
+        </w:rPr>
+        <w:t>(Disciplina: Desenvolvimento Web com .NET)</w:t>
+      </w:r>
+    </w:p>
+    <w:p>
+      <w:pPr>
+        <w:pStyle w:val="Ttulo2"/>
+      </w:pPr>
+      <w:bookmarkStart w:id="24" w:name="_Toc241225215"/>
+      <w:r>
+        <w:t>5.1 Arquitetura da aplicação</w:t>
+      </w:r>
+      <w:bookmarkEnd w:id="24"/>
+    </w:p>
+    <w:p>
+      <w:pPr>
+        <w:ind w:firstLine="850"/>
+      </w:pPr>
+      <w:r>
+        <w:t xml:space="preserve">A aplicação web foi construída sobre a plataforma </w:t>
+      </w:r>
+      <w:r>
+        <w:rPr>
+          <w:b/>
+        </w:rPr>
+        <w:t>ASP.NET Core 10</w:t>
+      </w:r>
+      <w:r>
+        <w:t>, com a linguagem C#. A escolha decorreu de três fatores: a continuidade em relação ao PIM III, no qual o sistema já havia sido iniciado nessa tecnologia; a disponibilidade de um mapeador objeto-relacional maduro, o Entity Framework Core, que reduz o código repetitivo de acesso a dados; e o alinhamento com a disciplina de Programação Aplicada em .NET, cursada no mesmo semestre.</w:t>
+      </w:r>
+    </w:p>
+    <w:p>
+      <w:pPr>
+        <w:ind w:firstLine="850"/>
+      </w:pPr>
+      <w:r>
+        <w:t xml:space="preserve">O modelo adotado é o de </w:t>
+      </w:r>
+      <w:r>
+        <w:rPr>
+          <w:b/>
+        </w:rPr>
+        <w:t>aplicação monolítica com interface de programação REST</w:t>
+      </w:r>
+      <w:r>
+        <w:t>, no qual um único processo atende as requisições da interface e do aplicativo móvel. A opção pelo monólito foi deliberada: Newman (2019) adverte que a decomposição prematura em serviços introduz complexidade de rede, de implantação e de observabilidade que raramente se justifica em domínio único e equipe pequena. Para cerca de 800 usuários e seis desenvolvedores, o monólito bem estruturado em camadas oferece simplicidade operacional sem comprometer a organização interna do código, tema da seção 7.</w:t>
+      </w:r>
+    </w:p>
+    <w:p>
+      <w:pPr>
+        <w:ind w:firstLine="850"/>
+      </w:pPr>
+      <w:r>
+        <w:t>O servidor embutido, Kestrel, atende as requisições e serve os arquivos estáticos da interface. Servir o front-end pela mesma aplicação eliminou uma classe inteira de problemas: como página e interface de programação compartilham origem, as chamadas usam caminho relativo e a aplicação funciona sem alteração em qualquer endereço.</w:t>
+      </w:r>
+    </w:p>
+    <w:p>
+      <w:pPr>
+        <w:pStyle w:val="Ttulodendiceremissivo"/>
+      </w:pPr>
+      <w:r>
+        <w:t>Figura 2 - Tela de login da aplicação web</w:t>
+      </w:r>
+    </w:p>
+    <w:p>
+      <w:pPr>
+        <w:jc w:val="center"/>
+      </w:pPr>
+      <w:r>
+        <w:rPr>
+          <w:noProof/>
+        </w:rPr>
+        <w:drawing>
+          <wp:inline distT="0" distB="0" distL="0" distR="0" wp14:anchorId="6065DF4F" wp14:editId="57609427">
+            <wp:extent cx="5400000" cy="2633929"/>
+            <wp:effectExtent l="0" t="0" r="0" b="0"/>
+            <wp:docPr id="3" name="Imagem 3"/>
+            <wp:cNvGraphicFramePr>
+              <a:graphicFrameLocks xmlns:a="http://schemas.openxmlformats.org/drawingml/2006/main" noChangeAspect="1"/>
+            </wp:cNvGraphicFramePr>
+            <a:graphic xmlns:a="http://schemas.openxmlformats.org/drawingml/2006/main">
+              <a:graphicData uri="http://schemas.openxmlformats.org/drawingml/2006/picture">
+                <pic:pic xmlns:pic="http://schemas.openxmlformats.org/drawingml/2006/picture">
+                  <pic:nvPicPr>
+                    <pic:cNvPr id="3" name=""/>
+                    <pic:cNvPicPr/>
+                  </pic:nvPicPr>
+                  <pic:blipFill>
+                    <a:blip r:embed="rId16" cstate="print">
                       <a:extLst>
                         <a:ext uri="{28A0092B-C50C-407E-A947-70E740481C1C}">
                           <a14:useLocalDpi xmlns:a14="http://schemas.microsoft.com/office/drawing/2010/main" val="0"/>
@@ -7261,12 +8484,12 @@
       <w:pPr>
         <w:pStyle w:val="Ttulo2"/>
       </w:pPr>
-      <w:bookmarkStart w:id="23" w:name="_Toc239681734"/>
+      <w:bookmarkStart w:id="25" w:name="_Toc241225216"/>
       <w:r>
         <w:lastRenderedPageBreak/>
         <w:t>5.2 Interface de programação REST</w:t>
       </w:r>
-      <w:bookmarkEnd w:id="23"/>
+      <w:bookmarkEnd w:id="25"/>
     </w:p>
     <w:p>
       <w:pPr>
@@ -8186,11 +9409,11 @@
       <w:pPr>
         <w:pStyle w:val="Ttulo2"/>
       </w:pPr>
-      <w:bookmarkStart w:id="24" w:name="_Toc239681735"/>
+      <w:bookmarkStart w:id="26" w:name="_Toc241225217"/>
       <w:r>
         <w:t>5.3 Autenticação</w:t>
       </w:r>
-      <w:bookmarkEnd w:id="24"/>
+      <w:bookmarkEnd w:id="26"/>
     </w:p>
     <w:p>
       <w:pPr>
@@ -8247,11 +9470,11 @@
       <w:pPr>
         <w:pStyle w:val="Ttulo2"/>
       </w:pPr>
-      <w:bookmarkStart w:id="25" w:name="_Toc239681736"/>
+      <w:bookmarkStart w:id="27" w:name="_Toc241225218"/>
       <w:r>
         <w:t>5.4 Segurança</w:t>
       </w:r>
-      <w:bookmarkEnd w:id="25"/>
+      <w:bookmarkEnd w:id="27"/>
     </w:p>
     <w:p>
       <w:pPr>
@@ -8358,18 +9581,28 @@
       <w:pPr>
         <w:pStyle w:val="Ttulo2"/>
       </w:pPr>
-      <w:bookmarkStart w:id="26" w:name="_Toc239681737"/>
+      <w:bookmarkStart w:id="28" w:name="_Toc241225219"/>
       <w:r>
         <w:t>5.5 Estrutura administrativa</w:t>
       </w:r>
-      <w:bookmarkEnd w:id="26"/>
+      <w:bookmarkEnd w:id="28"/>
     </w:p>
     <w:p>
       <w:pPr>
         <w:ind w:firstLine="850"/>
       </w:pPr>
       <w:r>
-        <w:t>O perfil Secretaria dispõe de painel com indicadores consolidados de estudantes, docentes, disciplinas e turmas; gestão de identidades, incluindo cadastro, aprovação e revogação de contas; matrículas com validação automática de vagas; auditoria de sessões com data, hora e duração; e relatórios de desempenho individual e ranking geral.</w:t>
+        <w:t xml:space="preserve">O perfil Secretaria dispõe de painel com indicadores consolidados de estudantes, docentes, disciplinas e turmas; gestão de identidades, incluindo cadastro, aprovação e revogação de contas; matrículas com validação automática de vagas; auditoria de sessões com data, hora e duração; relatórios de desempenho individual e ranking geral; e o Farol de Evasão (seção 4.6), exposto em </w:t>
+      </w:r>
+      <w:r>
+        <w:rPr>
+          <w:rFonts w:ascii="Courier New" w:hAnsi="Courier New" w:cs="Courier New"/>
+          <w:sz w:val="22"/>
+        </w:rPr>
+        <w:t>GET /api/farol</w:t>
+      </w:r>
+      <w:r>
+        <w:t xml:space="preserve"> e restrito aos perfis Secretaria e Professor.</w:t>
       </w:r>
     </w:p>
     <w:p>
@@ -8377,7 +9610,7 @@
         <w:pStyle w:val="Ttulodendiceremissivo"/>
       </w:pPr>
       <w:r>
-        <w:t>Figura 2 - Painel da Secretaria</w:t>
+        <w:t>Figura 3 - Painel da Secretaria</w:t>
       </w:r>
     </w:p>
     <w:p>
@@ -8390,10 +9623,10 @@
         </w:rPr>
         <w:lastRenderedPageBreak/>
         <w:drawing>
-          <wp:inline distT="0" distB="0" distL="0" distR="0" wp14:anchorId="0072E65A" wp14:editId="111395DF">
+          <wp:inline distT="0" distB="0" distL="0" distR="0" wp14:anchorId="7213E16A" wp14:editId="3B02B559">
             <wp:extent cx="5400000" cy="2680952"/>
             <wp:effectExtent l="0" t="0" r="0" b="5715"/>
-            <wp:docPr id="2" name="Imagem 2"/>
+            <wp:docPr id="4" name="Imagem 4"/>
             <wp:cNvGraphicFramePr>
               <a:graphicFrameLocks xmlns:a="http://schemas.openxmlformats.org/drawingml/2006/main" noChangeAspect="1"/>
             </wp:cNvGraphicFramePr>
@@ -8401,11 +9634,11 @@
               <a:graphicData uri="http://schemas.openxmlformats.org/drawingml/2006/picture">
                 <pic:pic xmlns:pic="http://schemas.openxmlformats.org/drawingml/2006/picture">
                   <pic:nvPicPr>
-                    <pic:cNvPr id="2" name=""/>
+                    <pic:cNvPr id="4" name=""/>
                     <pic:cNvPicPr/>
                   </pic:nvPicPr>
                   <pic:blipFill>
-                    <a:blip r:embed="rId13" cstate="print">
+                    <a:blip r:embed="rId17" cstate="print">
                       <a:extLst>
                         <a:ext uri="{28A0092B-C50C-407E-A947-70E740481C1C}">
                           <a14:useLocalDpi xmlns:a14="http://schemas.microsoft.com/office/drawing/2010/main" val="0"/>
@@ -8444,11 +9677,11 @@
       <w:pPr>
         <w:pStyle w:val="Ttulo2"/>
       </w:pPr>
-      <w:bookmarkStart w:id="27" w:name="_Toc239681738"/>
+      <w:bookmarkStart w:id="29" w:name="_Toc241225220"/>
       <w:r>
         <w:t>5.6 Assistente virtual</w:t>
       </w:r>
-      <w:bookmarkEnd w:id="27"/>
+      <w:bookmarkEnd w:id="29"/>
     </w:p>
     <w:p>
       <w:pPr>
@@ -8537,7 +9770,7 @@
         <w:pStyle w:val="Ttulodendiceremissivo"/>
       </w:pPr>
       <w:r>
-        <w:t>Figura 3 - Assistente virtual em uso</w:t>
+        <w:t>Figura 4 - Assistente virtual em uso</w:t>
       </w:r>
     </w:p>
     <w:p>
@@ -8549,10 +9782,10 @@
           <w:noProof/>
         </w:rPr>
         <w:drawing>
-          <wp:inline distT="0" distB="0" distL="0" distR="0" wp14:anchorId="6CCB26D0" wp14:editId="0386DA25">
+          <wp:inline distT="0" distB="0" distL="0" distR="0" wp14:anchorId="6DCC743D" wp14:editId="5E61C3E8">
             <wp:extent cx="5400000" cy="2645238"/>
             <wp:effectExtent l="0" t="0" r="0" b="3175"/>
-            <wp:docPr id="3" name="Imagem 3"/>
+            <wp:docPr id="5" name="Imagem 5"/>
             <wp:cNvGraphicFramePr>
               <a:graphicFrameLocks xmlns:a="http://schemas.openxmlformats.org/drawingml/2006/main" noChangeAspect="1"/>
             </wp:cNvGraphicFramePr>
@@ -8560,11 +9793,11 @@
               <a:graphicData uri="http://schemas.openxmlformats.org/drawingml/2006/picture">
                 <pic:pic xmlns:pic="http://schemas.openxmlformats.org/drawingml/2006/picture">
                   <pic:nvPicPr>
-                    <pic:cNvPr id="3" name=""/>
+                    <pic:cNvPr id="5" name=""/>
                     <pic:cNvPicPr/>
                   </pic:nvPicPr>
                   <pic:blipFill>
-                    <a:blip r:embed="rId14" cstate="print">
+                    <a:blip r:embed="rId18" cstate="print">
                       <a:extLst>
                         <a:ext uri="{28A0092B-C50C-407E-A947-70E740481C1C}">
                           <a14:useLocalDpi xmlns:a14="http://schemas.microsoft.com/office/drawing/2010/main" val="0"/>
@@ -8603,11 +9836,11 @@
       <w:pPr>
         <w:pStyle w:val="Ttulo2"/>
       </w:pPr>
-      <w:bookmarkStart w:id="28" w:name="_Toc239681739"/>
+      <w:bookmarkStart w:id="30" w:name="_Toc241225221"/>
       <w:r>
         <w:t>5.7 Integração entre módulos</w:t>
       </w:r>
-      <w:bookmarkEnd w:id="28"/>
+      <w:bookmarkEnd w:id="30"/>
     </w:p>
     <w:p>
       <w:pPr>
@@ -8621,11 +9854,11 @@
       <w:pPr>
         <w:pStyle w:val="Ttulo2"/>
       </w:pPr>
-      <w:bookmarkStart w:id="29" w:name="_Toc239681740"/>
+      <w:bookmarkStart w:id="31" w:name="_Toc241225222"/>
       <w:r>
         <w:t>5.8 Correções decorrentes de teste em dispositivo real</w:t>
       </w:r>
-      <w:bookmarkEnd w:id="29"/>
+      <w:bookmarkEnd w:id="31"/>
     </w:p>
     <w:p>
       <w:pPr>
@@ -8714,12 +9947,12 @@
       <w:pPr>
         <w:pStyle w:val="Ttulo1"/>
       </w:pPr>
-      <w:bookmarkStart w:id="30" w:name="_Toc239681741"/>
+      <w:bookmarkStart w:id="32" w:name="_Toc241225223"/>
       <w:r>
         <w:lastRenderedPageBreak/>
         <w:t>6 DESENVOLVIMENTO DA SOLUÇÃO MOBILE</w:t>
       </w:r>
-      <w:bookmarkEnd w:id="30"/>
+      <w:bookmarkEnd w:id="32"/>
     </w:p>
     <w:p>
       <w:pPr>
@@ -8736,11 +9969,11 @@
       <w:pPr>
         <w:pStyle w:val="Ttulo2"/>
       </w:pPr>
-      <w:bookmarkStart w:id="31" w:name="_Toc239681742"/>
+      <w:bookmarkStart w:id="33" w:name="_Toc241225224"/>
       <w:r>
         <w:t>6.1 Tecnologia adotada e justificativa</w:t>
       </w:r>
-      <w:bookmarkEnd w:id="31"/>
+      <w:bookmarkEnd w:id="33"/>
     </w:p>
     <w:p>
       <w:pPr>
@@ -8789,11 +10022,11 @@
       <w:pPr>
         <w:pStyle w:val="Ttulo2"/>
       </w:pPr>
-      <w:bookmarkStart w:id="32" w:name="_Toc239681743"/>
+      <w:bookmarkStart w:id="34" w:name="_Toc241225225"/>
       <w:r>
         <w:t>6.2 Telas principais</w:t>
       </w:r>
-      <w:bookmarkEnd w:id="32"/>
+      <w:bookmarkEnd w:id="34"/>
     </w:p>
     <w:p>
       <w:pPr>
@@ -8871,7 +10104,7 @@
         <w:pStyle w:val="Ttulodendiceremissivo"/>
       </w:pPr>
       <w:r>
-        <w:t>Figura 4 - Tela de login do aplicativo; Painel inicial do aplicativo; Matérias e conteúdos; Execução de uma atividade</w:t>
+        <w:t>Figura 5 - Tela de login do aplicativo; Painel inicial do aplicativo; Matérias e conteúdos; Execução de uma atividade</w:t>
       </w:r>
     </w:p>
     <w:tbl>
@@ -8911,10 +10144,10 @@
               </w:rPr>
               <w:lastRenderedPageBreak/>
               <w:drawing>
-                <wp:inline distT="0" distB="0" distL="0" distR="0" wp14:anchorId="28EC849F" wp14:editId="5532AB60">
+                <wp:inline distT="0" distB="0" distL="0" distR="0" wp14:anchorId="78728923" wp14:editId="1B02437C">
                   <wp:extent cx="1831474" cy="3960000"/>
                   <wp:effectExtent l="0" t="0" r="0" b="2540"/>
-                  <wp:docPr id="5" name="Imagem 5"/>
+                  <wp:docPr id="7" name="Imagem 7"/>
                   <wp:cNvGraphicFramePr>
                     <a:graphicFrameLocks xmlns:a="http://schemas.openxmlformats.org/drawingml/2006/main" noChangeAspect="1"/>
                   </wp:cNvGraphicFramePr>
@@ -8922,11 +10155,11 @@
                     <a:graphicData uri="http://schemas.openxmlformats.org/drawingml/2006/picture">
                       <pic:pic xmlns:pic="http://schemas.openxmlformats.org/drawingml/2006/picture">
                         <pic:nvPicPr>
-                          <pic:cNvPr id="5" name=""/>
+                          <pic:cNvPr id="7" name=""/>
                           <pic:cNvPicPr/>
                         </pic:nvPicPr>
                         <pic:blipFill>
-                          <a:blip r:embed="rId15" cstate="print">
+                          <a:blip r:embed="rId19" cstate="print">
                             <a:extLst>
                               <a:ext uri="{28A0092B-C50C-407E-A947-70E740481C1C}">
                                 <a14:useLocalDpi xmlns:a14="http://schemas.microsoft.com/office/drawing/2010/main" val="0"/>
@@ -8957,10 +10190,10 @@
                 <w:noProof/>
               </w:rPr>
               <w:drawing>
-                <wp:inline distT="0" distB="0" distL="0" distR="0" wp14:anchorId="09B0F7B6" wp14:editId="35EA66B6">
+                <wp:inline distT="0" distB="0" distL="0" distR="0" wp14:anchorId="6004E332" wp14:editId="3C60634B">
                   <wp:extent cx="1828973" cy="3960001"/>
                   <wp:effectExtent l="0" t="0" r="0" b="2540"/>
-                  <wp:docPr id="4" name="Imagem 4"/>
+                  <wp:docPr id="6" name="Imagem 6"/>
                   <wp:cNvGraphicFramePr>
                     <a:graphicFrameLocks xmlns:a="http://schemas.openxmlformats.org/drawingml/2006/main" noChangeAspect="1"/>
                   </wp:cNvGraphicFramePr>
@@ -8968,11 +10201,11 @@
                     <a:graphicData uri="http://schemas.openxmlformats.org/drawingml/2006/picture">
                       <pic:pic xmlns:pic="http://schemas.openxmlformats.org/drawingml/2006/picture">
                         <pic:nvPicPr>
-                          <pic:cNvPr id="4" name=""/>
+                          <pic:cNvPr id="6" name=""/>
                           <pic:cNvPicPr/>
                         </pic:nvPicPr>
                         <pic:blipFill>
-                          <a:blip r:embed="rId16" cstate="print">
+                          <a:blip r:embed="rId20" cstate="print">
                             <a:extLst>
                               <a:ext uri="{28A0092B-C50C-407E-A947-70E740481C1C}">
                                 <a14:useLocalDpi xmlns:a14="http://schemas.microsoft.com/office/drawing/2010/main" val="0"/>
@@ -9036,10 +10269,10 @@
               </w:rPr>
               <w:lastRenderedPageBreak/>
               <w:drawing>
-                <wp:inline distT="0" distB="0" distL="0" distR="0" wp14:anchorId="73D0F7E3" wp14:editId="7F33528E">
+                <wp:inline distT="0" distB="0" distL="0" distR="0" wp14:anchorId="128CA297" wp14:editId="501D7A7F">
                   <wp:extent cx="1831474" cy="3960000"/>
                   <wp:effectExtent l="0" t="0" r="0" b="2540"/>
-                  <wp:docPr id="7" name="Imagem 7"/>
+                  <wp:docPr id="9" name="Imagem 9"/>
                   <wp:cNvGraphicFramePr>
                     <a:graphicFrameLocks xmlns:a="http://schemas.openxmlformats.org/drawingml/2006/main" noChangeAspect="1"/>
                   </wp:cNvGraphicFramePr>
@@ -9047,11 +10280,11 @@
                     <a:graphicData uri="http://schemas.openxmlformats.org/drawingml/2006/picture">
                       <pic:pic xmlns:pic="http://schemas.openxmlformats.org/drawingml/2006/picture">
                         <pic:nvPicPr>
-                          <pic:cNvPr id="7" name=""/>
+                          <pic:cNvPr id="9" name=""/>
                           <pic:cNvPicPr/>
                         </pic:nvPicPr>
                         <pic:blipFill>
-                          <a:blip r:embed="rId17" cstate="print">
+                          <a:blip r:embed="rId21" cstate="print">
                             <a:extLst>
                               <a:ext uri="{28A0092B-C50C-407E-A947-70E740481C1C}">
                                 <a14:useLocalDpi xmlns:a14="http://schemas.microsoft.com/office/drawing/2010/main" val="0"/>
@@ -9082,10 +10315,10 @@
                 <w:noProof/>
               </w:rPr>
               <w:drawing>
-                <wp:inline distT="0" distB="0" distL="0" distR="0" wp14:anchorId="5DAA079F" wp14:editId="310D7089">
+                <wp:inline distT="0" distB="0" distL="0" distR="0" wp14:anchorId="294E5DF7" wp14:editId="7191F45E">
                   <wp:extent cx="1831474" cy="3960000"/>
                   <wp:effectExtent l="0" t="0" r="0" b="2540"/>
-                  <wp:docPr id="6" name="Imagem 6"/>
+                  <wp:docPr id="8" name="Imagem 8"/>
                   <wp:cNvGraphicFramePr>
                     <a:graphicFrameLocks xmlns:a="http://schemas.openxmlformats.org/drawingml/2006/main" noChangeAspect="1"/>
                   </wp:cNvGraphicFramePr>
@@ -9093,11 +10326,11 @@
                     <a:graphicData uri="http://schemas.openxmlformats.org/drawingml/2006/picture">
                       <pic:pic xmlns:pic="http://schemas.openxmlformats.org/drawingml/2006/picture">
                         <pic:nvPicPr>
-                          <pic:cNvPr id="6" name=""/>
+                          <pic:cNvPr id="8" name=""/>
                           <pic:cNvPicPr/>
                         </pic:nvPicPr>
                         <pic:blipFill>
-                          <a:blip r:embed="rId18" cstate="print">
+                          <a:blip r:embed="rId22" cstate="print">
                             <a:extLst>
                               <a:ext uri="{28A0092B-C50C-407E-A947-70E740481C1C}">
                                 <a14:useLocalDpi xmlns:a14="http://schemas.microsoft.com/office/drawing/2010/main" val="0"/>
@@ -9156,12 +10389,12 @@
       <w:pPr>
         <w:pStyle w:val="Ttulo2"/>
       </w:pPr>
-      <w:bookmarkStart w:id="33" w:name="_Toc239681744"/>
+      <w:bookmarkStart w:id="35" w:name="_Toc241225226"/>
       <w:r>
         <w:lastRenderedPageBreak/>
         <w:t>6.3 Fluxo de navegação</w:t>
       </w:r>
-      <w:bookmarkEnd w:id="33"/>
+      <w:bookmarkEnd w:id="35"/>
     </w:p>
     <w:p>
       <w:pPr>
@@ -9201,11 +10434,11 @@
       <w:pPr>
         <w:pStyle w:val="Ttulo2"/>
       </w:pPr>
-      <w:bookmarkStart w:id="34" w:name="_Toc239681745"/>
+      <w:bookmarkStart w:id="36" w:name="_Toc241225227"/>
       <w:r>
         <w:t>6.4 Autenticação e armazenamento seguro</w:t>
       </w:r>
-      <w:bookmarkEnd w:id="34"/>
+      <w:bookmarkEnd w:id="36"/>
     </w:p>
     <w:p>
       <w:pPr>
@@ -9256,11 +10489,11 @@
       <w:pPr>
         <w:pStyle w:val="Ttulo2"/>
       </w:pPr>
-      <w:bookmarkStart w:id="35" w:name="_Toc239681746"/>
+      <w:bookmarkStart w:id="37" w:name="_Toc241225228"/>
       <w:r>
         <w:t>6.5 Sincronização de dados</w:t>
       </w:r>
-      <w:bookmarkEnd w:id="35"/>
+      <w:bookmarkEnd w:id="37"/>
     </w:p>
     <w:p>
       <w:pPr>
@@ -9292,11 +10525,11 @@
       <w:pPr>
         <w:pStyle w:val="Ttulo2"/>
       </w:pPr>
-      <w:bookmarkStart w:id="36" w:name="_Toc239681747"/>
+      <w:bookmarkStart w:id="38" w:name="_Toc241225229"/>
       <w:r>
         <w:t>6.6 Integração com a interface de programação</w:t>
       </w:r>
-      <w:bookmarkEnd w:id="36"/>
+      <w:bookmarkEnd w:id="38"/>
     </w:p>
     <w:p>
       <w:pPr>
@@ -9318,12 +10551,12 @@
       <w:pPr>
         <w:pStyle w:val="Ttulo2"/>
       </w:pPr>
-      <w:bookmarkStart w:id="37" w:name="_Toc239681748"/>
+      <w:bookmarkStart w:id="39" w:name="_Toc241225230"/>
       <w:r>
         <w:lastRenderedPageBreak/>
         <w:t>6.7 Acessibilidade no aplicativo</w:t>
       </w:r>
-      <w:bookmarkEnd w:id="37"/>
+      <w:bookmarkEnd w:id="39"/>
     </w:p>
     <w:p>
       <w:pPr>
@@ -9338,7 +10571,7 @@
         <w:pStyle w:val="Ttulodendiceremissivo"/>
       </w:pPr>
       <w:r>
-        <w:t>Figura 5 - Recursos de acessibilidade no aplicativo</w:t>
+        <w:t>Figura 6 - Recursos de acessibilidade no aplicativo</w:t>
       </w:r>
     </w:p>
     <w:p>
@@ -9350,10 +10583,10 @@
           <w:noProof/>
         </w:rPr>
         <w:drawing>
-          <wp:inline distT="0" distB="0" distL="0" distR="0" wp14:anchorId="0B3E029A" wp14:editId="5BF5D5B2">
+          <wp:inline distT="0" distB="0" distL="0" distR="0" wp14:anchorId="4C68FDA9" wp14:editId="5115B9A3">
             <wp:extent cx="2497558" cy="5400000"/>
             <wp:effectExtent l="0" t="0" r="0" b="0"/>
-            <wp:docPr id="8" name="Imagem 8"/>
+            <wp:docPr id="10" name="Imagem 10"/>
             <wp:cNvGraphicFramePr>
               <a:graphicFrameLocks xmlns:a="http://schemas.openxmlformats.org/drawingml/2006/main" noChangeAspect="1"/>
             </wp:cNvGraphicFramePr>
@@ -9361,11 +10594,11 @@
               <a:graphicData uri="http://schemas.openxmlformats.org/drawingml/2006/picture">
                 <pic:pic xmlns:pic="http://schemas.openxmlformats.org/drawingml/2006/picture">
                   <pic:nvPicPr>
-                    <pic:cNvPr id="8" name=""/>
+                    <pic:cNvPr id="10" name=""/>
                     <pic:cNvPicPr/>
                   </pic:nvPicPr>
                   <pic:blipFill>
-                    <a:blip r:embed="rId19" cstate="print">
+                    <a:blip r:embed="rId23" cstate="print">
                       <a:extLst>
                         <a:ext uri="{28A0092B-C50C-407E-A947-70E740481C1C}">
                           <a14:useLocalDpi xmlns:a14="http://schemas.microsoft.com/office/drawing/2010/main" val="0"/>
@@ -9424,11 +10657,11 @@
       <w:pPr>
         <w:pStyle w:val="Ttulo2"/>
       </w:pPr>
-      <w:bookmarkStart w:id="38" w:name="_Toc239681749"/>
+      <w:bookmarkStart w:id="40" w:name="_Toc241225231"/>
       <w:r>
         <w:t>6.8 Verificação</w:t>
       </w:r>
-      <w:bookmarkEnd w:id="38"/>
+      <w:bookmarkEnd w:id="40"/>
     </w:p>
     <w:p>
       <w:pPr>
@@ -9493,12 +10726,12 @@
       <w:pPr>
         <w:pStyle w:val="Ttulo1"/>
       </w:pPr>
-      <w:bookmarkStart w:id="39" w:name="_Toc239681750"/>
+      <w:bookmarkStart w:id="41" w:name="_Toc241225232"/>
       <w:r>
         <w:lastRenderedPageBreak/>
         <w:t>7 ARQUITETURA DE SOFTWARE</w:t>
       </w:r>
-      <w:bookmarkEnd w:id="39"/>
+      <w:bookmarkEnd w:id="41"/>
     </w:p>
     <w:p>
       <w:pPr>
@@ -9515,11 +10748,11 @@
       <w:pPr>
         <w:pStyle w:val="Ttulo2"/>
       </w:pPr>
-      <w:bookmarkStart w:id="40" w:name="_Toc239681751"/>
+      <w:bookmarkStart w:id="42" w:name="_Toc241225233"/>
       <w:r>
         <w:t>7.1 Situação inicial e motivação</w:t>
       </w:r>
-      <w:bookmarkEnd w:id="40"/>
+      <w:bookmarkEnd w:id="42"/>
     </w:p>
     <w:p>
       <w:pPr>
@@ -9559,11 +10792,11 @@
       <w:pPr>
         <w:pStyle w:val="Ttulo2"/>
       </w:pPr>
-      <w:bookmarkStart w:id="41" w:name="_Toc239681752"/>
+      <w:bookmarkStart w:id="43" w:name="_Toc241225234"/>
       <w:r>
         <w:t>7.2 Organização em camadas</w:t>
       </w:r>
-      <w:bookmarkEnd w:id="41"/>
+      <w:bookmarkEnd w:id="43"/>
     </w:p>
     <w:p>
       <w:pPr>
@@ -9911,12 +11144,12 @@
       <w:pPr>
         <w:pStyle w:val="Ttulo2"/>
       </w:pPr>
-      <w:bookmarkStart w:id="42" w:name="_Toc239681753"/>
+      <w:bookmarkStart w:id="44" w:name="_Toc241225235"/>
       <w:r>
         <w:lastRenderedPageBreak/>
         <w:t>7.3 Orientação a objetos</w:t>
       </w:r>
-      <w:bookmarkEnd w:id="42"/>
+      <w:bookmarkEnd w:id="44"/>
     </w:p>
     <w:p>
       <w:pPr>
@@ -9986,11 +11219,11 @@
       <w:pPr>
         <w:pStyle w:val="Ttulo2"/>
       </w:pPr>
-      <w:bookmarkStart w:id="43" w:name="_Toc239681754"/>
+      <w:bookmarkStart w:id="45" w:name="_Toc241225236"/>
       <w:r>
         <w:t>7.4 Modularização</w:t>
       </w:r>
-      <w:bookmarkEnd w:id="43"/>
+      <w:bookmarkEnd w:id="45"/>
     </w:p>
     <w:p>
       <w:pPr>
@@ -10013,11 +11246,11 @@
       <w:pPr>
         <w:pStyle w:val="Ttulo2"/>
       </w:pPr>
-      <w:bookmarkStart w:id="44" w:name="_Toc239681755"/>
+      <w:bookmarkStart w:id="46" w:name="_Toc241225237"/>
       <w:r>
         <w:t>7.5 Verificação da refatoração</w:t>
       </w:r>
-      <w:bookmarkEnd w:id="44"/>
+      <w:bookmarkEnd w:id="46"/>
     </w:p>
     <w:p>
       <w:pPr>
@@ -10048,12 +11281,12 @@
       <w:pPr>
         <w:pStyle w:val="Ttulo1"/>
       </w:pPr>
-      <w:bookmarkStart w:id="45" w:name="_Toc239681756"/>
+      <w:bookmarkStart w:id="47" w:name="_Toc241225238"/>
       <w:r>
         <w:lastRenderedPageBreak/>
         <w:t>8 PROJETO DO BANCO DE DADOS</w:t>
       </w:r>
-      <w:bookmarkEnd w:id="45"/>
+      <w:bookmarkEnd w:id="47"/>
     </w:p>
     <w:p>
       <w:pPr>
@@ -10070,11 +11303,11 @@
       <w:pPr>
         <w:pStyle w:val="Ttulo2"/>
       </w:pPr>
-      <w:bookmarkStart w:id="46" w:name="_Toc239681757"/>
+      <w:bookmarkStart w:id="48" w:name="_Toc241225239"/>
       <w:r>
         <w:t>8.1 Justificativa do modelo relacional</w:t>
       </w:r>
-      <w:bookmarkEnd w:id="46"/>
+      <w:bookmarkEnd w:id="48"/>
     </w:p>
     <w:p>
       <w:pPr>
@@ -10098,32 +11331,24 @@
         <w:ind w:firstLine="850"/>
       </w:pPr>
       <w:r>
-        <w:t>Elmasri e Navathe (2018) observam que a principal vantagem do modelo relacional está na garantia de integridade referencial pelo próprio gerenciador: aqui, isso significa que não é possível registrar resultado de avaliação para estudante inexistente, pois a restrição é imposta pelo banco, independentemente do código que tenta a operação. Bancos não relacionais ofereceriam maior flexibilidade de esquema — vantagem pouco relevante, dado que a estrutura acadêmica é estável — mas exigiriam que a consistência fosse assegurada pela aplicação, justamente o que se pretendia evitar.</w:t>
-      </w:r>
+        <w:t>Elmasri e Navathe (2018) apontam como principal vantagem do modelo relacional a integridade referencial garantida pelo gerenciador: não é possível registrar resultado para estudante inexistente, qualquer que seja o código que tente. Bancos não relacionais trariam flexibilidade de esquema — pouco relevante para estrutura estável — ao custo de delegar a consistência à aplicação. Corrige-se, ainda, o PIM III, que mencionava banco não relacional na introdução e na conclusão: o sistema sempre utilizou SQL Server.</w:t>
+      </w:r>
+    </w:p>
+    <w:p>
+      <w:pPr>
+        <w:pStyle w:val="Ttulo2"/>
+      </w:pPr>
+      <w:bookmarkStart w:id="49" w:name="_Toc241225240"/>
+      <w:r>
+        <w:t>8.2 Modelo conceitual</w:t>
+      </w:r>
+      <w:bookmarkEnd w:id="49"/>
     </w:p>
     <w:p>
       <w:pPr>
         <w:ind w:firstLine="850"/>
       </w:pPr>
       <w:r>
-        <w:t>Registre-se uma correção quanto ao PIM III: aquele documento mencionava banco não relacional na introdução e na conclusão, enquanto a seção técnica descrevia corretamente o modelo relacional. O sistema sempre utilizou SQL Server; a divergência era de redação.</w:t>
-      </w:r>
-    </w:p>
-    <w:p>
-      <w:pPr>
-        <w:pStyle w:val="Ttulo2"/>
-      </w:pPr>
-      <w:bookmarkStart w:id="47" w:name="_Toc239681758"/>
-      <w:r>
-        <w:t>8.2 Modelo conceitual</w:t>
-      </w:r>
-      <w:bookmarkEnd w:id="47"/>
-    </w:p>
-    <w:p>
-      <w:pPr>
-        <w:ind w:firstLine="850"/>
-      </w:pPr>
-      <w:r>
         <w:t>O modelo conceitual, expresso pela abordagem Entidade-Relacionamento, abstrai detalhes de implementação e representa apenas as regras do negócio.</w:t>
       </w:r>
     </w:p>
@@ -10132,7 +11357,7 @@
         <w:pStyle w:val="Ttulodendiceremissivo"/>
       </w:pPr>
       <w:r>
-        <w:t>Figura 6 - Diagrama Entidade-Relacionamento</w:t>
+        <w:t>Figura 7 - Diagrama Entidade-Relacionamento</w:t>
       </w:r>
     </w:p>
     <w:p>
@@ -10143,12 +11368,11 @@
         <w:rPr>
           <w:noProof/>
         </w:rPr>
-        <w:lastRenderedPageBreak/>
         <w:drawing>
-          <wp:inline distT="0" distB="0" distL="0" distR="0" wp14:anchorId="2B91E5A4" wp14:editId="7923FB7B">
+          <wp:inline distT="0" distB="0" distL="0" distR="0" wp14:anchorId="0D08121D" wp14:editId="52E46741">
             <wp:extent cx="5400000" cy="3639286"/>
             <wp:effectExtent l="0" t="0" r="0" b="0"/>
-            <wp:docPr id="9" name="Imagem 9"/>
+            <wp:docPr id="11" name="Imagem 11"/>
             <wp:cNvGraphicFramePr>
               <a:graphicFrameLocks xmlns:a="http://schemas.openxmlformats.org/drawingml/2006/main" noChangeAspect="1"/>
             </wp:cNvGraphicFramePr>
@@ -10156,11 +11380,11 @@
               <a:graphicData uri="http://schemas.openxmlformats.org/drawingml/2006/picture">
                 <pic:pic xmlns:pic="http://schemas.openxmlformats.org/drawingml/2006/picture">
                   <pic:nvPicPr>
-                    <pic:cNvPr id="9" name=""/>
+                    <pic:cNvPr id="11" name=""/>
                     <pic:cNvPicPr/>
                   </pic:nvPicPr>
                   <pic:blipFill>
-                    <a:blip r:embed="rId20" cstate="print">
+                    <a:blip r:embed="rId24" cstate="print">
                       <a:extLst>
                         <a:ext uri="{28A0092B-C50C-407E-A947-70E740481C1C}">
                           <a14:useLocalDpi xmlns:a14="http://schemas.microsoft.com/office/drawing/2010/main" val="0"/>
@@ -10200,18 +11424,22 @@
         <w:ind w:firstLine="850"/>
       </w:pPr>
       <w:r>
-        <w:t>Predominam relacionamentos de um para muitos: um usuário inicia várias sessões, cada qual pertencente a um único usuário; uma disciplina reúne vários conteúdos; uma avaliação compõe-se de várias questões; e cada questão oferece várias alternativas. Há dois relacionamentos de muitos para muitos — usuário e turma, resolvido pela matrícula, e usuário e atividade, resolvido pela entidade associativa Resultado —, além do registro de leitura, que associa usuário e conteúdo.</w:t>
+        <w:t xml:space="preserve">Predominam relacionamentos de um para muitos — usuário e sessões, disciplina e conteúdos, avaliação e questões, questão e alternativas. Os de muitos para muitos são usuário e </w:t>
+      </w:r>
+      <w:r>
+        <w:lastRenderedPageBreak/>
+        <w:t>turma, resolvido pela matrícula; usuário e atividade, pelo Resultado; e usuário e conteúdo, pelo registro de leitura.</w:t>
       </w:r>
     </w:p>
     <w:p>
       <w:pPr>
         <w:pStyle w:val="Ttulo2"/>
       </w:pPr>
-      <w:bookmarkStart w:id="48" w:name="_Toc239681759"/>
+      <w:bookmarkStart w:id="50" w:name="_Toc241225241"/>
       <w:r>
         <w:t>8.3 Modelo lógico</w:t>
       </w:r>
-      <w:bookmarkEnd w:id="48"/>
+      <w:bookmarkEnd w:id="50"/>
     </w:p>
     <w:p>
       <w:pPr>
@@ -10298,11 +11526,7 @@
         <w:t>2FN</w:t>
       </w:r>
       <w:r>
-        <w:t xml:space="preserve">, nas tabelas de chave composta, os atributos dependem </w:t>
-      </w:r>
-      <w:r>
-        <w:lastRenderedPageBreak/>
-        <w:t xml:space="preserve">da chave integral. Na </w:t>
+        <w:t xml:space="preserve">, nas tabelas de chave composta, os atributos dependem da chave integral. Na </w:t>
       </w:r>
       <w:r>
         <w:rPr>
@@ -10329,7 +11553,7 @@
         <w:ind w:firstLine="850"/>
       </w:pPr>
       <w:r>
-        <w:t xml:space="preserve">Registra-se uma </w:t>
+        <w:t xml:space="preserve">Há uma </w:t>
       </w:r>
       <w:r>
         <w:rPr>
@@ -10358,7 +11582,7 @@
         <w:t>MateriaId</w:t>
       </w:r>
       <w:r>
-        <w:t xml:space="preserve">, obtenível pela navegação até </w:t>
+        <w:t xml:space="preserve">, obtenível por </w:t>
       </w:r>
       <w:r>
         <w:rPr>
@@ -10368,18 +11592,18 @@
         <w:t>Atividades</w:t>
       </w:r>
       <w:r>
-        <w:t>. A redundância foi mantida porque relatórios por disciplina são a consulta mais frequente, e suprimir uma junção em cada uma compensa o custo de armazenamento — desnormalização consciente, e não falha de modelagem.</w:t>
+        <w:t>, porque relatórios por disciplina são a consulta mais frequente e a junção suprimida compensa o armazenamento.</w:t>
       </w:r>
     </w:p>
     <w:p>
       <w:pPr>
         <w:pStyle w:val="Ttulo2"/>
       </w:pPr>
-      <w:bookmarkStart w:id="49" w:name="_Toc239681760"/>
+      <w:bookmarkStart w:id="51" w:name="_Toc241225242"/>
       <w:r>
         <w:t>8.4 Modelo físico</w:t>
       </w:r>
-      <w:bookmarkEnd w:id="49"/>
+      <w:bookmarkEnd w:id="51"/>
     </w:p>
     <w:p>
       <w:pPr>
@@ -10422,7 +11646,7 @@
         <w:pStyle w:val="Ttulodendiceremissivo"/>
       </w:pPr>
       <w:r>
-        <w:t>Figura 7 - Estrutura física das tabelas</w:t>
+        <w:t>Figura 8 - Estrutura física das tabelas</w:t>
       </w:r>
     </w:p>
     <w:p>
@@ -10433,11 +11657,12 @@
         <w:rPr>
           <w:noProof/>
         </w:rPr>
+        <w:lastRenderedPageBreak/>
         <w:drawing>
-          <wp:inline distT="0" distB="0" distL="0" distR="0" wp14:anchorId="234E33B0" wp14:editId="67524604">
+          <wp:inline distT="0" distB="0" distL="0" distR="0" wp14:anchorId="68BFABF0" wp14:editId="016FFDE0">
             <wp:extent cx="5400000" cy="4407738"/>
             <wp:effectExtent l="0" t="0" r="0" b="0"/>
-            <wp:docPr id="10" name="Imagem 10"/>
+            <wp:docPr id="12" name="Imagem 12"/>
             <wp:cNvGraphicFramePr>
               <a:graphicFrameLocks xmlns:a="http://schemas.openxmlformats.org/drawingml/2006/main" noChangeAspect="1"/>
             </wp:cNvGraphicFramePr>
@@ -10445,11 +11670,11 @@
               <a:graphicData uri="http://schemas.openxmlformats.org/drawingml/2006/picture">
                 <pic:pic xmlns:pic="http://schemas.openxmlformats.org/drawingml/2006/picture">
                   <pic:nvPicPr>
-                    <pic:cNvPr id="10" name=""/>
+                    <pic:cNvPr id="12" name=""/>
                     <pic:cNvPicPr/>
                   </pic:nvPicPr>
                   <pic:blipFill>
-                    <a:blip r:embed="rId21">
+                    <a:blip r:embed="rId25">
                       <a:extLst>
                         <a:ext uri="{28A0092B-C50C-407E-A947-70E740481C1C}">
                           <a14:useLocalDpi xmlns:a14="http://schemas.microsoft.com/office/drawing/2010/main" val="0"/>
@@ -10816,22 +12041,13 @@
     </w:p>
     <w:p>
       <w:pPr>
-        <w:ind w:firstLine="850"/>
-      </w:pPr>
-      <w:r>
-        <w:lastRenderedPageBreak/>
-        <w:t>Os índices cobrem as colunas usadas em filtros e junções frequentes; sem eles, consultas como "disciplinas deste docente" exigiriam varredura completa.</w:t>
-      </w:r>
-    </w:p>
-    <w:p>
-      <w:pPr>
         <w:pStyle w:val="Ttulo2"/>
       </w:pPr>
-      <w:bookmarkStart w:id="50" w:name="_Toc239681761"/>
+      <w:bookmarkStart w:id="52" w:name="_Toc241225243"/>
       <w:r>
         <w:t>8.5 Procedimentos armazenados</w:t>
       </w:r>
-      <w:bookmarkEnd w:id="50"/>
+      <w:bookmarkEnd w:id="52"/>
     </w:p>
     <w:p>
       <w:pPr>
@@ -11131,7 +12347,7 @@
         <w:ind w:firstLine="850"/>
       </w:pPr>
       <w:r>
-        <w:t xml:space="preserve">Duas decisões merecem explicação. A </w:t>
+        <w:t xml:space="preserve">A </w:t>
       </w:r>
       <w:r>
         <w:rPr>
@@ -11140,27 +12356,28 @@
         <w:t>média é ponderada</w:t>
       </w:r>
       <w:r>
-        <w:t xml:space="preserve">, calculada pela razão entre acertos e questões, e não pela média aritmética dos percentuais — que faria uma avaliação de duas questões pesar tanto quanto uma de vinte. E o procedimento de matrícula emprega os </w:t>
-      </w:r>
-      <w:r>
-        <w:rPr>
-          <w:b/>
-        </w:rPr>
-        <w:t>indicadores de bloqueio `UPDLOCK` e `HOLDLOCK`</w:t>
-      </w:r>
-      <w:r>
-        <w:t xml:space="preserve"> ao contar vagas: sem eles, duas matrículas simultâneas leriam a mesma contagem e ambas seriam aceitas, condição de corrida que só se manifesta sob concorrência e é notoriamente difícil de diagnosticar em produção.</w:t>
+        <w:t xml:space="preserve"> pela razão entre acertos e questões, para que uma avaliação de duas questões não pese tanto quanto uma de vinte. E a matrícula usa os </w:t>
+      </w:r>
+      <w:r>
+        <w:rPr>
+          <w:b/>
+        </w:rPr>
+        <w:t>bloqueios `UPDLOCK` e `HOLDLOCK`</w:t>
+      </w:r>
+      <w:r>
+        <w:t xml:space="preserve"> ao contar vagas: sem eles, duas matrículas simultâneas leriam a mesma contagem e ambas seriam aceitas.</w:t>
       </w:r>
     </w:p>
     <w:p>
       <w:pPr>
         <w:pStyle w:val="Ttulo2"/>
       </w:pPr>
-      <w:bookmarkStart w:id="51" w:name="_Toc239681762"/>
-      <w:r>
+      <w:bookmarkStart w:id="53" w:name="_Toc241225244"/>
+      <w:r>
+        <w:lastRenderedPageBreak/>
         <w:t>8.6 Gatilhos</w:t>
       </w:r>
-      <w:bookmarkEnd w:id="51"/>
+      <w:bookmarkEnd w:id="53"/>
     </w:p>
     <w:p>
       <w:pPr>
@@ -11460,7 +12677,7 @@
         <w:ind w:firstLine="850"/>
       </w:pPr>
       <w:r>
-        <w:t xml:space="preserve">A implementação no banco, e não apenas na aplicação, decorre de uma constatação: a regra deve valer para </w:t>
+        <w:t xml:space="preserve">A regra fica no banco para valer em </w:t>
       </w:r>
       <w:r>
         <w:rPr>
@@ -11469,25 +12686,25 @@
         <w:t>qualquer caminho de escrita</w:t>
       </w:r>
       <w:r>
-        <w:t>. Uma restrição existente só no código é contornada por importação em massa, script de manutenção ou acesso direto ao gerenciador.</w:t>
+        <w:t>: restrição existente só no código é contornada por importação em massa ou acesso direto.</w:t>
       </w:r>
     </w:p>
     <w:p>
       <w:pPr>
         <w:pStyle w:val="Ttulo2"/>
       </w:pPr>
-      <w:bookmarkStart w:id="52" w:name="_Toc239681763"/>
+      <w:bookmarkStart w:id="54" w:name="_Toc241225245"/>
       <w:r>
         <w:t>8.7 Verificação</w:t>
       </w:r>
-      <w:bookmarkEnd w:id="52"/>
+      <w:bookmarkEnd w:id="54"/>
     </w:p>
     <w:p>
       <w:pPr>
         <w:ind w:firstLine="850"/>
       </w:pPr>
       <w:r>
-        <w:t xml:space="preserve">Os scripts foram aplicados em banco criado do zero — descartado ao final, sem afetar a base de trabalho — e submetidos a verificação: o esquema criou 13 tabelas e 15 índices explícitos; os objetos programáveis somaram 4 procedimentos, 4 gatilhos e 1 visão; a carga inicial inseriu 5 usuários, 1 disciplina, 1 turma e 1 avaliação. O </w:t>
+        <w:t xml:space="preserve">Aplicados em banco criado do zero, os scripts geraram 13 tabelas, 15 índices, 4 procedimentos, 4 gatilhos e 1 visão. O </w:t>
       </w:r>
       <w:r>
         <w:rPr>
@@ -11535,7 +12752,6 @@
         <w:ind w:firstLine="850"/>
       </w:pPr>
       <w:r>
-        <w:lastRenderedPageBreak/>
         <w:t xml:space="preserve">O teste mais significativo foi o do limite de vagas: </w:t>
       </w:r>
       <w:r>
@@ -11553,24 +12769,16 @@
         <w:ind w:firstLine="850"/>
       </w:pPr>
       <w:r>
-        <w:t xml:space="preserve">A verificação também expôs defeito de natureza distinta. A carga inicial gravava as senhas das contas de demonstração a partir de um hash fixado no script. As contas eram criadas sem erro, os relacionamentos permaneciam íntegros e as consultas retornavam os dados esperados — mas </w:t>
-      </w:r>
-      <w:r>
-        <w:rPr>
-          <w:b/>
-        </w:rPr>
-        <w:t>nenhuma das cinco contas conseguia autenticar</w:t>
-      </w:r>
-      <w:r>
-        <w:t>: o hash provinha de um exemplo da documentação da biblioteca BCrypt e correspondia a senha diversa da anunciada nos comentários do próprio script.</w:t>
-      </w:r>
-    </w:p>
-    <w:p>
-      <w:pPr>
-        <w:ind w:firstLine="850"/>
-      </w:pPr>
-      <w:r>
-        <w:t xml:space="preserve">O caso é ilustrativo porque o defeito é invisível à inspeção do banco — o hash é, por construção, irreversível, e nenhuma consulta o revelaria; só a tentativa efetiva de autenticação o evidencia. A correção gerou o hash com a mesma biblioteca empregada pela aplicação e o submeteu a </w:t>
+        <w:t xml:space="preserve">A verificação expôs ainda um defeito invisível ao banco: as contas de demonstração eram criadas sem erro, mas </w:t>
+      </w:r>
+      <w:r>
+        <w:rPr>
+          <w:b/>
+        </w:rPr>
+        <w:t>nenhuma conseguia autenticar</w:t>
+      </w:r>
+      <w:r>
+        <w:t xml:space="preserve">, pois o hash de senha fixado no script provinha de um exemplo da documentação do BCrypt. Sendo o hash irreversível, nenhuma consulta o revelaria; só a tentativa de autenticação o evidenciou. A correção gerou o hash com a biblioteca da aplicação e o conferiu com </w:t>
       </w:r>
       <w:r>
         <w:rPr>
@@ -11580,25 +12788,25 @@
         <w:t>Verify()</w:t>
       </w:r>
       <w:r>
-        <w:t xml:space="preserve"> antes de fixá-lo, substituindo a suposição pela verificação.</w:t>
+        <w:t xml:space="preserve"> antes de fixá-lo.</w:t>
       </w:r>
     </w:p>
     <w:p>
       <w:pPr>
         <w:pStyle w:val="Ttulo2"/>
       </w:pPr>
-      <w:bookmarkStart w:id="53" w:name="_Toc239681764"/>
+      <w:bookmarkStart w:id="55" w:name="_Toc241225246"/>
       <w:r>
         <w:t>8.8 Script completo</w:t>
       </w:r>
-      <w:bookmarkEnd w:id="53"/>
+      <w:bookmarkEnd w:id="55"/>
     </w:p>
     <w:p>
       <w:pPr>
         <w:ind w:firstLine="850"/>
       </w:pPr>
       <w:r>
-        <w:t xml:space="preserve">O projeto do banco organiza-se em três scripts sequenciais: </w:t>
+        <w:t xml:space="preserve">O projeto do banco organiza-se em quatro scripts sequenciais: </w:t>
       </w:r>
       <w:r>
         <w:rPr>
@@ -11618,7 +12826,7 @@
         <w:t>02_procedures_triggers.sql</w:t>
       </w:r>
       <w:r>
-        <w:t xml:space="preserve">, com os procedimentos, gatilhos, visão e tabela de auditoria; e </w:t>
+        <w:t xml:space="preserve">, com os procedimentos, gatilhos, visão e tabela de auditoria; </w:t>
       </w:r>
       <w:r>
         <w:rPr>
@@ -11628,7 +12836,17 @@
         <w:t>03_carga_inicial.sql</w:t>
       </w:r>
       <w:r>
-        <w:t>, com os dados de demonstração.</w:t>
+        <w:t xml:space="preserve">, com os dados de demonstração; e </w:t>
+      </w:r>
+      <w:r>
+        <w:rPr>
+          <w:rFonts w:ascii="Courier New" w:hAnsi="Courier New" w:cs="Courier New"/>
+          <w:sz w:val="22"/>
+        </w:rPr>
+        <w:t>04_cenario_farol.sql</w:t>
+      </w:r>
+      <w:r>
+        <w:t>, com o cenário do Farol de Evasão.</w:t>
       </w:r>
     </w:p>
     <w:p>
@@ -11636,7 +12854,7 @@
         <w:ind w:firstLine="850"/>
       </w:pPr>
       <w:r>
-        <w:t xml:space="preserve">Os scripts 2 e 3 são </w:t>
+        <w:t xml:space="preserve">Os scripts 2 a 4 são </w:t>
       </w:r>
       <w:r>
         <w:rPr>
@@ -11645,7 +12863,7 @@
         <w:t>idempotentes</w:t>
       </w:r>
       <w:r>
-        <w:t>: executam repetidamente sem erro, pois verificam a existência dos objetos antes de criá-los — propriedade necessária para a aplicação automática descrita na seção 9.</w:t>
+        <w:t>: verificam a existência dos objetos antes de criá-los, podendo ser reaplicados sem erro.</w:t>
       </w:r>
     </w:p>
     <w:p>
@@ -11661,12 +12879,12 @@
       <w:pPr>
         <w:pStyle w:val="Ttulo1"/>
       </w:pPr>
-      <w:bookmarkStart w:id="54" w:name="_Toc239681765"/>
+      <w:bookmarkStart w:id="56" w:name="_Toc241225247"/>
       <w:r>
         <w:lastRenderedPageBreak/>
         <w:t>9 INFRAESTRUTURA EM NUVEM E DEVOPS</w:t>
       </w:r>
-      <w:bookmarkEnd w:id="54"/>
+      <w:bookmarkEnd w:id="56"/>
     </w:p>
     <w:p>
       <w:pPr>
@@ -11683,18 +12901,27 @@
       <w:pPr>
         <w:pStyle w:val="Ttulo2"/>
       </w:pPr>
-      <w:bookmarkStart w:id="55" w:name="_Toc239681766"/>
-      <w:r>
-        <w:t>9.1 Arquitetura proposta</w:t>
-      </w:r>
-      <w:bookmarkEnd w:id="55"/>
+      <w:bookmarkStart w:id="57" w:name="_Toc241225248"/>
+      <w:r>
+        <w:t>9.1 Arquitetura em nuvem</w:t>
+      </w:r>
+      <w:bookmarkEnd w:id="57"/>
     </w:p>
     <w:p>
       <w:pPr>
         <w:ind w:firstLine="850"/>
       </w:pPr>
       <w:r>
-        <w:t>A arquitetura de implantação proposta organiza-se em três camadas encadeadas:</w:t>
+        <w:t xml:space="preserve">A solução está implantada e em operação em </w:t>
+      </w:r>
+      <w:r>
+        <w:rPr>
+          <w:b/>
+        </w:rPr>
+        <w:t>https://lumina-sd21.onrender.com</w:t>
+      </w:r>
+      <w:r>
+        <w:t>, com o código publicado em https://github.com/lelezap-Dev/sistemaEducacionaPIM. A arquitetura encadeia três elementos:</w:t>
       </w:r>
     </w:p>
     <w:p>
@@ -11712,7 +12939,7 @@
           <w:rFonts w:ascii="Courier New" w:hAnsi="Courier New" w:cs="Courier New"/>
           <w:sz w:val="20"/>
         </w:rPr>
-        <w:t>Usuários → Balanceador / CDN          — TLS e distribuição de carga</w:t>
+        <w:t>Usuários → Render (Frankfurt)       — TLS; contêiner Docker da API e da interface web</w:t>
       </w:r>
     </w:p>
     <w:p>
@@ -11730,7 +12957,7 @@
           <w:rFonts w:ascii="Courier New" w:hAnsi="Courier New" w:cs="Courier New"/>
           <w:sz w:val="20"/>
         </w:rPr>
-        <w:t xml:space="preserve">         → Contêineres da API         — ASP.NET Core, duas ou mais instâncias</w:t>
+        <w:t xml:space="preserve">         → Azure SQL (Bélgica)      — SQL Server gerenciado, com cópias de segurança</w:t>
       </w:r>
     </w:p>
     <w:p>
@@ -11748,7 +12975,7 @@
           <w:rFonts w:ascii="Courier New" w:hAnsi="Courier New" w:cs="Courier New"/>
           <w:sz w:val="20"/>
         </w:rPr>
-        <w:t xml:space="preserve">         → Banco de dados gerenciado  — SQL Server, com cópias de segurança</w:t>
+        <w:t>GitHub   → Render                   — publicação automática a cada envio de código</w:t>
       </w:r>
     </w:p>
     <w:p>
@@ -11763,18 +12990,18 @@
       <w:pPr>
         <w:pStyle w:val="Ttulo2"/>
       </w:pPr>
-      <w:bookmarkStart w:id="56" w:name="_Toc239681767"/>
+      <w:bookmarkStart w:id="58" w:name="_Toc241225249"/>
       <w:r>
         <w:t>9.2 Serviços utilizados</w:t>
       </w:r>
-      <w:bookmarkEnd w:id="56"/>
+      <w:bookmarkEnd w:id="58"/>
     </w:p>
     <w:p>
       <w:pPr>
         <w:ind w:firstLine="850"/>
       </w:pPr>
       <w:r>
-        <w:t xml:space="preserve">A plataforma escolhida para a implantação é o </w:t>
+        <w:t xml:space="preserve">A aplicação executa no </w:t>
       </w:r>
       <w:r>
         <w:rPr>
@@ -11783,7 +13010,25 @@
         <w:t>Render</w:t>
       </w:r>
       <w:r>
-        <w:t>, que oferece publicação contínua a partir de repositório Git. Alternativas equivalentes seriam Azure App Service, AWS Elastic Beanstalk ou Google Cloud Run.</w:t>
+        <w:t xml:space="preserve">, em modelo de Plataforma como Serviço (PaaS): não dispondo a instituição de equipe dedicada a servidores, o modelo em que o provedor mantém sistema operacional e runtime reduz a carga operacional. O banco de dados é o </w:t>
+      </w:r>
+      <w:r>
+        <w:rPr>
+          <w:b/>
+        </w:rPr>
+        <w:t>Azure SQL Database</w:t>
+      </w:r>
+      <w:r>
+        <w:t xml:space="preserve">, versão gerenciada do mesmo SQL Server usado em desenvolvimento — o que permitiu aplicar os quatro scripts da seção 8 </w:t>
+      </w:r>
+      <w:r>
+        <w:rPr>
+          <w:b/>
+        </w:rPr>
+        <w:t>sem nenhuma alteração</w:t>
+      </w:r>
+      <w:r>
+        <w:t>, preservando procedimentos e gatilhos. O plano gratuito do Render oferece apenas PostgreSQL, o que exigiria converter todo o dialeto Transact-SQL.</w:t>
       </w:r>
     </w:p>
     <w:p>
@@ -11791,49 +13036,33 @@
         <w:ind w:firstLine="850"/>
       </w:pPr>
       <w:r>
-        <w:t>A escolha por um modelo de Plataforma como Serviço (PaaS), em detrimento de Infraestrutura como Serviço (IaaS), considerou o perfil da instituição: não dispondo de equipe dedicada à administração de servidores, o modelo em que o provedor assume a manutenção do sistema operacional e do runtime reduz a carga operacional.</w:t>
-      </w:r>
+        <w:t xml:space="preserve">A região foi condicionada pela conta estudantil: a brasileira foi bloqueada por política; a central norte-americana, por falta de capacidade; e a oferta gratuita do banco não existe na região belga, o que levou à camada Básica (seção 3.7). Como a aplicação consulta o banco várias vezes a cada ação, priorizou-se a proximidade entre os dois — banco na Bélgica, aplicação em Frankfurt, a cerca de 300 km —, e a consulta de verificação executa em </w:t>
+      </w:r>
+      <w:r>
+        <w:rPr>
+          <w:b/>
+        </w:rPr>
+        <w:t>13 ms</w:t>
+      </w:r>
+      <w:r>
+        <w:t>.</w:t>
+      </w:r>
+    </w:p>
+    <w:p>
+      <w:pPr>
+        <w:pStyle w:val="Ttulo2"/>
+      </w:pPr>
+      <w:bookmarkStart w:id="59" w:name="_Toc241225250"/>
+      <w:r>
+        <w:t>9.3 Contêineres</w:t>
+      </w:r>
+      <w:bookmarkEnd w:id="59"/>
     </w:p>
     <w:p>
       <w:pPr>
         <w:ind w:firstLine="850"/>
       </w:pPr>
       <w:r>
-        <w:t>Cabe registrar uma limitação, cuja omissão comprometeria a honestidade do relato. Uma versão anterior do sistema, correspondente ao estágio do PIM III, está publicada nessa plataforma e responde às requisições, mas as operações dependentes de persistência falham: a instância de banco associada foi removida pelo provedor por inatividade, condição comum aos planos gratuitos, e a autenticação retorna erro de resolução de nome do servidor de dados.</w:t>
-      </w:r>
-    </w:p>
-    <w:p>
-      <w:pPr>
-        <w:ind w:firstLine="850"/>
-      </w:pPr>
-      <w:r>
-        <w:t xml:space="preserve">A versão descrita neste documento </w:t>
-      </w:r>
-      <w:r>
-        <w:rPr>
-          <w:b/>
-        </w:rPr>
-        <w:t>não foi publicada nessa instância</w:t>
-      </w:r>
-      <w:r>
-        <w:t>: a camada de dados emprega SQL Server e o plano gratuito oferece apenas PostgreSQL, de modo que migrar exigiria converter o dialeto Transact-SQL, os procedimentos e os gatilhos da seção 8. Optou-se por preservar esses objetos, que constituem a entrega da disciplina de banco de dados, e verificar o ambiente pela conteinerização descrita a seguir. Demonstra-se, assim, não uma hospedagem em funcionamento, mas a capacidade de reproduzir o ambiente de produção de forma determinística em qualquer máquina — que é o que a prática de DevOps efetivamente busca.</w:t>
-      </w:r>
-    </w:p>
-    <w:p>
-      <w:pPr>
-        <w:pStyle w:val="Ttulo2"/>
-      </w:pPr>
-      <w:bookmarkStart w:id="57" w:name="_Toc239681768"/>
-      <w:r>
-        <w:t>9.3 Contêineres</w:t>
-      </w:r>
-      <w:bookmarkEnd w:id="57"/>
-    </w:p>
-    <w:p>
-      <w:pPr>
-        <w:ind w:firstLine="850"/>
-      </w:pPr>
-      <w:r>
         <w:t xml:space="preserve">A aplicação foi conteinerizada com </w:t>
       </w:r>
       <w:r>
@@ -11852,29 +13081,29 @@
         <w:t>estágio de compilação</w:t>
       </w:r>
       <w:r>
-        <w:t xml:space="preserve"> usa a imagem do SDK do .NET (cerca de 800 MB) para restaurar </w:t>
+        <w:t xml:space="preserve"> usa a imagem do SDK do .NET (cerca de 800 MB) para restaurar dependências e publicar a aplicação, e o </w:t>
+      </w:r>
+      <w:r>
+        <w:rPr>
+          <w:b/>
+        </w:rPr>
+        <w:t>estágio de execução</w:t>
+      </w:r>
+      <w:r>
+        <w:t xml:space="preserve"> parte da imagem do runtime (cerca de 220 MB) e recebe apenas os binários publicados. A separação resultou em imagem final de </w:t>
+      </w:r>
+      <w:r>
+        <w:rPr>
+          <w:b/>
+        </w:rPr>
+        <w:t>376 MB</w:t>
+      </w:r>
+      <w:r>
+        <w:t xml:space="preserve"> e reduziu a superfície de ataque, pois SDK, compiladores e código-fonte não </w:t>
       </w:r>
       <w:r>
         <w:lastRenderedPageBreak/>
-        <w:t xml:space="preserve">dependências e publicar a aplicação, e o </w:t>
-      </w:r>
-      <w:r>
-        <w:rPr>
-          <w:b/>
-        </w:rPr>
-        <w:t>estágio de execução</w:t>
-      </w:r>
-      <w:r>
-        <w:t xml:space="preserve"> parte da imagem do runtime (cerca de 220 MB) e recebe apenas os binários publicados. A separação resultou em imagem final de </w:t>
-      </w:r>
-      <w:r>
-        <w:rPr>
-          <w:b/>
-        </w:rPr>
-        <w:t>376 MB</w:t>
-      </w:r>
-      <w:r>
-        <w:t xml:space="preserve"> e reduziu a superfície de ataque, pois SDK, compiladores e código-fonte não integram a imagem publicada. A aplicação executa sob </w:t>
+        <w:t xml:space="preserve">integram a imagem publicada. A aplicação executa sob </w:t>
       </w:r>
       <w:r>
         <w:rPr>
@@ -11919,7 +13148,7 @@
         <w:t>init-banco</w:t>
       </w:r>
       <w:r>
-        <w:t xml:space="preserve">, que aplica os três scripts e encerra; e </w:t>
+        <w:t xml:space="preserve">, que aplica os quatro scripts e encerra; e </w:t>
       </w:r>
       <w:r>
         <w:rPr>
@@ -11936,7 +13165,7 @@
         <w:pStyle w:val="Ttulodendiceremissivo"/>
       </w:pPr>
       <w:r>
-        <w:t>Figura 8 - Contêineres em execução</w:t>
+        <w:t>Figura 9 - Contêineres em execução</w:t>
       </w:r>
     </w:p>
     <w:p>
@@ -11948,10 +13177,10 @@
           <w:noProof/>
         </w:rPr>
         <w:drawing>
-          <wp:inline distT="0" distB="0" distL="0" distR="0" wp14:anchorId="11657A20" wp14:editId="15CB45D4">
+          <wp:inline distT="0" distB="0" distL="0" distR="0" wp14:anchorId="05624513" wp14:editId="0610A92D">
             <wp:extent cx="5400000" cy="1433929"/>
             <wp:effectExtent l="0" t="0" r="0" b="0"/>
-            <wp:docPr id="11" name="Imagem 11"/>
+            <wp:docPr id="13" name="Imagem 13"/>
             <wp:cNvGraphicFramePr>
               <a:graphicFrameLocks xmlns:a="http://schemas.openxmlformats.org/drawingml/2006/main" noChangeAspect="1"/>
             </wp:cNvGraphicFramePr>
@@ -11959,11 +13188,11 @@
               <a:graphicData uri="http://schemas.openxmlformats.org/drawingml/2006/picture">
                 <pic:pic xmlns:pic="http://schemas.openxmlformats.org/drawingml/2006/picture">
                   <pic:nvPicPr>
-                    <pic:cNvPr id="11" name=""/>
+                    <pic:cNvPr id="13" name=""/>
                     <pic:cNvPicPr/>
                   </pic:nvPicPr>
                   <pic:blipFill>
-                    <a:blip r:embed="rId22">
+                    <a:blip r:embed="rId26">
                       <a:extLst>
                         <a:ext uri="{28A0092B-C50C-407E-A947-70E740481C1C}">
                           <a14:useLocalDpi xmlns:a14="http://schemas.microsoft.com/office/drawing/2010/main" val="0"/>
@@ -12002,18 +13231,44 @@
       <w:pPr>
         <w:pStyle w:val="Ttulo2"/>
       </w:pPr>
-      <w:bookmarkStart w:id="58" w:name="_Toc239681769"/>
-      <w:r>
-        <w:t>9.4 Pipeline de integração contínua</w:t>
-      </w:r>
-      <w:bookmarkEnd w:id="58"/>
+      <w:bookmarkStart w:id="60" w:name="_Toc241225251"/>
+      <w:r>
+        <w:t>9.4 Pipeline de integração e entrega contínuas</w:t>
+      </w:r>
+      <w:bookmarkEnd w:id="60"/>
     </w:p>
     <w:p>
       <w:pPr>
         <w:ind w:firstLine="850"/>
       </w:pPr>
       <w:r>
-        <w:t xml:space="preserve">Foi configurado um pipeline em </w:t>
+        <w:t xml:space="preserve">A </w:t>
+      </w:r>
+      <w:r>
+        <w:rPr>
+          <w:b/>
+        </w:rPr>
+        <w:t>entrega contínua</w:t>
+      </w:r>
+      <w:r>
+        <w:t xml:space="preserve"> é feita pelo Render, vinculado ao repositório: cada envio de código à ramificação do projeto dispara nova construção da imagem e nova implantação, e a versão só passa a receber tráfego depois de responder à verificação de saúde da seção 9.5 — uma versão incapaz de alcançar o banco não substitui a que está em operação.</w:t>
+      </w:r>
+    </w:p>
+    <w:p>
+      <w:pPr>
+        <w:ind w:firstLine="850"/>
+      </w:pPr>
+      <w:r>
+        <w:t xml:space="preserve">A </w:t>
+      </w:r>
+      <w:r>
+        <w:rPr>
+          <w:b/>
+        </w:rPr>
+        <w:t>integração contínua</w:t>
+      </w:r>
+      <w:r>
+        <w:t xml:space="preserve"> é feita por pipeline em </w:t>
       </w:r>
       <w:r>
         <w:rPr>
@@ -12057,18 +13312,18 @@
         <w:ind w:firstLine="850"/>
       </w:pPr>
       <w:r>
-        <w:t>O tratamento de avisos como erro impede o acúmulo silencioso de pendências, e a varredura de vulnerabilidades automatiza a verificação que, conduzida manualmente, identificou o pacote comprometido mencionado na seção 5.</w:t>
+        <w:t>A varredura automatiza a verificação que, feita à mão, identificou o pacote comprometido da seção 5.</w:t>
       </w:r>
     </w:p>
     <w:p>
       <w:pPr>
         <w:pStyle w:val="Ttulo2"/>
       </w:pPr>
-      <w:bookmarkStart w:id="59" w:name="_Toc239681770"/>
+      <w:bookmarkStart w:id="61" w:name="_Toc241225252"/>
       <w:r>
         <w:t>9.5 Monitoramento</w:t>
       </w:r>
-      <w:bookmarkEnd w:id="59"/>
+      <w:bookmarkEnd w:id="61"/>
     </w:p>
     <w:p>
       <w:pPr>
@@ -12094,7 +13349,7 @@
         <w:t>o acesso ao banco de dados</w:t>
       </w:r>
       <w:r>
-        <w:t>, retornando código 503 quando este está inacessível.</w:t>
+        <w:t>, retornando código 503 quando este está inacessível. Em produção, o Render o consulta continuamente.</w:t>
       </w:r>
     </w:p>
     <w:p>
@@ -12102,58 +13357,75 @@
         <w:ind w:firstLine="850"/>
       </w:pPr>
       <w:r>
-        <w:t xml:space="preserve">A distinção é relevante. A implementação inicial verificava apenas a presença do runtime, e reportaria o contêiner como saudável ainda que a aplicação estivesse inoperante — um indicador que nunca acusa falha é pior que sua ausência, por produzir falsa confiança. A </w:t>
+        <w:t xml:space="preserve">A implementação inicial verificava apenas a presença do runtime e reportaria saúde com a aplicação inoperante — indicador que nunca acusa falha produz falsa confiança. A versão </w:t>
       </w:r>
       <w:r>
         <w:lastRenderedPageBreak/>
-        <w:t>implementação corrigida foi verificada experimentalmente: com o banco em operação o endpoint retornou 200; após a interrupção deliberada do contêiner do banco, 503; restabelecido o serviço, voltou a 200.</w:t>
+        <w:t>corrigida foi verificada interrompendo o banco deliberadamente: o endpoint passou de 200 a 503 e voltou a 200.</w:t>
       </w:r>
     </w:p>
     <w:p>
       <w:pPr>
         <w:pStyle w:val="Ttulo2"/>
       </w:pPr>
-      <w:bookmarkStart w:id="60" w:name="_Toc239681771"/>
+      <w:bookmarkStart w:id="62" w:name="_Toc241225253"/>
       <w:r>
         <w:t>9.6 Escalabilidade</w:t>
       </w:r>
-      <w:bookmarkEnd w:id="60"/>
+      <w:bookmarkEnd w:id="62"/>
     </w:p>
     <w:p>
       <w:pPr>
         <w:ind w:firstLine="850"/>
       </w:pPr>
       <w:r>
-        <w:t>A escalabilidade horizontal é viabilizada pela ausência de estado: não havendo sessão em memória, qualquer instância atende qualquer requisição e a adição de réplicas não exige coordenação. Os índices da seção 8 sustentam o desempenho das consultas conforme o volume cresce; em expansão significativa, as medidas seguintes seriam cache distribuído para dados de leitura frequente e réplicas de leitura no banco.</w:t>
+        <w:t>Sem sessão em memória, qualquer instância atende qualquer requisição, e adicionar réplicas não exige coordenação. Em expansão significativa, as medidas seguintes seriam cache distribuído e réplicas de leitura no banco.</w:t>
       </w:r>
     </w:p>
     <w:p>
       <w:pPr>
         <w:pStyle w:val="Ttulo2"/>
       </w:pPr>
-      <w:bookmarkStart w:id="61" w:name="_Toc239681772"/>
+      <w:bookmarkStart w:id="63" w:name="_Toc241225254"/>
       <w:r>
         <w:t>9.7 Segurança da infraestrutura</w:t>
       </w:r>
-      <w:bookmarkEnd w:id="61"/>
+      <w:bookmarkEnd w:id="63"/>
     </w:p>
     <w:p>
       <w:pPr>
         <w:ind w:firstLine="850"/>
       </w:pPr>
       <w:r>
-        <w:t>Seis medidas compõem a segurança do ambiente: os segredos permanecem fora do código, em variáveis de ambiente, sem nenhum valor sensível versionado; o contêiner executa como usuário comum; a imagem final não contém SDK, compiladores nem código-fonte; o banco opera em rede dedicada, sem exposição pública; as dependências passam por varredura automática no pipeline; e os dados residem em volume nomeado, preservado entre reinicializações.</w:t>
+        <w:t xml:space="preserve">Seis medidas compõem a segurança do ambiente: os segredos permanecem fora do código, cadastrados como variáveis de ambiente no Render; o contêiner executa como usuário comum; a imagem final não contém SDK, compiladores nem código-fonte; a conexão com o banco é cifrada, com validação do certificado do servidor; as dependências passam por varredura automática no pipeline; e o </w:t>
+      </w:r>
+      <w:r>
+        <w:rPr>
+          <w:b/>
+        </w:rPr>
+        <w:t>firewall do banco</w:t>
+      </w:r>
+      <w:r>
+        <w:t xml:space="preserve"> recusa qualquer origem não autorizada, admitindo apenas o endereço da equipe e as faixas de saída do Render.</w:t>
+      </w:r>
+    </w:p>
+    <w:p>
+      <w:pPr>
+        <w:ind w:firstLine="850"/>
+      </w:pPr>
+      <w:r>
+        <w:t>Ressalva: essas faixas são compartilhadas com outros clientes do provedor, e a proteção efetiva recai sobre a credencial do banco; isolamento completo exigiria endereço de saída dedicado, recurso pago.</w:t>
       </w:r>
     </w:p>
     <w:p>
       <w:pPr>
         <w:pStyle w:val="Ttulo2"/>
       </w:pPr>
-      <w:bookmarkStart w:id="62" w:name="_Toc239681773"/>
+      <w:bookmarkStart w:id="64" w:name="_Toc241225255"/>
       <w:r>
         <w:t>9.8 Verificação do ambiente</w:t>
       </w:r>
-      <w:bookmarkEnd w:id="62"/>
+      <w:bookmarkEnd w:id="64"/>
     </w:p>
     <w:p>
       <w:pPr>
@@ -12642,6 +13914,156 @@
           </w:p>
         </w:tc>
       </w:tr>
+      <w:tr>
+        <w:tblPrEx>
+          <w:tblCellMar>
+            <w:top w:w="0" w:type="dxa"/>
+            <w:bottom w:w="0" w:type="dxa"/>
+          </w:tblCellMar>
+        </w:tblPrEx>
+        <w:tc>
+          <w:tcPr>
+            <w:tcW w:w="4536" w:type="dxa"/>
+            <w:shd w:val="clear" w:color="auto" w:fill="auto"/>
+          </w:tcPr>
+          <w:p>
+            <w:pPr>
+              <w:spacing w:line="240" w:lineRule="auto"/>
+              <w:jc w:val="left"/>
+              <w:rPr>
+                <w:sz w:val="18"/>
+              </w:rPr>
+            </w:pPr>
+            <w:r>
+              <w:rPr>
+                <w:sz w:val="18"/>
+              </w:rPr>
+              <w:t>Scripts aplicados no Azure SQL</w:t>
+            </w:r>
+          </w:p>
+        </w:tc>
+        <w:tc>
+          <w:tcPr>
+            <w:tcW w:w="4536" w:type="dxa"/>
+            <w:shd w:val="clear" w:color="auto" w:fill="auto"/>
+          </w:tcPr>
+          <w:p>
+            <w:pPr>
+              <w:spacing w:line="240" w:lineRule="auto"/>
+              <w:jc w:val="left"/>
+              <w:rPr>
+                <w:sz w:val="18"/>
+              </w:rPr>
+            </w:pPr>
+            <w:r>
+              <w:rPr>
+                <w:sz w:val="18"/>
+              </w:rPr>
+              <w:t>Sem alteração: 13 tabelas, 4 procedimentos, 4 gatilhos</w:t>
+            </w:r>
+          </w:p>
+        </w:tc>
+      </w:tr>
+      <w:tr>
+        <w:tblPrEx>
+          <w:tblCellMar>
+            <w:top w:w="0" w:type="dxa"/>
+            <w:bottom w:w="0" w:type="dxa"/>
+          </w:tblCellMar>
+        </w:tblPrEx>
+        <w:tc>
+          <w:tcPr>
+            <w:tcW w:w="4536" w:type="dxa"/>
+            <w:shd w:val="clear" w:color="auto" w:fill="auto"/>
+          </w:tcPr>
+          <w:p>
+            <w:pPr>
+              <w:spacing w:line="240" w:lineRule="auto"/>
+              <w:jc w:val="left"/>
+              <w:rPr>
+                <w:sz w:val="18"/>
+              </w:rPr>
+            </w:pPr>
+            <w:r>
+              <w:rPr>
+                <w:sz w:val="18"/>
+              </w:rPr>
+              <w:t>Produção, verificação de saúde</w:t>
+            </w:r>
+          </w:p>
+        </w:tc>
+        <w:tc>
+          <w:tcPr>
+            <w:tcW w:w="4536" w:type="dxa"/>
+            <w:shd w:val="clear" w:color="auto" w:fill="auto"/>
+          </w:tcPr>
+          <w:p>
+            <w:pPr>
+              <w:spacing w:line="240" w:lineRule="auto"/>
+              <w:jc w:val="left"/>
+              <w:rPr>
+                <w:sz w:val="18"/>
+              </w:rPr>
+            </w:pPr>
+            <w:r>
+              <w:rPr>
+                <w:sz w:val="18"/>
+              </w:rPr>
+              <w:t>200, banco acessível</w:t>
+            </w:r>
+          </w:p>
+        </w:tc>
+      </w:tr>
+      <w:tr>
+        <w:tblPrEx>
+          <w:tblCellMar>
+            <w:top w:w="0" w:type="dxa"/>
+            <w:bottom w:w="0" w:type="dxa"/>
+          </w:tblCellMar>
+        </w:tblPrEx>
+        <w:tc>
+          <w:tcPr>
+            <w:tcW w:w="4536" w:type="dxa"/>
+            <w:shd w:val="clear" w:color="auto" w:fill="auto"/>
+          </w:tcPr>
+          <w:p>
+            <w:pPr>
+              <w:spacing w:line="240" w:lineRule="auto"/>
+              <w:jc w:val="left"/>
+              <w:rPr>
+                <w:sz w:val="18"/>
+              </w:rPr>
+            </w:pPr>
+            <w:r>
+              <w:rPr>
+                <w:sz w:val="18"/>
+              </w:rPr>
+              <w:t>Produção, autenticação e farol</w:t>
+            </w:r>
+          </w:p>
+        </w:tc>
+        <w:tc>
+          <w:tcPr>
+            <w:tcW w:w="4536" w:type="dxa"/>
+            <w:shd w:val="clear" w:color="auto" w:fill="auto"/>
+          </w:tcPr>
+          <w:p>
+            <w:pPr>
+              <w:spacing w:line="240" w:lineRule="auto"/>
+              <w:jc w:val="left"/>
+              <w:rPr>
+                <w:sz w:val="18"/>
+              </w:rPr>
+            </w:pPr>
+            <w:r>
+              <w:rPr>
+                <w:sz w:val="18"/>
+              </w:rPr>
+              <w:t>Bem-sucedidos, com recusas 403 e 401 corretas</w:t>
+            </w:r>
+          </w:p>
+        </w:tc>
+      </w:tr>
     </w:tbl>
     <w:p>
       <w:pPr>
@@ -12653,16 +14075,16 @@
         <w:ind w:firstLine="850"/>
       </w:pPr>
       <w:r>
-        <w:t xml:space="preserve">Cabe registrar que a configuração inicial </w:t>
-      </w:r>
-      <w:r>
-        <w:rPr>
-          <w:b/>
-        </w:rPr>
-        <w:t>não funcionou na primeira execução</w:t>
-      </w:r>
-      <w:r>
-        <w:t>. Três defeitos foram identificados e corrigidos: a instrução de criação de usuário empregava utilitário ausente na imagem base; a verificação de saúde era inócua, conforme discutido; e a aplicação era iniciada antes da criação do banco, provocando reinicializações sucessivas. O relato é pertinente porque evidencia que configuração de infraestrutura não verificada oferece garantia meramente aparente.</w:t>
+        <w:t xml:space="preserve">Nenhuma das configurações </w:t>
+      </w:r>
+      <w:r>
+        <w:rPr>
+          <w:b/>
+        </w:rPr>
+        <w:t>funcionou na primeira execução</w:t>
+      </w:r>
+      <w:r>
+        <w:t>. Localmente, a imagem usava utilitário ausente, a verificação de saúde era inócua e a aplicação iniciava antes do banco. Na nuvem, a cadeia de conexão montada à mão estava malformada, e o firewall recusou a aplicação até a liberação de suas faixas — em ambos os casos, a aplicação recusou-se a iniciar com mensagem clara, em vez de falhar em silêncio.</w:t>
       </w:r>
     </w:p>
     <w:p>
@@ -12678,12 +14100,12 @@
       <w:pPr>
         <w:pStyle w:val="Ttulo1"/>
       </w:pPr>
-      <w:bookmarkStart w:id="63" w:name="_Toc239681774"/>
+      <w:bookmarkStart w:id="65" w:name="_Toc241225256"/>
       <w:r>
         <w:lastRenderedPageBreak/>
         <w:t>10 GERENCIAMENTO ÁGIL DO PROJETO</w:t>
       </w:r>
-      <w:bookmarkEnd w:id="63"/>
+      <w:bookmarkEnd w:id="65"/>
     </w:p>
     <w:p>
       <w:pPr>
@@ -12700,11 +14122,11 @@
       <w:pPr>
         <w:pStyle w:val="Ttulo2"/>
       </w:pPr>
-      <w:bookmarkStart w:id="64" w:name="_Toc239681775"/>
+      <w:bookmarkStart w:id="66" w:name="_Toc241225257"/>
       <w:r>
         <w:t>10.1 Metodologia adotada</w:t>
       </w:r>
-      <w:bookmarkEnd w:id="64"/>
+      <w:bookmarkEnd w:id="66"/>
     </w:p>
     <w:p>
       <w:pPr>
@@ -12753,11 +14175,11 @@
       <w:pPr>
         <w:pStyle w:val="Ttulo2"/>
       </w:pPr>
-      <w:bookmarkStart w:id="65" w:name="_Toc239681776"/>
+      <w:bookmarkStart w:id="67" w:name="_Toc241225258"/>
       <w:r>
         <w:t>10.2 Papéis</w:t>
       </w:r>
-      <w:bookmarkEnd w:id="65"/>
+      <w:bookmarkEnd w:id="67"/>
     </w:p>
     <w:p>
       <w:pPr>
@@ -12798,11 +14220,11 @@
       <w:pPr>
         <w:pStyle w:val="Ttulo2"/>
       </w:pPr>
-      <w:bookmarkStart w:id="66" w:name="_Toc239681777"/>
+      <w:bookmarkStart w:id="68" w:name="_Toc241225259"/>
       <w:r>
         <w:t>10.3 Product Backlog</w:t>
       </w:r>
-      <w:bookmarkEnd w:id="66"/>
+      <w:bookmarkEnd w:id="68"/>
     </w:p>
     <w:p>
       <w:pPr>
@@ -14044,6 +15466,190 @@
           </w:p>
         </w:tc>
       </w:tr>
+      <w:tr>
+        <w:tblPrEx>
+          <w:tblCellMar>
+            <w:top w:w="0" w:type="dxa"/>
+            <w:bottom w:w="0" w:type="dxa"/>
+          </w:tblCellMar>
+        </w:tblPrEx>
+        <w:tc>
+          <w:tcPr>
+            <w:tcW w:w="2268" w:type="dxa"/>
+            <w:shd w:val="clear" w:color="auto" w:fill="auto"/>
+          </w:tcPr>
+          <w:p>
+            <w:pPr>
+              <w:spacing w:line="240" w:lineRule="auto"/>
+              <w:jc w:val="left"/>
+              <w:rPr>
+                <w:sz w:val="18"/>
+              </w:rPr>
+            </w:pPr>
+            <w:r>
+              <w:rPr>
+                <w:sz w:val="18"/>
+              </w:rPr>
+              <w:t>PB13</w:t>
+            </w:r>
+          </w:p>
+        </w:tc>
+        <w:tc>
+          <w:tcPr>
+            <w:tcW w:w="2268" w:type="dxa"/>
+            <w:shd w:val="clear" w:color="auto" w:fill="auto"/>
+          </w:tcPr>
+          <w:p>
+            <w:pPr>
+              <w:spacing w:line="240" w:lineRule="auto"/>
+              <w:jc w:val="left"/>
+              <w:rPr>
+                <w:sz w:val="18"/>
+              </w:rPr>
+            </w:pPr>
+            <w:r>
+              <w:rPr>
+                <w:sz w:val="18"/>
+              </w:rPr>
+              <w:t>Como docente, quero ser alertado sobre estudantes em risco de evasão</w:t>
+            </w:r>
+          </w:p>
+        </w:tc>
+        <w:tc>
+          <w:tcPr>
+            <w:tcW w:w="2268" w:type="dxa"/>
+            <w:shd w:val="clear" w:color="auto" w:fill="auto"/>
+          </w:tcPr>
+          <w:p>
+            <w:pPr>
+              <w:spacing w:line="240" w:lineRule="auto"/>
+              <w:jc w:val="left"/>
+              <w:rPr>
+                <w:sz w:val="18"/>
+              </w:rPr>
+            </w:pPr>
+            <w:r>
+              <w:rPr>
+                <w:sz w:val="18"/>
+              </w:rPr>
+              <w:t>Alta</w:t>
+            </w:r>
+          </w:p>
+        </w:tc>
+        <w:tc>
+          <w:tcPr>
+            <w:tcW w:w="2268" w:type="dxa"/>
+            <w:shd w:val="clear" w:color="auto" w:fill="auto"/>
+          </w:tcPr>
+          <w:p>
+            <w:pPr>
+              <w:spacing w:line="240" w:lineRule="auto"/>
+              <w:jc w:val="left"/>
+              <w:rPr>
+                <w:sz w:val="18"/>
+              </w:rPr>
+            </w:pPr>
+            <w:r>
+              <w:rPr>
+                <w:sz w:val="18"/>
+              </w:rPr>
+              <w:t>13</w:t>
+            </w:r>
+          </w:p>
+        </w:tc>
+      </w:tr>
+      <w:tr>
+        <w:tblPrEx>
+          <w:tblCellMar>
+            <w:top w:w="0" w:type="dxa"/>
+            <w:bottom w:w="0" w:type="dxa"/>
+          </w:tblCellMar>
+        </w:tblPrEx>
+        <w:tc>
+          <w:tcPr>
+            <w:tcW w:w="2268" w:type="dxa"/>
+            <w:shd w:val="clear" w:color="auto" w:fill="auto"/>
+          </w:tcPr>
+          <w:p>
+            <w:pPr>
+              <w:spacing w:line="240" w:lineRule="auto"/>
+              <w:jc w:val="left"/>
+              <w:rPr>
+                <w:sz w:val="18"/>
+              </w:rPr>
+            </w:pPr>
+            <w:r>
+              <w:rPr>
+                <w:sz w:val="18"/>
+              </w:rPr>
+              <w:t>PB14</w:t>
+            </w:r>
+          </w:p>
+        </w:tc>
+        <w:tc>
+          <w:tcPr>
+            <w:tcW w:w="2268" w:type="dxa"/>
+            <w:shd w:val="clear" w:color="auto" w:fill="auto"/>
+          </w:tcPr>
+          <w:p>
+            <w:pPr>
+              <w:spacing w:line="240" w:lineRule="auto"/>
+              <w:jc w:val="left"/>
+              <w:rPr>
+                <w:sz w:val="18"/>
+              </w:rPr>
+            </w:pPr>
+            <w:r>
+              <w:rPr>
+                <w:sz w:val="18"/>
+              </w:rPr>
+              <w:t>Como instituição, queremos o sistema acessível pela internet</w:t>
+            </w:r>
+          </w:p>
+        </w:tc>
+        <w:tc>
+          <w:tcPr>
+            <w:tcW w:w="2268" w:type="dxa"/>
+            <w:shd w:val="clear" w:color="auto" w:fill="auto"/>
+          </w:tcPr>
+          <w:p>
+            <w:pPr>
+              <w:spacing w:line="240" w:lineRule="auto"/>
+              <w:jc w:val="left"/>
+              <w:rPr>
+                <w:sz w:val="18"/>
+              </w:rPr>
+            </w:pPr>
+            <w:r>
+              <w:rPr>
+                <w:sz w:val="18"/>
+              </w:rPr>
+              <w:t>Alta</w:t>
+            </w:r>
+          </w:p>
+        </w:tc>
+        <w:tc>
+          <w:tcPr>
+            <w:tcW w:w="2268" w:type="dxa"/>
+            <w:shd w:val="clear" w:color="auto" w:fill="auto"/>
+          </w:tcPr>
+          <w:p>
+            <w:pPr>
+              <w:spacing w:line="240" w:lineRule="auto"/>
+              <w:jc w:val="left"/>
+              <w:rPr>
+                <w:sz w:val="18"/>
+              </w:rPr>
+            </w:pPr>
+            <w:r>
+              <w:rPr>
+                <w:sz w:val="18"/>
+              </w:rPr>
+              <w:t>8</w:t>
+            </w:r>
+          </w:p>
+        </w:tc>
+      </w:tr>
     </w:tbl>
     <w:p>
       <w:pPr>
@@ -14062,11 +15668,11 @@
       <w:pPr>
         <w:pStyle w:val="Ttulo2"/>
       </w:pPr>
-      <w:bookmarkStart w:id="67" w:name="_Toc239681778"/>
+      <w:bookmarkStart w:id="69" w:name="_Toc241225260"/>
       <w:r>
         <w:t>10.4 Sprint Backlog</w:t>
       </w:r>
-      <w:bookmarkEnd w:id="67"/>
+      <w:bookmarkEnd w:id="69"/>
     </w:p>
     <w:p>
       <w:pPr>
@@ -14079,7 +15685,7 @@
         <w:rPr>
           <w:b/>
         </w:rPr>
-        <w:t>quatro sprints de duas semanas</w:t>
+        <w:t>cinco sprints de duas semanas</w:t>
       </w:r>
       <w:r>
         <w:t>, com os itens do backlog distribuídos conforme a dependência técnica entre eles. Todos foram concluídos.</w:t>
@@ -14580,6 +16186,98 @@
           </w:p>
         </w:tc>
       </w:tr>
+      <w:tr>
+        <w:tblPrEx>
+          <w:tblCellMar>
+            <w:top w:w="0" w:type="dxa"/>
+            <w:bottom w:w="0" w:type="dxa"/>
+          </w:tblCellMar>
+        </w:tblPrEx>
+        <w:tc>
+          <w:tcPr>
+            <w:tcW w:w="2268" w:type="dxa"/>
+            <w:shd w:val="clear" w:color="auto" w:fill="auto"/>
+          </w:tcPr>
+          <w:p>
+            <w:pPr>
+              <w:spacing w:line="240" w:lineRule="auto"/>
+              <w:jc w:val="left"/>
+              <w:rPr>
+                <w:sz w:val="18"/>
+              </w:rPr>
+            </w:pPr>
+            <w:r>
+              <w:rPr>
+                <w:sz w:val="18"/>
+              </w:rPr>
+              <w:t>5 — Diferencial e implantação</w:t>
+            </w:r>
+          </w:p>
+        </w:tc>
+        <w:tc>
+          <w:tcPr>
+            <w:tcW w:w="2268" w:type="dxa"/>
+            <w:shd w:val="clear" w:color="auto" w:fill="auto"/>
+          </w:tcPr>
+          <w:p>
+            <w:pPr>
+              <w:spacing w:line="240" w:lineRule="auto"/>
+              <w:jc w:val="left"/>
+              <w:rPr>
+                <w:sz w:val="18"/>
+              </w:rPr>
+            </w:pPr>
+            <w:r>
+              <w:rPr>
+                <w:sz w:val="18"/>
+              </w:rPr>
+              <w:t>Entregar o diferencial e colocar o sistema em produção</w:t>
+            </w:r>
+          </w:p>
+        </w:tc>
+        <w:tc>
+          <w:tcPr>
+            <w:tcW w:w="2268" w:type="dxa"/>
+            <w:shd w:val="clear" w:color="auto" w:fill="auto"/>
+          </w:tcPr>
+          <w:p>
+            <w:pPr>
+              <w:spacing w:line="240" w:lineRule="auto"/>
+              <w:jc w:val="left"/>
+              <w:rPr>
+                <w:sz w:val="18"/>
+              </w:rPr>
+            </w:pPr>
+            <w:r>
+              <w:rPr>
+                <w:sz w:val="18"/>
+              </w:rPr>
+              <w:t>PB13, PB14</w:t>
+            </w:r>
+          </w:p>
+        </w:tc>
+        <w:tc>
+          <w:tcPr>
+            <w:tcW w:w="2268" w:type="dxa"/>
+            <w:shd w:val="clear" w:color="auto" w:fill="auto"/>
+          </w:tcPr>
+          <w:p>
+            <w:pPr>
+              <w:spacing w:line="240" w:lineRule="auto"/>
+              <w:jc w:val="left"/>
+              <w:rPr>
+                <w:sz w:val="18"/>
+              </w:rPr>
+            </w:pPr>
+            <w:r>
+              <w:rPr>
+                <w:sz w:val="18"/>
+              </w:rPr>
+              <w:t>Farol de Evasão verificado e sistema em operação na nuvem</w:t>
+            </w:r>
+          </w:p>
+        </w:tc>
+      </w:tr>
     </w:tbl>
     <w:p>
       <w:pPr>
@@ -14591,18 +16289,18 @@
         <w:ind w:firstLine="850"/>
       </w:pPr>
       <w:r>
-        <w:t>Registre-se o impedimento tratado na terceira sprint: a incompatibilidade entre a versão do SDK do projeto e a suportada pelo aplicativo intermediário instalado no aparelho, discutida na seção 6.8. O impedimento reapareceu semanas depois, em sentido inverso, quando esse aplicativo foi atualizado automaticamente — evidência de que impedimentos originados em dependências externas não se encerram com a sprint em que foram tratados.</w:t>
+        <w:t>O principal impedimento, na terceira sprint, foi a incompatibilidade de versão do SDK móvel (seção 6.8), que reapareceu semanas depois em sentido inverso.</w:t>
       </w:r>
     </w:p>
     <w:p>
       <w:pPr>
         <w:pStyle w:val="Ttulo2"/>
       </w:pPr>
-      <w:bookmarkStart w:id="68" w:name="_Toc239681779"/>
+      <w:bookmarkStart w:id="70" w:name="_Toc241225261"/>
       <w:r>
         <w:t>10.5 Cronograma</w:t>
       </w:r>
-      <w:bookmarkEnd w:id="68"/>
+      <w:bookmarkEnd w:id="70"/>
     </w:p>
     <w:tbl>
       <w:tblPr>
@@ -15015,6 +16713,78 @@
               <w:rPr>
                 <w:sz w:val="18"/>
               </w:rPr>
+              <w:lastRenderedPageBreak/>
+              <w:t>5</w:t>
+            </w:r>
+          </w:p>
+        </w:tc>
+        <w:tc>
+          <w:tcPr>
+            <w:tcW w:w="3024" w:type="dxa"/>
+            <w:shd w:val="clear" w:color="auto" w:fill="auto"/>
+          </w:tcPr>
+          <w:p>
+            <w:pPr>
+              <w:spacing w:line="240" w:lineRule="auto"/>
+              <w:jc w:val="left"/>
+              <w:rPr>
+                <w:sz w:val="18"/>
+              </w:rPr>
+            </w:pPr>
+            <w:r>
+              <w:rPr>
+                <w:sz w:val="18"/>
+              </w:rPr>
+              <w:t>Semanas 9 e 10</w:t>
+            </w:r>
+          </w:p>
+        </w:tc>
+        <w:tc>
+          <w:tcPr>
+            <w:tcW w:w="3024" w:type="dxa"/>
+            <w:shd w:val="clear" w:color="auto" w:fill="auto"/>
+          </w:tcPr>
+          <w:p>
+            <w:pPr>
+              <w:spacing w:line="240" w:lineRule="auto"/>
+              <w:jc w:val="left"/>
+              <w:rPr>
+                <w:sz w:val="18"/>
+              </w:rPr>
+            </w:pPr>
+            <w:r>
+              <w:rPr>
+                <w:sz w:val="18"/>
+              </w:rPr>
+              <w:t>Farol de Evasão e implantação em nuvem</w:t>
+            </w:r>
+          </w:p>
+        </w:tc>
+      </w:tr>
+      <w:tr>
+        <w:tblPrEx>
+          <w:tblCellMar>
+            <w:top w:w="0" w:type="dxa"/>
+            <w:bottom w:w="0" w:type="dxa"/>
+          </w:tblCellMar>
+        </w:tblPrEx>
+        <w:tc>
+          <w:tcPr>
+            <w:tcW w:w="3024" w:type="dxa"/>
+            <w:shd w:val="clear" w:color="auto" w:fill="auto"/>
+          </w:tcPr>
+          <w:p>
+            <w:pPr>
+              <w:spacing w:line="240" w:lineRule="auto"/>
+              <w:jc w:val="left"/>
+              <w:rPr>
+                <w:sz w:val="18"/>
+              </w:rPr>
+            </w:pPr>
+            <w:r>
+              <w:rPr>
+                <w:sz w:val="18"/>
+              </w:rPr>
               <w:t>—</w:t>
             </w:r>
           </w:p>
@@ -15036,7 +16806,7 @@
               <w:rPr>
                 <w:sz w:val="18"/>
               </w:rPr>
-              <w:t>Semanas 9 e 10</w:t>
+              <w:t>Semanas 11 e 12</w:t>
             </w:r>
           </w:p>
         </w:tc>
@@ -15073,7 +16843,7 @@
         <w:pStyle w:val="Ttulodendiceremissivo"/>
       </w:pPr>
       <w:r>
-        <w:t>Figura 9 - Quadro Kanban no Trello</w:t>
+        <w:t>Figura 10 - Quadro Kanban no Trello</w:t>
       </w:r>
     </w:p>
     <w:p>
@@ -15084,12 +16854,11 @@
         <w:rPr>
           <w:noProof/>
         </w:rPr>
-        <w:lastRenderedPageBreak/>
         <w:drawing>
-          <wp:inline distT="0" distB="0" distL="0" distR="0" wp14:anchorId="73B00CF6" wp14:editId="0374CB07">
+          <wp:inline distT="0" distB="0" distL="0" distR="0" wp14:anchorId="6F54E585" wp14:editId="4AD1877E">
             <wp:extent cx="5400000" cy="2986310"/>
             <wp:effectExtent l="0" t="0" r="0" b="5080"/>
-            <wp:docPr id="12" name="Imagem 12"/>
+            <wp:docPr id="14" name="Imagem 14"/>
             <wp:cNvGraphicFramePr>
               <a:graphicFrameLocks xmlns:a="http://schemas.openxmlformats.org/drawingml/2006/main" noChangeAspect="1"/>
             </wp:cNvGraphicFramePr>
@@ -15097,11 +16866,11 @@
               <a:graphicData uri="http://schemas.openxmlformats.org/drawingml/2006/picture">
                 <pic:pic xmlns:pic="http://schemas.openxmlformats.org/drawingml/2006/picture">
                   <pic:nvPicPr>
-                    <pic:cNvPr id="12" name=""/>
+                    <pic:cNvPr id="14" name=""/>
                     <pic:cNvPicPr/>
                   </pic:nvPicPr>
                   <pic:blipFill>
-                    <a:blip r:embed="rId23" cstate="print">
+                    <a:blip r:embed="rId27" cstate="print">
                       <a:extLst>
                         <a:ext uri="{28A0092B-C50C-407E-A947-70E740481C1C}">
                           <a14:useLocalDpi xmlns:a14="http://schemas.microsoft.com/office/drawing/2010/main" val="0"/>
@@ -15140,11 +16909,11 @@
       <w:pPr>
         <w:pStyle w:val="Ttulo2"/>
       </w:pPr>
-      <w:bookmarkStart w:id="69" w:name="_Toc239681780"/>
+      <w:bookmarkStart w:id="71" w:name="_Toc241225262"/>
       <w:r>
         <w:t>10.6 Definição de pronto</w:t>
       </w:r>
-      <w:bookmarkEnd w:id="69"/>
+      <w:bookmarkEnd w:id="71"/>
     </w:p>
     <w:p>
       <w:pPr>
@@ -15175,12 +16944,12 @@
       <w:pPr>
         <w:pStyle w:val="Ttulo1"/>
       </w:pPr>
-      <w:bookmarkStart w:id="70" w:name="_Toc239681781"/>
+      <w:bookmarkStart w:id="72" w:name="_Toc241225263"/>
       <w:r>
         <w:lastRenderedPageBreak/>
         <w:t>11 CONCLUSÃO</w:t>
       </w:r>
-      <w:bookmarkEnd w:id="70"/>
+      <w:bookmarkEnd w:id="72"/>
     </w:p>
     <w:p>
       <w:pPr>
@@ -15195,7 +16964,7 @@
         <w:ind w:firstLine="850"/>
       </w:pPr>
       <w:r>
-        <w:t>A aplicação web foi construída sobre a plataforma .NET, expondo interface de programação REST protegida por autenticação baseada em token e controle de acesso por perfis. O aplicativo móvel, desenvolvido em React Native, consome a mesma interface e compartilha a base de usuários, assegurando consistência entre as plataformas. A arquitetura foi reorganizada em quatro camadas com dependências explícitas, de modo que violações estruturais tornaram-se erros de compilação. O banco de dados, normalizado até a terceira forma normal, teve as regras de negócio transpostas para procedimentos e gatilhos. A infraestrutura foi conteinerizada e submetida a pipeline de integração contínua.</w:t>
+        <w:t>A aplicação web foi construída sobre a plataforma .NET, expondo interface de programação REST protegida por autenticação baseada em token e controle de acesso por perfis. O aplicativo móvel, desenvolvido em React Native, consome a mesma interface e compartilha a base de usuários, assegurando consistência entre as plataformas. A arquitetura foi reorganizada em quatro camadas com dependências explícitas, de modo que violações estruturais tornaram-se erros de compilação. O banco de dados, normalizado até a terceira forma normal, teve as regras de negócio transpostas para procedimentos e gatilhos. A infraestrutura foi conteinerizada, submetida a pipeline de integração contínua e implantada em nuvem, onde o sistema se encontra em operação com entrega contínua. Como diferencial, o Farol de Evasão converteu em funcionalidade verificável a análise de risco que o PIM III havia apenas proposto.</w:t>
       </w:r>
     </w:p>
     <w:p>
@@ -15203,7 +16972,7 @@
         <w:ind w:firstLine="850"/>
       </w:pPr>
       <w:r>
-        <w:t>Retomando os objetivos específicos enunciados na introdução, verifica-se que: os dados foram centralizados em base única; a correção automática eliminou o intervalo entre a aplicação da avaliação e a divulgação do resultado; os indicadores de desempenho por faixa foram implementados; o assistente virtual oferece autoatendimento para dúvidas recorrentes; os recursos de acessibilidade estão presentes nas duas plataformas; e a digitalização das avaliações reduz o consumo de papel.</w:t>
+        <w:t>Retomando os objetivos específicos enunciados na introdução, verifica-se que: os dados foram centralizados em base única; a correção automática eliminou o intervalo entre a aplicação da avaliação e a divulgação do resultado; os indicadores de desempenho por faixa foram implementados, e o Farol de Evasão sinaliza precocemente os estudantes em risco; o assistente virtual oferece autoatendimento para dúvidas recorrentes; os recursos de acessibilidade estão presentes nas duas plataformas; e a digitalização das avaliações reduz o consumo de papel.</w:t>
       </w:r>
     </w:p>
     <w:p>
@@ -15228,11 +16997,11 @@
         <w:t>verificação por execução</w:t>
       </w:r>
       <w:r>
-        <w:t xml:space="preserve">. Diversos defeitos relatados ao longo deste documento — a verificação de saúde que nunca acusaria falha, a ordem incorreta de inicialização dos contêineres, o endereço fixo que impedia o acesso por dispositivo móvel — atravessaram a compilação sem qualquer sinal. Foram revelados apenas quando o sistema foi efetivamente executado no ambiente de destino. A </w:t>
+        <w:t xml:space="preserve">. Diversos defeitos relatados ao longo deste documento — a verificação de saúde que nunca </w:t>
       </w:r>
       <w:r>
         <w:lastRenderedPageBreak/>
-        <w:t xml:space="preserve">constatação de que </w:t>
+        <w:t xml:space="preserve">acusaria falha, a ordem incorreta de inicialização dos contêineres, o endereço fixo que impedia o acesso por dispositivo móvel — atravessaram a compilação sem qualquer sinal. Foram revelados apenas quando o sistema foi efetivamente executado no ambiente de destino. A constatação de que </w:t>
       </w:r>
       <w:r>
         <w:rPr>
@@ -15257,7 +17026,7 @@
         <w:ind w:firstLine="850"/>
       </w:pPr>
       <w:r>
-        <w:t>Como desdobramentos futuros, sugerem-se: a implementação de testes automatizados, ausentes nesta etapa; a submissão dos recursos de acessibilidade a validação com usuários reais; a incorporação de análise preditiva sobre o histórico acadêmico, ampliando o tratamento iniciado no PIM III; e a realização de teste de carga que fundamente as decisões de escalabilidade.</w:t>
+        <w:t>Como desdobramentos futuros, sugerem-se: a implementação de testes automatizados, ausentes nesta etapa; a submissão dos recursos de acessibilidade a validação com usuários reais; a calibração dos pesos do Farol de Evasão com histórico real de evasões, quando houver; e a realização de teste de carga que fundamente as decisões de escalabilidade.</w:t>
       </w:r>
     </w:p>
     <w:p>
@@ -15281,12 +17050,12 @@
       <w:pPr>
         <w:pStyle w:val="Ttulo1"/>
       </w:pPr>
-      <w:bookmarkStart w:id="71" w:name="_Toc239681782"/>
+      <w:bookmarkStart w:id="73" w:name="_Toc241225264"/>
       <w:r>
         <w:lastRenderedPageBreak/>
         <w:t>REFERÊNCIAS</w:t>
       </w:r>
-      <w:bookmarkEnd w:id="71"/>
+      <w:bookmarkEnd w:id="73"/>
     </w:p>
     <w:p>
       <w:pPr>
@@ -15579,7 +17348,7 @@
         <w:pStyle w:val="Ttulodendiceremissivo"/>
       </w:pPr>
       <w:r>
-        <w:t>Figura 10 - Modelo lógico de dados</w:t>
+        <w:t>Figura 11 - Modelo lógico de dados</w:t>
       </w:r>
     </w:p>
     <w:p>
@@ -15591,10 +17360,10 @@
           <w:noProof/>
         </w:rPr>
         <w:drawing>
-          <wp:inline distT="0" distB="0" distL="0" distR="0" wp14:anchorId="033FE293" wp14:editId="49BFBB89">
+          <wp:inline distT="0" distB="0" distL="0" distR="0" wp14:anchorId="479A1DAB" wp14:editId="5F183697">
             <wp:extent cx="4607242" cy="5400000"/>
             <wp:effectExtent l="0" t="0" r="3175" b="0"/>
-            <wp:docPr id="13" name="Imagem 13"/>
+            <wp:docPr id="15" name="Imagem 15"/>
             <wp:cNvGraphicFramePr>
               <a:graphicFrameLocks xmlns:a="http://schemas.openxmlformats.org/drawingml/2006/main" noChangeAspect="1"/>
             </wp:cNvGraphicFramePr>
@@ -15602,11 +17371,11 @@
               <a:graphicData uri="http://schemas.openxmlformats.org/drawingml/2006/picture">
                 <pic:pic xmlns:pic="http://schemas.openxmlformats.org/drawingml/2006/picture">
                   <pic:nvPicPr>
-                    <pic:cNvPr id="13" name=""/>
+                    <pic:cNvPr id="15" name=""/>
                     <pic:cNvPicPr/>
                   </pic:nvPicPr>
                   <pic:blipFill>
-                    <a:blip r:embed="rId24" cstate="print">
+                    <a:blip r:embed="rId28" cstate="print">
                       <a:extLst>
                         <a:ext uri="{28A0092B-C50C-407E-A947-70E740481C1C}">
                           <a14:useLocalDpi xmlns:a14="http://schemas.microsoft.com/office/drawing/2010/main" val="0"/>
@@ -15647,9 +17416,10 @@
       </w:pPr>
     </w:p>
     <w:sectPr>
-      <w:headerReference w:type="default" r:id="rId25"/>
+      <w:headerReference w:type="default" r:id="rId29"/>
       <w:pgSz w:w="11907" w:h="16839"/>
       <w:pgMar w:top="1701" w:right="1134" w:bottom="1134" w:left="1701" w:header="708" w:footer="708" w:gutter="0"/>
+      <w:pgNumType w:start="7"/>
       <w:cols w:space="708"/>
       <w:docGrid w:linePitch="360"/>
     </w:sectPr>
@@ -15773,6 +17543,27 @@
     <w:pPr>
       <w:pStyle w:val="Cabealho"/>
     </w:pPr>
+  </w:p>
+</w:hdr>
+</file>
+
+<file path=word/header5.xml><?xml version="1.0" encoding="utf-8"?>
+<w:hdr xmlns:wpc="http://schemas.microsoft.com/office/word/2010/wordprocessingCanvas" xmlns:cx="http://schemas.microsoft.com/office/drawing/2014/chartex" xmlns:cx1="http://schemas.microsoft.com/office/drawing/2015/9/8/chartex" xmlns:cx2="http://schemas.microsoft.com/office/drawing/2015/10/21/chartex" xmlns:cx3="http://schemas.microsoft.com/office/drawing/2016/5/9/chartex" xmlns:cx4="http://schemas.microsoft.com/office/drawing/2016/5/10/chartex" xmlns:cx5="http://schemas.microsoft.com/office/drawing/2016/5/11/chartex" xmlns:cx6="http://schemas.microsoft.com/office/drawing/2016/5/12/chartex" xmlns:cx7="http://schemas.microsoft.com/office/drawing/2016/5/13/chartex" xmlns:cx8="http://schemas.microsoft.com/office/drawing/2016/5/14/chartex" xmlns:mc="http://schemas.openxmlformats.org/markup-compatibility/2006" xmlns:aink="http://schemas.microsoft.com/office/drawing/2016/ink" xmlns:am3d="http://schemas.microsoft.com/office/drawing/2017/model3d" xmlns:o="urn:schemas-microsoft-com:office:office" xmlns:r="http://schemas.openxmlformats.org/officeDocument/2006/relationships" xmlns:m="http://schemas.openxmlformats.org/officeDocument/2006/math" xmlns:v="urn:schemas-microsoft-com:vml" xmlns:wp14="http://schemas.microsoft.com/office/word/2010/wordprocessingDrawing" xmlns:wp="http://schemas.openxmlformats.org/drawingml/2006/wordprocessingDrawing" xmlns:w10="urn:schemas-microsoft-com:office:word" xmlns:w="http://schemas.openxmlformats.org/wordprocessingml/2006/main" xmlns:w14="http://schemas.microsoft.com/office/word/2010/wordml" xmlns:w15="http://schemas.microsoft.com/office/word/2012/wordml" xmlns:w16cex="http://schemas.microsoft.com/office/word/2018/wordml/cex" xmlns:w16cid="http://schemas.microsoft.com/office/word/2016/wordml/cid" xmlns:w16="http://schemas.microsoft.com/office/word/2018/wordml" xmlns:w16sdtdh="http://schemas.microsoft.com/office/word/2020/wordml/sdtdatahash" xmlns:w16se="http://schemas.microsoft.com/office/word/2015/wordml/symex" xmlns:wpg="http://schemas.microsoft.com/office/word/2010/wordprocessingGroup" xmlns:wpi="http://schemas.microsoft.com/office/word/2010/wordprocessingInk" xmlns:wne="http://schemas.microsoft.com/office/word/2006/wordml" xmlns:wps="http://schemas.microsoft.com/office/word/2010/wordprocessingShape" mc:Ignorable="w14 w15 w16se w16cid w16 w16cex w16sdtdh wp14">
+  <w:p>
+    <w:pPr>
+      <w:pStyle w:val="Cabealho"/>
+    </w:pPr>
+  </w:p>
+</w:hdr>
+</file>
+
+<file path=word/header6.xml><?xml version="1.0" encoding="utf-8"?>
+<w:hdr xmlns:wpc="http://schemas.microsoft.com/office/word/2010/wordprocessingCanvas" xmlns:cx="http://schemas.microsoft.com/office/drawing/2014/chartex" xmlns:cx1="http://schemas.microsoft.com/office/drawing/2015/9/8/chartex" xmlns:cx2="http://schemas.microsoft.com/office/drawing/2015/10/21/chartex" xmlns:cx3="http://schemas.microsoft.com/office/drawing/2016/5/9/chartex" xmlns:cx4="http://schemas.microsoft.com/office/drawing/2016/5/10/chartex" xmlns:cx5="http://schemas.microsoft.com/office/drawing/2016/5/11/chartex" xmlns:cx6="http://schemas.microsoft.com/office/drawing/2016/5/12/chartex" xmlns:cx7="http://schemas.microsoft.com/office/drawing/2016/5/13/chartex" xmlns:cx8="http://schemas.microsoft.com/office/drawing/2016/5/14/chartex" xmlns:mc="http://schemas.openxmlformats.org/markup-compatibility/2006" xmlns:aink="http://schemas.microsoft.com/office/drawing/2016/ink" xmlns:am3d="http://schemas.microsoft.com/office/drawing/2017/model3d" xmlns:o="urn:schemas-microsoft-com:office:office" xmlns:r="http://schemas.openxmlformats.org/officeDocument/2006/relationships" xmlns:m="http://schemas.openxmlformats.org/officeDocument/2006/math" xmlns:v="urn:schemas-microsoft-com:vml" xmlns:wp14="http://schemas.microsoft.com/office/word/2010/wordprocessingDrawing" xmlns:wp="http://schemas.openxmlformats.org/drawingml/2006/wordprocessingDrawing" xmlns:w10="urn:schemas-microsoft-com:office:word" xmlns:w="http://schemas.openxmlformats.org/wordprocessingml/2006/main" xmlns:w14="http://schemas.microsoft.com/office/word/2010/wordml" xmlns:w15="http://schemas.microsoft.com/office/word/2012/wordml" xmlns:w16cex="http://schemas.microsoft.com/office/word/2018/wordml/cex" xmlns:w16cid="http://schemas.microsoft.com/office/word/2016/wordml/cid" xmlns:w16="http://schemas.microsoft.com/office/word/2018/wordml" xmlns:w16sdtdh="http://schemas.microsoft.com/office/word/2020/wordml/sdtdatahash" xmlns:w16se="http://schemas.microsoft.com/office/word/2015/wordml/symex" xmlns:wpg="http://schemas.microsoft.com/office/word/2010/wordprocessingGroup" xmlns:wpi="http://schemas.microsoft.com/office/word/2010/wordprocessingInk" xmlns:wne="http://schemas.microsoft.com/office/word/2006/wordml" xmlns:wps="http://schemas.microsoft.com/office/word/2010/wordprocessingShape" mc:Ignorable="w14 w15 w16se w16cid w16 w16cex w16sdtdh wp14">
+  <w:p>
+    <w:pPr>
+      <w:pStyle w:val="Cabealho"/>
+      <w:jc w:val="right"/>
+    </w:pPr>
     <w:r>
       <w:rPr>
         <w:sz w:val="20"/>
@@ -15796,7 +17587,7 @@
         <w:noProof/>
         <w:sz w:val="20"/>
       </w:rPr>
-      <w:t>36</w:t>
+      <w:t>37</w:t>
     </w:r>
     <w:r>
       <w:rPr>
@@ -16222,7 +18013,7 @@
     <w:link w:val="Ttulo1Char"/>
     <w:uiPriority w:val="9"/>
     <w:qFormat/>
-    <w:rsid w:val="005615DC"/>
+    <w:rsid w:val="004C3212"/>
     <w:pPr>
       <w:keepNext/>
       <w:keepLines/>
@@ -16245,7 +18036,7 @@
     <w:uiPriority w:val="9"/>
     <w:unhideWhenUsed/>
     <w:qFormat/>
-    <w:rsid w:val="005615DC"/>
+    <w:rsid w:val="004C3212"/>
     <w:pPr>
       <w:keepNext/>
       <w:keepLines/>
@@ -16268,7 +18059,7 @@
     <w:uiPriority w:val="9"/>
     <w:unhideWhenUsed/>
     <w:qFormat/>
-    <w:rsid w:val="005615DC"/>
+    <w:rsid w:val="004C3212"/>
     <w:pPr>
       <w:keepNext/>
       <w:keepLines/>
@@ -16315,7 +18106,7 @@
     <w:basedOn w:val="Fontepargpadro"/>
     <w:link w:val="Ttulo1"/>
     <w:uiPriority w:val="9"/>
-    <w:rsid w:val="005615DC"/>
+    <w:rsid w:val="004C3212"/>
     <w:rPr>
       <w:rFonts w:ascii="Times New Roman" w:eastAsiaTheme="majorEastAsia" w:hAnsi="Times New Roman" w:cs="Times New Roman"/>
       <w:b/>
@@ -16329,7 +18120,7 @@
     <w:basedOn w:val="Fontepargpadro"/>
     <w:link w:val="Ttulo2"/>
     <w:uiPriority w:val="9"/>
-    <w:rsid w:val="005615DC"/>
+    <w:rsid w:val="004C3212"/>
     <w:rPr>
       <w:rFonts w:ascii="Times New Roman" w:eastAsiaTheme="majorEastAsia" w:hAnsi="Times New Roman" w:cs="Times New Roman"/>
       <w:b/>
@@ -16343,7 +18134,7 @@
     <w:basedOn w:val="Fontepargpadro"/>
     <w:link w:val="Ttulo3"/>
     <w:uiPriority w:val="9"/>
-    <w:rsid w:val="005615DC"/>
+    <w:rsid w:val="004C3212"/>
     <w:rPr>
       <w:rFonts w:ascii="Times New Roman" w:eastAsiaTheme="majorEastAsia" w:hAnsi="Times New Roman" w:cs="Times New Roman"/>
       <w:i/>
@@ -16360,7 +18151,7 @@
     <w:uiPriority w:val="99"/>
     <w:semiHidden/>
     <w:unhideWhenUsed/>
-    <w:rsid w:val="005615DC"/>
+    <w:rsid w:val="004C3212"/>
     <w:pPr>
       <w:spacing w:line="240" w:lineRule="auto"/>
       <w:ind w:left="240" w:hanging="240"/>
@@ -16372,7 +18163,7 @@
     <w:next w:val="Remissivo1"/>
     <w:uiPriority w:val="99"/>
     <w:unhideWhenUsed/>
-    <w:rsid w:val="005615DC"/>
+    <w:rsid w:val="004C3212"/>
     <w:pPr>
       <w:spacing w:line="240" w:lineRule="auto"/>
       <w:jc w:val="center"/>
@@ -16390,7 +18181,7 @@
     <w:link w:val="CabealhoChar"/>
     <w:uiPriority w:val="99"/>
     <w:unhideWhenUsed/>
-    <w:rsid w:val="005615DC"/>
+    <w:rsid w:val="004C3212"/>
     <w:pPr>
       <w:tabs>
         <w:tab w:val="center" w:pos="4252"/>
@@ -16404,7 +18195,7 @@
     <w:basedOn w:val="Fontepargpadro"/>
     <w:link w:val="Cabealho"/>
     <w:uiPriority w:val="99"/>
-    <w:rsid w:val="005615DC"/>
+    <w:rsid w:val="004C3212"/>
     <w:rPr>
       <w:rFonts w:ascii="Times New Roman" w:hAnsi="Times New Roman" w:cs="Times New Roman"/>
       <w:sz w:val="24"/>
@@ -16416,7 +18207,7 @@
     <w:link w:val="RodapChar"/>
     <w:uiPriority w:val="99"/>
     <w:unhideWhenUsed/>
-    <w:rsid w:val="005615DC"/>
+    <w:rsid w:val="004C3212"/>
     <w:pPr>
       <w:tabs>
         <w:tab w:val="center" w:pos="4252"/>
@@ -16430,7 +18221,7 @@
     <w:basedOn w:val="Fontepargpadro"/>
     <w:link w:val="Rodap"/>
     <w:uiPriority w:val="99"/>
-    <w:rsid w:val="005615DC"/>
+    <w:rsid w:val="004C3212"/>
     <w:rPr>
       <w:rFonts w:ascii="Times New Roman" w:hAnsi="Times New Roman" w:cs="Times New Roman"/>
       <w:sz w:val="24"/>
@@ -16443,7 +18234,7 @@
     <w:autoRedefine/>
     <w:uiPriority w:val="39"/>
     <w:unhideWhenUsed/>
-    <w:rsid w:val="005615DC"/>
+    <w:rsid w:val="004C3212"/>
     <w:pPr>
       <w:spacing w:after="100"/>
     </w:pPr>
@@ -16455,7 +18246,7 @@
     <w:autoRedefine/>
     <w:uiPriority w:val="39"/>
     <w:unhideWhenUsed/>
-    <w:rsid w:val="005615DC"/>
+    <w:rsid w:val="004C3212"/>
     <w:pPr>
       <w:spacing w:after="100"/>
       <w:ind w:left="240"/>

--- a/docs/PIM_IV_documento.docx
+++ b/docs/PIM_IV_documento.docx
@@ -15,7 +15,7 @@
           <w:noProof/>
         </w:rPr>
         <w:drawing>
-          <wp:inline distT="0" distB="0" distL="0" distR="0" wp14:anchorId="697222E5" wp14:editId="325A3D01">
+          <wp:inline distT="0" distB="0" distL="0" distR="0" wp14:anchorId="0AE4D770" wp14:editId="73864AA9">
             <wp:extent cx="1980000" cy="699722"/>
             <wp:effectExtent l="0" t="0" r="1270" b="5715"/>
             <wp:docPr id="1" name="Imagem 1"/>
@@ -458,7 +458,7 @@
         <w:rPr>
           <w:noProof/>
         </w:rPr>
-        <w:instrText xml:space="preserve"> PAGEREF _Toc241225191 \h </w:instrText>
+        <w:instrText xml:space="preserve"> PAGEREF _Toc241227251 \h </w:instrText>
       </w:r>
       <w:r>
         <w:rPr>
@@ -519,7 +519,7 @@
         <w:rPr>
           <w:noProof/>
         </w:rPr>
-        <w:instrText xml:space="preserve"> PAGEREF _Toc241225192 \h </w:instrText>
+        <w:instrText xml:space="preserve"> PAGEREF _Toc241227252 \h </w:instrText>
       </w:r>
       <w:r>
         <w:rPr>
@@ -580,7 +580,7 @@
         <w:rPr>
           <w:noProof/>
         </w:rPr>
-        <w:instrText xml:space="preserve"> PAGEREF _Toc241225193 \h </w:instrText>
+        <w:instrText xml:space="preserve"> PAGEREF _Toc241227253 \h </w:instrText>
       </w:r>
       <w:r>
         <w:rPr>
@@ -641,7 +641,7 @@
         <w:rPr>
           <w:noProof/>
         </w:rPr>
-        <w:instrText xml:space="preserve"> PAGEREF _Toc241225194 \h </w:instrText>
+        <w:instrText xml:space="preserve"> PAGEREF _Toc241227254 \h </w:instrText>
       </w:r>
       <w:r>
         <w:rPr>
@@ -702,7 +702,7 @@
         <w:rPr>
           <w:noProof/>
         </w:rPr>
-        <w:instrText xml:space="preserve"> PAGEREF _Toc241225195 \h </w:instrText>
+        <w:instrText xml:space="preserve"> PAGEREF _Toc241227255 \h </w:instrText>
       </w:r>
       <w:r>
         <w:rPr>
@@ -763,7 +763,7 @@
         <w:rPr>
           <w:noProof/>
         </w:rPr>
-        <w:instrText xml:space="preserve"> PAGEREF _Toc241225196 \h </w:instrText>
+        <w:instrText xml:space="preserve"> PAGEREF _Toc241227256 \h </w:instrText>
       </w:r>
       <w:r>
         <w:rPr>
@@ -824,7 +824,7 @@
         <w:rPr>
           <w:noProof/>
         </w:rPr>
-        <w:instrText xml:space="preserve"> PAGEREF _Toc241225197 \h </w:instrText>
+        <w:instrText xml:space="preserve"> PAGEREF _Toc241227257 \h </w:instrText>
       </w:r>
       <w:r>
         <w:rPr>
@@ -885,7 +885,7 @@
         <w:rPr>
           <w:noProof/>
         </w:rPr>
-        <w:instrText xml:space="preserve"> PAGEREF _Toc241225198 \h </w:instrText>
+        <w:instrText xml:space="preserve"> PAGEREF _Toc241227258 \h </w:instrText>
       </w:r>
       <w:r>
         <w:rPr>
@@ -946,7 +946,7 @@
         <w:rPr>
           <w:noProof/>
         </w:rPr>
-        <w:instrText xml:space="preserve"> PAGEREF _Toc241225199 \h </w:instrText>
+        <w:instrText xml:space="preserve"> PAGEREF _Toc241227259 \h </w:instrText>
       </w:r>
       <w:r>
         <w:rPr>
@@ -1007,7 +1007,7 @@
         <w:rPr>
           <w:noProof/>
         </w:rPr>
-        <w:instrText xml:space="preserve"> PAGEREF _Toc241225200 \h </w:instrText>
+        <w:instrText xml:space="preserve"> PAGEREF _Toc241227260 \h </w:instrText>
       </w:r>
       <w:r>
         <w:rPr>
@@ -1068,7 +1068,7 @@
         <w:rPr>
           <w:noProof/>
         </w:rPr>
-        <w:instrText xml:space="preserve"> PAGEREF _Toc241225201 \h </w:instrText>
+        <w:instrText xml:space="preserve"> PAGEREF _Toc241227261 \h </w:instrText>
       </w:r>
       <w:r>
         <w:rPr>
@@ -1129,7 +1129,7 @@
         <w:rPr>
           <w:noProof/>
         </w:rPr>
-        <w:instrText xml:space="preserve"> PAGEREF _Toc241225202 \h </w:instrText>
+        <w:instrText xml:space="preserve"> PAGEREF _Toc241227262 \h </w:instrText>
       </w:r>
       <w:r>
         <w:rPr>
@@ -1190,7 +1190,7 @@
         <w:rPr>
           <w:noProof/>
         </w:rPr>
-        <w:instrText xml:space="preserve"> PAGEREF _Toc241225203 \h </w:instrText>
+        <w:instrText xml:space="preserve"> PAGEREF _Toc241227263 \h </w:instrText>
       </w:r>
       <w:r>
         <w:rPr>
@@ -1251,7 +1251,7 @@
         <w:rPr>
           <w:noProof/>
         </w:rPr>
-        <w:instrText xml:space="preserve"> PAGEREF _Toc241225204 \h </w:instrText>
+        <w:instrText xml:space="preserve"> PAGEREF _Toc241227264 \h </w:instrText>
       </w:r>
       <w:r>
         <w:rPr>
@@ -1312,7 +1312,7 @@
         <w:rPr>
           <w:noProof/>
         </w:rPr>
-        <w:instrText xml:space="preserve"> PAGEREF _Toc241225205 \h </w:instrText>
+        <w:instrText xml:space="preserve"> PAGEREF _Toc241227265 \h </w:instrText>
       </w:r>
       <w:r>
         <w:rPr>
@@ -1373,7 +1373,7 @@
         <w:rPr>
           <w:noProof/>
         </w:rPr>
-        <w:instrText xml:space="preserve"> PAGEREF _Toc241225206 \h </w:instrText>
+        <w:instrText xml:space="preserve"> PAGEREF _Toc241227266 \h </w:instrText>
       </w:r>
       <w:r>
         <w:rPr>
@@ -1434,7 +1434,7 @@
         <w:rPr>
           <w:noProof/>
         </w:rPr>
-        <w:instrText xml:space="preserve"> PAGEREF _Toc241225207 \h </w:instrText>
+        <w:instrText xml:space="preserve"> PAGEREF _Toc241227267 \h </w:instrText>
       </w:r>
       <w:r>
         <w:rPr>
@@ -1495,7 +1495,7 @@
         <w:rPr>
           <w:noProof/>
         </w:rPr>
-        <w:instrText xml:space="preserve"> PAGEREF _Toc241225208 \h </w:instrText>
+        <w:instrText xml:space="preserve"> PAGEREF _Toc241227268 \h </w:instrText>
       </w:r>
       <w:r>
         <w:rPr>
@@ -1556,7 +1556,7 @@
         <w:rPr>
           <w:noProof/>
         </w:rPr>
-        <w:instrText xml:space="preserve"> PAGEREF _Toc241225209 \h </w:instrText>
+        <w:instrText xml:space="preserve"> PAGEREF _Toc241227269 \h </w:instrText>
       </w:r>
       <w:r>
         <w:rPr>
@@ -1617,7 +1617,7 @@
         <w:rPr>
           <w:noProof/>
         </w:rPr>
-        <w:instrText xml:space="preserve"> PAGEREF _Toc241225210 \h </w:instrText>
+        <w:instrText xml:space="preserve"> PAGEREF _Toc241227270 \h </w:instrText>
       </w:r>
       <w:r>
         <w:rPr>
@@ -1678,7 +1678,7 @@
         <w:rPr>
           <w:noProof/>
         </w:rPr>
-        <w:instrText xml:space="preserve"> PAGEREF _Toc241225211 \h </w:instrText>
+        <w:instrText xml:space="preserve"> PAGEREF _Toc241227271 \h </w:instrText>
       </w:r>
       <w:r>
         <w:rPr>
@@ -1739,7 +1739,7 @@
         <w:rPr>
           <w:noProof/>
         </w:rPr>
-        <w:instrText xml:space="preserve"> PAGEREF _Toc241225212 \h </w:instrText>
+        <w:instrText xml:space="preserve"> PAGEREF _Toc241227272 \h </w:instrText>
       </w:r>
       <w:r>
         <w:rPr>
@@ -1800,7 +1800,7 @@
         <w:rPr>
           <w:noProof/>
         </w:rPr>
-        <w:instrText xml:space="preserve"> PAGEREF _Toc241225213 \h </w:instrText>
+        <w:instrText xml:space="preserve"> PAGEREF _Toc241227273 \h </w:instrText>
       </w:r>
       <w:r>
         <w:rPr>
@@ -1861,7 +1861,7 @@
         <w:rPr>
           <w:noProof/>
         </w:rPr>
-        <w:instrText xml:space="preserve"> PAGEREF _Toc241225214 \h </w:instrText>
+        <w:instrText xml:space="preserve"> PAGEREF _Toc241227274 \h </w:instrText>
       </w:r>
       <w:r>
         <w:rPr>
@@ -1922,7 +1922,7 @@
         <w:rPr>
           <w:noProof/>
         </w:rPr>
-        <w:instrText xml:space="preserve"> PAGEREF _Toc241225215 \h </w:instrText>
+        <w:instrText xml:space="preserve"> PAGEREF _Toc241227275 \h </w:instrText>
       </w:r>
       <w:r>
         <w:rPr>
@@ -1983,7 +1983,7 @@
         <w:rPr>
           <w:noProof/>
         </w:rPr>
-        <w:instrText xml:space="preserve"> PAGEREF _Toc241225216 \h </w:instrText>
+        <w:instrText xml:space="preserve"> PAGEREF _Toc241227276 \h </w:instrText>
       </w:r>
       <w:r>
         <w:rPr>
@@ -2045,7 +2045,7 @@
         <w:rPr>
           <w:noProof/>
         </w:rPr>
-        <w:instrText xml:space="preserve"> PAGEREF _Toc241225217 \h </w:instrText>
+        <w:instrText xml:space="preserve"> PAGEREF _Toc241227277 \h </w:instrText>
       </w:r>
       <w:r>
         <w:rPr>
@@ -2106,7 +2106,7 @@
         <w:rPr>
           <w:noProof/>
         </w:rPr>
-        <w:instrText xml:space="preserve"> PAGEREF _Toc241225218 \h </w:instrText>
+        <w:instrText xml:space="preserve"> PAGEREF _Toc241227278 \h </w:instrText>
       </w:r>
       <w:r>
         <w:rPr>
@@ -2167,7 +2167,7 @@
         <w:rPr>
           <w:noProof/>
         </w:rPr>
-        <w:instrText xml:space="preserve"> PAGEREF _Toc241225219 \h </w:instrText>
+        <w:instrText xml:space="preserve"> PAGEREF _Toc241227279 \h </w:instrText>
       </w:r>
       <w:r>
         <w:rPr>
@@ -2228,7 +2228,7 @@
         <w:rPr>
           <w:noProof/>
         </w:rPr>
-        <w:instrText xml:space="preserve"> PAGEREF _Toc241225220 \h </w:instrText>
+        <w:instrText xml:space="preserve"> PAGEREF _Toc241227280 \h </w:instrText>
       </w:r>
       <w:r>
         <w:rPr>
@@ -2289,7 +2289,7 @@
         <w:rPr>
           <w:noProof/>
         </w:rPr>
-        <w:instrText xml:space="preserve"> PAGEREF _Toc241225221 \h </w:instrText>
+        <w:instrText xml:space="preserve"> PAGEREF _Toc241227281 \h </w:instrText>
       </w:r>
       <w:r>
         <w:rPr>
@@ -2350,7 +2350,7 @@
         <w:rPr>
           <w:noProof/>
         </w:rPr>
-        <w:instrText xml:space="preserve"> PAGEREF _Toc241225222 \h </w:instrText>
+        <w:instrText xml:space="preserve"> PAGEREF _Toc241227282 \h </w:instrText>
       </w:r>
       <w:r>
         <w:rPr>
@@ -2411,7 +2411,7 @@
         <w:rPr>
           <w:noProof/>
         </w:rPr>
-        <w:instrText xml:space="preserve"> PAGEREF _Toc241225223 \h </w:instrText>
+        <w:instrText xml:space="preserve"> PAGEREF _Toc241227283 \h </w:instrText>
       </w:r>
       <w:r>
         <w:rPr>
@@ -2472,7 +2472,7 @@
         <w:rPr>
           <w:noProof/>
         </w:rPr>
-        <w:instrText xml:space="preserve"> PAGEREF _Toc241225224 \h </w:instrText>
+        <w:instrText xml:space="preserve"> PAGEREF _Toc241227284 \h </w:instrText>
       </w:r>
       <w:r>
         <w:rPr>
@@ -2533,7 +2533,7 @@
         <w:rPr>
           <w:noProof/>
         </w:rPr>
-        <w:instrText xml:space="preserve"> PAGEREF _Toc241225225 \h </w:instrText>
+        <w:instrText xml:space="preserve"> PAGEREF _Toc241227285 \h </w:instrText>
       </w:r>
       <w:r>
         <w:rPr>
@@ -2594,7 +2594,7 @@
         <w:rPr>
           <w:noProof/>
         </w:rPr>
-        <w:instrText xml:space="preserve"> PAGEREF _Toc241225226 \h </w:instrText>
+        <w:instrText xml:space="preserve"> PAGEREF _Toc241227286 \h </w:instrText>
       </w:r>
       <w:r>
         <w:rPr>
@@ -2655,7 +2655,7 @@
         <w:rPr>
           <w:noProof/>
         </w:rPr>
-        <w:instrText xml:space="preserve"> PAGEREF _Toc241225227 \h </w:instrText>
+        <w:instrText xml:space="preserve"> PAGEREF _Toc241227287 \h </w:instrText>
       </w:r>
       <w:r>
         <w:rPr>
@@ -2716,7 +2716,7 @@
         <w:rPr>
           <w:noProof/>
         </w:rPr>
-        <w:instrText xml:space="preserve"> PAGEREF _Toc241225228 \h </w:instrText>
+        <w:instrText xml:space="preserve"> PAGEREF _Toc241227288 \h </w:instrText>
       </w:r>
       <w:r>
         <w:rPr>
@@ -2777,7 +2777,7 @@
         <w:rPr>
           <w:noProof/>
         </w:rPr>
-        <w:instrText xml:space="preserve"> PAGEREF _Toc241225229 \h </w:instrText>
+        <w:instrText xml:space="preserve"> PAGEREF _Toc241227289 \h </w:instrText>
       </w:r>
       <w:r>
         <w:rPr>
@@ -2838,7 +2838,7 @@
         <w:rPr>
           <w:noProof/>
         </w:rPr>
-        <w:instrText xml:space="preserve"> PAGEREF _Toc241225230 \h </w:instrText>
+        <w:instrText xml:space="preserve"> PAGEREF _Toc241227290 \h </w:instrText>
       </w:r>
       <w:r>
         <w:rPr>
@@ -2899,7 +2899,7 @@
         <w:rPr>
           <w:noProof/>
         </w:rPr>
-        <w:instrText xml:space="preserve"> PAGEREF _Toc241225231 \h </w:instrText>
+        <w:instrText xml:space="preserve"> PAGEREF _Toc241227291 \h </w:instrText>
       </w:r>
       <w:r>
         <w:rPr>
@@ -2960,7 +2960,7 @@
         <w:rPr>
           <w:noProof/>
         </w:rPr>
-        <w:instrText xml:space="preserve"> PAGEREF _Toc241225232 \h </w:instrText>
+        <w:instrText xml:space="preserve"> PAGEREF _Toc241227292 \h </w:instrText>
       </w:r>
       <w:r>
         <w:rPr>
@@ -3021,7 +3021,7 @@
         <w:rPr>
           <w:noProof/>
         </w:rPr>
-        <w:instrText xml:space="preserve"> PAGEREF _Toc241225233 \h </w:instrText>
+        <w:instrText xml:space="preserve"> PAGEREF _Toc241227293 \h </w:instrText>
       </w:r>
       <w:r>
         <w:rPr>
@@ -3082,7 +3082,7 @@
         <w:rPr>
           <w:noProof/>
         </w:rPr>
-        <w:instrText xml:space="preserve"> PAGEREF _Toc241225234 \h </w:instrText>
+        <w:instrText xml:space="preserve"> PAGEREF _Toc241227294 \h </w:instrText>
       </w:r>
       <w:r>
         <w:rPr>
@@ -3143,7 +3143,7 @@
         <w:rPr>
           <w:noProof/>
         </w:rPr>
-        <w:instrText xml:space="preserve"> PAGEREF _Toc241225235 \h </w:instrText>
+        <w:instrText xml:space="preserve"> PAGEREF _Toc241227295 \h </w:instrText>
       </w:r>
       <w:r>
         <w:rPr>
@@ -3204,7 +3204,7 @@
         <w:rPr>
           <w:noProof/>
         </w:rPr>
-        <w:instrText xml:space="preserve"> PAGEREF _Toc241225236 \h </w:instrText>
+        <w:instrText xml:space="preserve"> PAGEREF _Toc241227296 \h </w:instrText>
       </w:r>
       <w:r>
         <w:rPr>
@@ -3265,7 +3265,7 @@
         <w:rPr>
           <w:noProof/>
         </w:rPr>
-        <w:instrText xml:space="preserve"> PAGEREF _Toc241225237 \h </w:instrText>
+        <w:instrText xml:space="preserve"> PAGEREF _Toc241227297 \h </w:instrText>
       </w:r>
       <w:r>
         <w:rPr>
@@ -3326,7 +3326,7 @@
         <w:rPr>
           <w:noProof/>
         </w:rPr>
-        <w:instrText xml:space="preserve"> PAGEREF _Toc241225238 \h </w:instrText>
+        <w:instrText xml:space="preserve"> PAGEREF _Toc241227298 \h </w:instrText>
       </w:r>
       <w:r>
         <w:rPr>
@@ -3387,7 +3387,7 @@
         <w:rPr>
           <w:noProof/>
         </w:rPr>
-        <w:instrText xml:space="preserve"> PAGEREF _Toc241225239 \h </w:instrText>
+        <w:instrText xml:space="preserve"> PAGEREF _Toc241227299 \h </w:instrText>
       </w:r>
       <w:r>
         <w:rPr>
@@ -3448,7 +3448,7 @@
         <w:rPr>
           <w:noProof/>
         </w:rPr>
-        <w:instrText xml:space="preserve"> PAGEREF _Toc241225240 \h </w:instrText>
+        <w:instrText xml:space="preserve"> PAGEREF _Toc241227300 \h </w:instrText>
       </w:r>
       <w:r>
         <w:rPr>
@@ -3509,7 +3509,7 @@
         <w:rPr>
           <w:noProof/>
         </w:rPr>
-        <w:instrText xml:space="preserve"> PAGEREF _Toc241225241 \h </w:instrText>
+        <w:instrText xml:space="preserve"> PAGEREF _Toc241227301 \h </w:instrText>
       </w:r>
       <w:r>
         <w:rPr>
@@ -3570,7 +3570,7 @@
         <w:rPr>
           <w:noProof/>
         </w:rPr>
-        <w:instrText xml:space="preserve"> PAGEREF _Toc241225242 \h </w:instrText>
+        <w:instrText xml:space="preserve"> PAGEREF _Toc241227302 \h </w:instrText>
       </w:r>
       <w:r>
         <w:rPr>
@@ -3631,7 +3631,7 @@
         <w:rPr>
           <w:noProof/>
         </w:rPr>
-        <w:instrText xml:space="preserve"> PAGEREF _Toc241225243 \h </w:instrText>
+        <w:instrText xml:space="preserve"> PAGEREF _Toc241227303 \h </w:instrText>
       </w:r>
       <w:r>
         <w:rPr>
@@ -3693,7 +3693,7 @@
         <w:rPr>
           <w:noProof/>
         </w:rPr>
-        <w:instrText xml:space="preserve"> PAGEREF _Toc241225244 \h </w:instrText>
+        <w:instrText xml:space="preserve"> PAGEREF _Toc241227304 \h </w:instrText>
       </w:r>
       <w:r>
         <w:rPr>
@@ -3754,7 +3754,7 @@
         <w:rPr>
           <w:noProof/>
         </w:rPr>
-        <w:instrText xml:space="preserve"> PAGEREF _Toc241225245 \h </w:instrText>
+        <w:instrText xml:space="preserve"> PAGEREF _Toc241227305 \h </w:instrText>
       </w:r>
       <w:r>
         <w:rPr>
@@ -3815,7 +3815,7 @@
         <w:rPr>
           <w:noProof/>
         </w:rPr>
-        <w:instrText xml:space="preserve"> PAGEREF _Toc241225246 \h </w:instrText>
+        <w:instrText xml:space="preserve"> PAGEREF _Toc241227306 \h </w:instrText>
       </w:r>
       <w:r>
         <w:rPr>
@@ -3876,7 +3876,7 @@
         <w:rPr>
           <w:noProof/>
         </w:rPr>
-        <w:instrText xml:space="preserve"> PAGEREF _Toc241225247 \h </w:instrText>
+        <w:instrText xml:space="preserve"> PAGEREF _Toc241227307 \h </w:instrText>
       </w:r>
       <w:r>
         <w:rPr>
@@ -3937,7 +3937,7 @@
         <w:rPr>
           <w:noProof/>
         </w:rPr>
-        <w:instrText xml:space="preserve"> PAGEREF _Toc241225248 \h </w:instrText>
+        <w:instrText xml:space="preserve"> PAGEREF _Toc241227308 \h </w:instrText>
       </w:r>
       <w:r>
         <w:rPr>
@@ -3998,7 +3998,7 @@
         <w:rPr>
           <w:noProof/>
         </w:rPr>
-        <w:instrText xml:space="preserve"> PAGEREF _Toc241225249 \h </w:instrText>
+        <w:instrText xml:space="preserve"> PAGEREF _Toc241227309 \h </w:instrText>
       </w:r>
       <w:r>
         <w:rPr>
@@ -4059,7 +4059,7 @@
         <w:rPr>
           <w:noProof/>
         </w:rPr>
-        <w:instrText xml:space="preserve"> PAGEREF _Toc241225250 \h </w:instrText>
+        <w:instrText xml:space="preserve"> PAGEREF _Toc241227310 \h </w:instrText>
       </w:r>
       <w:r>
         <w:rPr>
@@ -4120,7 +4120,7 @@
         <w:rPr>
           <w:noProof/>
         </w:rPr>
-        <w:instrText xml:space="preserve"> PAGEREF _Toc241225251 \h </w:instrText>
+        <w:instrText xml:space="preserve"> PAGEREF _Toc241227311 \h </w:instrText>
       </w:r>
       <w:r>
         <w:rPr>
@@ -4181,7 +4181,7 @@
         <w:rPr>
           <w:noProof/>
         </w:rPr>
-        <w:instrText xml:space="preserve"> PAGEREF _Toc241225252 \h </w:instrText>
+        <w:instrText xml:space="preserve"> PAGEREF _Toc241227312 \h </w:instrText>
       </w:r>
       <w:r>
         <w:rPr>
@@ -4242,7 +4242,7 @@
         <w:rPr>
           <w:noProof/>
         </w:rPr>
-        <w:instrText xml:space="preserve"> PAGEREF _Toc241225253 \h </w:instrText>
+        <w:instrText xml:space="preserve"> PAGEREF _Toc241227313 \h </w:instrText>
       </w:r>
       <w:r>
         <w:rPr>
@@ -4303,7 +4303,7 @@
         <w:rPr>
           <w:noProof/>
         </w:rPr>
-        <w:instrText xml:space="preserve"> PAGEREF _Toc241225254 \h </w:instrText>
+        <w:instrText xml:space="preserve"> PAGEREF _Toc241227314 \h </w:instrText>
       </w:r>
       <w:r>
         <w:rPr>
@@ -4364,7 +4364,7 @@
         <w:rPr>
           <w:noProof/>
         </w:rPr>
-        <w:instrText xml:space="preserve"> PAGEREF _Toc241225255 \h </w:instrText>
+        <w:instrText xml:space="preserve"> PAGEREF _Toc241227315 \h </w:instrText>
       </w:r>
       <w:r>
         <w:rPr>
@@ -4425,7 +4425,7 @@
         <w:rPr>
           <w:noProof/>
         </w:rPr>
-        <w:instrText xml:space="preserve"> PAGEREF _Toc241225256 \h </w:instrText>
+        <w:instrText xml:space="preserve"> PAGEREF _Toc241227316 \h </w:instrText>
       </w:r>
       <w:r>
         <w:rPr>
@@ -4486,7 +4486,7 @@
         <w:rPr>
           <w:noProof/>
         </w:rPr>
-        <w:instrText xml:space="preserve"> PAGEREF _Toc241225257 \h </w:instrText>
+        <w:instrText xml:space="preserve"> PAGEREF _Toc241227317 \h </w:instrText>
       </w:r>
       <w:r>
         <w:rPr>
@@ -4547,7 +4547,7 @@
         <w:rPr>
           <w:noProof/>
         </w:rPr>
-        <w:instrText xml:space="preserve"> PAGEREF _Toc241225258 \h </w:instrText>
+        <w:instrText xml:space="preserve"> PAGEREF _Toc241227318 \h </w:instrText>
       </w:r>
       <w:r>
         <w:rPr>
@@ -4608,7 +4608,7 @@
         <w:rPr>
           <w:noProof/>
         </w:rPr>
-        <w:instrText xml:space="preserve"> PAGEREF _Toc241225259 \h </w:instrText>
+        <w:instrText xml:space="preserve"> PAGEREF _Toc241227319 \h </w:instrText>
       </w:r>
       <w:r>
         <w:rPr>
@@ -4669,7 +4669,7 @@
         <w:rPr>
           <w:noProof/>
         </w:rPr>
-        <w:instrText xml:space="preserve"> PAGEREF _Toc241225260 \h </w:instrText>
+        <w:instrText xml:space="preserve"> PAGEREF _Toc241227320 \h </w:instrText>
       </w:r>
       <w:r>
         <w:rPr>
@@ -4730,7 +4730,7 @@
         <w:rPr>
           <w:noProof/>
         </w:rPr>
-        <w:instrText xml:space="preserve"> PAGEREF _Toc241225261 \h </w:instrText>
+        <w:instrText xml:space="preserve"> PAGEREF _Toc241227321 \h </w:instrText>
       </w:r>
       <w:r>
         <w:rPr>
@@ -4791,7 +4791,7 @@
         <w:rPr>
           <w:noProof/>
         </w:rPr>
-        <w:instrText xml:space="preserve"> PAGEREF _Toc241225262 \h </w:instrText>
+        <w:instrText xml:space="preserve"> PAGEREF _Toc241227322 \h </w:instrText>
       </w:r>
       <w:r>
         <w:rPr>
@@ -4852,7 +4852,7 @@
         <w:rPr>
           <w:noProof/>
         </w:rPr>
-        <w:instrText xml:space="preserve"> PAGEREF _Toc241225263 \h </w:instrText>
+        <w:instrText xml:space="preserve"> PAGEREF _Toc241227323 \h </w:instrText>
       </w:r>
       <w:r>
         <w:rPr>
@@ -4913,7 +4913,7 @@
         <w:rPr>
           <w:noProof/>
         </w:rPr>
-        <w:instrText xml:space="preserve"> PAGEREF _Toc241225264 \h </w:instrText>
+        <w:instrText xml:space="preserve"> PAGEREF _Toc241227324 \h </w:instrText>
       </w:r>
       <w:r>
         <w:rPr>
@@ -4997,7 +4997,7 @@
       <w:pPr>
         <w:pStyle w:val="Ttulo1"/>
       </w:pPr>
-      <w:bookmarkStart w:id="0" w:name="_Toc241225191"/>
+      <w:bookmarkStart w:id="0" w:name="_Toc241227251"/>
       <w:r>
         <w:lastRenderedPageBreak/>
         <w:t>1 INTRODUÇÃO</w:t>
@@ -5069,7 +5069,7 @@
       <w:pPr>
         <w:pStyle w:val="Ttulo1"/>
       </w:pPr>
-      <w:bookmarkStart w:id="1" w:name="_Toc241225192"/>
+      <w:bookmarkStart w:id="1" w:name="_Toc241227252"/>
       <w:r>
         <w:lastRenderedPageBreak/>
         <w:t>2 CARACTERIZAÇÃO DA ORGANIZAÇÃO</w:t>
@@ -5080,7 +5080,7 @@
       <w:pPr>
         <w:pStyle w:val="Ttulo2"/>
       </w:pPr>
-      <w:bookmarkStart w:id="2" w:name="_Toc241225193"/>
+      <w:bookmarkStart w:id="2" w:name="_Toc241227253"/>
       <w:r>
         <w:t>2.1 Segmento de atuação</w:t>
       </w:r>
@@ -5106,7 +5106,7 @@
       <w:pPr>
         <w:pStyle w:val="Ttulo2"/>
       </w:pPr>
-      <w:bookmarkStart w:id="3" w:name="_Toc241225194"/>
+      <w:bookmarkStart w:id="3" w:name="_Toc241227254"/>
       <w:r>
         <w:t>2.2 Produtos e serviços</w:t>
       </w:r>
@@ -5124,7 +5124,7 @@
       <w:pPr>
         <w:pStyle w:val="Ttulo2"/>
       </w:pPr>
-      <w:bookmarkStart w:id="4" w:name="_Toc241225195"/>
+      <w:bookmarkStart w:id="4" w:name="_Toc241227255"/>
       <w:r>
         <w:t>2.3 Estrutura organizacional</w:t>
       </w:r>
@@ -5177,7 +5177,7 @@
       <w:pPr>
         <w:pStyle w:val="Ttulo2"/>
       </w:pPr>
-      <w:bookmarkStart w:id="5" w:name="_Toc241225196"/>
+      <w:bookmarkStart w:id="5" w:name="_Toc241227256"/>
       <w:r>
         <w:t>2.4 Principais processos</w:t>
       </w:r>
@@ -5235,7 +5235,7 @@
       <w:pPr>
         <w:pStyle w:val="Ttulo2"/>
       </w:pPr>
-      <w:bookmarkStart w:id="6" w:name="_Toc241225197"/>
+      <w:bookmarkStart w:id="6" w:name="_Toc241227257"/>
       <w:r>
         <w:t>2.5 Problemas identificados</w:t>
       </w:r>
@@ -5307,7 +5307,7 @@
       <w:pPr>
         <w:pStyle w:val="Ttulo2"/>
       </w:pPr>
-      <w:bookmarkStart w:id="7" w:name="_Toc241225198"/>
+      <w:bookmarkStart w:id="7" w:name="_Toc241227258"/>
       <w:r>
         <w:t>2.6 Oportunidades de melhoria por meio da tecnologia</w:t>
       </w:r>
@@ -5877,7 +5877,7 @@
       <w:pPr>
         <w:pStyle w:val="Ttulo1"/>
       </w:pPr>
-      <w:bookmarkStart w:id="8" w:name="_Toc241225199"/>
+      <w:bookmarkStart w:id="8" w:name="_Toc241227259"/>
       <w:r>
         <w:lastRenderedPageBreak/>
         <w:t>3 PLANEJAMENTO DA SOLUÇÃO TECNOLÓGICA</w:t>
@@ -5899,7 +5899,7 @@
       <w:pPr>
         <w:pStyle w:val="Ttulo2"/>
       </w:pPr>
-      <w:bookmarkStart w:id="9" w:name="_Toc241225200"/>
+      <w:bookmarkStart w:id="9" w:name="_Toc241227260"/>
       <w:r>
         <w:t>3.1 Problema a ser resolvido</w:t>
       </w:r>
@@ -5926,7 +5926,7 @@
       <w:pPr>
         <w:pStyle w:val="Ttulo2"/>
       </w:pPr>
-      <w:bookmarkStart w:id="10" w:name="_Toc241225201"/>
+      <w:bookmarkStart w:id="10" w:name="_Toc241227261"/>
       <w:r>
         <w:t>3.2 Objetivos da solução</w:t>
       </w:r>
@@ -5964,7 +5964,7 @@
       <w:pPr>
         <w:pStyle w:val="Ttulo2"/>
       </w:pPr>
-      <w:bookmarkStart w:id="11" w:name="_Toc241225202"/>
+      <w:bookmarkStart w:id="11" w:name="_Toc241227262"/>
       <w:r>
         <w:t>3.3 Público-alvo</w:t>
       </w:r>
@@ -6009,7 +6009,7 @@
       <w:pPr>
         <w:pStyle w:val="Ttulo2"/>
       </w:pPr>
-      <w:bookmarkStart w:id="12" w:name="_Toc241225203"/>
+      <w:bookmarkStart w:id="12" w:name="_Toc241227263"/>
       <w:r>
         <w:t>3.4 Proposta de valor</w:t>
       </w:r>
@@ -6063,7 +6063,7 @@
       <w:pPr>
         <w:pStyle w:val="Ttulo2"/>
       </w:pPr>
-      <w:bookmarkStart w:id="13" w:name="_Toc241225204"/>
+      <w:bookmarkStart w:id="13" w:name="_Toc241227264"/>
       <w:r>
         <w:lastRenderedPageBreak/>
         <w:t>3.5 Benefícios esperados</w:t>
@@ -6617,7 +6617,7 @@
       <w:pPr>
         <w:pStyle w:val="Ttulo2"/>
       </w:pPr>
-      <w:bookmarkStart w:id="14" w:name="_Toc241225205"/>
+      <w:bookmarkStart w:id="14" w:name="_Toc241227265"/>
       <w:r>
         <w:t>3.6 Diferenciais competitivos</w:t>
       </w:r>
@@ -6680,7 +6680,7 @@
       <w:pPr>
         <w:pStyle w:val="Ttulo2"/>
       </w:pPr>
-      <w:bookmarkStart w:id="15" w:name="_Toc241225206"/>
+      <w:bookmarkStart w:id="15" w:name="_Toc241227266"/>
       <w:r>
         <w:t>3.7 Modelo de negócio e viabilidade</w:t>
       </w:r>
@@ -7147,7 +7147,7 @@
       <w:pPr>
         <w:pStyle w:val="Ttulo1"/>
       </w:pPr>
-      <w:bookmarkStart w:id="16" w:name="_Toc241225207"/>
+      <w:bookmarkStart w:id="16" w:name="_Toc241227267"/>
       <w:r>
         <w:lastRenderedPageBreak/>
         <w:t>4 RESPONSABILIDADE SOCIAL E DIVERSIDADE</w:t>
@@ -7169,7 +7169,7 @@
       <w:pPr>
         <w:pStyle w:val="Ttulo2"/>
       </w:pPr>
-      <w:bookmarkStart w:id="17" w:name="_Toc241225208"/>
+      <w:bookmarkStart w:id="17" w:name="_Toc241227268"/>
       <w:r>
         <w:t>4.1 Combate à discriminação</w:t>
       </w:r>
@@ -7223,7 +7223,7 @@
       <w:pPr>
         <w:pStyle w:val="Ttulo2"/>
       </w:pPr>
-      <w:bookmarkStart w:id="18" w:name="_Toc241225209"/>
+      <w:bookmarkStart w:id="18" w:name="_Toc241227269"/>
       <w:r>
         <w:t>4.2 Valorização da diversidade</w:t>
       </w:r>
@@ -7268,7 +7268,7 @@
       <w:pPr>
         <w:pStyle w:val="Ttulo2"/>
       </w:pPr>
-      <w:bookmarkStart w:id="19" w:name="_Toc241225210"/>
+      <w:bookmarkStart w:id="19" w:name="_Toc241227270"/>
       <w:r>
         <w:t>4.3 Recursos tecnológicos inclusivos</w:t>
       </w:r>
@@ -7331,7 +7331,7 @@
       <w:pPr>
         <w:pStyle w:val="Ttulo2"/>
       </w:pPr>
-      <w:bookmarkStart w:id="20" w:name="_Toc241225211"/>
+      <w:bookmarkStart w:id="20" w:name="_Toc241227271"/>
       <w:r>
         <w:lastRenderedPageBreak/>
         <w:t>4.4 Ações voltadas à acessibilidade</w:t>
@@ -7635,7 +7635,7 @@
       <w:pPr>
         <w:pStyle w:val="Ttulo2"/>
       </w:pPr>
-      <w:bookmarkStart w:id="21" w:name="_Toc241225212"/>
+      <w:bookmarkStart w:id="21" w:name="_Toc241227272"/>
       <w:r>
         <w:t>4.5 Tecnologia para a promoção da cidadania</w:t>
       </w:r>
@@ -7680,7 +7680,7 @@
       <w:pPr>
         <w:pStyle w:val="Ttulo2"/>
       </w:pPr>
-      <w:bookmarkStart w:id="22" w:name="_Toc241225213"/>
+      <w:bookmarkStart w:id="22" w:name="_Toc241227273"/>
       <w:r>
         <w:t>4.6 Farol de Evasão</w:t>
       </w:r>
@@ -8280,7 +8280,7 @@
           <w:noProof/>
         </w:rPr>
         <w:drawing>
-          <wp:inline distT="0" distB="0" distL="0" distR="0" wp14:anchorId="4F5BBEB8" wp14:editId="2259275D">
+          <wp:inline distT="0" distB="0" distL="0" distR="0" wp14:anchorId="728BA24A" wp14:editId="2DE45415">
             <wp:extent cx="5400000" cy="2256548"/>
             <wp:effectExtent l="0" t="0" r="0" b="0"/>
             <wp:docPr id="2" name="Imagem 2"/>
@@ -8343,7 +8343,7 @@
       <w:pPr>
         <w:pStyle w:val="Ttulo1"/>
       </w:pPr>
-      <w:bookmarkStart w:id="23" w:name="_Toc241225214"/>
+      <w:bookmarkStart w:id="23" w:name="_Toc241227274"/>
       <w:r>
         <w:lastRenderedPageBreak/>
         <w:t>5 DESENVOLVIMENTO DA SOLUÇÃO WEB</w:t>
@@ -8365,7 +8365,7 @@
       <w:pPr>
         <w:pStyle w:val="Ttulo2"/>
       </w:pPr>
-      <w:bookmarkStart w:id="24" w:name="_Toc241225215"/>
+      <w:bookmarkStart w:id="24" w:name="_Toc241227275"/>
       <w:r>
         <w:t>5.1 Arquitetura da aplicação</w:t>
       </w:r>
@@ -8430,7 +8430,7 @@
           <w:noProof/>
         </w:rPr>
         <w:drawing>
-          <wp:inline distT="0" distB="0" distL="0" distR="0" wp14:anchorId="6065DF4F" wp14:editId="57609427">
+          <wp:inline distT="0" distB="0" distL="0" distR="0" wp14:anchorId="0BEBC48E" wp14:editId="3E2008E5">
             <wp:extent cx="5400000" cy="2633929"/>
             <wp:effectExtent l="0" t="0" r="0" b="0"/>
             <wp:docPr id="3" name="Imagem 3"/>
@@ -8484,7 +8484,7 @@
       <w:pPr>
         <w:pStyle w:val="Ttulo2"/>
       </w:pPr>
-      <w:bookmarkStart w:id="25" w:name="_Toc241225216"/>
+      <w:bookmarkStart w:id="25" w:name="_Toc241227276"/>
       <w:r>
         <w:lastRenderedPageBreak/>
         <w:t>5.2 Interface de programação REST</w:t>
@@ -9409,7 +9409,7 @@
       <w:pPr>
         <w:pStyle w:val="Ttulo2"/>
       </w:pPr>
-      <w:bookmarkStart w:id="26" w:name="_Toc241225217"/>
+      <w:bookmarkStart w:id="26" w:name="_Toc241227277"/>
       <w:r>
         <w:t>5.3 Autenticação</w:t>
       </w:r>
@@ -9470,7 +9470,7 @@
       <w:pPr>
         <w:pStyle w:val="Ttulo2"/>
       </w:pPr>
-      <w:bookmarkStart w:id="27" w:name="_Toc241225218"/>
+      <w:bookmarkStart w:id="27" w:name="_Toc241227278"/>
       <w:r>
         <w:t>5.4 Segurança</w:t>
       </w:r>
@@ -9581,7 +9581,7 @@
       <w:pPr>
         <w:pStyle w:val="Ttulo2"/>
       </w:pPr>
-      <w:bookmarkStart w:id="28" w:name="_Toc241225219"/>
+      <w:bookmarkStart w:id="28" w:name="_Toc241227279"/>
       <w:r>
         <w:t>5.5 Estrutura administrativa</w:t>
       </w:r>
@@ -9623,7 +9623,7 @@
         </w:rPr>
         <w:lastRenderedPageBreak/>
         <w:drawing>
-          <wp:inline distT="0" distB="0" distL="0" distR="0" wp14:anchorId="7213E16A" wp14:editId="3B02B559">
+          <wp:inline distT="0" distB="0" distL="0" distR="0" wp14:anchorId="529297D3" wp14:editId="04C64F36">
             <wp:extent cx="5400000" cy="2680952"/>
             <wp:effectExtent l="0" t="0" r="0" b="5715"/>
             <wp:docPr id="4" name="Imagem 4"/>
@@ -9677,7 +9677,7 @@
       <w:pPr>
         <w:pStyle w:val="Ttulo2"/>
       </w:pPr>
-      <w:bookmarkStart w:id="29" w:name="_Toc241225220"/>
+      <w:bookmarkStart w:id="29" w:name="_Toc241227280"/>
       <w:r>
         <w:t>5.6 Assistente virtual</w:t>
       </w:r>
@@ -9782,7 +9782,7 @@
           <w:noProof/>
         </w:rPr>
         <w:drawing>
-          <wp:inline distT="0" distB="0" distL="0" distR="0" wp14:anchorId="6DCC743D" wp14:editId="5E61C3E8">
+          <wp:inline distT="0" distB="0" distL="0" distR="0" wp14:anchorId="764B48A7" wp14:editId="4DCA93E2">
             <wp:extent cx="5400000" cy="2645238"/>
             <wp:effectExtent l="0" t="0" r="0" b="3175"/>
             <wp:docPr id="5" name="Imagem 5"/>
@@ -9836,7 +9836,7 @@
       <w:pPr>
         <w:pStyle w:val="Ttulo2"/>
       </w:pPr>
-      <w:bookmarkStart w:id="30" w:name="_Toc241225221"/>
+      <w:bookmarkStart w:id="30" w:name="_Toc241227281"/>
       <w:r>
         <w:t>5.7 Integração entre módulos</w:t>
       </w:r>
@@ -9854,7 +9854,7 @@
       <w:pPr>
         <w:pStyle w:val="Ttulo2"/>
       </w:pPr>
-      <w:bookmarkStart w:id="31" w:name="_Toc241225222"/>
+      <w:bookmarkStart w:id="31" w:name="_Toc241227282"/>
       <w:r>
         <w:t>5.8 Correções decorrentes de teste em dispositivo real</w:t>
       </w:r>
@@ -9947,7 +9947,7 @@
       <w:pPr>
         <w:pStyle w:val="Ttulo1"/>
       </w:pPr>
-      <w:bookmarkStart w:id="32" w:name="_Toc241225223"/>
+      <w:bookmarkStart w:id="32" w:name="_Toc241227283"/>
       <w:r>
         <w:lastRenderedPageBreak/>
         <w:t>6 DESENVOLVIMENTO DA SOLUÇÃO MOBILE</w:t>
@@ -9969,7 +9969,7 @@
       <w:pPr>
         <w:pStyle w:val="Ttulo2"/>
       </w:pPr>
-      <w:bookmarkStart w:id="33" w:name="_Toc241225224"/>
+      <w:bookmarkStart w:id="33" w:name="_Toc241227284"/>
       <w:r>
         <w:t>6.1 Tecnologia adotada e justificativa</w:t>
       </w:r>
@@ -10022,7 +10022,7 @@
       <w:pPr>
         <w:pStyle w:val="Ttulo2"/>
       </w:pPr>
-      <w:bookmarkStart w:id="34" w:name="_Toc241225225"/>
+      <w:bookmarkStart w:id="34" w:name="_Toc241227285"/>
       <w:r>
         <w:t>6.2 Telas principais</w:t>
       </w:r>
@@ -10144,7 +10144,7 @@
               </w:rPr>
               <w:lastRenderedPageBreak/>
               <w:drawing>
-                <wp:inline distT="0" distB="0" distL="0" distR="0" wp14:anchorId="78728923" wp14:editId="1B02437C">
+                <wp:inline distT="0" distB="0" distL="0" distR="0" wp14:anchorId="2BFFB2F9" wp14:editId="5A81E452">
                   <wp:extent cx="1831474" cy="3960000"/>
                   <wp:effectExtent l="0" t="0" r="0" b="2540"/>
                   <wp:docPr id="7" name="Imagem 7"/>
@@ -10190,7 +10190,7 @@
                 <w:noProof/>
               </w:rPr>
               <w:drawing>
-                <wp:inline distT="0" distB="0" distL="0" distR="0" wp14:anchorId="6004E332" wp14:editId="3C60634B">
+                <wp:inline distT="0" distB="0" distL="0" distR="0" wp14:anchorId="6FF3324D" wp14:editId="412FFB89">
                   <wp:extent cx="1828973" cy="3960001"/>
                   <wp:effectExtent l="0" t="0" r="0" b="2540"/>
                   <wp:docPr id="6" name="Imagem 6"/>
@@ -10269,7 +10269,7 @@
               </w:rPr>
               <w:lastRenderedPageBreak/>
               <w:drawing>
-                <wp:inline distT="0" distB="0" distL="0" distR="0" wp14:anchorId="128CA297" wp14:editId="501D7A7F">
+                <wp:inline distT="0" distB="0" distL="0" distR="0" wp14:anchorId="30219339" wp14:editId="3B2A2326">
                   <wp:extent cx="1831474" cy="3960000"/>
                   <wp:effectExtent l="0" t="0" r="0" b="2540"/>
                   <wp:docPr id="9" name="Imagem 9"/>
@@ -10315,7 +10315,7 @@
                 <w:noProof/>
               </w:rPr>
               <w:drawing>
-                <wp:inline distT="0" distB="0" distL="0" distR="0" wp14:anchorId="294E5DF7" wp14:editId="7191F45E">
+                <wp:inline distT="0" distB="0" distL="0" distR="0" wp14:anchorId="35A4903F" wp14:editId="05966981">
                   <wp:extent cx="1831474" cy="3960000"/>
                   <wp:effectExtent l="0" t="0" r="0" b="2540"/>
                   <wp:docPr id="8" name="Imagem 8"/>
@@ -10389,7 +10389,7 @@
       <w:pPr>
         <w:pStyle w:val="Ttulo2"/>
       </w:pPr>
-      <w:bookmarkStart w:id="35" w:name="_Toc241225226"/>
+      <w:bookmarkStart w:id="35" w:name="_Toc241227286"/>
       <w:r>
         <w:lastRenderedPageBreak/>
         <w:t>6.3 Fluxo de navegação</w:t>
@@ -10434,7 +10434,7 @@
       <w:pPr>
         <w:pStyle w:val="Ttulo2"/>
       </w:pPr>
-      <w:bookmarkStart w:id="36" w:name="_Toc241225227"/>
+      <w:bookmarkStart w:id="36" w:name="_Toc241227287"/>
       <w:r>
         <w:t>6.4 Autenticação e armazenamento seguro</w:t>
       </w:r>
@@ -10489,7 +10489,7 @@
       <w:pPr>
         <w:pStyle w:val="Ttulo2"/>
       </w:pPr>
-      <w:bookmarkStart w:id="37" w:name="_Toc241225228"/>
+      <w:bookmarkStart w:id="37" w:name="_Toc241227288"/>
       <w:r>
         <w:t>6.5 Sincronização de dados</w:t>
       </w:r>
@@ -10525,7 +10525,7 @@
       <w:pPr>
         <w:pStyle w:val="Ttulo2"/>
       </w:pPr>
-      <w:bookmarkStart w:id="38" w:name="_Toc241225229"/>
+      <w:bookmarkStart w:id="38" w:name="_Toc241227289"/>
       <w:r>
         <w:t>6.6 Integração com a interface de programação</w:t>
       </w:r>
@@ -10544,16 +10544,19 @@
         <w:ind w:firstLine="850"/>
       </w:pPr>
       <w:r>
-        <w:t>A camada de acesso concentra três responsabilidades: montagem das requisições com injeção automática do token; normalização do envelope de resposta; e aplicação de tempo limite de quinze segundos, evitando que a interface permaneça indefinidamente em espera diante de um servidor inacessível.</w:t>
+        <w:t xml:space="preserve">A camada de acesso concentra três responsabilidades: montagem das requisições com injeção automática do token; normalização do envelope de resposta; e aplicação de tempo limite, evitando espera indefinida. Com a implantação da seção 9, o aplicativo passou a consumir a instância em nuvem e funciona em qualquer rede, inclusive dados móveis. O tempo </w:t>
+      </w:r>
+      <w:r>
+        <w:lastRenderedPageBreak/>
+        <w:t>limite foi ampliado de quinze para sessenta segundos, pois o plano gratuito hiberna e leva cerca de 50 segundos para acordar; para reduzir a espera, o aplicativo dispara a verificação de saúde ao ser aberto, e o servidor acorda enquanto o usuário digita as credenciais.</w:t>
       </w:r>
     </w:p>
     <w:p>
       <w:pPr>
         <w:pStyle w:val="Ttulo2"/>
       </w:pPr>
-      <w:bookmarkStart w:id="39" w:name="_Toc241225230"/>
-      <w:r>
-        <w:lastRenderedPageBreak/>
+      <w:bookmarkStart w:id="39" w:name="_Toc241227290"/>
+      <w:r>
         <w:t>6.7 Acessibilidade no aplicativo</w:t>
       </w:r>
       <w:bookmarkEnd w:id="39"/>
@@ -10583,7 +10586,7 @@
           <w:noProof/>
         </w:rPr>
         <w:drawing>
-          <wp:inline distT="0" distB="0" distL="0" distR="0" wp14:anchorId="4C68FDA9" wp14:editId="5115B9A3">
+          <wp:inline distT="0" distB="0" distL="0" distR="0" wp14:anchorId="5A03CF5A" wp14:editId="08075922">
             <wp:extent cx="2497558" cy="5400000"/>
             <wp:effectExtent l="0" t="0" r="0" b="0"/>
             <wp:docPr id="10" name="Imagem 10"/>
@@ -10638,11 +10641,11 @@
         <w:ind w:firstLine="850"/>
       </w:pPr>
       <w:r>
-        <w:t xml:space="preserve">A captura desta figura revelou um defeito que três revisões do código não haviam identificado. A paleta de alto contraste substitui a cor de destaque pelo amarelo, mas o texto sobreposto a essas superfícies permanecia branco, produzindo razão de contraste de 1,07:1 quando a WCAG 2.1 exige 4,5:1 no nível AA. Cinco componentes eram afetados, entre eles o próprio interruptor de alto contraste: o texto que descreve o recurso tornava-se ilegível exatamente quando o recurso era acionado. A correção introduziu um token cromático </w:t>
+        <w:t xml:space="preserve">A captura desta figura revelou um defeito que três revisões do código não haviam identificado. A paleta de alto contraste substitui a cor de destaque pelo amarelo, mas o texto sobreposto a essas superfícies permanecia branco, produzindo razão de contraste de 1,07:1 </w:t>
       </w:r>
       <w:r>
         <w:lastRenderedPageBreak/>
-        <w:t>específico para texto sobre superfícies de destaque, definido por paleta; em alto contraste, o preto sobre amarelo rende 19,6:1.</w:t>
+        <w:t>quando a WCAG 2.1 exige 4,5:1 no nível AA. Cinco componentes eram afetados, entre eles o próprio interruptor de alto contraste: o texto que descreve o recurso tornava-se ilegível exatamente quando o recurso era acionado. A correção introduziu um token cromático específico para texto sobre superfícies de destaque, definido por paleta; em alto contraste, o preto sobre amarelo rende 19,6:1.</w:t>
       </w:r>
     </w:p>
     <w:p>
@@ -10657,7 +10660,7 @@
       <w:pPr>
         <w:pStyle w:val="Ttulo2"/>
       </w:pPr>
-      <w:bookmarkStart w:id="40" w:name="_Toc241225231"/>
+      <w:bookmarkStart w:id="40" w:name="_Toc241227291"/>
       <w:r>
         <w:t>6.8 Verificação</w:t>
       </w:r>
@@ -10694,7 +10697,7 @@
         <w:ind w:firstLine="850"/>
       </w:pPr>
       <w:r>
-        <w:t>O aparelho não alcançava o servidor porque o firewall bloqueava as portas em rede classificada como pública, resolvido por regra restrita à sub-rede local. O endereço deixou de responder após renovação por DHCP, corrigido pela atualização da configuração e pela recomendação de reserva fixa. O projeto foi recusado pelo aplicativo intermediário por divergência de SDK, resolvida pelo alinhamento à versão vigente, e novamente por falta de autenticação, já que o aplicativo estava vinculado a uma conta enquanto a ferramenta de linha de comando permanecia anônima.</w:t>
+        <w:t>O aparelho não alcançava o servidor porque o firewall bloqueava as portas em rede classificada como pública, resolvido por regra restrita à sub-rede local. O endereço deixou de responder após renovação por DHCP, corrigido pela atualização da configuração — dificuldades de rede local que a migração para a nuvem eliminou. O projeto foi recusado pelo aplicativo intermediário por divergência de SDK, resolvida pelo alinhamento à versão vigente, e novamente por falta de autenticação, já que o aplicativo estava vinculado a uma conta enquanto a ferramenta de linha de comando permanecia anônima.</w:t>
       </w:r>
     </w:p>
     <w:p>
@@ -10702,15 +10705,7 @@
         <w:ind w:firstLine="850"/>
       </w:pPr>
       <w:r>
-        <w:t>O segundo obstáculo ilustra a fragilidade de ambientes apoiados em endereçamento dinâmico: o endereço da estação foi alterado pelo roteador no intervalo entre dois testes, fazendo falhar uma configuração que antes funcionava.</w:t>
-      </w:r>
-    </w:p>
-    <w:p>
-      <w:pPr>
-        <w:ind w:firstLine="850"/>
-      </w:pPr>
-      <w:r>
-        <w:t>O terceiro ocorreu duas vezes, em sentidos opostos. O aplicativo intermediário usado para executar o projeto em dispositivo físico é distribuído pela loja da fabricante, que mantém apenas a versão mais recente. Quando o projeto foi criado, essa versão era anterior à dele, o que exigiu regredi-lo; semanas depois, o aplicativo atualizou-se automaticamente e passou a exigir a versão mais nova, tornando necessário desfazer a regressão. A dependência de um componente cuja versão não está sob controle da equipe é risco concreto de indisponibilidade em demonstrações agendadas, mitigado com a desativação da atualização automática no aparelho.</w:t>
+        <w:t>A divergência de SDK ocorreu duas vezes, em sentidos opostos. O aplicativo intermediário usado para executar o projeto em dispositivo físico é distribuído pela loja da fabricante, que mantém apenas a versão mais recente. Quando o projeto foi criado, essa versão era anterior à dele, o que exigiu regredi-lo; semanas depois, o aplicativo atualizou-se automaticamente e passou a exigir a versão mais nova, tornando necessário desfazer a regressão. A dependência de um componente cuja versão não está sob controle da equipe é risco concreto de indisponibilidade em demonstrações agendadas, mitigado com a desativação da atualização automática no aparelho.</w:t>
       </w:r>
     </w:p>
     <w:p>
@@ -10726,7 +10721,7 @@
       <w:pPr>
         <w:pStyle w:val="Ttulo1"/>
       </w:pPr>
-      <w:bookmarkStart w:id="41" w:name="_Toc241225232"/>
+      <w:bookmarkStart w:id="41" w:name="_Toc241227292"/>
       <w:r>
         <w:lastRenderedPageBreak/>
         <w:t>7 ARQUITETURA DE SOFTWARE</w:t>
@@ -10748,7 +10743,7 @@
       <w:pPr>
         <w:pStyle w:val="Ttulo2"/>
       </w:pPr>
-      <w:bookmarkStart w:id="42" w:name="_Toc241225233"/>
+      <w:bookmarkStart w:id="42" w:name="_Toc241227293"/>
       <w:r>
         <w:t>7.1 Situação inicial e motivação</w:t>
       </w:r>
@@ -10792,7 +10787,7 @@
       <w:pPr>
         <w:pStyle w:val="Ttulo2"/>
       </w:pPr>
-      <w:bookmarkStart w:id="43" w:name="_Toc241225234"/>
+      <w:bookmarkStart w:id="43" w:name="_Toc241227294"/>
       <w:r>
         <w:t>7.2 Organização em camadas</w:t>
       </w:r>
@@ -11144,7 +11139,7 @@
       <w:pPr>
         <w:pStyle w:val="Ttulo2"/>
       </w:pPr>
-      <w:bookmarkStart w:id="44" w:name="_Toc241225235"/>
+      <w:bookmarkStart w:id="44" w:name="_Toc241227295"/>
       <w:r>
         <w:lastRenderedPageBreak/>
         <w:t>7.3 Orientação a objetos</w:t>
@@ -11219,7 +11214,7 @@
       <w:pPr>
         <w:pStyle w:val="Ttulo2"/>
       </w:pPr>
-      <w:bookmarkStart w:id="45" w:name="_Toc241225236"/>
+      <w:bookmarkStart w:id="45" w:name="_Toc241227296"/>
       <w:r>
         <w:t>7.4 Modularização</w:t>
       </w:r>
@@ -11246,7 +11241,7 @@
       <w:pPr>
         <w:pStyle w:val="Ttulo2"/>
       </w:pPr>
-      <w:bookmarkStart w:id="46" w:name="_Toc241225237"/>
+      <w:bookmarkStart w:id="46" w:name="_Toc241227297"/>
       <w:r>
         <w:t>7.5 Verificação da refatoração</w:t>
       </w:r>
@@ -11281,7 +11276,7 @@
       <w:pPr>
         <w:pStyle w:val="Ttulo1"/>
       </w:pPr>
-      <w:bookmarkStart w:id="47" w:name="_Toc241225238"/>
+      <w:bookmarkStart w:id="47" w:name="_Toc241227298"/>
       <w:r>
         <w:lastRenderedPageBreak/>
         <w:t>8 PROJETO DO BANCO DE DADOS</w:t>
@@ -11303,7 +11298,7 @@
       <w:pPr>
         <w:pStyle w:val="Ttulo2"/>
       </w:pPr>
-      <w:bookmarkStart w:id="48" w:name="_Toc241225239"/>
+      <w:bookmarkStart w:id="48" w:name="_Toc241227299"/>
       <w:r>
         <w:t>8.1 Justificativa do modelo relacional</w:t>
       </w:r>
@@ -11338,7 +11333,7 @@
       <w:pPr>
         <w:pStyle w:val="Ttulo2"/>
       </w:pPr>
-      <w:bookmarkStart w:id="49" w:name="_Toc241225240"/>
+      <w:bookmarkStart w:id="49" w:name="_Toc241227300"/>
       <w:r>
         <w:t>8.2 Modelo conceitual</w:t>
       </w:r>
@@ -11369,7 +11364,7 @@
           <w:noProof/>
         </w:rPr>
         <w:drawing>
-          <wp:inline distT="0" distB="0" distL="0" distR="0" wp14:anchorId="0D08121D" wp14:editId="52E46741">
+          <wp:inline distT="0" distB="0" distL="0" distR="0" wp14:anchorId="5310AEB3" wp14:editId="26C3580F">
             <wp:extent cx="5400000" cy="3639286"/>
             <wp:effectExtent l="0" t="0" r="0" b="0"/>
             <wp:docPr id="11" name="Imagem 11"/>
@@ -11435,7 +11430,7 @@
       <w:pPr>
         <w:pStyle w:val="Ttulo2"/>
       </w:pPr>
-      <w:bookmarkStart w:id="50" w:name="_Toc241225241"/>
+      <w:bookmarkStart w:id="50" w:name="_Toc241227301"/>
       <w:r>
         <w:t>8.3 Modelo lógico</w:t>
       </w:r>
@@ -11599,7 +11594,7 @@
       <w:pPr>
         <w:pStyle w:val="Ttulo2"/>
       </w:pPr>
-      <w:bookmarkStart w:id="51" w:name="_Toc241225242"/>
+      <w:bookmarkStart w:id="51" w:name="_Toc241227302"/>
       <w:r>
         <w:t>8.4 Modelo físico</w:t>
       </w:r>
@@ -11659,7 +11654,7 @@
         </w:rPr>
         <w:lastRenderedPageBreak/>
         <w:drawing>
-          <wp:inline distT="0" distB="0" distL="0" distR="0" wp14:anchorId="68BFABF0" wp14:editId="016FFDE0">
+          <wp:inline distT="0" distB="0" distL="0" distR="0" wp14:anchorId="2314FFD7" wp14:editId="203AAE8C">
             <wp:extent cx="5400000" cy="4407738"/>
             <wp:effectExtent l="0" t="0" r="0" b="0"/>
             <wp:docPr id="12" name="Imagem 12"/>
@@ -12043,7 +12038,7 @@
       <w:pPr>
         <w:pStyle w:val="Ttulo2"/>
       </w:pPr>
-      <w:bookmarkStart w:id="52" w:name="_Toc241225243"/>
+      <w:bookmarkStart w:id="52" w:name="_Toc241227303"/>
       <w:r>
         <w:t>8.5 Procedimentos armazenados</w:t>
       </w:r>
@@ -12372,7 +12367,7 @@
       <w:pPr>
         <w:pStyle w:val="Ttulo2"/>
       </w:pPr>
-      <w:bookmarkStart w:id="53" w:name="_Toc241225244"/>
+      <w:bookmarkStart w:id="53" w:name="_Toc241227304"/>
       <w:r>
         <w:lastRenderedPageBreak/>
         <w:t>8.6 Gatilhos</w:t>
@@ -12693,7 +12688,7 @@
       <w:pPr>
         <w:pStyle w:val="Ttulo2"/>
       </w:pPr>
-      <w:bookmarkStart w:id="54" w:name="_Toc241225245"/>
+      <w:bookmarkStart w:id="54" w:name="_Toc241227305"/>
       <w:r>
         <w:t>8.7 Verificação</w:t>
       </w:r>
@@ -12704,145 +12699,136 @@
         <w:ind w:firstLine="850"/>
       </w:pPr>
       <w:r>
-        <w:t xml:space="preserve">Aplicados em banco criado do zero, os scripts geraram 13 tabelas, 15 índices, 4 procedimentos, 4 gatilhos e 1 visão. O </w:t>
+        <w:t xml:space="preserve">Aplicados em banco criado do zero, os scripts geraram 13 tabelas, 15 índices, 4 procedimentos, 4 gatilhos e 1 visão, e o </w:t>
       </w:r>
       <w:r>
         <w:rPr>
           <w:rFonts w:ascii="Courier New" w:hAnsi="Courier New" w:cs="Courier New"/>
           <w:sz w:val="22"/>
         </w:rPr>
-        <w:t>sp_RankingGeral</w:t>
-      </w:r>
-      <w:r>
-        <w:t xml:space="preserve"> classificou corretamente em 100% e 66,67%; o </w:t>
+        <w:t>tr_Resultados_Validar</w:t>
+      </w:r>
+      <w:r>
+        <w:t xml:space="preserve"> rejeitou acertos iguais a 999 e a −5. No teste do limite de vagas, </w:t>
+      </w:r>
+      <w:r>
+        <w:rPr>
+          <w:b/>
+        </w:rPr>
+        <w:t>tentou-se inserir 45 estudantes em uma turma</w:t>
+      </w:r>
+      <w:r>
+        <w:t>: o gatilho interrompeu a 41ª inserção, e a regra RN01, que no PIM III era linha de tabela, tornou-se restrição verificável.</w:t>
+      </w:r>
+    </w:p>
+    <w:p>
+      <w:pPr>
+        <w:ind w:firstLine="850"/>
+      </w:pPr>
+      <w:r>
+        <w:t xml:space="preserve">Dois defeitos escaparam a essa verificação por não se manifestarem em consulta. O hash de senha das contas de demonstração provinha de exemplo da documentação do BCrypt, e </w:t>
+      </w:r>
+      <w:r>
+        <w:rPr>
+          <w:b/>
+        </w:rPr>
+        <w:t>nenhuma conta autenticava</w:t>
+      </w:r>
+      <w:r>
+        <w:t xml:space="preserve"> — corrigido gerando o hash com a biblioteca da aplicação e conferindo-o com </w:t>
       </w:r>
       <w:r>
         <w:rPr>
           <w:rFonts w:ascii="Courier New" w:hAnsi="Courier New" w:cs="Courier New"/>
           <w:sz w:val="22"/>
         </w:rPr>
-        <w:t>sp_DesempenhoTurma</w:t>
-      </w:r>
-      <w:r>
-        <w:t xml:space="preserve"> atribuiu as faixas "Destaque" e "Em Progresso"; o </w:t>
+        <w:t>Verify()</w:t>
+      </w:r>
+      <w:r>
+        <w:t xml:space="preserve">. E os gatilhos, corretos isoladamente, </w:t>
+      </w:r>
+      <w:r>
+        <w:rPr>
+          <w:b/>
+        </w:rPr>
+        <w:t>colidiam com o Entity Framework</w:t>
+      </w:r>
+      <w:r>
+        <w:t xml:space="preserve">: desde a versão 7, ele grava alterações com </w:t>
       </w:r>
       <w:r>
         <w:rPr>
           <w:rFonts w:ascii="Courier New" w:hAnsi="Courier New" w:cs="Courier New"/>
           <w:sz w:val="22"/>
         </w:rPr>
-        <w:t>tr_Resultados_Validar</w:t>
-      </w:r>
-      <w:r>
-        <w:t xml:space="preserve"> rejeitou acertos iguais a 999 e a −5; e o </w:t>
+        <w:t>UPDATE ... OUTPUT</w:t>
+      </w:r>
+      <w:r>
+        <w:t>, comando que o SQL Server recusa em tabela com gatilho. Redefinir senha, editar usuário e encerrar sessão falhavam, enquanto o login, que só insere, funcionava — o que ocultou o defeito até a produção. Declarar os gatilhos no mapeamento (</w:t>
       </w:r>
       <w:r>
         <w:rPr>
           <w:rFonts w:ascii="Courier New" w:hAnsi="Courier New" w:cs="Courier New"/>
           <w:sz w:val="22"/>
         </w:rPr>
-        <w:t>tr_Usuarios_Auditoria</w:t>
-      </w:r>
-      <w:r>
-        <w:t xml:space="preserve"> registrou as alterações de situação.</w:t>
-      </w:r>
+        <w:t>HasTrigger</w:t>
+      </w:r>
+      <w:r>
+        <w:t>) o corrigiu.</w:t>
+      </w:r>
+    </w:p>
+    <w:p>
+      <w:pPr>
+        <w:pStyle w:val="Ttulo2"/>
+      </w:pPr>
+      <w:bookmarkStart w:id="55" w:name="_Toc241227306"/>
+      <w:r>
+        <w:t>8.8 Script completo</w:t>
+      </w:r>
+      <w:bookmarkEnd w:id="55"/>
     </w:p>
     <w:p>
       <w:pPr>
         <w:ind w:firstLine="850"/>
       </w:pPr>
       <w:r>
-        <w:t xml:space="preserve">O teste mais significativo foi o do limite de vagas: </w:t>
-      </w:r>
-      <w:r>
-        <w:rPr>
-          <w:b/>
-        </w:rPr>
-        <w:t>tentou-se inserir 45 estudantes em uma turma</w:t>
-      </w:r>
-      <w:r>
-        <w:t>. O gatilho interrompeu a operação na quadragésima primeira inserção, e a contagem final permaneceu em exatamente 40. A regra RN01, que no PIM III era uma linha de tabela, passou a ser restrição verificável.</w:t>
-      </w:r>
-    </w:p>
-    <w:p>
-      <w:pPr>
-        <w:ind w:firstLine="850"/>
-      </w:pPr>
-      <w:r>
-        <w:t xml:space="preserve">A verificação expôs ainda um defeito invisível ao banco: as contas de demonstração eram criadas sem erro, mas </w:t>
-      </w:r>
-      <w:r>
-        <w:rPr>
-          <w:b/>
-        </w:rPr>
-        <w:t>nenhuma conseguia autenticar</w:t>
-      </w:r>
-      <w:r>
-        <w:t xml:space="preserve">, pois o hash de senha fixado no script provinha de um exemplo da documentação do BCrypt. Sendo o hash irreversível, nenhuma consulta o revelaria; só a tentativa de autenticação o evidenciou. A correção gerou o hash com a biblioteca da aplicação e o conferiu com </w:t>
+        <w:t xml:space="preserve">O projeto do banco organiza-se em quatro scripts sequenciais: </w:t>
       </w:r>
       <w:r>
         <w:rPr>
           <w:rFonts w:ascii="Courier New" w:hAnsi="Courier New" w:cs="Courier New"/>
           <w:sz w:val="22"/>
         </w:rPr>
-        <w:t>Verify()</w:t>
-      </w:r>
-      <w:r>
-        <w:t xml:space="preserve"> antes de fixá-lo.</w:t>
-      </w:r>
-    </w:p>
-    <w:p>
-      <w:pPr>
-        <w:pStyle w:val="Ttulo2"/>
-      </w:pPr>
-      <w:bookmarkStart w:id="55" w:name="_Toc241225246"/>
-      <w:r>
-        <w:t>8.8 Script completo</w:t>
-      </w:r>
-      <w:bookmarkEnd w:id="55"/>
-    </w:p>
-    <w:p>
-      <w:pPr>
-        <w:ind w:firstLine="850"/>
-      </w:pPr>
-      <w:r>
-        <w:t xml:space="preserve">O projeto do banco organiza-se em quatro scripts sequenciais: </w:t>
+        <w:t>01_schema.sql</w:t>
+      </w:r>
+      <w:r>
+        <w:t xml:space="preserve">, que cria o banco, as 13 tabelas e os 15 índices; </w:t>
       </w:r>
       <w:r>
         <w:rPr>
           <w:rFonts w:ascii="Courier New" w:hAnsi="Courier New" w:cs="Courier New"/>
           <w:sz w:val="22"/>
         </w:rPr>
-        <w:t>01_schema.sql</w:t>
-      </w:r>
-      <w:r>
-        <w:t xml:space="preserve">, que cria o banco, as 13 tabelas e os 15 índices; </w:t>
+        <w:t>02_procedures_triggers.sql</w:t>
+      </w:r>
+      <w:r>
+        <w:t xml:space="preserve">, com os procedimentos, gatilhos, visão e tabela de auditoria; </w:t>
       </w:r>
       <w:r>
         <w:rPr>
           <w:rFonts w:ascii="Courier New" w:hAnsi="Courier New" w:cs="Courier New"/>
           <w:sz w:val="22"/>
         </w:rPr>
-        <w:t>02_procedures_triggers.sql</w:t>
-      </w:r>
-      <w:r>
-        <w:t xml:space="preserve">, com os procedimentos, gatilhos, visão e tabela de auditoria; </w:t>
+        <w:t>03_carga_inicial.sql</w:t>
+      </w:r>
+      <w:r>
+        <w:t xml:space="preserve">, com os dados de demonstração; e </w:t>
       </w:r>
       <w:r>
         <w:rPr>
           <w:rFonts w:ascii="Courier New" w:hAnsi="Courier New" w:cs="Courier New"/>
           <w:sz w:val="22"/>
         </w:rPr>
-        <w:t>03_carga_inicial.sql</w:t>
-      </w:r>
-      <w:r>
-        <w:t xml:space="preserve">, com os dados de demonstração; e </w:t>
-      </w:r>
-      <w:r>
-        <w:rPr>
-          <w:rFonts w:ascii="Courier New" w:hAnsi="Courier New" w:cs="Courier New"/>
-          <w:sz w:val="22"/>
-        </w:rPr>
         <w:t>04_cenario_farol.sql</w:t>
       </w:r>
       <w:r>
@@ -12879,7 +12865,7 @@
       <w:pPr>
         <w:pStyle w:val="Ttulo1"/>
       </w:pPr>
-      <w:bookmarkStart w:id="56" w:name="_Toc241225247"/>
+      <w:bookmarkStart w:id="56" w:name="_Toc241227307"/>
       <w:r>
         <w:lastRenderedPageBreak/>
         <w:t>9 INFRAESTRUTURA EM NUVEM E DEVOPS</w:t>
@@ -12901,7 +12887,7 @@
       <w:pPr>
         <w:pStyle w:val="Ttulo2"/>
       </w:pPr>
-      <w:bookmarkStart w:id="57" w:name="_Toc241225248"/>
+      <w:bookmarkStart w:id="57" w:name="_Toc241227308"/>
       <w:r>
         <w:t>9.1 Arquitetura em nuvem</w:t>
       </w:r>
@@ -12990,7 +12976,7 @@
       <w:pPr>
         <w:pStyle w:val="Ttulo2"/>
       </w:pPr>
-      <w:bookmarkStart w:id="58" w:name="_Toc241225249"/>
+      <w:bookmarkStart w:id="58" w:name="_Toc241227309"/>
       <w:r>
         <w:t>9.2 Serviços utilizados</w:t>
       </w:r>
@@ -13010,7 +12996,7 @@
         <w:t>Render</w:t>
       </w:r>
       <w:r>
-        <w:t xml:space="preserve">, em modelo de Plataforma como Serviço (PaaS): não dispondo a instituição de equipe dedicada a servidores, o modelo em que o provedor mantém sistema operacional e runtime reduz a carga operacional. O banco de dados é o </w:t>
+        <w:t xml:space="preserve">, em Plataforma como Serviço (PaaS), que dispensa equipe dedicada a servidores. O banco de dados é o </w:t>
       </w:r>
       <w:r>
         <w:rPr>
@@ -13052,7 +13038,7 @@
       <w:pPr>
         <w:pStyle w:val="Ttulo2"/>
       </w:pPr>
-      <w:bookmarkStart w:id="59" w:name="_Toc241225250"/>
+      <w:bookmarkStart w:id="59" w:name="_Toc241227310"/>
       <w:r>
         <w:t>9.3 Contêineres</w:t>
       </w:r>
@@ -13072,25 +13058,7 @@
         <w:t>Docker</w:t>
       </w:r>
       <w:r>
-        <w:t xml:space="preserve">, em construção de múltiplos estágios: o </w:t>
-      </w:r>
-      <w:r>
-        <w:rPr>
-          <w:b/>
-        </w:rPr>
-        <w:t>estágio de compilação</w:t>
-      </w:r>
-      <w:r>
-        <w:t xml:space="preserve"> usa a imagem do SDK do .NET (cerca de 800 MB) para restaurar dependências e publicar a aplicação, e o </w:t>
-      </w:r>
-      <w:r>
-        <w:rPr>
-          <w:b/>
-        </w:rPr>
-        <w:t>estágio de execução</w:t>
-      </w:r>
-      <w:r>
-        <w:t xml:space="preserve"> parte da imagem do runtime (cerca de 220 MB) e recebe apenas os binários publicados. A separação resultou em imagem final de </w:t>
+        <w:t xml:space="preserve">, em construção de múltiplos estágios: a compilação usa a imagem do SDK do .NET (cerca de 800 MB), e a execução parte da imagem do runtime (cerca de 220 MB), recebendo apenas os binários publicados. A imagem final tem </w:t>
       </w:r>
       <w:r>
         <w:rPr>
@@ -13099,11 +13067,7 @@
         <w:t>376 MB</w:t>
       </w:r>
       <w:r>
-        <w:t xml:space="preserve"> e reduziu a superfície de ataque, pois SDK, compiladores e código-fonte não </w:t>
-      </w:r>
-      <w:r>
-        <w:lastRenderedPageBreak/>
-        <w:t xml:space="preserve">integram a imagem publicada. A aplicação executa sob </w:t>
+        <w:t xml:space="preserve"> e não contém SDK, compiladores nem código-fonte, e a aplicação executa sob </w:t>
       </w:r>
       <w:r>
         <w:rPr>
@@ -13112,7 +13076,7 @@
         <w:t>usuário sem privilégios</w:t>
       </w:r>
       <w:r>
-        <w:t>, de modo que um comprometimento não confere privilégios administrativos dentro do contêiner.</w:t>
+        <w:t>.</w:t>
       </w:r>
     </w:p>
     <w:p>
@@ -13157,7 +13121,11 @@
         <w:t>api</w:t>
       </w:r>
       <w:r>
-        <w:t>, que só inicia após a conclusão bem-sucedida do anterior. A sequência garante que a aplicação nunca encontre banco inexistente.</w:t>
+        <w:t xml:space="preserve">, que só inicia após a </w:t>
+      </w:r>
+      <w:r>
+        <w:lastRenderedPageBreak/>
+        <w:t>conclusão bem-sucedida do anterior. A sequência garante que a aplicação nunca encontre banco inexistente.</w:t>
       </w:r>
     </w:p>
     <w:p>
@@ -13177,7 +13145,7 @@
           <w:noProof/>
         </w:rPr>
         <w:drawing>
-          <wp:inline distT="0" distB="0" distL="0" distR="0" wp14:anchorId="05624513" wp14:editId="0610A92D">
+          <wp:inline distT="0" distB="0" distL="0" distR="0" wp14:anchorId="63324489" wp14:editId="51C23D2D">
             <wp:extent cx="5400000" cy="1433929"/>
             <wp:effectExtent l="0" t="0" r="0" b="0"/>
             <wp:docPr id="13" name="Imagem 13"/>
@@ -13231,7 +13199,7 @@
       <w:pPr>
         <w:pStyle w:val="Ttulo2"/>
       </w:pPr>
-      <w:bookmarkStart w:id="60" w:name="_Toc241225251"/>
+      <w:bookmarkStart w:id="60" w:name="_Toc241227311"/>
       <w:r>
         <w:t>9.4 Pipeline de integração e entrega contínuas</w:t>
       </w:r>
@@ -13319,7 +13287,7 @@
       <w:pPr>
         <w:pStyle w:val="Ttulo2"/>
       </w:pPr>
-      <w:bookmarkStart w:id="61" w:name="_Toc241225252"/>
+      <w:bookmarkStart w:id="61" w:name="_Toc241227312"/>
       <w:r>
         <w:t>9.5 Monitoramento</w:t>
       </w:r>
@@ -13357,71 +13325,76 @@
         <w:ind w:firstLine="850"/>
       </w:pPr>
       <w:r>
-        <w:t xml:space="preserve">A implementação inicial verificava apenas a presença do runtime e reportaria saúde com a aplicação inoperante — indicador que nunca acusa falha produz falsa confiança. A versão </w:t>
-      </w:r>
+        <w:t>A implementação inicial verificava apenas a presença do runtime e reportaria saúde com a aplicação inoperante — indicador que nunca acusa falha produz falsa confiança. A versão corrigida foi verificada interrompendo o banco deliberadamente: o endpoint passou de 200 a 503 e voltou a 200.</w:t>
+      </w:r>
+    </w:p>
+    <w:p>
+      <w:pPr>
+        <w:pStyle w:val="Ttulo2"/>
+      </w:pPr>
+      <w:bookmarkStart w:id="62" w:name="_Toc241227313"/>
       <w:r>
         <w:lastRenderedPageBreak/>
-        <w:t>corrigida foi verificada interrompendo o banco deliberadamente: o endpoint passou de 200 a 503 e voltou a 200.</w:t>
+        <w:t>9.6 Escalabilidade</w:t>
+      </w:r>
+      <w:bookmarkEnd w:id="62"/>
+    </w:p>
+    <w:p>
+      <w:pPr>
+        <w:ind w:firstLine="850"/>
+      </w:pPr>
+      <w:r>
+        <w:t>Sem sessão em memória, qualquer instância atende qualquer requisição, e adicionar réplicas não exige coordenação. Em expansão significativa, as medidas seguintes seriam cache distribuído e réplicas de leitura no banco.</w:t>
       </w:r>
     </w:p>
     <w:p>
       <w:pPr>
         <w:pStyle w:val="Ttulo2"/>
       </w:pPr>
-      <w:bookmarkStart w:id="62" w:name="_Toc241225253"/>
-      <w:r>
-        <w:t>9.6 Escalabilidade</w:t>
-      </w:r>
-      <w:bookmarkEnd w:id="62"/>
+      <w:bookmarkStart w:id="63" w:name="_Toc241227314"/>
+      <w:r>
+        <w:t>9.7 Segurança da infraestrutura</w:t>
+      </w:r>
+      <w:bookmarkEnd w:id="63"/>
     </w:p>
     <w:p>
       <w:pPr>
         <w:ind w:firstLine="850"/>
       </w:pPr>
       <w:r>
-        <w:t>Sem sessão em memória, qualquer instância atende qualquer requisição, e adicionar réplicas não exige coordenação. Em expansão significativa, as medidas seguintes seriam cache distribuído e réplicas de leitura no banco.</w:t>
+        <w:t xml:space="preserve">Seis medidas compõem a segurança do ambiente: os segredos permanecem fora do código, cadastrados como variáveis de ambiente no Render; o contêiner executa como usuário comum; a imagem final não contém SDK, compiladores nem código-fonte; a conexão com o banco é cifrada, com validação do certificado do servidor; as dependências passam por varredura automática no pipeline; e o </w:t>
+      </w:r>
+      <w:r>
+        <w:rPr>
+          <w:b/>
+        </w:rPr>
+        <w:t>firewall do banco</w:t>
+      </w:r>
+      <w:r>
+        <w:t xml:space="preserve"> recusa qualquer origem não autorizada, admitindo apenas o endereço da equipe e as faixas de saída do Render.</w:t>
+      </w:r>
+    </w:p>
+    <w:p>
+      <w:pPr>
+        <w:ind w:firstLine="850"/>
+      </w:pPr>
+      <w:r>
+        <w:t>Ressalva: essas faixas são compartilhadas com outros clientes do provedor, e a proteção efetiva recai sobre a credencial do banco; isolamento completo exigiria endereço de saída dedicado, recurso pago.</w:t>
+      </w:r>
+    </w:p>
+    <w:p>
+      <w:pPr>
+        <w:ind w:firstLine="850"/>
+      </w:pPr>
+      <w:r>
+        <w:t>A política de segredos foi posta à prova: uma senha de administrador escrita em script de apresentação chegou ao repositório público. Tratada como comprometida, foi substituída, e a antiga passou a ser recusada. Para as contas de demonstração, criou-se script que troca senha e palavra-chave de recuperação, pois esta bastaria para redefinir aquela.</w:t>
       </w:r>
     </w:p>
     <w:p>
       <w:pPr>
         <w:pStyle w:val="Ttulo2"/>
       </w:pPr>
-      <w:bookmarkStart w:id="63" w:name="_Toc241225254"/>
-      <w:r>
-        <w:t>9.7 Segurança da infraestrutura</w:t>
-      </w:r>
-      <w:bookmarkEnd w:id="63"/>
-    </w:p>
-    <w:p>
-      <w:pPr>
-        <w:ind w:firstLine="850"/>
-      </w:pPr>
-      <w:r>
-        <w:t xml:space="preserve">Seis medidas compõem a segurança do ambiente: os segredos permanecem fora do código, cadastrados como variáveis de ambiente no Render; o contêiner executa como usuário comum; a imagem final não contém SDK, compiladores nem código-fonte; a conexão com o banco é cifrada, com validação do certificado do servidor; as dependências passam por varredura automática no pipeline; e o </w:t>
-      </w:r>
-      <w:r>
-        <w:rPr>
-          <w:b/>
-        </w:rPr>
-        <w:t>firewall do banco</w:t>
-      </w:r>
-      <w:r>
-        <w:t xml:space="preserve"> recusa qualquer origem não autorizada, admitindo apenas o endereço da equipe e as faixas de saída do Render.</w:t>
-      </w:r>
-    </w:p>
-    <w:p>
-      <w:pPr>
-        <w:ind w:firstLine="850"/>
-      </w:pPr>
-      <w:r>
-        <w:t>Ressalva: essas faixas são compartilhadas com outros clientes do provedor, e a proteção efetiva recai sobre a credencial do banco; isolamento completo exigiria endereço de saída dedicado, recurso pago.</w:t>
-      </w:r>
-    </w:p>
-    <w:p>
-      <w:pPr>
-        <w:pStyle w:val="Ttulo2"/>
-      </w:pPr>
-      <w:bookmarkStart w:id="64" w:name="_Toc241225255"/>
+      <w:bookmarkStart w:id="64" w:name="_Toc241227315"/>
       <w:r>
         <w:t>9.8 Verificação do ambiente</w:t>
       </w:r>
@@ -13738,7 +13711,7 @@
               <w:rPr>
                 <w:sz w:val="18"/>
               </w:rPr>
-              <w:t>Consultas autenticadas</w:t>
+              <w:t>Interface web</w:t>
             </w:r>
           </w:p>
         </w:tc>
@@ -13759,7 +13732,7 @@
               <w:rPr>
                 <w:sz w:val="18"/>
               </w:rPr>
-              <w:t>Dados retornados corretamente</w:t>
+              <w:t>Resposta HTTP 200</w:t>
             </w:r>
           </w:p>
         </w:tc>
@@ -13788,7 +13761,7 @@
               <w:rPr>
                 <w:sz w:val="18"/>
               </w:rPr>
-              <w:t>Assistente virtual</w:t>
+              <w:t>Verificação de saúde sob falha</w:t>
             </w:r>
           </w:p>
         </w:tc>
@@ -13809,7 +13782,7 @@
               <w:rPr>
                 <w:sz w:val="18"/>
               </w:rPr>
-              <w:t>Respondeu adequadamente</w:t>
+              <w:t>200 → 503 → 200</w:t>
             </w:r>
           </w:p>
         </w:tc>
@@ -13838,7 +13811,7 @@
               <w:rPr>
                 <w:sz w:val="18"/>
               </w:rPr>
-              <w:t>Interface web</w:t>
+              <w:t>Scripts aplicados no Azure SQL</w:t>
             </w:r>
           </w:p>
         </w:tc>
@@ -13859,7 +13832,7 @@
               <w:rPr>
                 <w:sz w:val="18"/>
               </w:rPr>
-              <w:t>Resposta HTTP 200</w:t>
+              <w:t>Sem alteração: 13 tabelas, 4 procedimentos, 4 gatilhos</w:t>
             </w:r>
           </w:p>
         </w:tc>
@@ -13888,7 +13861,7 @@
               <w:rPr>
                 <w:sz w:val="18"/>
               </w:rPr>
-              <w:t>Verificação de saúde sob falha</w:t>
+              <w:t>Produção, verificação de saúde</w:t>
             </w:r>
           </w:p>
         </w:tc>
@@ -13909,7 +13882,7 @@
               <w:rPr>
                 <w:sz w:val="18"/>
               </w:rPr>
-              <w:t>200 → 503 → 200</w:t>
+              <w:t>200, banco acessível</w:t>
             </w:r>
           </w:p>
         </w:tc>
@@ -13938,106 +13911,6 @@
               <w:rPr>
                 <w:sz w:val="18"/>
               </w:rPr>
-              <w:t>Scripts aplicados no Azure SQL</w:t>
-            </w:r>
-          </w:p>
-        </w:tc>
-        <w:tc>
-          <w:tcPr>
-            <w:tcW w:w="4536" w:type="dxa"/>
-            <w:shd w:val="clear" w:color="auto" w:fill="auto"/>
-          </w:tcPr>
-          <w:p>
-            <w:pPr>
-              <w:spacing w:line="240" w:lineRule="auto"/>
-              <w:jc w:val="left"/>
-              <w:rPr>
-                <w:sz w:val="18"/>
-              </w:rPr>
-            </w:pPr>
-            <w:r>
-              <w:rPr>
-                <w:sz w:val="18"/>
-              </w:rPr>
-              <w:t>Sem alteração: 13 tabelas, 4 procedimentos, 4 gatilhos</w:t>
-            </w:r>
-          </w:p>
-        </w:tc>
-      </w:tr>
-      <w:tr>
-        <w:tblPrEx>
-          <w:tblCellMar>
-            <w:top w:w="0" w:type="dxa"/>
-            <w:bottom w:w="0" w:type="dxa"/>
-          </w:tblCellMar>
-        </w:tblPrEx>
-        <w:tc>
-          <w:tcPr>
-            <w:tcW w:w="4536" w:type="dxa"/>
-            <w:shd w:val="clear" w:color="auto" w:fill="auto"/>
-          </w:tcPr>
-          <w:p>
-            <w:pPr>
-              <w:spacing w:line="240" w:lineRule="auto"/>
-              <w:jc w:val="left"/>
-              <w:rPr>
-                <w:sz w:val="18"/>
-              </w:rPr>
-            </w:pPr>
-            <w:r>
-              <w:rPr>
-                <w:sz w:val="18"/>
-              </w:rPr>
-              <w:t>Produção, verificação de saúde</w:t>
-            </w:r>
-          </w:p>
-        </w:tc>
-        <w:tc>
-          <w:tcPr>
-            <w:tcW w:w="4536" w:type="dxa"/>
-            <w:shd w:val="clear" w:color="auto" w:fill="auto"/>
-          </w:tcPr>
-          <w:p>
-            <w:pPr>
-              <w:spacing w:line="240" w:lineRule="auto"/>
-              <w:jc w:val="left"/>
-              <w:rPr>
-                <w:sz w:val="18"/>
-              </w:rPr>
-            </w:pPr>
-            <w:r>
-              <w:rPr>
-                <w:sz w:val="18"/>
-              </w:rPr>
-              <w:t>200, banco acessível</w:t>
-            </w:r>
-          </w:p>
-        </w:tc>
-      </w:tr>
-      <w:tr>
-        <w:tblPrEx>
-          <w:tblCellMar>
-            <w:top w:w="0" w:type="dxa"/>
-            <w:bottom w:w="0" w:type="dxa"/>
-          </w:tblCellMar>
-        </w:tblPrEx>
-        <w:tc>
-          <w:tcPr>
-            <w:tcW w:w="4536" w:type="dxa"/>
-            <w:shd w:val="clear" w:color="auto" w:fill="auto"/>
-          </w:tcPr>
-          <w:p>
-            <w:pPr>
-              <w:spacing w:line="240" w:lineRule="auto"/>
-              <w:jc w:val="left"/>
-              <w:rPr>
-                <w:sz w:val="18"/>
-              </w:rPr>
-            </w:pPr>
-            <w:r>
-              <w:rPr>
-                <w:sz w:val="18"/>
-              </w:rPr>
               <w:t>Produção, autenticação e farol</w:t>
             </w:r>
           </w:p>
@@ -14100,7 +13973,7 @@
       <w:pPr>
         <w:pStyle w:val="Ttulo1"/>
       </w:pPr>
-      <w:bookmarkStart w:id="65" w:name="_Toc241225256"/>
+      <w:bookmarkStart w:id="65" w:name="_Toc241227316"/>
       <w:r>
         <w:lastRenderedPageBreak/>
         <w:t>10 GERENCIAMENTO ÁGIL DO PROJETO</w:t>
@@ -14122,7 +13995,7 @@
       <w:pPr>
         <w:pStyle w:val="Ttulo2"/>
       </w:pPr>
-      <w:bookmarkStart w:id="66" w:name="_Toc241225257"/>
+      <w:bookmarkStart w:id="66" w:name="_Toc241227317"/>
       <w:r>
         <w:t>10.1 Metodologia adotada</w:t>
       </w:r>
@@ -14175,7 +14048,7 @@
       <w:pPr>
         <w:pStyle w:val="Ttulo2"/>
       </w:pPr>
-      <w:bookmarkStart w:id="67" w:name="_Toc241225258"/>
+      <w:bookmarkStart w:id="67" w:name="_Toc241227318"/>
       <w:r>
         <w:t>10.2 Papéis</w:t>
       </w:r>
@@ -14220,7 +14093,7 @@
       <w:pPr>
         <w:pStyle w:val="Ttulo2"/>
       </w:pPr>
-      <w:bookmarkStart w:id="68" w:name="_Toc241225259"/>
+      <w:bookmarkStart w:id="68" w:name="_Toc241227319"/>
       <w:r>
         <w:t>10.3 Product Backlog</w:t>
       </w:r>
@@ -15668,7 +15541,7 @@
       <w:pPr>
         <w:pStyle w:val="Ttulo2"/>
       </w:pPr>
-      <w:bookmarkStart w:id="69" w:name="_Toc241225260"/>
+      <w:bookmarkStart w:id="69" w:name="_Toc241227320"/>
       <w:r>
         <w:t>10.4 Sprint Backlog</w:t>
       </w:r>
@@ -16296,7 +16169,7 @@
       <w:pPr>
         <w:pStyle w:val="Ttulo2"/>
       </w:pPr>
-      <w:bookmarkStart w:id="70" w:name="_Toc241225261"/>
+      <w:bookmarkStart w:id="70" w:name="_Toc241227321"/>
       <w:r>
         <w:t>10.5 Cronograma</w:t>
       </w:r>
@@ -16855,7 +16728,7 @@
           <w:noProof/>
         </w:rPr>
         <w:drawing>
-          <wp:inline distT="0" distB="0" distL="0" distR="0" wp14:anchorId="6F54E585" wp14:editId="4AD1877E">
+          <wp:inline distT="0" distB="0" distL="0" distR="0" wp14:anchorId="5E328DF8" wp14:editId="75472AD9">
             <wp:extent cx="5400000" cy="2986310"/>
             <wp:effectExtent l="0" t="0" r="0" b="5080"/>
             <wp:docPr id="14" name="Imagem 14"/>
@@ -16909,7 +16782,7 @@
       <w:pPr>
         <w:pStyle w:val="Ttulo2"/>
       </w:pPr>
-      <w:bookmarkStart w:id="71" w:name="_Toc241225262"/>
+      <w:bookmarkStart w:id="71" w:name="_Toc241227322"/>
       <w:r>
         <w:t>10.6 Definição de pronto</w:t>
       </w:r>
@@ -16944,7 +16817,7 @@
       <w:pPr>
         <w:pStyle w:val="Ttulo1"/>
       </w:pPr>
-      <w:bookmarkStart w:id="72" w:name="_Toc241225263"/>
+      <w:bookmarkStart w:id="72" w:name="_Toc241227323"/>
       <w:r>
         <w:lastRenderedPageBreak/>
         <w:t>11 CONCLUSÃO</w:t>
@@ -17050,7 +16923,7 @@
       <w:pPr>
         <w:pStyle w:val="Ttulo1"/>
       </w:pPr>
-      <w:bookmarkStart w:id="73" w:name="_Toc241225264"/>
+      <w:bookmarkStart w:id="73" w:name="_Toc241227324"/>
       <w:r>
         <w:lastRenderedPageBreak/>
         <w:t>REFERÊNCIAS</w:t>
@@ -17360,7 +17233,7 @@
           <w:noProof/>
         </w:rPr>
         <w:drawing>
-          <wp:inline distT="0" distB="0" distL="0" distR="0" wp14:anchorId="479A1DAB" wp14:editId="5F183697">
+          <wp:inline distT="0" distB="0" distL="0" distR="0" wp14:anchorId="0309527F" wp14:editId="49C78F9E">
             <wp:extent cx="4607242" cy="5400000"/>
             <wp:effectExtent l="0" t="0" r="3175" b="0"/>
             <wp:docPr id="15" name="Imagem 15"/>
@@ -18013,7 +17886,7 @@
     <w:link w:val="Ttulo1Char"/>
     <w:uiPriority w:val="9"/>
     <w:qFormat/>
-    <w:rsid w:val="004C3212"/>
+    <w:rsid w:val="009D44C9"/>
     <w:pPr>
       <w:keepNext/>
       <w:keepLines/>
@@ -18036,7 +17909,7 @@
     <w:uiPriority w:val="9"/>
     <w:unhideWhenUsed/>
     <w:qFormat/>
-    <w:rsid w:val="004C3212"/>
+    <w:rsid w:val="009D44C9"/>
     <w:pPr>
       <w:keepNext/>
       <w:keepLines/>
@@ -18059,7 +17932,7 @@
     <w:uiPriority w:val="9"/>
     <w:unhideWhenUsed/>
     <w:qFormat/>
-    <w:rsid w:val="004C3212"/>
+    <w:rsid w:val="009D44C9"/>
     <w:pPr>
       <w:keepNext/>
       <w:keepLines/>
@@ -18106,7 +17979,7 @@
     <w:basedOn w:val="Fontepargpadro"/>
     <w:link w:val="Ttulo1"/>
     <w:uiPriority w:val="9"/>
-    <w:rsid w:val="004C3212"/>
+    <w:rsid w:val="009D44C9"/>
     <w:rPr>
       <w:rFonts w:ascii="Times New Roman" w:eastAsiaTheme="majorEastAsia" w:hAnsi="Times New Roman" w:cs="Times New Roman"/>
       <w:b/>
@@ -18120,7 +17993,7 @@
     <w:basedOn w:val="Fontepargpadro"/>
     <w:link w:val="Ttulo2"/>
     <w:uiPriority w:val="9"/>
-    <w:rsid w:val="004C3212"/>
+    <w:rsid w:val="009D44C9"/>
     <w:rPr>
       <w:rFonts w:ascii="Times New Roman" w:eastAsiaTheme="majorEastAsia" w:hAnsi="Times New Roman" w:cs="Times New Roman"/>
       <w:b/>
@@ -18134,7 +18007,7 @@
     <w:basedOn w:val="Fontepargpadro"/>
     <w:link w:val="Ttulo3"/>
     <w:uiPriority w:val="9"/>
-    <w:rsid w:val="004C3212"/>
+    <w:rsid w:val="009D44C9"/>
     <w:rPr>
       <w:rFonts w:ascii="Times New Roman" w:eastAsiaTheme="majorEastAsia" w:hAnsi="Times New Roman" w:cs="Times New Roman"/>
       <w:i/>
@@ -18151,7 +18024,7 @@
     <w:uiPriority w:val="99"/>
     <w:semiHidden/>
     <w:unhideWhenUsed/>
-    <w:rsid w:val="004C3212"/>
+    <w:rsid w:val="009D44C9"/>
     <w:pPr>
       <w:spacing w:line="240" w:lineRule="auto"/>
       <w:ind w:left="240" w:hanging="240"/>
@@ -18163,7 +18036,7 @@
     <w:next w:val="Remissivo1"/>
     <w:uiPriority w:val="99"/>
     <w:unhideWhenUsed/>
-    <w:rsid w:val="004C3212"/>
+    <w:rsid w:val="009D44C9"/>
     <w:pPr>
       <w:spacing w:line="240" w:lineRule="auto"/>
       <w:jc w:val="center"/>
@@ -18181,7 +18054,7 @@
     <w:link w:val="CabealhoChar"/>
     <w:uiPriority w:val="99"/>
     <w:unhideWhenUsed/>
-    <w:rsid w:val="004C3212"/>
+    <w:rsid w:val="009D44C9"/>
     <w:pPr>
       <w:tabs>
         <w:tab w:val="center" w:pos="4252"/>
@@ -18195,7 +18068,7 @@
     <w:basedOn w:val="Fontepargpadro"/>
     <w:link w:val="Cabealho"/>
     <w:uiPriority w:val="99"/>
-    <w:rsid w:val="004C3212"/>
+    <w:rsid w:val="009D44C9"/>
     <w:rPr>
       <w:rFonts w:ascii="Times New Roman" w:hAnsi="Times New Roman" w:cs="Times New Roman"/>
       <w:sz w:val="24"/>
@@ -18207,7 +18080,7 @@
     <w:link w:val="RodapChar"/>
     <w:uiPriority w:val="99"/>
     <w:unhideWhenUsed/>
-    <w:rsid w:val="004C3212"/>
+    <w:rsid w:val="009D44C9"/>
     <w:pPr>
       <w:tabs>
         <w:tab w:val="center" w:pos="4252"/>
@@ -18221,7 +18094,7 @@
     <w:basedOn w:val="Fontepargpadro"/>
     <w:link w:val="Rodap"/>
     <w:uiPriority w:val="99"/>
-    <w:rsid w:val="004C3212"/>
+    <w:rsid w:val="009D44C9"/>
     <w:rPr>
       <w:rFonts w:ascii="Times New Roman" w:hAnsi="Times New Roman" w:cs="Times New Roman"/>
       <w:sz w:val="24"/>
@@ -18234,7 +18107,7 @@
     <w:autoRedefine/>
     <w:uiPriority w:val="39"/>
     <w:unhideWhenUsed/>
-    <w:rsid w:val="004C3212"/>
+    <w:rsid w:val="009D44C9"/>
     <w:pPr>
       <w:spacing w:after="100"/>
     </w:pPr>
@@ -18246,7 +18119,7 @@
     <w:autoRedefine/>
     <w:uiPriority w:val="39"/>
     <w:unhideWhenUsed/>
-    <w:rsid w:val="004C3212"/>
+    <w:rsid w:val="009D44C9"/>
     <w:pPr>
       <w:spacing w:after="100"/>
       <w:ind w:left="240"/>

--- a/docs/PIM_IV_documento.docx
+++ b/docs/PIM_IV_documento.docx
@@ -15,7 +15,7 @@
           <w:noProof/>
         </w:rPr>
         <w:drawing>
-          <wp:inline distT="0" distB="0" distL="0" distR="0" wp14:anchorId="0AE4D770" wp14:editId="73864AA9">
+          <wp:inline distT="0" distB="0" distL="0" distR="0" wp14:anchorId="3EA57A54" wp14:editId="2AABD4E6">
             <wp:extent cx="1980000" cy="699722"/>
             <wp:effectExtent l="0" t="0" r="1270" b="5715"/>
             <wp:docPr id="1" name="Imagem 1"/>
@@ -458,7 +458,7 @@
         <w:rPr>
           <w:noProof/>
         </w:rPr>
-        <w:instrText xml:space="preserve"> PAGEREF _Toc241227251 \h </w:instrText>
+        <w:instrText xml:space="preserve"> PAGEREF _Toc241233620 \h </w:instrText>
       </w:r>
       <w:r>
         <w:rPr>
@@ -519,7 +519,7 @@
         <w:rPr>
           <w:noProof/>
         </w:rPr>
-        <w:instrText xml:space="preserve"> PAGEREF _Toc241227252 \h </w:instrText>
+        <w:instrText xml:space="preserve"> PAGEREF _Toc241233621 \h </w:instrText>
       </w:r>
       <w:r>
         <w:rPr>
@@ -580,7 +580,7 @@
         <w:rPr>
           <w:noProof/>
         </w:rPr>
-        <w:instrText xml:space="preserve"> PAGEREF _Toc241227253 \h </w:instrText>
+        <w:instrText xml:space="preserve"> PAGEREF _Toc241233622 \h </w:instrText>
       </w:r>
       <w:r>
         <w:rPr>
@@ -641,7 +641,7 @@
         <w:rPr>
           <w:noProof/>
         </w:rPr>
-        <w:instrText xml:space="preserve"> PAGEREF _Toc241227254 \h </w:instrText>
+        <w:instrText xml:space="preserve"> PAGEREF _Toc241233623 \h </w:instrText>
       </w:r>
       <w:r>
         <w:rPr>
@@ -702,7 +702,7 @@
         <w:rPr>
           <w:noProof/>
         </w:rPr>
-        <w:instrText xml:space="preserve"> PAGEREF _Toc241227255 \h </w:instrText>
+        <w:instrText xml:space="preserve"> PAGEREF _Toc241233624 \h </w:instrText>
       </w:r>
       <w:r>
         <w:rPr>
@@ -763,7 +763,7 @@
         <w:rPr>
           <w:noProof/>
         </w:rPr>
-        <w:instrText xml:space="preserve"> PAGEREF _Toc241227256 \h </w:instrText>
+        <w:instrText xml:space="preserve"> PAGEREF _Toc241233625 \h </w:instrText>
       </w:r>
       <w:r>
         <w:rPr>
@@ -824,7 +824,7 @@
         <w:rPr>
           <w:noProof/>
         </w:rPr>
-        <w:instrText xml:space="preserve"> PAGEREF _Toc241227257 \h </w:instrText>
+        <w:instrText xml:space="preserve"> PAGEREF _Toc241233626 \h </w:instrText>
       </w:r>
       <w:r>
         <w:rPr>
@@ -885,7 +885,7 @@
         <w:rPr>
           <w:noProof/>
         </w:rPr>
-        <w:instrText xml:space="preserve"> PAGEREF _Toc241227258 \h </w:instrText>
+        <w:instrText xml:space="preserve"> PAGEREF _Toc241233627 \h </w:instrText>
       </w:r>
       <w:r>
         <w:rPr>
@@ -946,7 +946,7 @@
         <w:rPr>
           <w:noProof/>
         </w:rPr>
-        <w:instrText xml:space="preserve"> PAGEREF _Toc241227259 \h </w:instrText>
+        <w:instrText xml:space="preserve"> PAGEREF _Toc241233628 \h </w:instrText>
       </w:r>
       <w:r>
         <w:rPr>
@@ -1007,7 +1007,7 @@
         <w:rPr>
           <w:noProof/>
         </w:rPr>
-        <w:instrText xml:space="preserve"> PAGEREF _Toc241227260 \h </w:instrText>
+        <w:instrText xml:space="preserve"> PAGEREF _Toc241233629 \h </w:instrText>
       </w:r>
       <w:r>
         <w:rPr>
@@ -1068,7 +1068,7 @@
         <w:rPr>
           <w:noProof/>
         </w:rPr>
-        <w:instrText xml:space="preserve"> PAGEREF _Toc241227261 \h </w:instrText>
+        <w:instrText xml:space="preserve"> PAGEREF _Toc241233630 \h </w:instrText>
       </w:r>
       <w:r>
         <w:rPr>
@@ -1129,7 +1129,7 @@
         <w:rPr>
           <w:noProof/>
         </w:rPr>
-        <w:instrText xml:space="preserve"> PAGEREF _Toc241227262 \h </w:instrText>
+        <w:instrText xml:space="preserve"> PAGEREF _Toc241233631 \h </w:instrText>
       </w:r>
       <w:r>
         <w:rPr>
@@ -1190,7 +1190,7 @@
         <w:rPr>
           <w:noProof/>
         </w:rPr>
-        <w:instrText xml:space="preserve"> PAGEREF _Toc241227263 \h </w:instrText>
+        <w:instrText xml:space="preserve"> PAGEREF _Toc241233632 \h </w:instrText>
       </w:r>
       <w:r>
         <w:rPr>
@@ -1251,7 +1251,7 @@
         <w:rPr>
           <w:noProof/>
         </w:rPr>
-        <w:instrText xml:space="preserve"> PAGEREF _Toc241227264 \h </w:instrText>
+        <w:instrText xml:space="preserve"> PAGEREF _Toc241233633 \h </w:instrText>
       </w:r>
       <w:r>
         <w:rPr>
@@ -1312,7 +1312,7 @@
         <w:rPr>
           <w:noProof/>
         </w:rPr>
-        <w:instrText xml:space="preserve"> PAGEREF _Toc241227265 \h </w:instrText>
+        <w:instrText xml:space="preserve"> PAGEREF _Toc241233634 \h </w:instrText>
       </w:r>
       <w:r>
         <w:rPr>
@@ -1373,7 +1373,7 @@
         <w:rPr>
           <w:noProof/>
         </w:rPr>
-        <w:instrText xml:space="preserve"> PAGEREF _Toc241227266 \h </w:instrText>
+        <w:instrText xml:space="preserve"> PAGEREF _Toc241233635 \h </w:instrText>
       </w:r>
       <w:r>
         <w:rPr>
@@ -1434,7 +1434,7 @@
         <w:rPr>
           <w:noProof/>
         </w:rPr>
-        <w:instrText xml:space="preserve"> PAGEREF _Toc241227267 \h </w:instrText>
+        <w:instrText xml:space="preserve"> PAGEREF _Toc241233636 \h </w:instrText>
       </w:r>
       <w:r>
         <w:rPr>
@@ -1495,7 +1495,7 @@
         <w:rPr>
           <w:noProof/>
         </w:rPr>
-        <w:instrText xml:space="preserve"> PAGEREF _Toc241227268 \h </w:instrText>
+        <w:instrText xml:space="preserve"> PAGEREF _Toc241233637 \h </w:instrText>
       </w:r>
       <w:r>
         <w:rPr>
@@ -1556,7 +1556,7 @@
         <w:rPr>
           <w:noProof/>
         </w:rPr>
-        <w:instrText xml:space="preserve"> PAGEREF _Toc241227269 \h </w:instrText>
+        <w:instrText xml:space="preserve"> PAGEREF _Toc241233638 \h </w:instrText>
       </w:r>
       <w:r>
         <w:rPr>
@@ -1617,7 +1617,7 @@
         <w:rPr>
           <w:noProof/>
         </w:rPr>
-        <w:instrText xml:space="preserve"> PAGEREF _Toc241227270 \h </w:instrText>
+        <w:instrText xml:space="preserve"> PAGEREF _Toc241233639 \h </w:instrText>
       </w:r>
       <w:r>
         <w:rPr>
@@ -1678,7 +1678,7 @@
         <w:rPr>
           <w:noProof/>
         </w:rPr>
-        <w:instrText xml:space="preserve"> PAGEREF _Toc241227271 \h </w:instrText>
+        <w:instrText xml:space="preserve"> PAGEREF _Toc241233640 \h </w:instrText>
       </w:r>
       <w:r>
         <w:rPr>
@@ -1739,7 +1739,7 @@
         <w:rPr>
           <w:noProof/>
         </w:rPr>
-        <w:instrText xml:space="preserve"> PAGEREF _Toc241227272 \h </w:instrText>
+        <w:instrText xml:space="preserve"> PAGEREF _Toc241233641 \h </w:instrText>
       </w:r>
       <w:r>
         <w:rPr>
@@ -1800,7 +1800,7 @@
         <w:rPr>
           <w:noProof/>
         </w:rPr>
-        <w:instrText xml:space="preserve"> PAGEREF _Toc241227273 \h </w:instrText>
+        <w:instrText xml:space="preserve"> PAGEREF _Toc241233642 \h </w:instrText>
       </w:r>
       <w:r>
         <w:rPr>
@@ -1861,7 +1861,7 @@
         <w:rPr>
           <w:noProof/>
         </w:rPr>
-        <w:instrText xml:space="preserve"> PAGEREF _Toc241227274 \h </w:instrText>
+        <w:instrText xml:space="preserve"> PAGEREF _Toc241233643 \h </w:instrText>
       </w:r>
       <w:r>
         <w:rPr>
@@ -1922,7 +1922,7 @@
         <w:rPr>
           <w:noProof/>
         </w:rPr>
-        <w:instrText xml:space="preserve"> PAGEREF _Toc241227275 \h </w:instrText>
+        <w:instrText xml:space="preserve"> PAGEREF _Toc241233644 \h </w:instrText>
       </w:r>
       <w:r>
         <w:rPr>
@@ -1983,7 +1983,7 @@
         <w:rPr>
           <w:noProof/>
         </w:rPr>
-        <w:instrText xml:space="preserve"> PAGEREF _Toc241227276 \h </w:instrText>
+        <w:instrText xml:space="preserve"> PAGEREF _Toc241233645 \h </w:instrText>
       </w:r>
       <w:r>
         <w:rPr>
@@ -2045,7 +2045,7 @@
         <w:rPr>
           <w:noProof/>
         </w:rPr>
-        <w:instrText xml:space="preserve"> PAGEREF _Toc241227277 \h </w:instrText>
+        <w:instrText xml:space="preserve"> PAGEREF _Toc241233646 \h </w:instrText>
       </w:r>
       <w:r>
         <w:rPr>
@@ -2106,7 +2106,7 @@
         <w:rPr>
           <w:noProof/>
         </w:rPr>
-        <w:instrText xml:space="preserve"> PAGEREF _Toc241227278 \h </w:instrText>
+        <w:instrText xml:space="preserve"> PAGEREF _Toc241233647 \h </w:instrText>
       </w:r>
       <w:r>
         <w:rPr>
@@ -2167,7 +2167,7 @@
         <w:rPr>
           <w:noProof/>
         </w:rPr>
-        <w:instrText xml:space="preserve"> PAGEREF _Toc241227279 \h </w:instrText>
+        <w:instrText xml:space="preserve"> PAGEREF _Toc241233648 \h </w:instrText>
       </w:r>
       <w:r>
         <w:rPr>
@@ -2228,7 +2228,7 @@
         <w:rPr>
           <w:noProof/>
         </w:rPr>
-        <w:instrText xml:space="preserve"> PAGEREF _Toc241227280 \h </w:instrText>
+        <w:instrText xml:space="preserve"> PAGEREF _Toc241233649 \h </w:instrText>
       </w:r>
       <w:r>
         <w:rPr>
@@ -2289,7 +2289,7 @@
         <w:rPr>
           <w:noProof/>
         </w:rPr>
-        <w:instrText xml:space="preserve"> PAGEREF _Toc241227281 \h </w:instrText>
+        <w:instrText xml:space="preserve"> PAGEREF _Toc241233650 \h </w:instrText>
       </w:r>
       <w:r>
         <w:rPr>
@@ -2350,7 +2350,7 @@
         <w:rPr>
           <w:noProof/>
         </w:rPr>
-        <w:instrText xml:space="preserve"> PAGEREF _Toc241227282 \h </w:instrText>
+        <w:instrText xml:space="preserve"> PAGEREF _Toc241233651 \h </w:instrText>
       </w:r>
       <w:r>
         <w:rPr>
@@ -2411,7 +2411,7 @@
         <w:rPr>
           <w:noProof/>
         </w:rPr>
-        <w:instrText xml:space="preserve"> PAGEREF _Toc241227283 \h </w:instrText>
+        <w:instrText xml:space="preserve"> PAGEREF _Toc241233652 \h </w:instrText>
       </w:r>
       <w:r>
         <w:rPr>
@@ -2472,7 +2472,7 @@
         <w:rPr>
           <w:noProof/>
         </w:rPr>
-        <w:instrText xml:space="preserve"> PAGEREF _Toc241227284 \h </w:instrText>
+        <w:instrText xml:space="preserve"> PAGEREF _Toc241233653 \h </w:instrText>
       </w:r>
       <w:r>
         <w:rPr>
@@ -2533,7 +2533,7 @@
         <w:rPr>
           <w:noProof/>
         </w:rPr>
-        <w:instrText xml:space="preserve"> PAGEREF _Toc241227285 \h </w:instrText>
+        <w:instrText xml:space="preserve"> PAGEREF _Toc241233654 \h </w:instrText>
       </w:r>
       <w:r>
         <w:rPr>
@@ -2594,7 +2594,7 @@
         <w:rPr>
           <w:noProof/>
         </w:rPr>
-        <w:instrText xml:space="preserve"> PAGEREF _Toc241227286 \h </w:instrText>
+        <w:instrText xml:space="preserve"> PAGEREF _Toc241233655 \h </w:instrText>
       </w:r>
       <w:r>
         <w:rPr>
@@ -2655,7 +2655,7 @@
         <w:rPr>
           <w:noProof/>
         </w:rPr>
-        <w:instrText xml:space="preserve"> PAGEREF _Toc241227287 \h </w:instrText>
+        <w:instrText xml:space="preserve"> PAGEREF _Toc241233656 \h </w:instrText>
       </w:r>
       <w:r>
         <w:rPr>
@@ -2716,7 +2716,7 @@
         <w:rPr>
           <w:noProof/>
         </w:rPr>
-        <w:instrText xml:space="preserve"> PAGEREF _Toc241227288 \h </w:instrText>
+        <w:instrText xml:space="preserve"> PAGEREF _Toc241233657 \h </w:instrText>
       </w:r>
       <w:r>
         <w:rPr>
@@ -2777,7 +2777,7 @@
         <w:rPr>
           <w:noProof/>
         </w:rPr>
-        <w:instrText xml:space="preserve"> PAGEREF _Toc241227289 \h </w:instrText>
+        <w:instrText xml:space="preserve"> PAGEREF _Toc241233658 \h </w:instrText>
       </w:r>
       <w:r>
         <w:rPr>
@@ -2838,7 +2838,7 @@
         <w:rPr>
           <w:noProof/>
         </w:rPr>
-        <w:instrText xml:space="preserve"> PAGEREF _Toc241227290 \h </w:instrText>
+        <w:instrText xml:space="preserve"> PAGEREF _Toc241233659 \h </w:instrText>
       </w:r>
       <w:r>
         <w:rPr>
@@ -2899,7 +2899,7 @@
         <w:rPr>
           <w:noProof/>
         </w:rPr>
-        <w:instrText xml:space="preserve"> PAGEREF _Toc241227291 \h </w:instrText>
+        <w:instrText xml:space="preserve"> PAGEREF _Toc241233660 \h </w:instrText>
       </w:r>
       <w:r>
         <w:rPr>
@@ -2960,7 +2960,7 @@
         <w:rPr>
           <w:noProof/>
         </w:rPr>
-        <w:instrText xml:space="preserve"> PAGEREF _Toc241227292 \h </w:instrText>
+        <w:instrText xml:space="preserve"> PAGEREF _Toc241233661 \h </w:instrText>
       </w:r>
       <w:r>
         <w:rPr>
@@ -3021,7 +3021,7 @@
         <w:rPr>
           <w:noProof/>
         </w:rPr>
-        <w:instrText xml:space="preserve"> PAGEREF _Toc241227293 \h </w:instrText>
+        <w:instrText xml:space="preserve"> PAGEREF _Toc241233662 \h </w:instrText>
       </w:r>
       <w:r>
         <w:rPr>
@@ -3082,7 +3082,7 @@
         <w:rPr>
           <w:noProof/>
         </w:rPr>
-        <w:instrText xml:space="preserve"> PAGEREF _Toc241227294 \h </w:instrText>
+        <w:instrText xml:space="preserve"> PAGEREF _Toc241233663 \h </w:instrText>
       </w:r>
       <w:r>
         <w:rPr>
@@ -3143,7 +3143,7 @@
         <w:rPr>
           <w:noProof/>
         </w:rPr>
-        <w:instrText xml:space="preserve"> PAGEREF _Toc241227295 \h </w:instrText>
+        <w:instrText xml:space="preserve"> PAGEREF _Toc241233664 \h </w:instrText>
       </w:r>
       <w:r>
         <w:rPr>
@@ -3204,7 +3204,7 @@
         <w:rPr>
           <w:noProof/>
         </w:rPr>
-        <w:instrText xml:space="preserve"> PAGEREF _Toc241227296 \h </w:instrText>
+        <w:instrText xml:space="preserve"> PAGEREF _Toc241233665 \h </w:instrText>
       </w:r>
       <w:r>
         <w:rPr>
@@ -3265,7 +3265,7 @@
         <w:rPr>
           <w:noProof/>
         </w:rPr>
-        <w:instrText xml:space="preserve"> PAGEREF _Toc241227297 \h </w:instrText>
+        <w:instrText xml:space="preserve"> PAGEREF _Toc241233666 \h </w:instrText>
       </w:r>
       <w:r>
         <w:rPr>
@@ -3326,7 +3326,7 @@
         <w:rPr>
           <w:noProof/>
         </w:rPr>
-        <w:instrText xml:space="preserve"> PAGEREF _Toc241227298 \h </w:instrText>
+        <w:instrText xml:space="preserve"> PAGEREF _Toc241233667 \h </w:instrText>
       </w:r>
       <w:r>
         <w:rPr>
@@ -3387,7 +3387,7 @@
         <w:rPr>
           <w:noProof/>
         </w:rPr>
-        <w:instrText xml:space="preserve"> PAGEREF _Toc241227299 \h </w:instrText>
+        <w:instrText xml:space="preserve"> PAGEREF _Toc241233668 \h </w:instrText>
       </w:r>
       <w:r>
         <w:rPr>
@@ -3448,7 +3448,7 @@
         <w:rPr>
           <w:noProof/>
         </w:rPr>
-        <w:instrText xml:space="preserve"> PAGEREF _Toc241227300 \h </w:instrText>
+        <w:instrText xml:space="preserve"> PAGEREF _Toc241233669 \h </w:instrText>
       </w:r>
       <w:r>
         <w:rPr>
@@ -3509,7 +3509,7 @@
         <w:rPr>
           <w:noProof/>
         </w:rPr>
-        <w:instrText xml:space="preserve"> PAGEREF _Toc241227301 \h </w:instrText>
+        <w:instrText xml:space="preserve"> PAGEREF _Toc241233670 \h </w:instrText>
       </w:r>
       <w:r>
         <w:rPr>
@@ -3570,7 +3570,7 @@
         <w:rPr>
           <w:noProof/>
         </w:rPr>
-        <w:instrText xml:space="preserve"> PAGEREF _Toc241227302 \h </w:instrText>
+        <w:instrText xml:space="preserve"> PAGEREF _Toc241233671 \h </w:instrText>
       </w:r>
       <w:r>
         <w:rPr>
@@ -3631,7 +3631,7 @@
         <w:rPr>
           <w:noProof/>
         </w:rPr>
-        <w:instrText xml:space="preserve"> PAGEREF _Toc241227303 \h </w:instrText>
+        <w:instrText xml:space="preserve"> PAGEREF _Toc241233672 \h </w:instrText>
       </w:r>
       <w:r>
         <w:rPr>
@@ -3693,7 +3693,7 @@
         <w:rPr>
           <w:noProof/>
         </w:rPr>
-        <w:instrText xml:space="preserve"> PAGEREF _Toc241227304 \h </w:instrText>
+        <w:instrText xml:space="preserve"> PAGEREF _Toc241233673 \h </w:instrText>
       </w:r>
       <w:r>
         <w:rPr>
@@ -3754,7 +3754,7 @@
         <w:rPr>
           <w:noProof/>
         </w:rPr>
-        <w:instrText xml:space="preserve"> PAGEREF _Toc241227305 \h </w:instrText>
+        <w:instrText xml:space="preserve"> PAGEREF _Toc241233674 \h </w:instrText>
       </w:r>
       <w:r>
         <w:rPr>
@@ -3815,7 +3815,7 @@
         <w:rPr>
           <w:noProof/>
         </w:rPr>
-        <w:instrText xml:space="preserve"> PAGEREF _Toc241227306 \h </w:instrText>
+        <w:instrText xml:space="preserve"> PAGEREF _Toc241233675 \h </w:instrText>
       </w:r>
       <w:r>
         <w:rPr>
@@ -3876,7 +3876,7 @@
         <w:rPr>
           <w:noProof/>
         </w:rPr>
-        <w:instrText xml:space="preserve"> PAGEREF _Toc241227307 \h </w:instrText>
+        <w:instrText xml:space="preserve"> PAGEREF _Toc241233676 \h </w:instrText>
       </w:r>
       <w:r>
         <w:rPr>
@@ -3937,7 +3937,7 @@
         <w:rPr>
           <w:noProof/>
         </w:rPr>
-        <w:instrText xml:space="preserve"> PAGEREF _Toc241227308 \h </w:instrText>
+        <w:instrText xml:space="preserve"> PAGEREF _Toc241233677 \h </w:instrText>
       </w:r>
       <w:r>
         <w:rPr>
@@ -3998,7 +3998,7 @@
         <w:rPr>
           <w:noProof/>
         </w:rPr>
-        <w:instrText xml:space="preserve"> PAGEREF _Toc241227309 \h </w:instrText>
+        <w:instrText xml:space="preserve"> PAGEREF _Toc241233678 \h </w:instrText>
       </w:r>
       <w:r>
         <w:rPr>
@@ -4059,7 +4059,7 @@
         <w:rPr>
           <w:noProof/>
         </w:rPr>
-        <w:instrText xml:space="preserve"> PAGEREF _Toc241227310 \h </w:instrText>
+        <w:instrText xml:space="preserve"> PAGEREF _Toc241233679 \h </w:instrText>
       </w:r>
       <w:r>
         <w:rPr>
@@ -4120,7 +4120,7 @@
         <w:rPr>
           <w:noProof/>
         </w:rPr>
-        <w:instrText xml:space="preserve"> PAGEREF _Toc241227311 \h </w:instrText>
+        <w:instrText xml:space="preserve"> PAGEREF _Toc241233680 \h </w:instrText>
       </w:r>
       <w:r>
         <w:rPr>
@@ -4181,7 +4181,7 @@
         <w:rPr>
           <w:noProof/>
         </w:rPr>
-        <w:instrText xml:space="preserve"> PAGEREF _Toc241227312 \h </w:instrText>
+        <w:instrText xml:space="preserve"> PAGEREF _Toc241233681 \h </w:instrText>
       </w:r>
       <w:r>
         <w:rPr>
@@ -4242,7 +4242,7 @@
         <w:rPr>
           <w:noProof/>
         </w:rPr>
-        <w:instrText xml:space="preserve"> PAGEREF _Toc241227313 \h </w:instrText>
+        <w:instrText xml:space="preserve"> PAGEREF _Toc241233682 \h </w:instrText>
       </w:r>
       <w:r>
         <w:rPr>
@@ -4303,7 +4303,7 @@
         <w:rPr>
           <w:noProof/>
         </w:rPr>
-        <w:instrText xml:space="preserve"> PAGEREF _Toc241227314 \h </w:instrText>
+        <w:instrText xml:space="preserve"> PAGEREF _Toc241233683 \h </w:instrText>
       </w:r>
       <w:r>
         <w:rPr>
@@ -4364,7 +4364,7 @@
         <w:rPr>
           <w:noProof/>
         </w:rPr>
-        <w:instrText xml:space="preserve"> PAGEREF _Toc241227315 \h </w:instrText>
+        <w:instrText xml:space="preserve"> PAGEREF _Toc241233684 \h </w:instrText>
       </w:r>
       <w:r>
         <w:rPr>
@@ -4425,7 +4425,7 @@
         <w:rPr>
           <w:noProof/>
         </w:rPr>
-        <w:instrText xml:space="preserve"> PAGEREF _Toc241227316 \h </w:instrText>
+        <w:instrText xml:space="preserve"> PAGEREF _Toc241233685 \h </w:instrText>
       </w:r>
       <w:r>
         <w:rPr>
@@ -4486,7 +4486,7 @@
         <w:rPr>
           <w:noProof/>
         </w:rPr>
-        <w:instrText xml:space="preserve"> PAGEREF _Toc241227317 \h </w:instrText>
+        <w:instrText xml:space="preserve"> PAGEREF _Toc241233686 \h </w:instrText>
       </w:r>
       <w:r>
         <w:rPr>
@@ -4547,7 +4547,7 @@
         <w:rPr>
           <w:noProof/>
         </w:rPr>
-        <w:instrText xml:space="preserve"> PAGEREF _Toc241227318 \h </w:instrText>
+        <w:instrText xml:space="preserve"> PAGEREF _Toc241233687 \h </w:instrText>
       </w:r>
       <w:r>
         <w:rPr>
@@ -4608,7 +4608,7 @@
         <w:rPr>
           <w:noProof/>
         </w:rPr>
-        <w:instrText xml:space="preserve"> PAGEREF _Toc241227319 \h </w:instrText>
+        <w:instrText xml:space="preserve"> PAGEREF _Toc241233688 \h </w:instrText>
       </w:r>
       <w:r>
         <w:rPr>
@@ -4669,7 +4669,7 @@
         <w:rPr>
           <w:noProof/>
         </w:rPr>
-        <w:instrText xml:space="preserve"> PAGEREF _Toc241227320 \h </w:instrText>
+        <w:instrText xml:space="preserve"> PAGEREF _Toc241233689 \h </w:instrText>
       </w:r>
       <w:r>
         <w:rPr>
@@ -4730,7 +4730,7 @@
         <w:rPr>
           <w:noProof/>
         </w:rPr>
-        <w:instrText xml:space="preserve"> PAGEREF _Toc241227321 \h </w:instrText>
+        <w:instrText xml:space="preserve"> PAGEREF _Toc241233690 \h </w:instrText>
       </w:r>
       <w:r>
         <w:rPr>
@@ -4791,7 +4791,7 @@
         <w:rPr>
           <w:noProof/>
         </w:rPr>
-        <w:instrText xml:space="preserve"> PAGEREF _Toc241227322 \h </w:instrText>
+        <w:instrText xml:space="preserve"> PAGEREF _Toc241233691 \h </w:instrText>
       </w:r>
       <w:r>
         <w:rPr>
@@ -4852,7 +4852,7 @@
         <w:rPr>
           <w:noProof/>
         </w:rPr>
-        <w:instrText xml:space="preserve"> PAGEREF _Toc241227323 \h </w:instrText>
+        <w:instrText xml:space="preserve"> PAGEREF _Toc241233692 \h </w:instrText>
       </w:r>
       <w:r>
         <w:rPr>
@@ -4913,7 +4913,7 @@
         <w:rPr>
           <w:noProof/>
         </w:rPr>
-        <w:instrText xml:space="preserve"> PAGEREF _Toc241227324 \h </w:instrText>
+        <w:instrText xml:space="preserve"> PAGEREF _Toc241233693 \h </w:instrText>
       </w:r>
       <w:r>
         <w:rPr>
@@ -4997,7 +4997,7 @@
       <w:pPr>
         <w:pStyle w:val="Ttulo1"/>
       </w:pPr>
-      <w:bookmarkStart w:id="0" w:name="_Toc241227251"/>
+      <w:bookmarkStart w:id="0" w:name="_Toc241233620"/>
       <w:r>
         <w:lastRenderedPageBreak/>
         <w:t>1 INTRODUÇÃO</w:t>
@@ -5069,7 +5069,7 @@
       <w:pPr>
         <w:pStyle w:val="Ttulo1"/>
       </w:pPr>
-      <w:bookmarkStart w:id="1" w:name="_Toc241227252"/>
+      <w:bookmarkStart w:id="1" w:name="_Toc241233621"/>
       <w:r>
         <w:lastRenderedPageBreak/>
         <w:t>2 CARACTERIZAÇÃO DA ORGANIZAÇÃO</w:t>
@@ -5080,7 +5080,7 @@
       <w:pPr>
         <w:pStyle w:val="Ttulo2"/>
       </w:pPr>
-      <w:bookmarkStart w:id="2" w:name="_Toc241227253"/>
+      <w:bookmarkStart w:id="2" w:name="_Toc241233622"/>
       <w:r>
         <w:t>2.1 Segmento de atuação</w:t>
       </w:r>
@@ -5106,7 +5106,7 @@
       <w:pPr>
         <w:pStyle w:val="Ttulo2"/>
       </w:pPr>
-      <w:bookmarkStart w:id="3" w:name="_Toc241227254"/>
+      <w:bookmarkStart w:id="3" w:name="_Toc241233623"/>
       <w:r>
         <w:t>2.2 Produtos e serviços</w:t>
       </w:r>
@@ -5124,7 +5124,7 @@
       <w:pPr>
         <w:pStyle w:val="Ttulo2"/>
       </w:pPr>
-      <w:bookmarkStart w:id="4" w:name="_Toc241227255"/>
+      <w:bookmarkStart w:id="4" w:name="_Toc241233624"/>
       <w:r>
         <w:t>2.3 Estrutura organizacional</w:t>
       </w:r>
@@ -5177,7 +5177,7 @@
       <w:pPr>
         <w:pStyle w:val="Ttulo2"/>
       </w:pPr>
-      <w:bookmarkStart w:id="5" w:name="_Toc241227256"/>
+      <w:bookmarkStart w:id="5" w:name="_Toc241233625"/>
       <w:r>
         <w:t>2.4 Principais processos</w:t>
       </w:r>
@@ -5235,7 +5235,7 @@
       <w:pPr>
         <w:pStyle w:val="Ttulo2"/>
       </w:pPr>
-      <w:bookmarkStart w:id="6" w:name="_Toc241227257"/>
+      <w:bookmarkStart w:id="6" w:name="_Toc241233626"/>
       <w:r>
         <w:t>2.5 Problemas identificados</w:t>
       </w:r>
@@ -5307,7 +5307,7 @@
       <w:pPr>
         <w:pStyle w:val="Ttulo2"/>
       </w:pPr>
-      <w:bookmarkStart w:id="7" w:name="_Toc241227258"/>
+      <w:bookmarkStart w:id="7" w:name="_Toc241233627"/>
       <w:r>
         <w:t>2.6 Oportunidades de melhoria por meio da tecnologia</w:t>
       </w:r>
@@ -5877,7 +5877,7 @@
       <w:pPr>
         <w:pStyle w:val="Ttulo1"/>
       </w:pPr>
-      <w:bookmarkStart w:id="8" w:name="_Toc241227259"/>
+      <w:bookmarkStart w:id="8" w:name="_Toc241233628"/>
       <w:r>
         <w:lastRenderedPageBreak/>
         <w:t>3 PLANEJAMENTO DA SOLUÇÃO TECNOLÓGICA</w:t>
@@ -5899,7 +5899,7 @@
       <w:pPr>
         <w:pStyle w:val="Ttulo2"/>
       </w:pPr>
-      <w:bookmarkStart w:id="9" w:name="_Toc241227260"/>
+      <w:bookmarkStart w:id="9" w:name="_Toc241233629"/>
       <w:r>
         <w:t>3.1 Problema a ser resolvido</w:t>
       </w:r>
@@ -5926,7 +5926,7 @@
       <w:pPr>
         <w:pStyle w:val="Ttulo2"/>
       </w:pPr>
-      <w:bookmarkStart w:id="10" w:name="_Toc241227261"/>
+      <w:bookmarkStart w:id="10" w:name="_Toc241233630"/>
       <w:r>
         <w:t>3.2 Objetivos da solução</w:t>
       </w:r>
@@ -5964,7 +5964,7 @@
       <w:pPr>
         <w:pStyle w:val="Ttulo2"/>
       </w:pPr>
-      <w:bookmarkStart w:id="11" w:name="_Toc241227262"/>
+      <w:bookmarkStart w:id="11" w:name="_Toc241233631"/>
       <w:r>
         <w:t>3.3 Público-alvo</w:t>
       </w:r>
@@ -6009,7 +6009,7 @@
       <w:pPr>
         <w:pStyle w:val="Ttulo2"/>
       </w:pPr>
-      <w:bookmarkStart w:id="12" w:name="_Toc241227263"/>
+      <w:bookmarkStart w:id="12" w:name="_Toc241233632"/>
       <w:r>
         <w:t>3.4 Proposta de valor</w:t>
       </w:r>
@@ -6063,7 +6063,7 @@
       <w:pPr>
         <w:pStyle w:val="Ttulo2"/>
       </w:pPr>
-      <w:bookmarkStart w:id="13" w:name="_Toc241227264"/>
+      <w:bookmarkStart w:id="13" w:name="_Toc241233633"/>
       <w:r>
         <w:lastRenderedPageBreak/>
         <w:t>3.5 Benefícios esperados</w:t>
@@ -6617,7 +6617,7 @@
       <w:pPr>
         <w:pStyle w:val="Ttulo2"/>
       </w:pPr>
-      <w:bookmarkStart w:id="14" w:name="_Toc241227265"/>
+      <w:bookmarkStart w:id="14" w:name="_Toc241233634"/>
       <w:r>
         <w:t>3.6 Diferenciais competitivos</w:t>
       </w:r>
@@ -6680,7 +6680,7 @@
       <w:pPr>
         <w:pStyle w:val="Ttulo2"/>
       </w:pPr>
-      <w:bookmarkStart w:id="15" w:name="_Toc241227266"/>
+      <w:bookmarkStart w:id="15" w:name="_Toc241233635"/>
       <w:r>
         <w:t>3.7 Modelo de negócio e viabilidade</w:t>
       </w:r>
@@ -7147,7 +7147,7 @@
       <w:pPr>
         <w:pStyle w:val="Ttulo1"/>
       </w:pPr>
-      <w:bookmarkStart w:id="16" w:name="_Toc241227267"/>
+      <w:bookmarkStart w:id="16" w:name="_Toc241233636"/>
       <w:r>
         <w:lastRenderedPageBreak/>
         <w:t>4 RESPONSABILIDADE SOCIAL E DIVERSIDADE</w:t>
@@ -7169,7 +7169,7 @@
       <w:pPr>
         <w:pStyle w:val="Ttulo2"/>
       </w:pPr>
-      <w:bookmarkStart w:id="17" w:name="_Toc241227268"/>
+      <w:bookmarkStart w:id="17" w:name="_Toc241233637"/>
       <w:r>
         <w:t>4.1 Combate à discriminação</w:t>
       </w:r>
@@ -7223,7 +7223,7 @@
       <w:pPr>
         <w:pStyle w:val="Ttulo2"/>
       </w:pPr>
-      <w:bookmarkStart w:id="18" w:name="_Toc241227269"/>
+      <w:bookmarkStart w:id="18" w:name="_Toc241233638"/>
       <w:r>
         <w:t>4.2 Valorização da diversidade</w:t>
       </w:r>
@@ -7268,7 +7268,7 @@
       <w:pPr>
         <w:pStyle w:val="Ttulo2"/>
       </w:pPr>
-      <w:bookmarkStart w:id="19" w:name="_Toc241227270"/>
+      <w:bookmarkStart w:id="19" w:name="_Toc241233639"/>
       <w:r>
         <w:t>4.3 Recursos tecnológicos inclusivos</w:t>
       </w:r>
@@ -7331,7 +7331,7 @@
       <w:pPr>
         <w:pStyle w:val="Ttulo2"/>
       </w:pPr>
-      <w:bookmarkStart w:id="20" w:name="_Toc241227271"/>
+      <w:bookmarkStart w:id="20" w:name="_Toc241233640"/>
       <w:r>
         <w:lastRenderedPageBreak/>
         <w:t>4.4 Ações voltadas à acessibilidade</w:t>
@@ -7635,7 +7635,7 @@
       <w:pPr>
         <w:pStyle w:val="Ttulo2"/>
       </w:pPr>
-      <w:bookmarkStart w:id="21" w:name="_Toc241227272"/>
+      <w:bookmarkStart w:id="21" w:name="_Toc241233641"/>
       <w:r>
         <w:t>4.5 Tecnologia para a promoção da cidadania</w:t>
       </w:r>
@@ -7680,7 +7680,7 @@
       <w:pPr>
         <w:pStyle w:val="Ttulo2"/>
       </w:pPr>
-      <w:bookmarkStart w:id="22" w:name="_Toc241227273"/>
+      <w:bookmarkStart w:id="22" w:name="_Toc241233642"/>
       <w:r>
         <w:t>4.6 Farol de Evasão</w:t>
       </w:r>
@@ -8280,7 +8280,7 @@
           <w:noProof/>
         </w:rPr>
         <w:drawing>
-          <wp:inline distT="0" distB="0" distL="0" distR="0" wp14:anchorId="728BA24A" wp14:editId="2DE45415">
+          <wp:inline distT="0" distB="0" distL="0" distR="0" wp14:anchorId="6C5AFB98" wp14:editId="73B90034">
             <wp:extent cx="5400000" cy="2256548"/>
             <wp:effectExtent l="0" t="0" r="0" b="0"/>
             <wp:docPr id="2" name="Imagem 2"/>
@@ -8343,7 +8343,7 @@
       <w:pPr>
         <w:pStyle w:val="Ttulo1"/>
       </w:pPr>
-      <w:bookmarkStart w:id="23" w:name="_Toc241227274"/>
+      <w:bookmarkStart w:id="23" w:name="_Toc241233643"/>
       <w:r>
         <w:lastRenderedPageBreak/>
         <w:t>5 DESENVOLVIMENTO DA SOLUÇÃO WEB</w:t>
@@ -8365,7 +8365,7 @@
       <w:pPr>
         <w:pStyle w:val="Ttulo2"/>
       </w:pPr>
-      <w:bookmarkStart w:id="24" w:name="_Toc241227275"/>
+      <w:bookmarkStart w:id="24" w:name="_Toc241233644"/>
       <w:r>
         <w:t>5.1 Arquitetura da aplicação</w:t>
       </w:r>
@@ -8430,7 +8430,7 @@
           <w:noProof/>
         </w:rPr>
         <w:drawing>
-          <wp:inline distT="0" distB="0" distL="0" distR="0" wp14:anchorId="0BEBC48E" wp14:editId="3E2008E5">
+          <wp:inline distT="0" distB="0" distL="0" distR="0" wp14:anchorId="42B47FC6" wp14:editId="49C13D8F">
             <wp:extent cx="5400000" cy="2633929"/>
             <wp:effectExtent l="0" t="0" r="0" b="0"/>
             <wp:docPr id="3" name="Imagem 3"/>
@@ -8484,7 +8484,7 @@
       <w:pPr>
         <w:pStyle w:val="Ttulo2"/>
       </w:pPr>
-      <w:bookmarkStart w:id="25" w:name="_Toc241227276"/>
+      <w:bookmarkStart w:id="25" w:name="_Toc241233645"/>
       <w:r>
         <w:lastRenderedPageBreak/>
         <w:t>5.2 Interface de programação REST</w:t>
@@ -9409,7 +9409,7 @@
       <w:pPr>
         <w:pStyle w:val="Ttulo2"/>
       </w:pPr>
-      <w:bookmarkStart w:id="26" w:name="_Toc241227277"/>
+      <w:bookmarkStart w:id="26" w:name="_Toc241233646"/>
       <w:r>
         <w:t>5.3 Autenticação</w:t>
       </w:r>
@@ -9470,7 +9470,7 @@
       <w:pPr>
         <w:pStyle w:val="Ttulo2"/>
       </w:pPr>
-      <w:bookmarkStart w:id="27" w:name="_Toc241227278"/>
+      <w:bookmarkStart w:id="27" w:name="_Toc241233647"/>
       <w:r>
         <w:t>5.4 Segurança</w:t>
       </w:r>
@@ -9581,7 +9581,7 @@
       <w:pPr>
         <w:pStyle w:val="Ttulo2"/>
       </w:pPr>
-      <w:bookmarkStart w:id="28" w:name="_Toc241227279"/>
+      <w:bookmarkStart w:id="28" w:name="_Toc241233648"/>
       <w:r>
         <w:t>5.5 Estrutura administrativa</w:t>
       </w:r>
@@ -9623,7 +9623,7 @@
         </w:rPr>
         <w:lastRenderedPageBreak/>
         <w:drawing>
-          <wp:inline distT="0" distB="0" distL="0" distR="0" wp14:anchorId="529297D3" wp14:editId="04C64F36">
+          <wp:inline distT="0" distB="0" distL="0" distR="0" wp14:anchorId="7EE2C280" wp14:editId="05BF72E5">
             <wp:extent cx="5400000" cy="2680952"/>
             <wp:effectExtent l="0" t="0" r="0" b="5715"/>
             <wp:docPr id="4" name="Imagem 4"/>
@@ -9677,7 +9677,7 @@
       <w:pPr>
         <w:pStyle w:val="Ttulo2"/>
       </w:pPr>
-      <w:bookmarkStart w:id="29" w:name="_Toc241227280"/>
+      <w:bookmarkStart w:id="29" w:name="_Toc241233649"/>
       <w:r>
         <w:t>5.6 Assistente virtual</w:t>
       </w:r>
@@ -9782,7 +9782,7 @@
           <w:noProof/>
         </w:rPr>
         <w:drawing>
-          <wp:inline distT="0" distB="0" distL="0" distR="0" wp14:anchorId="764B48A7" wp14:editId="4DCA93E2">
+          <wp:inline distT="0" distB="0" distL="0" distR="0" wp14:anchorId="71222884" wp14:editId="3E71BC25">
             <wp:extent cx="5400000" cy="2645238"/>
             <wp:effectExtent l="0" t="0" r="0" b="3175"/>
             <wp:docPr id="5" name="Imagem 5"/>
@@ -9836,7 +9836,7 @@
       <w:pPr>
         <w:pStyle w:val="Ttulo2"/>
       </w:pPr>
-      <w:bookmarkStart w:id="30" w:name="_Toc241227281"/>
+      <w:bookmarkStart w:id="30" w:name="_Toc241233650"/>
       <w:r>
         <w:t>5.7 Integração entre módulos</w:t>
       </w:r>
@@ -9854,7 +9854,7 @@
       <w:pPr>
         <w:pStyle w:val="Ttulo2"/>
       </w:pPr>
-      <w:bookmarkStart w:id="31" w:name="_Toc241227282"/>
+      <w:bookmarkStart w:id="31" w:name="_Toc241233651"/>
       <w:r>
         <w:t>5.8 Correções decorrentes de teste em dispositivo real</w:t>
       </w:r>
@@ -9947,7 +9947,7 @@
       <w:pPr>
         <w:pStyle w:val="Ttulo1"/>
       </w:pPr>
-      <w:bookmarkStart w:id="32" w:name="_Toc241227283"/>
+      <w:bookmarkStart w:id="32" w:name="_Toc241233652"/>
       <w:r>
         <w:lastRenderedPageBreak/>
         <w:t>6 DESENVOLVIMENTO DA SOLUÇÃO MOBILE</w:t>
@@ -9969,7 +9969,7 @@
       <w:pPr>
         <w:pStyle w:val="Ttulo2"/>
       </w:pPr>
-      <w:bookmarkStart w:id="33" w:name="_Toc241227284"/>
+      <w:bookmarkStart w:id="33" w:name="_Toc241233653"/>
       <w:r>
         <w:t>6.1 Tecnologia adotada e justificativa</w:t>
       </w:r>
@@ -10022,7 +10022,7 @@
       <w:pPr>
         <w:pStyle w:val="Ttulo2"/>
       </w:pPr>
-      <w:bookmarkStart w:id="34" w:name="_Toc241227285"/>
+      <w:bookmarkStart w:id="34" w:name="_Toc241233654"/>
       <w:r>
         <w:t>6.2 Telas principais</w:t>
       </w:r>
@@ -10144,7 +10144,7 @@
               </w:rPr>
               <w:lastRenderedPageBreak/>
               <w:drawing>
-                <wp:inline distT="0" distB="0" distL="0" distR="0" wp14:anchorId="2BFFB2F9" wp14:editId="5A81E452">
+                <wp:inline distT="0" distB="0" distL="0" distR="0" wp14:anchorId="132C099A" wp14:editId="27D33750">
                   <wp:extent cx="1831474" cy="3960000"/>
                   <wp:effectExtent l="0" t="0" r="0" b="2540"/>
                   <wp:docPr id="7" name="Imagem 7"/>
@@ -10190,7 +10190,7 @@
                 <w:noProof/>
               </w:rPr>
               <w:drawing>
-                <wp:inline distT="0" distB="0" distL="0" distR="0" wp14:anchorId="6FF3324D" wp14:editId="412FFB89">
+                <wp:inline distT="0" distB="0" distL="0" distR="0" wp14:anchorId="28EDB93D" wp14:editId="559AAB61">
                   <wp:extent cx="1828973" cy="3960001"/>
                   <wp:effectExtent l="0" t="0" r="0" b="2540"/>
                   <wp:docPr id="6" name="Imagem 6"/>
@@ -10269,7 +10269,7 @@
               </w:rPr>
               <w:lastRenderedPageBreak/>
               <w:drawing>
-                <wp:inline distT="0" distB="0" distL="0" distR="0" wp14:anchorId="30219339" wp14:editId="3B2A2326">
+                <wp:inline distT="0" distB="0" distL="0" distR="0" wp14:anchorId="2A1E6BCA" wp14:editId="1CD9050F">
                   <wp:extent cx="1831474" cy="3960000"/>
                   <wp:effectExtent l="0" t="0" r="0" b="2540"/>
                   <wp:docPr id="9" name="Imagem 9"/>
@@ -10315,7 +10315,7 @@
                 <w:noProof/>
               </w:rPr>
               <w:drawing>
-                <wp:inline distT="0" distB="0" distL="0" distR="0" wp14:anchorId="35A4903F" wp14:editId="05966981">
+                <wp:inline distT="0" distB="0" distL="0" distR="0" wp14:anchorId="5E7C0131" wp14:editId="0F838616">
                   <wp:extent cx="1831474" cy="3960000"/>
                   <wp:effectExtent l="0" t="0" r="0" b="2540"/>
                   <wp:docPr id="8" name="Imagem 8"/>
@@ -10389,7 +10389,7 @@
       <w:pPr>
         <w:pStyle w:val="Ttulo2"/>
       </w:pPr>
-      <w:bookmarkStart w:id="35" w:name="_Toc241227286"/>
+      <w:bookmarkStart w:id="35" w:name="_Toc241233655"/>
       <w:r>
         <w:lastRenderedPageBreak/>
         <w:t>6.3 Fluxo de navegação</w:t>
@@ -10434,7 +10434,7 @@
       <w:pPr>
         <w:pStyle w:val="Ttulo2"/>
       </w:pPr>
-      <w:bookmarkStart w:id="36" w:name="_Toc241227287"/>
+      <w:bookmarkStart w:id="36" w:name="_Toc241233656"/>
       <w:r>
         <w:t>6.4 Autenticação e armazenamento seguro</w:t>
       </w:r>
@@ -10489,7 +10489,7 @@
       <w:pPr>
         <w:pStyle w:val="Ttulo2"/>
       </w:pPr>
-      <w:bookmarkStart w:id="37" w:name="_Toc241227288"/>
+      <w:bookmarkStart w:id="37" w:name="_Toc241233657"/>
       <w:r>
         <w:t>6.5 Sincronização de dados</w:t>
       </w:r>
@@ -10525,7 +10525,7 @@
       <w:pPr>
         <w:pStyle w:val="Ttulo2"/>
       </w:pPr>
-      <w:bookmarkStart w:id="38" w:name="_Toc241227289"/>
+      <w:bookmarkStart w:id="38" w:name="_Toc241233658"/>
       <w:r>
         <w:t>6.6 Integração com a interface de programação</w:t>
       </w:r>
@@ -10555,7 +10555,7 @@
       <w:pPr>
         <w:pStyle w:val="Ttulo2"/>
       </w:pPr>
-      <w:bookmarkStart w:id="39" w:name="_Toc241227290"/>
+      <w:bookmarkStart w:id="39" w:name="_Toc241233659"/>
       <w:r>
         <w:t>6.7 Acessibilidade no aplicativo</w:t>
       </w:r>
@@ -10586,7 +10586,7 @@
           <w:noProof/>
         </w:rPr>
         <w:drawing>
-          <wp:inline distT="0" distB="0" distL="0" distR="0" wp14:anchorId="5A03CF5A" wp14:editId="08075922">
+          <wp:inline distT="0" distB="0" distL="0" distR="0" wp14:anchorId="33AD21AD" wp14:editId="2E5C5F2E">
             <wp:extent cx="2497558" cy="5400000"/>
             <wp:effectExtent l="0" t="0" r="0" b="0"/>
             <wp:docPr id="10" name="Imagem 10"/>
@@ -10660,7 +10660,7 @@
       <w:pPr>
         <w:pStyle w:val="Ttulo2"/>
       </w:pPr>
-      <w:bookmarkStart w:id="40" w:name="_Toc241227291"/>
+      <w:bookmarkStart w:id="40" w:name="_Toc241233660"/>
       <w:r>
         <w:t>6.8 Verificação</w:t>
       </w:r>
@@ -10721,7 +10721,7 @@
       <w:pPr>
         <w:pStyle w:val="Ttulo1"/>
       </w:pPr>
-      <w:bookmarkStart w:id="41" w:name="_Toc241227292"/>
+      <w:bookmarkStart w:id="41" w:name="_Toc241233661"/>
       <w:r>
         <w:lastRenderedPageBreak/>
         <w:t>7 ARQUITETURA DE SOFTWARE</w:t>
@@ -10743,7 +10743,7 @@
       <w:pPr>
         <w:pStyle w:val="Ttulo2"/>
       </w:pPr>
-      <w:bookmarkStart w:id="42" w:name="_Toc241227293"/>
+      <w:bookmarkStart w:id="42" w:name="_Toc241233662"/>
       <w:r>
         <w:t>7.1 Situação inicial e motivação</w:t>
       </w:r>
@@ -10787,7 +10787,7 @@
       <w:pPr>
         <w:pStyle w:val="Ttulo2"/>
       </w:pPr>
-      <w:bookmarkStart w:id="43" w:name="_Toc241227294"/>
+      <w:bookmarkStart w:id="43" w:name="_Toc241233663"/>
       <w:r>
         <w:t>7.2 Organização em camadas</w:t>
       </w:r>
@@ -11139,7 +11139,7 @@
       <w:pPr>
         <w:pStyle w:val="Ttulo2"/>
       </w:pPr>
-      <w:bookmarkStart w:id="44" w:name="_Toc241227295"/>
+      <w:bookmarkStart w:id="44" w:name="_Toc241233664"/>
       <w:r>
         <w:lastRenderedPageBreak/>
         <w:t>7.3 Orientação a objetos</w:t>
@@ -11214,7 +11214,7 @@
       <w:pPr>
         <w:pStyle w:val="Ttulo2"/>
       </w:pPr>
-      <w:bookmarkStart w:id="45" w:name="_Toc241227296"/>
+      <w:bookmarkStart w:id="45" w:name="_Toc241233665"/>
       <w:r>
         <w:t>7.4 Modularização</w:t>
       </w:r>
@@ -11241,7 +11241,7 @@
       <w:pPr>
         <w:pStyle w:val="Ttulo2"/>
       </w:pPr>
-      <w:bookmarkStart w:id="46" w:name="_Toc241227297"/>
+      <w:bookmarkStart w:id="46" w:name="_Toc241233666"/>
       <w:r>
         <w:t>7.5 Verificação da refatoração</w:t>
       </w:r>
@@ -11276,7 +11276,7 @@
       <w:pPr>
         <w:pStyle w:val="Ttulo1"/>
       </w:pPr>
-      <w:bookmarkStart w:id="47" w:name="_Toc241227298"/>
+      <w:bookmarkStart w:id="47" w:name="_Toc241233667"/>
       <w:r>
         <w:lastRenderedPageBreak/>
         <w:t>8 PROJETO DO BANCO DE DADOS</w:t>
@@ -11298,7 +11298,7 @@
       <w:pPr>
         <w:pStyle w:val="Ttulo2"/>
       </w:pPr>
-      <w:bookmarkStart w:id="48" w:name="_Toc241227299"/>
+      <w:bookmarkStart w:id="48" w:name="_Toc241233668"/>
       <w:r>
         <w:t>8.1 Justificativa do modelo relacional</w:t>
       </w:r>
@@ -11333,7 +11333,7 @@
       <w:pPr>
         <w:pStyle w:val="Ttulo2"/>
       </w:pPr>
-      <w:bookmarkStart w:id="49" w:name="_Toc241227300"/>
+      <w:bookmarkStart w:id="49" w:name="_Toc241233669"/>
       <w:r>
         <w:t>8.2 Modelo conceitual</w:t>
       </w:r>
@@ -11364,7 +11364,7 @@
           <w:noProof/>
         </w:rPr>
         <w:drawing>
-          <wp:inline distT="0" distB="0" distL="0" distR="0" wp14:anchorId="5310AEB3" wp14:editId="26C3580F">
+          <wp:inline distT="0" distB="0" distL="0" distR="0" wp14:anchorId="00031F24" wp14:editId="70CA34BB">
             <wp:extent cx="5400000" cy="3639286"/>
             <wp:effectExtent l="0" t="0" r="0" b="0"/>
             <wp:docPr id="11" name="Imagem 11"/>
@@ -11430,7 +11430,7 @@
       <w:pPr>
         <w:pStyle w:val="Ttulo2"/>
       </w:pPr>
-      <w:bookmarkStart w:id="50" w:name="_Toc241227301"/>
+      <w:bookmarkStart w:id="50" w:name="_Toc241233670"/>
       <w:r>
         <w:t>8.3 Modelo lógico</w:t>
       </w:r>
@@ -11594,7 +11594,7 @@
       <w:pPr>
         <w:pStyle w:val="Ttulo2"/>
       </w:pPr>
-      <w:bookmarkStart w:id="51" w:name="_Toc241227302"/>
+      <w:bookmarkStart w:id="51" w:name="_Toc241233671"/>
       <w:r>
         <w:t>8.4 Modelo físico</w:t>
       </w:r>
@@ -11654,7 +11654,7 @@
         </w:rPr>
         <w:lastRenderedPageBreak/>
         <w:drawing>
-          <wp:inline distT="0" distB="0" distL="0" distR="0" wp14:anchorId="2314FFD7" wp14:editId="203AAE8C">
+          <wp:inline distT="0" distB="0" distL="0" distR="0" wp14:anchorId="04553007" wp14:editId="1A2EBDFE">
             <wp:extent cx="5400000" cy="4407738"/>
             <wp:effectExtent l="0" t="0" r="0" b="0"/>
             <wp:docPr id="12" name="Imagem 12"/>
@@ -12038,7 +12038,7 @@
       <w:pPr>
         <w:pStyle w:val="Ttulo2"/>
       </w:pPr>
-      <w:bookmarkStart w:id="52" w:name="_Toc241227303"/>
+      <w:bookmarkStart w:id="52" w:name="_Toc241233672"/>
       <w:r>
         <w:t>8.5 Procedimentos armazenados</w:t>
       </w:r>
@@ -12367,7 +12367,7 @@
       <w:pPr>
         <w:pStyle w:val="Ttulo2"/>
       </w:pPr>
-      <w:bookmarkStart w:id="53" w:name="_Toc241227304"/>
+      <w:bookmarkStart w:id="53" w:name="_Toc241233673"/>
       <w:r>
         <w:lastRenderedPageBreak/>
         <w:t>8.6 Gatilhos</w:t>
@@ -12688,7 +12688,7 @@
       <w:pPr>
         <w:pStyle w:val="Ttulo2"/>
       </w:pPr>
-      <w:bookmarkStart w:id="54" w:name="_Toc241227305"/>
+      <w:bookmarkStart w:id="54" w:name="_Toc241233674"/>
       <w:r>
         <w:t>8.7 Verificação</w:t>
       </w:r>
@@ -12781,7 +12781,7 @@
       <w:pPr>
         <w:pStyle w:val="Ttulo2"/>
       </w:pPr>
-      <w:bookmarkStart w:id="55" w:name="_Toc241227306"/>
+      <w:bookmarkStart w:id="55" w:name="_Toc241233675"/>
       <w:r>
         <w:t>8.8 Script completo</w:t>
       </w:r>
@@ -12865,7 +12865,7 @@
       <w:pPr>
         <w:pStyle w:val="Ttulo1"/>
       </w:pPr>
-      <w:bookmarkStart w:id="56" w:name="_Toc241227307"/>
+      <w:bookmarkStart w:id="56" w:name="_Toc241233676"/>
       <w:r>
         <w:lastRenderedPageBreak/>
         <w:t>9 INFRAESTRUTURA EM NUVEM E DEVOPS</w:t>
@@ -12887,7 +12887,7 @@
       <w:pPr>
         <w:pStyle w:val="Ttulo2"/>
       </w:pPr>
-      <w:bookmarkStart w:id="57" w:name="_Toc241227308"/>
+      <w:bookmarkStart w:id="57" w:name="_Toc241233677"/>
       <w:r>
         <w:t>9.1 Arquitetura em nuvem</w:t>
       </w:r>
@@ -12976,7 +12976,7 @@
       <w:pPr>
         <w:pStyle w:val="Ttulo2"/>
       </w:pPr>
-      <w:bookmarkStart w:id="58" w:name="_Toc241227309"/>
+      <w:bookmarkStart w:id="58" w:name="_Toc241233678"/>
       <w:r>
         <w:t>9.2 Serviços utilizados</w:t>
       </w:r>
@@ -13038,7 +13038,7 @@
       <w:pPr>
         <w:pStyle w:val="Ttulo2"/>
       </w:pPr>
-      <w:bookmarkStart w:id="59" w:name="_Toc241227310"/>
+      <w:bookmarkStart w:id="59" w:name="_Toc241233679"/>
       <w:r>
         <w:t>9.3 Contêineres</w:t>
       </w:r>
@@ -13145,7 +13145,7 @@
           <w:noProof/>
         </w:rPr>
         <w:drawing>
-          <wp:inline distT="0" distB="0" distL="0" distR="0" wp14:anchorId="63324489" wp14:editId="51C23D2D">
+          <wp:inline distT="0" distB="0" distL="0" distR="0" wp14:anchorId="703C088C" wp14:editId="6FD75A36">
             <wp:extent cx="5400000" cy="1433929"/>
             <wp:effectExtent l="0" t="0" r="0" b="0"/>
             <wp:docPr id="13" name="Imagem 13"/>
@@ -13199,7 +13199,7 @@
       <w:pPr>
         <w:pStyle w:val="Ttulo2"/>
       </w:pPr>
-      <w:bookmarkStart w:id="60" w:name="_Toc241227311"/>
+      <w:bookmarkStart w:id="60" w:name="_Toc241233680"/>
       <w:r>
         <w:t>9.4 Pipeline de integração e entrega contínuas</w:t>
       </w:r>
@@ -13287,7 +13287,7 @@
       <w:pPr>
         <w:pStyle w:val="Ttulo2"/>
       </w:pPr>
-      <w:bookmarkStart w:id="61" w:name="_Toc241227312"/>
+      <w:bookmarkStart w:id="61" w:name="_Toc241233681"/>
       <w:r>
         <w:t>9.5 Monitoramento</w:t>
       </w:r>
@@ -13332,7 +13332,7 @@
       <w:pPr>
         <w:pStyle w:val="Ttulo2"/>
       </w:pPr>
-      <w:bookmarkStart w:id="62" w:name="_Toc241227313"/>
+      <w:bookmarkStart w:id="62" w:name="_Toc241233682"/>
       <w:r>
         <w:lastRenderedPageBreak/>
         <w:t>9.6 Escalabilidade</w:t>
@@ -13351,7 +13351,7 @@
       <w:pPr>
         <w:pStyle w:val="Ttulo2"/>
       </w:pPr>
-      <w:bookmarkStart w:id="63" w:name="_Toc241227314"/>
+      <w:bookmarkStart w:id="63" w:name="_Toc241233683"/>
       <w:r>
         <w:t>9.7 Segurança da infraestrutura</w:t>
       </w:r>
@@ -13387,14 +13387,14 @@
         <w:ind w:firstLine="850"/>
       </w:pPr>
       <w:r>
-        <w:t>A política de segredos foi posta à prova: uma senha de administrador escrita em script de apresentação chegou ao repositório público. Tratada como comprometida, foi substituída, e a antiga passou a ser recusada. Para as contas de demonstração, criou-se script que troca senha e palavra-chave de recuperação, pois esta bastaria para redefinir aquela.</w:t>
+        <w:t>A política de segredos foi posta à prova: uma senha de administrador escrita em script de apresentação chegou ao repositório público. Tratada como comprometida, foi substituída. Nas contas de demonstração, trocaram-se senha e palavra-chave de recuperação; as antigas passaram a ser recusadas.</w:t>
       </w:r>
     </w:p>
     <w:p>
       <w:pPr>
         <w:pStyle w:val="Ttulo2"/>
       </w:pPr>
-      <w:bookmarkStart w:id="64" w:name="_Toc241227315"/>
+      <w:bookmarkStart w:id="64" w:name="_Toc241233684"/>
       <w:r>
         <w:t>9.8 Verificação do ambiente</w:t>
       </w:r>
@@ -13973,7 +13973,7 @@
       <w:pPr>
         <w:pStyle w:val="Ttulo1"/>
       </w:pPr>
-      <w:bookmarkStart w:id="65" w:name="_Toc241227316"/>
+      <w:bookmarkStart w:id="65" w:name="_Toc241233685"/>
       <w:r>
         <w:lastRenderedPageBreak/>
         <w:t>10 GERENCIAMENTO ÁGIL DO PROJETO</w:t>
@@ -13995,7 +13995,7 @@
       <w:pPr>
         <w:pStyle w:val="Ttulo2"/>
       </w:pPr>
-      <w:bookmarkStart w:id="66" w:name="_Toc241227317"/>
+      <w:bookmarkStart w:id="66" w:name="_Toc241233686"/>
       <w:r>
         <w:t>10.1 Metodologia adotada</w:t>
       </w:r>
@@ -14048,7 +14048,7 @@
       <w:pPr>
         <w:pStyle w:val="Ttulo2"/>
       </w:pPr>
-      <w:bookmarkStart w:id="67" w:name="_Toc241227318"/>
+      <w:bookmarkStart w:id="67" w:name="_Toc241233687"/>
       <w:r>
         <w:t>10.2 Papéis</w:t>
       </w:r>
@@ -14093,7 +14093,7 @@
       <w:pPr>
         <w:pStyle w:val="Ttulo2"/>
       </w:pPr>
-      <w:bookmarkStart w:id="68" w:name="_Toc241227319"/>
+      <w:bookmarkStart w:id="68" w:name="_Toc241233688"/>
       <w:r>
         <w:t>10.3 Product Backlog</w:t>
       </w:r>
@@ -15541,7 +15541,7 @@
       <w:pPr>
         <w:pStyle w:val="Ttulo2"/>
       </w:pPr>
-      <w:bookmarkStart w:id="69" w:name="_Toc241227320"/>
+      <w:bookmarkStart w:id="69" w:name="_Toc241233689"/>
       <w:r>
         <w:t>10.4 Sprint Backlog</w:t>
       </w:r>
@@ -16169,7 +16169,7 @@
       <w:pPr>
         <w:pStyle w:val="Ttulo2"/>
       </w:pPr>
-      <w:bookmarkStart w:id="70" w:name="_Toc241227321"/>
+      <w:bookmarkStart w:id="70" w:name="_Toc241233690"/>
       <w:r>
         <w:t>10.5 Cronograma</w:t>
       </w:r>
@@ -16728,7 +16728,7 @@
           <w:noProof/>
         </w:rPr>
         <w:drawing>
-          <wp:inline distT="0" distB="0" distL="0" distR="0" wp14:anchorId="5E328DF8" wp14:editId="75472AD9">
+          <wp:inline distT="0" distB="0" distL="0" distR="0" wp14:anchorId="6C5CE499" wp14:editId="41821C84">
             <wp:extent cx="5400000" cy="2986310"/>
             <wp:effectExtent l="0" t="0" r="0" b="5080"/>
             <wp:docPr id="14" name="Imagem 14"/>
@@ -16782,7 +16782,7 @@
       <w:pPr>
         <w:pStyle w:val="Ttulo2"/>
       </w:pPr>
-      <w:bookmarkStart w:id="71" w:name="_Toc241227322"/>
+      <w:bookmarkStart w:id="71" w:name="_Toc241233691"/>
       <w:r>
         <w:t>10.6 Definição de pronto</w:t>
       </w:r>
@@ -16817,7 +16817,7 @@
       <w:pPr>
         <w:pStyle w:val="Ttulo1"/>
       </w:pPr>
-      <w:bookmarkStart w:id="72" w:name="_Toc241227323"/>
+      <w:bookmarkStart w:id="72" w:name="_Toc241233692"/>
       <w:r>
         <w:lastRenderedPageBreak/>
         <w:t>11 CONCLUSÃO</w:t>
@@ -16923,7 +16923,7 @@
       <w:pPr>
         <w:pStyle w:val="Ttulo1"/>
       </w:pPr>
-      <w:bookmarkStart w:id="73" w:name="_Toc241227324"/>
+      <w:bookmarkStart w:id="73" w:name="_Toc241233693"/>
       <w:r>
         <w:lastRenderedPageBreak/>
         <w:t>REFERÊNCIAS</w:t>
@@ -17233,7 +17233,7 @@
           <w:noProof/>
         </w:rPr>
         <w:drawing>
-          <wp:inline distT="0" distB="0" distL="0" distR="0" wp14:anchorId="0309527F" wp14:editId="49C78F9E">
+          <wp:inline distT="0" distB="0" distL="0" distR="0" wp14:anchorId="55AA9A3D" wp14:editId="570C67D2">
             <wp:extent cx="4607242" cy="5400000"/>
             <wp:effectExtent l="0" t="0" r="3175" b="0"/>
             <wp:docPr id="15" name="Imagem 15"/>
@@ -17886,7 +17886,7 @@
     <w:link w:val="Ttulo1Char"/>
     <w:uiPriority w:val="9"/>
     <w:qFormat/>
-    <w:rsid w:val="009D44C9"/>
+    <w:rsid w:val="004E5EDB"/>
     <w:pPr>
       <w:keepNext/>
       <w:keepLines/>
@@ -17909,7 +17909,7 @@
     <w:uiPriority w:val="9"/>
     <w:unhideWhenUsed/>
     <w:qFormat/>
-    <w:rsid w:val="009D44C9"/>
+    <w:rsid w:val="004E5EDB"/>
     <w:pPr>
       <w:keepNext/>
       <w:keepLines/>
@@ -17932,7 +17932,7 @@
     <w:uiPriority w:val="9"/>
     <w:unhideWhenUsed/>
     <w:qFormat/>
-    <w:rsid w:val="009D44C9"/>
+    <w:rsid w:val="004E5EDB"/>
     <w:pPr>
       <w:keepNext/>
       <w:keepLines/>
@@ -17979,7 +17979,7 @@
     <w:basedOn w:val="Fontepargpadro"/>
     <w:link w:val="Ttulo1"/>
     <w:uiPriority w:val="9"/>
-    <w:rsid w:val="009D44C9"/>
+    <w:rsid w:val="004E5EDB"/>
     <w:rPr>
       <w:rFonts w:ascii="Times New Roman" w:eastAsiaTheme="majorEastAsia" w:hAnsi="Times New Roman" w:cs="Times New Roman"/>
       <w:b/>
@@ -17993,7 +17993,7 @@
     <w:basedOn w:val="Fontepargpadro"/>
     <w:link w:val="Ttulo2"/>
     <w:uiPriority w:val="9"/>
-    <w:rsid w:val="009D44C9"/>
+    <w:rsid w:val="004E5EDB"/>
     <w:rPr>
       <w:rFonts w:ascii="Times New Roman" w:eastAsiaTheme="majorEastAsia" w:hAnsi="Times New Roman" w:cs="Times New Roman"/>
       <w:b/>
@@ -18007,7 +18007,7 @@
     <w:basedOn w:val="Fontepargpadro"/>
     <w:link w:val="Ttulo3"/>
     <w:uiPriority w:val="9"/>
-    <w:rsid w:val="009D44C9"/>
+    <w:rsid w:val="004E5EDB"/>
     <w:rPr>
       <w:rFonts w:ascii="Times New Roman" w:eastAsiaTheme="majorEastAsia" w:hAnsi="Times New Roman" w:cs="Times New Roman"/>
       <w:i/>
@@ -18024,7 +18024,7 @@
     <w:uiPriority w:val="99"/>
     <w:semiHidden/>
     <w:unhideWhenUsed/>
-    <w:rsid w:val="009D44C9"/>
+    <w:rsid w:val="004E5EDB"/>
     <w:pPr>
       <w:spacing w:line="240" w:lineRule="auto"/>
       <w:ind w:left="240" w:hanging="240"/>
@@ -18036,7 +18036,7 @@
     <w:next w:val="Remissivo1"/>
     <w:uiPriority w:val="99"/>
     <w:unhideWhenUsed/>
-    <w:rsid w:val="009D44C9"/>
+    <w:rsid w:val="004E5EDB"/>
     <w:pPr>
       <w:spacing w:line="240" w:lineRule="auto"/>
       <w:jc w:val="center"/>
@@ -18054,7 +18054,7 @@
     <w:link w:val="CabealhoChar"/>
     <w:uiPriority w:val="99"/>
     <w:unhideWhenUsed/>
-    <w:rsid w:val="009D44C9"/>
+    <w:rsid w:val="004E5EDB"/>
     <w:pPr>
       <w:tabs>
         <w:tab w:val="center" w:pos="4252"/>
@@ -18068,7 +18068,7 @@
     <w:basedOn w:val="Fontepargpadro"/>
     <w:link w:val="Cabealho"/>
     <w:uiPriority w:val="99"/>
-    <w:rsid w:val="009D44C9"/>
+    <w:rsid w:val="004E5EDB"/>
     <w:rPr>
       <w:rFonts w:ascii="Times New Roman" w:hAnsi="Times New Roman" w:cs="Times New Roman"/>
       <w:sz w:val="24"/>
@@ -18080,7 +18080,7 @@
     <w:link w:val="RodapChar"/>
     <w:uiPriority w:val="99"/>
     <w:unhideWhenUsed/>
-    <w:rsid w:val="009D44C9"/>
+    <w:rsid w:val="004E5EDB"/>
     <w:pPr>
       <w:tabs>
         <w:tab w:val="center" w:pos="4252"/>
@@ -18094,7 +18094,7 @@
     <w:basedOn w:val="Fontepargpadro"/>
     <w:link w:val="Rodap"/>
     <w:uiPriority w:val="99"/>
-    <w:rsid w:val="009D44C9"/>
+    <w:rsid w:val="004E5EDB"/>
     <w:rPr>
       <w:rFonts w:ascii="Times New Roman" w:hAnsi="Times New Roman" w:cs="Times New Roman"/>
       <w:sz w:val="24"/>
@@ -18107,7 +18107,7 @@
     <w:autoRedefine/>
     <w:uiPriority w:val="39"/>
     <w:unhideWhenUsed/>
-    <w:rsid w:val="009D44C9"/>
+    <w:rsid w:val="004E5EDB"/>
     <w:pPr>
       <w:spacing w:after="100"/>
     </w:pPr>
@@ -18119,7 +18119,7 @@
     <w:autoRedefine/>
     <w:uiPriority w:val="39"/>
     <w:unhideWhenUsed/>
-    <w:rsid w:val="009D44C9"/>
+    <w:rsid w:val="004E5EDB"/>
     <w:pPr>
       <w:spacing w:after="100"/>
       <w:ind w:left="240"/>
